--- a/Project Report.docx
+++ b/Project Report.docx
@@ -42,10 +42,126 @@
           <w:sz w:val="64"/>
           <w:szCs w:val="64"/>
         </w:rPr>
-        <w:t xml:space="preserve">Phase – </w:t>
-      </w:r>
-      <w:proofErr w:type="gramStart"/>
-      <w:r>
+        <w:t>Abstract</w:t>
+      </w:r>
+    </w:p>
+    <w:p>
+      <w:pPr>
+        <w:rPr>
+          <w:rFonts w:ascii="Poppins" w:hAnsi="Poppins" w:cs="Poppins"/>
+          <w:sz w:val="26"/>
+          <w:szCs w:val="26"/>
+        </w:rPr>
+      </w:pPr>
+      <w:r>
+        <w:rPr>
+          <w:rFonts w:ascii="Poppins" w:hAnsi="Poppins" w:cs="Poppins"/>
+          <w:sz w:val="26"/>
+          <w:szCs w:val="26"/>
+        </w:rPr>
+        <w:t xml:space="preserve">This project </w:t>
+      </w:r>
+      <w:r>
+        <w:rPr>
+          <w:rFonts w:ascii="Poppins" w:hAnsi="Poppins" w:cs="Poppins"/>
+          <w:sz w:val="26"/>
+          <w:szCs w:val="26"/>
+        </w:rPr>
+        <w:t>analyses</w:t>
+      </w:r>
+      <w:r>
+        <w:rPr>
+          <w:rFonts w:ascii="Poppins" w:hAnsi="Poppins" w:cs="Poppins"/>
+          <w:sz w:val="26"/>
+          <w:szCs w:val="26"/>
+        </w:rPr>
+        <w:t xml:space="preserve"> the World Development Indicators dataset from the World Bank, focusing on financial inclusion, health, poverty, education, and social protection metrics for Pakistan, with comparisons to developed countries. The study addresses research questions exploring the impact of financial stability on poverty and education, the relationship between education and social protection issues, and how poverty affects health outcomes. Through exploratory data analysis (EDA), data preprocessing, and correlation analysis, significant trends and relationships were identified, such as strong correlations between financial access indicators and price indices, and links between education </w:t>
+      </w:r>
+      <w:r>
+        <w:rPr>
+          <w:rFonts w:ascii="Poppins" w:hAnsi="Poppins" w:cs="Poppins"/>
+          <w:sz w:val="26"/>
+          <w:szCs w:val="26"/>
+        </w:rPr>
+        <w:t>enrolment</w:t>
+      </w:r>
+      <w:r>
+        <w:rPr>
+          <w:rFonts w:ascii="Poppins" w:hAnsi="Poppins" w:cs="Poppins"/>
+          <w:sz w:val="26"/>
+          <w:szCs w:val="26"/>
+        </w:rPr>
+        <w:t xml:space="preserve"> and poverty reduction. Challenges like missing data and cross-country comparability were addressed using imputation and normalization techniques. The findings highlight persistent gender disparities, high child </w:t>
+      </w:r>
+      <w:r>
+        <w:rPr>
+          <w:rFonts w:ascii="Poppins" w:hAnsi="Poppins" w:cs="Poppins"/>
+          <w:sz w:val="26"/>
+          <w:szCs w:val="26"/>
+        </w:rPr>
+        <w:t>labour</w:t>
+      </w:r>
+      <w:r>
+        <w:rPr>
+          <w:rFonts w:ascii="Poppins" w:hAnsi="Poppins" w:cs="Poppins"/>
+          <w:sz w:val="26"/>
+          <w:szCs w:val="26"/>
+        </w:rPr>
+        <w:t xml:space="preserve"> rates, and the need for targeted policy interventions to enhance financial inclusion, education access, and social protection in Pakistan, offering a data-driven foundation for sustainable development strategies.</w:t>
+      </w:r>
+    </w:p>
+    <w:p>
+      <w:pPr>
+        <w:rPr>
+          <w:rFonts w:ascii="Poppins" w:hAnsi="Poppins" w:cs="Poppins"/>
+          <w:sz w:val="26"/>
+          <w:szCs w:val="26"/>
+        </w:rPr>
+      </w:pPr>
+      <w:r>
+        <w:rPr>
+          <w:rFonts w:ascii="Poppins" w:hAnsi="Poppins" w:cs="Poppins"/>
+          <w:sz w:val="26"/>
+          <w:szCs w:val="26"/>
+        </w:rPr>
+        <w:br w:type="page"/>
+      </w:r>
+    </w:p>
+    <w:p>
+      <w:pPr>
+        <w:rPr>
+          <w:rFonts w:ascii="Poppins" w:hAnsi="Poppins" w:cs="Poppins"/>
+          <w:b/>
+          <w:bCs/>
+          <w:sz w:val="26"/>
+          <w:szCs w:val="26"/>
+        </w:rPr>
+      </w:pPr>
+    </w:p>
+    <w:p>
+      <w:pPr>
+        <w:rPr>
+          <w:rFonts w:ascii="Poppins" w:hAnsi="Poppins" w:cs="Poppins"/>
+          <w:b/>
+          <w:bCs/>
+          <w:sz w:val="26"/>
+          <w:szCs w:val="26"/>
+        </w:rPr>
+      </w:pPr>
+    </w:p>
+    <w:p>
+      <w:pPr>
+        <w:rPr>
+          <w:rFonts w:ascii="Poppins" w:hAnsi="Poppins" w:cs="Poppins"/>
+          <w:b/>
+          <w:bCs/>
+          <w:sz w:val="26"/>
+          <w:szCs w:val="26"/>
+        </w:rPr>
+      </w:pPr>
+    </w:p>
+    <w:p>
+      <w:pPr>
         <w:rPr>
           <w:rFonts w:ascii="Poppins" w:hAnsi="Poppins" w:cs="Poppins"/>
           <w:b/>
@@ -53,9 +169,7 @@
           <w:sz w:val="64"/>
           <w:szCs w:val="64"/>
         </w:rPr>
-        <w:t>I :</w:t>
-      </w:r>
-      <w:proofErr w:type="gramEnd"/>
+      </w:pPr>
       <w:r>
         <w:rPr>
           <w:rFonts w:ascii="Poppins" w:hAnsi="Poppins" w:cs="Poppins"/>
@@ -64,7 +178,127 @@
           <w:sz w:val="64"/>
           <w:szCs w:val="64"/>
         </w:rPr>
-        <w:t xml:space="preserve"> Project Proposal.</w:t>
+        <w:t>Introduction</w:t>
+      </w:r>
+    </w:p>
+    <w:p>
+      <w:pPr>
+        <w:rPr>
+          <w:rFonts w:ascii="Poppins" w:hAnsi="Poppins" w:cs="Poppins"/>
+          <w:sz w:val="26"/>
+          <w:szCs w:val="26"/>
+        </w:rPr>
+      </w:pPr>
+      <w:r>
+        <w:rPr>
+          <w:rFonts w:ascii="Poppins" w:hAnsi="Poppins" w:cs="Poppins"/>
+          <w:sz w:val="26"/>
+          <w:szCs w:val="26"/>
+        </w:rPr>
+        <w:t xml:space="preserve">The World Development Indicators dataset from the World Bank offers a robust platform for </w:t>
+      </w:r>
+      <w:proofErr w:type="spellStart"/>
+      <w:r>
+        <w:rPr>
+          <w:rFonts w:ascii="Poppins" w:hAnsi="Poppins" w:cs="Poppins"/>
+          <w:sz w:val="26"/>
+          <w:szCs w:val="26"/>
+        </w:rPr>
+        <w:t>analyzing</w:t>
+      </w:r>
+      <w:proofErr w:type="spellEnd"/>
+      <w:r>
+        <w:rPr>
+          <w:rFonts w:ascii="Poppins" w:hAnsi="Poppins" w:cs="Poppins"/>
+          <w:sz w:val="26"/>
+          <w:szCs w:val="26"/>
+        </w:rPr>
+        <w:t xml:space="preserve"> socio-economic trends, particularly in developing nations like Pakistan. This project examines key indicators—financial inclusion, health, poverty, education, and social protection—while comparing Pakistan’s performance with developed countries to highlight disparities and inform policy solutions. The problem statement </w:t>
+      </w:r>
+      <w:proofErr w:type="spellStart"/>
+      <w:r>
+        <w:rPr>
+          <w:rFonts w:ascii="Poppins" w:hAnsi="Poppins" w:cs="Poppins"/>
+          <w:sz w:val="26"/>
+          <w:szCs w:val="26"/>
+        </w:rPr>
+        <w:t>centers</w:t>
+      </w:r>
+      <w:proofErr w:type="spellEnd"/>
+      <w:r>
+        <w:rPr>
+          <w:rFonts w:ascii="Poppins" w:hAnsi="Poppins" w:cs="Poppins"/>
+          <w:sz w:val="26"/>
+          <w:szCs w:val="26"/>
+        </w:rPr>
+        <w:t xml:space="preserve"> on understanding how financial stability influences poverty levels, education rates, and health outcomes in Pakistan, alongside exploring the relationship between education and social protection issues, such as child </w:t>
+      </w:r>
+      <w:proofErr w:type="spellStart"/>
+      <w:r>
+        <w:rPr>
+          <w:rFonts w:ascii="Poppins" w:hAnsi="Poppins" w:cs="Poppins"/>
+          <w:sz w:val="26"/>
+          <w:szCs w:val="26"/>
+        </w:rPr>
+        <w:t>labor</w:t>
+      </w:r>
+      <w:proofErr w:type="spellEnd"/>
+      <w:r>
+        <w:rPr>
+          <w:rFonts w:ascii="Poppins" w:hAnsi="Poppins" w:cs="Poppins"/>
+          <w:sz w:val="26"/>
+          <w:szCs w:val="26"/>
+        </w:rPr>
+        <w:t xml:space="preserve"> and gender disparities. Additionally, it seeks to identify why Pakistan struggles to emulate developed nations in leveraging financial resources to improve lower socioeconomic conditions. By employing exploratory data analysis, preprocessing, and correlation analysis, this study aims to uncover significant trends and relationships, addressing challenges like missing data and cross-country comparability to provide data-driven insights for sustainable development in Pakistan.</w:t>
+      </w:r>
+    </w:p>
+    <w:p>
+      <w:pPr>
+        <w:rPr>
+          <w:rFonts w:ascii="Poppins" w:hAnsi="Poppins" w:cs="Poppins"/>
+          <w:sz w:val="26"/>
+          <w:szCs w:val="26"/>
+        </w:rPr>
+      </w:pPr>
+      <w:r>
+        <w:rPr>
+          <w:rFonts w:ascii="Poppins" w:hAnsi="Poppins" w:cs="Poppins"/>
+          <w:sz w:val="26"/>
+          <w:szCs w:val="26"/>
+        </w:rPr>
+        <w:br w:type="page"/>
+      </w:r>
+    </w:p>
+    <w:p>
+      <w:pPr>
+        <w:rPr>
+          <w:rFonts w:ascii="Poppins" w:hAnsi="Poppins" w:cs="Poppins"/>
+          <w:b/>
+          <w:bCs/>
+          <w:sz w:val="64"/>
+          <w:szCs w:val="64"/>
+        </w:rPr>
+      </w:pPr>
+    </w:p>
+    <w:p>
+      <w:pPr>
+        <w:rPr>
+          <w:rFonts w:ascii="Poppins" w:hAnsi="Poppins" w:cs="Poppins"/>
+          <w:b/>
+          <w:bCs/>
+          <w:sz w:val="64"/>
+          <w:szCs w:val="64"/>
+        </w:rPr>
+      </w:pPr>
+      <w:r>
+        <w:rPr>
+          <w:rFonts w:ascii="Poppins" w:hAnsi="Poppins" w:cs="Poppins"/>
+          <w:b/>
+          <w:bCs/>
+          <w:sz w:val="64"/>
+          <w:szCs w:val="64"/>
+        </w:rPr>
+        <w:t>Phase – I : Project Proposal.</w:t>
       </w:r>
     </w:p>
     <w:p>
@@ -1117,29 +1351,7 @@
           <w:sz w:val="64"/>
           <w:szCs w:val="64"/>
         </w:rPr>
-        <w:t xml:space="preserve">Phase – </w:t>
-      </w:r>
-      <w:proofErr w:type="gramStart"/>
-      <w:r>
-        <w:rPr>
-          <w:rFonts w:ascii="Poppins" w:hAnsi="Poppins" w:cs="Poppins"/>
-          <w:b/>
-          <w:bCs/>
-          <w:sz w:val="64"/>
-          <w:szCs w:val="64"/>
-        </w:rPr>
-        <w:t>II :</w:t>
-      </w:r>
-      <w:proofErr w:type="gramEnd"/>
-      <w:r>
-        <w:rPr>
-          <w:rFonts w:ascii="Poppins" w:hAnsi="Poppins" w:cs="Poppins"/>
-          <w:b/>
-          <w:bCs/>
-          <w:sz w:val="64"/>
-          <w:szCs w:val="64"/>
-        </w:rPr>
-        <w:t xml:space="preserve"> Exploratory Data Analysis (EDA)</w:t>
+        <w:t>Phase – II : Exploratory Data Analysis (EDA)</w:t>
       </w:r>
     </w:p>
     <w:p>
@@ -2340,25 +2552,7 @@
           <w:szCs w:val="26"/>
         </w:rPr>
         <w:lastRenderedPageBreak/>
-        <w:t>Educational attainment (bachelor’s: SE.TER.CUAT.BA.ZS; lower secondary: SE.SEC.CUAT.</w:t>
-      </w:r>
-      <w:proofErr w:type="gramStart"/>
-      <w:r>
-        <w:rPr>
-          <w:rFonts w:ascii="Poppins" w:hAnsi="Poppins" w:cs="Poppins"/>
-          <w:sz w:val="26"/>
-          <w:szCs w:val="26"/>
-        </w:rPr>
-        <w:t>LO.ZS</w:t>
-      </w:r>
-      <w:proofErr w:type="gramEnd"/>
-      <w:r>
-        <w:rPr>
-          <w:rFonts w:ascii="Poppins" w:hAnsi="Poppins" w:cs="Poppins"/>
-          <w:sz w:val="26"/>
-          <w:szCs w:val="26"/>
-        </w:rPr>
-        <w:t>).</w:t>
+        <w:t>Educational attainment (bachelor’s: SE.TER.CUAT.BA.ZS; lower secondary: SE.SEC.CUAT.LO.ZS).</w:t>
       </w:r>
     </w:p>
     <w:p>
@@ -3236,7 +3430,7 @@
         </w:rPr>
         <w:lastRenderedPageBreak/>
         <w:drawing>
-          <wp:inline distT="0" distB="0" distL="0" distR="0" wp14:anchorId="37DD0146" wp14:editId="3F9BF6AE">
+          <wp:inline distT="0" distB="0" distL="0" distR="0" wp14:anchorId="37DD0146" wp14:editId="03CCF450">
             <wp:extent cx="5731510" cy="4082415"/>
             <wp:effectExtent l="0" t="0" r="2540" b="0"/>
             <wp:docPr id="20441262" name="Picture 1"/>
@@ -3352,34 +3546,7 @@
           <w:sz w:val="26"/>
           <w:szCs w:val="26"/>
         </w:rPr>
-        <w:t xml:space="preserve">Details: You selected the first five features using </w:t>
-      </w:r>
-      <w:proofErr w:type="gramStart"/>
-      <w:r>
-        <w:rPr>
-          <w:rFonts w:ascii="Poppins" w:hAnsi="Poppins" w:cs="Poppins"/>
-          <w:sz w:val="26"/>
-          <w:szCs w:val="26"/>
-        </w:rPr>
-        <w:t>data[</w:t>
-      </w:r>
-      <w:proofErr w:type="gramEnd"/>
-      <w:r>
-        <w:rPr>
-          <w:rFonts w:ascii="Poppins" w:hAnsi="Poppins" w:cs="Poppins"/>
-          <w:sz w:val="26"/>
-          <w:szCs w:val="26"/>
-        </w:rPr>
-        <w:t>'Series Name'</w:t>
-      </w:r>
-      <w:proofErr w:type="gramStart"/>
-      <w:r>
-        <w:rPr>
-          <w:rFonts w:ascii="Poppins" w:hAnsi="Poppins" w:cs="Poppins"/>
-          <w:sz w:val="26"/>
-          <w:szCs w:val="26"/>
-        </w:rPr>
-        <w:t>].</w:t>
+        <w:t>Details: You selected the first five features using data['Series Name'].</w:t>
       </w:r>
       <w:proofErr w:type="spellStart"/>
       <w:r>
@@ -3391,7 +3558,6 @@
         <w:t>iloc</w:t>
       </w:r>
       <w:proofErr w:type="spellEnd"/>
-      <w:proofErr w:type="gramEnd"/>
       <w:r>
         <w:rPr>
           <w:rFonts w:ascii="Poppins" w:hAnsi="Poppins" w:cs="Poppins"/>
@@ -4134,9 +4300,8 @@
           <w:sz w:val="64"/>
           <w:szCs w:val="64"/>
         </w:rPr>
-        <w:t xml:space="preserve">Phase – </w:t>
-      </w:r>
-      <w:proofErr w:type="gramStart"/>
+        <w:t>Phase – III</w:t>
+      </w:r>
       <w:r>
         <w:rPr>
           <w:rFonts w:ascii="Poppins" w:hAnsi="Poppins" w:cs="Poppins"/>
@@ -4145,28 +4310,7 @@
           <w:sz w:val="64"/>
           <w:szCs w:val="64"/>
         </w:rPr>
-        <w:t>III</w:t>
-      </w:r>
-      <w:r>
-        <w:rPr>
-          <w:rFonts w:ascii="Poppins" w:hAnsi="Poppins" w:cs="Poppins"/>
-          <w:b/>
-          <w:bCs/>
-          <w:sz w:val="64"/>
-          <w:szCs w:val="64"/>
-        </w:rPr>
-        <w:t xml:space="preserve"> :</w:t>
-      </w:r>
-      <w:proofErr w:type="gramEnd"/>
-      <w:r>
-        <w:rPr>
-          <w:rFonts w:ascii="Poppins" w:hAnsi="Poppins" w:cs="Poppins"/>
-          <w:b/>
-          <w:bCs/>
-          <w:sz w:val="64"/>
-          <w:szCs w:val="64"/>
-        </w:rPr>
-        <w:t xml:space="preserve"> Data Preprocessing</w:t>
+        <w:t xml:space="preserve"> : Data Preprocessing</w:t>
       </w:r>
     </w:p>
     <w:p>
@@ -6406,7 +6550,7 @@
           <w:lang w:val="en-US"/>
         </w:rPr>
         <w:drawing>
-          <wp:inline distT="0" distB="0" distL="0" distR="0" wp14:anchorId="6AF38CC3" wp14:editId="30517255">
+          <wp:inline distT="0" distB="0" distL="0" distR="0" wp14:anchorId="6AF38CC3" wp14:editId="5159F9B2">
             <wp:extent cx="5731510" cy="2456180"/>
             <wp:effectExtent l="0" t="0" r="2540" b="1270"/>
             <wp:docPr id="577306061" name="Picture 7"/>

--- a/Project Report.docx
+++ b/Project Report.docx
@@ -59,55 +59,7 @@
           <w:sz w:val="26"/>
           <w:szCs w:val="26"/>
         </w:rPr>
-        <w:t xml:space="preserve">This project </w:t>
-      </w:r>
-      <w:r>
-        <w:rPr>
-          <w:rFonts w:ascii="Poppins" w:hAnsi="Poppins" w:cs="Poppins"/>
-          <w:sz w:val="26"/>
-          <w:szCs w:val="26"/>
-        </w:rPr>
-        <w:t>analyses</w:t>
-      </w:r>
-      <w:r>
-        <w:rPr>
-          <w:rFonts w:ascii="Poppins" w:hAnsi="Poppins" w:cs="Poppins"/>
-          <w:sz w:val="26"/>
-          <w:szCs w:val="26"/>
-        </w:rPr>
-        <w:t xml:space="preserve"> the World Development Indicators dataset from the World Bank, focusing on financial inclusion, health, poverty, education, and social protection metrics for Pakistan, with comparisons to developed countries. The study addresses research questions exploring the impact of financial stability on poverty and education, the relationship between education and social protection issues, and how poverty affects health outcomes. Through exploratory data analysis (EDA), data preprocessing, and correlation analysis, significant trends and relationships were identified, such as strong correlations between financial access indicators and price indices, and links between education </w:t>
-      </w:r>
-      <w:r>
-        <w:rPr>
-          <w:rFonts w:ascii="Poppins" w:hAnsi="Poppins" w:cs="Poppins"/>
-          <w:sz w:val="26"/>
-          <w:szCs w:val="26"/>
-        </w:rPr>
-        <w:t>enrolment</w:t>
-      </w:r>
-      <w:r>
-        <w:rPr>
-          <w:rFonts w:ascii="Poppins" w:hAnsi="Poppins" w:cs="Poppins"/>
-          <w:sz w:val="26"/>
-          <w:szCs w:val="26"/>
-        </w:rPr>
-        <w:t xml:space="preserve"> and poverty reduction. Challenges like missing data and cross-country comparability were addressed using imputation and normalization techniques. The findings highlight persistent gender disparities, high child </w:t>
-      </w:r>
-      <w:r>
-        <w:rPr>
-          <w:rFonts w:ascii="Poppins" w:hAnsi="Poppins" w:cs="Poppins"/>
-          <w:sz w:val="26"/>
-          <w:szCs w:val="26"/>
-        </w:rPr>
-        <w:t>labour</w:t>
-      </w:r>
-      <w:r>
-        <w:rPr>
-          <w:rFonts w:ascii="Poppins" w:hAnsi="Poppins" w:cs="Poppins"/>
-          <w:sz w:val="26"/>
-          <w:szCs w:val="26"/>
-        </w:rPr>
-        <w:t xml:space="preserve"> rates, and the need for targeted policy interventions to enhance financial inclusion, education access, and social protection in Pakistan, offering a data-driven foundation for sustainable development strategies.</w:t>
+        <w:t>This project analyses the World Development Indicators dataset from the World Bank, focusing on financial inclusion, health, poverty, education, and social protection metrics for Pakistan, with comparisons to developed countries. The study addresses research questions exploring the impact of financial stability on poverty and education, the relationship between education and social protection issues, and how poverty affects health outcomes. Through exploratory data analysis (EDA), data preprocessing, and correlation analysis, significant trends and relationships were identified, such as strong correlations between financial access indicators and price indices, and links between education enrolment and poverty reduction. Challenges like missing data and cross-country comparability were addressed using imputation and normalization techniques. The findings highlight persistent gender disparities, high child labour rates, and the need for targeted policy interventions to enhance financial inclusion, education access, and social protection in Pakistan, offering a data-driven foundation for sustainable development strategies.</w:t>
       </w:r>
     </w:p>
     <w:p>
@@ -298,7 +250,29 @@
           <w:sz w:val="64"/>
           <w:szCs w:val="64"/>
         </w:rPr>
-        <w:t>Phase – I : Project Proposal.</w:t>
+        <w:t xml:space="preserve">Phase – </w:t>
+      </w:r>
+      <w:proofErr w:type="gramStart"/>
+      <w:r>
+        <w:rPr>
+          <w:rFonts w:ascii="Poppins" w:hAnsi="Poppins" w:cs="Poppins"/>
+          <w:b/>
+          <w:bCs/>
+          <w:sz w:val="64"/>
+          <w:szCs w:val="64"/>
+        </w:rPr>
+        <w:t>I :</w:t>
+      </w:r>
+      <w:proofErr w:type="gramEnd"/>
+      <w:r>
+        <w:rPr>
+          <w:rFonts w:ascii="Poppins" w:hAnsi="Poppins" w:cs="Poppins"/>
+          <w:b/>
+          <w:bCs/>
+          <w:sz w:val="64"/>
+          <w:szCs w:val="64"/>
+        </w:rPr>
+        <w:t xml:space="preserve"> Project Proposal.</w:t>
       </w:r>
     </w:p>
     <w:p>
@@ -366,7 +340,25 @@
           <w:sz w:val="26"/>
           <w:szCs w:val="26"/>
         </w:rPr>
-        <w:t xml:space="preserve">Write a brief proposal including: o Dataset source and description </w:t>
+        <w:t xml:space="preserve">Write a brief proposal </w:t>
+      </w:r>
+      <w:proofErr w:type="gramStart"/>
+      <w:r>
+        <w:rPr>
+          <w:rFonts w:ascii="Poppins" w:hAnsi="Poppins" w:cs="Poppins"/>
+          <w:sz w:val="26"/>
+          <w:szCs w:val="26"/>
+        </w:rPr>
+        <w:t>including:</w:t>
+      </w:r>
+      <w:proofErr w:type="gramEnd"/>
+      <w:r>
+        <w:rPr>
+          <w:rFonts w:ascii="Poppins" w:hAnsi="Poppins" w:cs="Poppins"/>
+          <w:sz w:val="26"/>
+          <w:szCs w:val="26"/>
+        </w:rPr>
+        <w:t xml:space="preserve"> o Dataset source and description </w:t>
       </w:r>
       <w:proofErr w:type="spellStart"/>
       <w:r>
@@ -1351,7 +1343,29 @@
           <w:sz w:val="64"/>
           <w:szCs w:val="64"/>
         </w:rPr>
-        <w:t>Phase – II : Exploratory Data Analysis (EDA)</w:t>
+        <w:t xml:space="preserve">Phase – </w:t>
+      </w:r>
+      <w:proofErr w:type="gramStart"/>
+      <w:r>
+        <w:rPr>
+          <w:rFonts w:ascii="Poppins" w:hAnsi="Poppins" w:cs="Poppins"/>
+          <w:b/>
+          <w:bCs/>
+          <w:sz w:val="64"/>
+          <w:szCs w:val="64"/>
+        </w:rPr>
+        <w:t>II :</w:t>
+      </w:r>
+      <w:proofErr w:type="gramEnd"/>
+      <w:r>
+        <w:rPr>
+          <w:rFonts w:ascii="Poppins" w:hAnsi="Poppins" w:cs="Poppins"/>
+          <w:b/>
+          <w:bCs/>
+          <w:sz w:val="64"/>
+          <w:szCs w:val="64"/>
+        </w:rPr>
+        <w:t xml:space="preserve"> Exploratory Data Analysis (EDA)</w:t>
       </w:r>
     </w:p>
     <w:p>
@@ -1597,7 +1611,61 @@
           <w:sz w:val="26"/>
           <w:szCs w:val="26"/>
         </w:rPr>
-        <w:t>Account ownership at financial institutions or mobile-money providers (% of population 15+, total: FX.OWN.TOTL.ZS, female: FX.OWN.TOTL.FE.ZS, male: FX.OWN.TOTL.MA.ZS, poorest 40%: FX.OWN.TOTL.40.ZS).</w:t>
+        <w:t xml:space="preserve">Account ownership at financial institutions or mobile-money providers (% of population 15+, total: </w:t>
+      </w:r>
+      <w:proofErr w:type="gramStart"/>
+      <w:r>
+        <w:rPr>
+          <w:rFonts w:ascii="Poppins" w:hAnsi="Poppins" w:cs="Poppins"/>
+          <w:sz w:val="26"/>
+          <w:szCs w:val="26"/>
+        </w:rPr>
+        <w:t>FX.OWN.TOTL.ZS</w:t>
+      </w:r>
+      <w:proofErr w:type="gramEnd"/>
+      <w:r>
+        <w:rPr>
+          <w:rFonts w:ascii="Poppins" w:hAnsi="Poppins" w:cs="Poppins"/>
+          <w:sz w:val="26"/>
+          <w:szCs w:val="26"/>
+        </w:rPr>
+        <w:t>, female: FX.OWN.TOTL.</w:t>
+      </w:r>
+      <w:proofErr w:type="gramStart"/>
+      <w:r>
+        <w:rPr>
+          <w:rFonts w:ascii="Poppins" w:hAnsi="Poppins" w:cs="Poppins"/>
+          <w:sz w:val="26"/>
+          <w:szCs w:val="26"/>
+        </w:rPr>
+        <w:t>FE.ZS</w:t>
+      </w:r>
+      <w:proofErr w:type="gramEnd"/>
+      <w:r>
+        <w:rPr>
+          <w:rFonts w:ascii="Poppins" w:hAnsi="Poppins" w:cs="Poppins"/>
+          <w:sz w:val="26"/>
+          <w:szCs w:val="26"/>
+        </w:rPr>
+        <w:t>, male: FX.OWN.TOTL.MA.ZS, poorest 40%: FX.OWN.TOTL.</w:t>
+      </w:r>
+      <w:proofErr w:type="gramStart"/>
+      <w:r>
+        <w:rPr>
+          <w:rFonts w:ascii="Poppins" w:hAnsi="Poppins" w:cs="Poppins"/>
+          <w:sz w:val="26"/>
+          <w:szCs w:val="26"/>
+        </w:rPr>
+        <w:t>40.ZS</w:t>
+      </w:r>
+      <w:proofErr w:type="gramEnd"/>
+      <w:r>
+        <w:rPr>
+          <w:rFonts w:ascii="Poppins" w:hAnsi="Poppins" w:cs="Poppins"/>
+          <w:sz w:val="26"/>
+          <w:szCs w:val="26"/>
+        </w:rPr>
+        <w:t>).</w:t>
       </w:r>
     </w:p>
     <w:p>
@@ -1618,7 +1686,25 @@
           <w:sz w:val="26"/>
           <w:szCs w:val="26"/>
         </w:rPr>
-        <w:t>ATMs per 100,000 adults (FB.ATM.TOTL.P5).</w:t>
+        <w:t>ATMs per 100,000 adults (</w:t>
+      </w:r>
+      <w:proofErr w:type="gramStart"/>
+      <w:r>
+        <w:rPr>
+          <w:rFonts w:ascii="Poppins" w:hAnsi="Poppins" w:cs="Poppins"/>
+          <w:sz w:val="26"/>
+          <w:szCs w:val="26"/>
+        </w:rPr>
+        <w:t>FB.ATM.TOTL.P</w:t>
+      </w:r>
+      <w:proofErr w:type="gramEnd"/>
+      <w:r>
+        <w:rPr>
+          <w:rFonts w:ascii="Poppins" w:hAnsi="Poppins" w:cs="Poppins"/>
+          <w:sz w:val="26"/>
+          <w:szCs w:val="26"/>
+        </w:rPr>
+        <w:t>5).</w:t>
       </w:r>
     </w:p>
     <w:p>
@@ -1639,7 +1725,25 @@
           <w:sz w:val="26"/>
           <w:szCs w:val="26"/>
         </w:rPr>
-        <w:t>Commercial bank branches per 100,000 adults (FB.CBK.BRCH.P5).</w:t>
+        <w:t>Commercial bank branches per 100,000 adults (</w:t>
+      </w:r>
+      <w:proofErr w:type="gramStart"/>
+      <w:r>
+        <w:rPr>
+          <w:rFonts w:ascii="Poppins" w:hAnsi="Poppins" w:cs="Poppins"/>
+          <w:sz w:val="26"/>
+          <w:szCs w:val="26"/>
+        </w:rPr>
+        <w:t>FB.CBK.BRCH.P</w:t>
+      </w:r>
+      <w:proofErr w:type="gramEnd"/>
+      <w:r>
+        <w:rPr>
+          <w:rFonts w:ascii="Poppins" w:hAnsi="Poppins" w:cs="Poppins"/>
+          <w:sz w:val="26"/>
+          <w:szCs w:val="26"/>
+        </w:rPr>
+        <w:t>5).</w:t>
       </w:r>
     </w:p>
     <w:p>
@@ -1709,7 +1813,25 @@
           <w:sz w:val="26"/>
           <w:szCs w:val="26"/>
         </w:rPr>
-        <w:t>Sparse data before 2011, with constant values (e.g., 16.405% for FX.OWN.TOTL.ZS from 1960–2010) indicating imputation.</w:t>
+        <w:t xml:space="preserve">Sparse data before 2011, with constant values (e.g., 16.405% for </w:t>
+      </w:r>
+      <w:proofErr w:type="gramStart"/>
+      <w:r>
+        <w:rPr>
+          <w:rFonts w:ascii="Poppins" w:hAnsi="Poppins" w:cs="Poppins"/>
+          <w:sz w:val="26"/>
+          <w:szCs w:val="26"/>
+        </w:rPr>
+        <w:t>FX.OWN.TOTL.ZS</w:t>
+      </w:r>
+      <w:proofErr w:type="gramEnd"/>
+      <w:r>
+        <w:rPr>
+          <w:rFonts w:ascii="Poppins" w:hAnsi="Poppins" w:cs="Poppins"/>
+          <w:sz w:val="26"/>
+          <w:szCs w:val="26"/>
+        </w:rPr>
+        <w:t xml:space="preserve"> from 1960–2010) indicating imputation.</w:t>
       </w:r>
     </w:p>
     <w:p>
@@ -1820,7 +1942,7 @@
           <w:szCs w:val="26"/>
         </w:rPr>
         <w:lastRenderedPageBreak/>
-        <w:t>2. Health Indicators Data (4f2f6b82-aa5d-429f-80d4-564ae648423d_Data.csv)</w:t>
+        <w:t>2. Health Indicators Data</w:t>
       </w:r>
     </w:p>
     <w:p>
@@ -1928,7 +2050,25 @@
           <w:sz w:val="26"/>
           <w:szCs w:val="26"/>
         </w:rPr>
-        <w:t>Population pushed below $2.15 poverty line due to out-of-pocket healthcare costs (SH.UHC.NOP1.ZS).</w:t>
+        <w:t>Population pushed below $2.15 poverty line due to out-of-pocket healthcare costs (SH.UHC.NOP</w:t>
+      </w:r>
+      <w:proofErr w:type="gramStart"/>
+      <w:r>
+        <w:rPr>
+          <w:rFonts w:ascii="Poppins" w:hAnsi="Poppins" w:cs="Poppins"/>
+          <w:sz w:val="26"/>
+          <w:szCs w:val="26"/>
+        </w:rPr>
+        <w:t>1.ZS</w:t>
+      </w:r>
+      <w:proofErr w:type="gramEnd"/>
+      <w:r>
+        <w:rPr>
+          <w:rFonts w:ascii="Poppins" w:hAnsi="Poppins" w:cs="Poppins"/>
+          <w:sz w:val="26"/>
+          <w:szCs w:val="26"/>
+        </w:rPr>
+        <w:t>).</w:t>
       </w:r>
     </w:p>
     <w:p>
@@ -2197,7 +2337,6 @@
           <w:sz w:val="26"/>
           <w:szCs w:val="26"/>
         </w:rPr>
-        <w:lastRenderedPageBreak/>
         <w:t xml:space="preserve">Key Indicators: </w:t>
       </w:r>
     </w:p>
@@ -2219,6 +2358,7 @@
           <w:sz w:val="26"/>
           <w:szCs w:val="26"/>
         </w:rPr>
+        <w:lastRenderedPageBreak/>
         <w:t>Poverty headcount ratio at $2.15 a day (2017 PPP, SI.POV.DDAY).</w:t>
       </w:r>
     </w:p>
@@ -2509,7 +2649,25 @@
           <w:sz w:val="26"/>
           <w:szCs w:val="26"/>
         </w:rPr>
-        <w:t>Adjusted net enrolment rate, primary (% of primary school age children, total: SE.PRM.TENR, female: SE.PRM.TENR.FE, male: SE.PRM.TENR.MA).</w:t>
+        <w:t xml:space="preserve">Adjusted net enrolment rate, primary (% of primary school age children, total: SE.PRM.TENR, female: </w:t>
+      </w:r>
+      <w:proofErr w:type="gramStart"/>
+      <w:r>
+        <w:rPr>
+          <w:rFonts w:ascii="Poppins" w:hAnsi="Poppins" w:cs="Poppins"/>
+          <w:sz w:val="26"/>
+          <w:szCs w:val="26"/>
+        </w:rPr>
+        <w:t>SE.PRM.TENR.FE</w:t>
+      </w:r>
+      <w:proofErr w:type="gramEnd"/>
+      <w:r>
+        <w:rPr>
+          <w:rFonts w:ascii="Poppins" w:hAnsi="Poppins" w:cs="Poppins"/>
+          <w:sz w:val="26"/>
+          <w:szCs w:val="26"/>
+        </w:rPr>
+        <w:t>, male: SE.PRM.TENR.MA).</w:t>
       </w:r>
     </w:p>
     <w:p>
@@ -2530,7 +2688,43 @@
           <w:sz w:val="26"/>
           <w:szCs w:val="26"/>
         </w:rPr>
-        <w:t>Children and adolescents out of school (% of primary/lower secondary school age, e.g., SE.PRM.UNER.ZS, SE.SEC.UNER.LO.ZS).</w:t>
+        <w:t xml:space="preserve">Children and adolescents out of school (% of primary/lower secondary school age, e.g., </w:t>
+      </w:r>
+      <w:proofErr w:type="gramStart"/>
+      <w:r>
+        <w:rPr>
+          <w:rFonts w:ascii="Poppins" w:hAnsi="Poppins" w:cs="Poppins"/>
+          <w:sz w:val="26"/>
+          <w:szCs w:val="26"/>
+        </w:rPr>
+        <w:t>SE.PRM.UNER.ZS</w:t>
+      </w:r>
+      <w:proofErr w:type="gramEnd"/>
+      <w:r>
+        <w:rPr>
+          <w:rFonts w:ascii="Poppins" w:hAnsi="Poppins" w:cs="Poppins"/>
+          <w:sz w:val="26"/>
+          <w:szCs w:val="26"/>
+        </w:rPr>
+        <w:t>, SE.SEC.UNER.</w:t>
+      </w:r>
+      <w:proofErr w:type="gramStart"/>
+      <w:r>
+        <w:rPr>
+          <w:rFonts w:ascii="Poppins" w:hAnsi="Poppins" w:cs="Poppins"/>
+          <w:sz w:val="26"/>
+          <w:szCs w:val="26"/>
+        </w:rPr>
+        <w:t>LO.ZS</w:t>
+      </w:r>
+      <w:proofErr w:type="gramEnd"/>
+      <w:r>
+        <w:rPr>
+          <w:rFonts w:ascii="Poppins" w:hAnsi="Poppins" w:cs="Poppins"/>
+          <w:sz w:val="26"/>
+          <w:szCs w:val="26"/>
+        </w:rPr>
+        <w:t>).</w:t>
       </w:r>
     </w:p>
     <w:p>
@@ -2551,8 +2745,25 @@
           <w:sz w:val="26"/>
           <w:szCs w:val="26"/>
         </w:rPr>
-        <w:lastRenderedPageBreak/>
-        <w:t>Educational attainment (bachelor’s: SE.TER.CUAT.BA.ZS; lower secondary: SE.SEC.CUAT.LO.ZS).</w:t>
+        <w:t>Educational attainment (bachelor’s: SE.TER.CUAT.BA.ZS; lower secondary: SE.SEC.CUAT.</w:t>
+      </w:r>
+      <w:proofErr w:type="gramStart"/>
+      <w:r>
+        <w:rPr>
+          <w:rFonts w:ascii="Poppins" w:hAnsi="Poppins" w:cs="Poppins"/>
+          <w:sz w:val="26"/>
+          <w:szCs w:val="26"/>
+        </w:rPr>
+        <w:t>LO.ZS</w:t>
+      </w:r>
+      <w:proofErr w:type="gramEnd"/>
+      <w:r>
+        <w:rPr>
+          <w:rFonts w:ascii="Poppins" w:hAnsi="Poppins" w:cs="Poppins"/>
+          <w:sz w:val="26"/>
+          <w:szCs w:val="26"/>
+        </w:rPr>
+        <w:t>).</w:t>
       </w:r>
     </w:p>
     <w:p>
@@ -2573,6 +2784,7 @@
           <w:sz w:val="26"/>
           <w:szCs w:val="26"/>
         </w:rPr>
+        <w:lastRenderedPageBreak/>
         <w:t>Secondary/tertiary enrolment and teacher training metrics.</w:t>
       </w:r>
     </w:p>
@@ -2755,7 +2967,7 @@
           <w:sz w:val="26"/>
           <w:szCs w:val="26"/>
         </w:rPr>
-        <w:t xml:space="preserve">5. Social Protection and Child Labor Data </w:t>
+        <w:t xml:space="preserve">5. Social Protection and Labor Data </w:t>
       </w:r>
     </w:p>
     <w:p>
@@ -2918,8 +3130,43 @@
           <w:sz w:val="26"/>
           <w:szCs w:val="26"/>
         </w:rPr>
-        <w:lastRenderedPageBreak/>
-        <w:t>Child employment (% of children ages 7–14, total: SL.TLF.0714.ZS, female: SL.TLF.0714.FE.ZS, male: SL.TLF.0714.MA.ZS) and working hours (e.g., SL.TLF.0714.SW.TM).</w:t>
+        <w:t xml:space="preserve">Child employment (% of children ages 7–14, total: </w:t>
+      </w:r>
+      <w:proofErr w:type="gramStart"/>
+      <w:r>
+        <w:rPr>
+          <w:rFonts w:ascii="Poppins" w:hAnsi="Poppins" w:cs="Poppins"/>
+          <w:sz w:val="26"/>
+          <w:szCs w:val="26"/>
+        </w:rPr>
+        <w:t>SL.TLF.0714.ZS</w:t>
+      </w:r>
+      <w:proofErr w:type="gramEnd"/>
+      <w:r>
+        <w:rPr>
+          <w:rFonts w:ascii="Poppins" w:hAnsi="Poppins" w:cs="Poppins"/>
+          <w:sz w:val="26"/>
+          <w:szCs w:val="26"/>
+        </w:rPr>
+        <w:t xml:space="preserve">, female: </w:t>
+      </w:r>
+      <w:proofErr w:type="gramStart"/>
+      <w:r>
+        <w:rPr>
+          <w:rFonts w:ascii="Poppins" w:hAnsi="Poppins" w:cs="Poppins"/>
+          <w:sz w:val="26"/>
+          <w:szCs w:val="26"/>
+        </w:rPr>
+        <w:t>SL.TLF.0714.FE</w:t>
+      </w:r>
+      <w:proofErr w:type="gramEnd"/>
+      <w:r>
+        <w:rPr>
+          <w:rFonts w:ascii="Poppins" w:hAnsi="Poppins" w:cs="Poppins"/>
+          <w:sz w:val="26"/>
+          <w:szCs w:val="26"/>
+        </w:rPr>
+        <w:t>.ZS, male: SL.TLF.0714.MA.ZS) and working hours (e.g., SL.TLF.0714.SW.TM).</w:t>
       </w:r>
     </w:p>
     <w:p>
@@ -2940,7 +3187,62 @@
           <w:sz w:val="26"/>
           <w:szCs w:val="26"/>
         </w:rPr>
-        <w:t>Child employment by sector (agriculture: SL.AGR.0714.ZS, manufacturing: SL.MNF.0714.ZS, services: SL.SRV.0714.ZS).</w:t>
+        <w:lastRenderedPageBreak/>
+        <w:t xml:space="preserve">Child employment by sector (agriculture: </w:t>
+      </w:r>
+      <w:proofErr w:type="gramStart"/>
+      <w:r>
+        <w:rPr>
+          <w:rFonts w:ascii="Poppins" w:hAnsi="Poppins" w:cs="Poppins"/>
+          <w:sz w:val="26"/>
+          <w:szCs w:val="26"/>
+        </w:rPr>
+        <w:t>SL.AGR.0714.ZS</w:t>
+      </w:r>
+      <w:proofErr w:type="gramEnd"/>
+      <w:r>
+        <w:rPr>
+          <w:rFonts w:ascii="Poppins" w:hAnsi="Poppins" w:cs="Poppins"/>
+          <w:sz w:val="26"/>
+          <w:szCs w:val="26"/>
+        </w:rPr>
+        <w:t xml:space="preserve">, manufacturing: </w:t>
+      </w:r>
+      <w:proofErr w:type="gramStart"/>
+      <w:r>
+        <w:rPr>
+          <w:rFonts w:ascii="Poppins" w:hAnsi="Poppins" w:cs="Poppins"/>
+          <w:sz w:val="26"/>
+          <w:szCs w:val="26"/>
+        </w:rPr>
+        <w:t>SL.MNF.0714.ZS</w:t>
+      </w:r>
+      <w:proofErr w:type="gramEnd"/>
+      <w:r>
+        <w:rPr>
+          <w:rFonts w:ascii="Poppins" w:hAnsi="Poppins" w:cs="Poppins"/>
+          <w:sz w:val="26"/>
+          <w:szCs w:val="26"/>
+        </w:rPr>
+        <w:t xml:space="preserve">, services: </w:t>
+      </w:r>
+      <w:proofErr w:type="gramStart"/>
+      <w:r>
+        <w:rPr>
+          <w:rFonts w:ascii="Poppins" w:hAnsi="Poppins" w:cs="Poppins"/>
+          <w:sz w:val="26"/>
+          <w:szCs w:val="26"/>
+        </w:rPr>
+        <w:t>SL.SRV.0714.ZS</w:t>
+      </w:r>
+      <w:proofErr w:type="gramEnd"/>
+      <w:r>
+        <w:rPr>
+          <w:rFonts w:ascii="Poppins" w:hAnsi="Poppins" w:cs="Poppins"/>
+          <w:sz w:val="26"/>
+          <w:szCs w:val="26"/>
+        </w:rPr>
+        <w:t>).</w:t>
       </w:r>
     </w:p>
     <w:p>
@@ -2961,7 +3263,61 @@
           <w:sz w:val="26"/>
           <w:szCs w:val="26"/>
         </w:rPr>
-        <w:t>Unemployment rates by education level (basic: SL.UEM.BASC.ZS, intermediate: SL.UEM.INTM.ZS, advanced: SL.UEM.ADVN.ZS) and gender.</w:t>
+        <w:t xml:space="preserve">Unemployment rates by education level (basic: </w:t>
+      </w:r>
+      <w:proofErr w:type="gramStart"/>
+      <w:r>
+        <w:rPr>
+          <w:rFonts w:ascii="Poppins" w:hAnsi="Poppins" w:cs="Poppins"/>
+          <w:sz w:val="26"/>
+          <w:szCs w:val="26"/>
+        </w:rPr>
+        <w:t>SL.UEM.BASC.ZS</w:t>
+      </w:r>
+      <w:proofErr w:type="gramEnd"/>
+      <w:r>
+        <w:rPr>
+          <w:rFonts w:ascii="Poppins" w:hAnsi="Poppins" w:cs="Poppins"/>
+          <w:sz w:val="26"/>
+          <w:szCs w:val="26"/>
+        </w:rPr>
+        <w:t xml:space="preserve">, intermediate: </w:t>
+      </w:r>
+      <w:proofErr w:type="gramStart"/>
+      <w:r>
+        <w:rPr>
+          <w:rFonts w:ascii="Poppins" w:hAnsi="Poppins" w:cs="Poppins"/>
+          <w:sz w:val="26"/>
+          <w:szCs w:val="26"/>
+        </w:rPr>
+        <w:t>SL.UEM.INTM.ZS</w:t>
+      </w:r>
+      <w:proofErr w:type="gramEnd"/>
+      <w:r>
+        <w:rPr>
+          <w:rFonts w:ascii="Poppins" w:hAnsi="Poppins" w:cs="Poppins"/>
+          <w:sz w:val="26"/>
+          <w:szCs w:val="26"/>
+        </w:rPr>
+        <w:t xml:space="preserve">, advanced: </w:t>
+      </w:r>
+      <w:proofErr w:type="gramStart"/>
+      <w:r>
+        <w:rPr>
+          <w:rFonts w:ascii="Poppins" w:hAnsi="Poppins" w:cs="Poppins"/>
+          <w:sz w:val="26"/>
+          <w:szCs w:val="26"/>
+        </w:rPr>
+        <w:t>SL.UEM.ADVN.ZS</w:t>
+      </w:r>
+      <w:proofErr w:type="gramEnd"/>
+      <w:r>
+        <w:rPr>
+          <w:rFonts w:ascii="Poppins" w:hAnsi="Poppins" w:cs="Poppins"/>
+          <w:sz w:val="26"/>
+          <w:szCs w:val="26"/>
+        </w:rPr>
+        <w:t>) and gender.</w:t>
       </w:r>
     </w:p>
     <w:p>
@@ -2982,7 +3338,43 @@
           <w:sz w:val="26"/>
           <w:szCs w:val="26"/>
         </w:rPr>
-        <w:t>Vulnerable employment (% of employment, e.g., SL.EMP.VULN.ZS) and wage/salaried workers (SL.EMP.WORK.ZS).</w:t>
+        <w:t xml:space="preserve">Vulnerable employment (% of employment, e.g., </w:t>
+      </w:r>
+      <w:proofErr w:type="gramStart"/>
+      <w:r>
+        <w:rPr>
+          <w:rFonts w:ascii="Poppins" w:hAnsi="Poppins" w:cs="Poppins"/>
+          <w:sz w:val="26"/>
+          <w:szCs w:val="26"/>
+        </w:rPr>
+        <w:t>SL.EMP.VULN.ZS</w:t>
+      </w:r>
+      <w:proofErr w:type="gramEnd"/>
+      <w:r>
+        <w:rPr>
+          <w:rFonts w:ascii="Poppins" w:hAnsi="Poppins" w:cs="Poppins"/>
+          <w:sz w:val="26"/>
+          <w:szCs w:val="26"/>
+        </w:rPr>
+        <w:t>) and wage/salaried workers (</w:t>
+      </w:r>
+      <w:proofErr w:type="gramStart"/>
+      <w:r>
+        <w:rPr>
+          <w:rFonts w:ascii="Poppins" w:hAnsi="Poppins" w:cs="Poppins"/>
+          <w:sz w:val="26"/>
+          <w:szCs w:val="26"/>
+        </w:rPr>
+        <w:t>SL.EMP.WORK.ZS</w:t>
+      </w:r>
+      <w:proofErr w:type="gramEnd"/>
+      <w:r>
+        <w:rPr>
+          <w:rFonts w:ascii="Poppins" w:hAnsi="Poppins" w:cs="Poppins"/>
+          <w:sz w:val="26"/>
+          <w:szCs w:val="26"/>
+        </w:rPr>
+        <w:t>).</w:t>
       </w:r>
     </w:p>
     <w:p>
@@ -3144,46 +3536,46 @@
           <w:sz w:val="26"/>
           <w:szCs w:val="26"/>
         </w:rPr>
+        <w:t>Constant values for early years (1960–2000) and missing data for unemployment benefits (</w:t>
+      </w:r>
+      <w:proofErr w:type="spellStart"/>
+      <w:r>
+        <w:rPr>
+          <w:rFonts w:ascii="Poppins" w:hAnsi="Poppins" w:cs="Poppins"/>
+          <w:sz w:val="26"/>
+          <w:szCs w:val="26"/>
+        </w:rPr>
+        <w:t>per_lm_alllm.adq_pop_tot</w:t>
+      </w:r>
+      <w:proofErr w:type="spellEnd"/>
+      <w:r>
+        <w:rPr>
+          <w:rFonts w:ascii="Poppins" w:hAnsi="Poppins" w:cs="Poppins"/>
+          <w:sz w:val="26"/>
+          <w:szCs w:val="26"/>
+        </w:rPr>
+        <w:t>) indicate gaps.</w:t>
+      </w:r>
+    </w:p>
+    <w:p>
+      <w:pPr>
+        <w:rPr>
+          <w:rFonts w:ascii="Poppins" w:hAnsi="Poppins" w:cs="Poppins"/>
+          <w:b/>
+          <w:bCs/>
+          <w:sz w:val="26"/>
+          <w:szCs w:val="26"/>
+        </w:rPr>
+      </w:pPr>
+      <w:r>
+        <w:rPr>
+          <w:rFonts w:ascii="Poppins" w:hAnsi="Poppins" w:cs="Poppins"/>
+          <w:b/>
+          <w:bCs/>
+          <w:sz w:val="26"/>
+          <w:szCs w:val="26"/>
+        </w:rPr>
         <w:lastRenderedPageBreak/>
-        <w:t>Constant values for early years (1960–2000) and missing data for unemployment benefits (</w:t>
-      </w:r>
-      <w:proofErr w:type="spellStart"/>
-      <w:r>
-        <w:rPr>
-          <w:rFonts w:ascii="Poppins" w:hAnsi="Poppins" w:cs="Poppins"/>
-          <w:sz w:val="26"/>
-          <w:szCs w:val="26"/>
-        </w:rPr>
-        <w:t>per_lm_alllm.adq_pop_tot</w:t>
-      </w:r>
-      <w:proofErr w:type="spellEnd"/>
-      <w:r>
-        <w:rPr>
-          <w:rFonts w:ascii="Poppins" w:hAnsi="Poppins" w:cs="Poppins"/>
-          <w:sz w:val="26"/>
-          <w:szCs w:val="26"/>
-        </w:rPr>
-        <w:t>) indicate gaps.</w:t>
-      </w:r>
-    </w:p>
-    <w:p>
-      <w:pPr>
-        <w:rPr>
-          <w:rFonts w:ascii="Poppins" w:hAnsi="Poppins" w:cs="Poppins"/>
-          <w:b/>
-          <w:bCs/>
-          <w:sz w:val="26"/>
-          <w:szCs w:val="26"/>
-        </w:rPr>
-      </w:pPr>
-      <w:r>
-        <w:rPr>
-          <w:rFonts w:ascii="Poppins" w:hAnsi="Poppins" w:cs="Poppins"/>
-          <w:b/>
-          <w:bCs/>
-          <w:sz w:val="26"/>
-          <w:szCs w:val="26"/>
-        </w:rPr>
         <w:t xml:space="preserve">Use Case: </w:t>
       </w:r>
       <w:r>
@@ -3281,7 +3673,34 @@
           <w:sz w:val="26"/>
           <w:szCs w:val="26"/>
         </w:rPr>
-        <w:t>Details: You selected four features using data['Series Name'].</w:t>
+        <w:t xml:space="preserve">Details: You selected four features using </w:t>
+      </w:r>
+      <w:proofErr w:type="gramStart"/>
+      <w:r>
+        <w:rPr>
+          <w:rFonts w:ascii="Poppins" w:hAnsi="Poppins" w:cs="Poppins"/>
+          <w:sz w:val="26"/>
+          <w:szCs w:val="26"/>
+        </w:rPr>
+        <w:t>data[</w:t>
+      </w:r>
+      <w:proofErr w:type="gramEnd"/>
+      <w:r>
+        <w:rPr>
+          <w:rFonts w:ascii="Poppins" w:hAnsi="Poppins" w:cs="Poppins"/>
+          <w:sz w:val="26"/>
+          <w:szCs w:val="26"/>
+        </w:rPr>
+        <w:t>'Series Name'</w:t>
+      </w:r>
+      <w:proofErr w:type="gramStart"/>
+      <w:r>
+        <w:rPr>
+          <w:rFonts w:ascii="Poppins" w:hAnsi="Poppins" w:cs="Poppins"/>
+          <w:sz w:val="26"/>
+          <w:szCs w:val="26"/>
+        </w:rPr>
+        <w:t>].</w:t>
       </w:r>
       <w:proofErr w:type="spellStart"/>
       <w:r>
@@ -3293,6 +3712,7 @@
         <w:t>iloc</w:t>
       </w:r>
       <w:proofErr w:type="spellEnd"/>
+      <w:proofErr w:type="gramEnd"/>
       <w:r>
         <w:rPr>
           <w:rFonts w:ascii="Poppins" w:hAnsi="Poppins" w:cs="Poppins"/>
@@ -3430,7 +3850,7 @@
         </w:rPr>
         <w:lastRenderedPageBreak/>
         <w:drawing>
-          <wp:inline distT="0" distB="0" distL="0" distR="0" wp14:anchorId="37DD0146" wp14:editId="03CCF450">
+          <wp:inline distT="0" distB="0" distL="0" distR="0" wp14:anchorId="37DD0146" wp14:editId="791451DD">
             <wp:extent cx="5731510" cy="4082415"/>
             <wp:effectExtent l="0" t="0" r="2540" b="0"/>
             <wp:docPr id="20441262" name="Picture 1"/>
@@ -3546,7 +3966,34 @@
           <w:sz w:val="26"/>
           <w:szCs w:val="26"/>
         </w:rPr>
-        <w:t>Details: You selected the first five features using data['Series Name'].</w:t>
+        <w:t xml:space="preserve">Details: You selected the first five features using </w:t>
+      </w:r>
+      <w:proofErr w:type="gramStart"/>
+      <w:r>
+        <w:rPr>
+          <w:rFonts w:ascii="Poppins" w:hAnsi="Poppins" w:cs="Poppins"/>
+          <w:sz w:val="26"/>
+          <w:szCs w:val="26"/>
+        </w:rPr>
+        <w:t>data[</w:t>
+      </w:r>
+      <w:proofErr w:type="gramEnd"/>
+      <w:r>
+        <w:rPr>
+          <w:rFonts w:ascii="Poppins" w:hAnsi="Poppins" w:cs="Poppins"/>
+          <w:sz w:val="26"/>
+          <w:szCs w:val="26"/>
+        </w:rPr>
+        <w:t>'Series Name'</w:t>
+      </w:r>
+      <w:proofErr w:type="gramStart"/>
+      <w:r>
+        <w:rPr>
+          <w:rFonts w:ascii="Poppins" w:hAnsi="Poppins" w:cs="Poppins"/>
+          <w:sz w:val="26"/>
+          <w:szCs w:val="26"/>
+        </w:rPr>
+        <w:t>].</w:t>
       </w:r>
       <w:proofErr w:type="spellStart"/>
       <w:r>
@@ -3558,6 +4005,7 @@
         <w:t>iloc</w:t>
       </w:r>
       <w:proofErr w:type="spellEnd"/>
+      <w:proofErr w:type="gramEnd"/>
       <w:r>
         <w:rPr>
           <w:rFonts w:ascii="Poppins" w:hAnsi="Poppins" w:cs="Poppins"/>
@@ -4300,8 +4748,9 @@
           <w:sz w:val="64"/>
           <w:szCs w:val="64"/>
         </w:rPr>
-        <w:t>Phase – III</w:t>
-      </w:r>
+        <w:t xml:space="preserve">Phase – </w:t>
+      </w:r>
+      <w:proofErr w:type="gramStart"/>
       <w:r>
         <w:rPr>
           <w:rFonts w:ascii="Poppins" w:hAnsi="Poppins" w:cs="Poppins"/>
@@ -4310,7 +4759,28 @@
           <w:sz w:val="64"/>
           <w:szCs w:val="64"/>
         </w:rPr>
-        <w:t xml:space="preserve"> : Data Preprocessing</w:t>
+        <w:t>III</w:t>
+      </w:r>
+      <w:r>
+        <w:rPr>
+          <w:rFonts w:ascii="Poppins" w:hAnsi="Poppins" w:cs="Poppins"/>
+          <w:b/>
+          <w:bCs/>
+          <w:sz w:val="64"/>
+          <w:szCs w:val="64"/>
+        </w:rPr>
+        <w:t xml:space="preserve"> :</w:t>
+      </w:r>
+      <w:proofErr w:type="gramEnd"/>
+      <w:r>
+        <w:rPr>
+          <w:rFonts w:ascii="Poppins" w:hAnsi="Poppins" w:cs="Poppins"/>
+          <w:b/>
+          <w:bCs/>
+          <w:sz w:val="64"/>
+          <w:szCs w:val="64"/>
+        </w:rPr>
+        <w:t xml:space="preserve"> Data Preprocessing</w:t>
       </w:r>
     </w:p>
     <w:p>
@@ -4657,13 +5127,23 @@
         <w:t xml:space="preserve">: Loaded datasets using </w:t>
       </w:r>
       <w:proofErr w:type="spellStart"/>
-      <w:r>
-        <w:rPr>
-          <w:rFonts w:ascii="Poppins" w:hAnsi="Poppins" w:cs="Poppins"/>
-          <w:sz w:val="26"/>
-          <w:szCs w:val="26"/>
-        </w:rPr>
-        <w:t>pandas.read_csv</w:t>
+      <w:proofErr w:type="gramStart"/>
+      <w:r>
+        <w:rPr>
+          <w:rFonts w:ascii="Poppins" w:hAnsi="Poppins" w:cs="Poppins"/>
+          <w:sz w:val="26"/>
+          <w:szCs w:val="26"/>
+        </w:rPr>
+        <w:t>pandas.read</w:t>
+      </w:r>
+      <w:proofErr w:type="gramEnd"/>
+      <w:r>
+        <w:rPr>
+          <w:rFonts w:ascii="Poppins" w:hAnsi="Poppins" w:cs="Poppins"/>
+          <w:sz w:val="26"/>
+          <w:szCs w:val="26"/>
+        </w:rPr>
+        <w:t>_csv</w:t>
       </w:r>
       <w:proofErr w:type="spellEnd"/>
       <w:r>
@@ -4956,13 +5436,23 @@
         <w:t>year_cols</w:t>
       </w:r>
       <w:proofErr w:type="spellEnd"/>
-      <w:r>
-        <w:rPr>
-          <w:rFonts w:ascii="Poppins" w:hAnsi="Poppins" w:cs="Poppins"/>
-          <w:sz w:val="26"/>
-          <w:szCs w:val="26"/>
-        </w:rPr>
-        <w:t xml:space="preserve">].replace(['..', ''], </w:t>
+      <w:proofErr w:type="gramStart"/>
+      <w:r>
+        <w:rPr>
+          <w:rFonts w:ascii="Poppins" w:hAnsi="Poppins" w:cs="Poppins"/>
+          <w:sz w:val="26"/>
+          <w:szCs w:val="26"/>
+        </w:rPr>
+        <w:t>].replace</w:t>
+      </w:r>
+      <w:proofErr w:type="gramEnd"/>
+      <w:r>
+        <w:rPr>
+          <w:rFonts w:ascii="Poppins" w:hAnsi="Poppins" w:cs="Poppins"/>
+          <w:sz w:val="26"/>
+          <w:szCs w:val="26"/>
+        </w:rPr>
+        <w:t xml:space="preserve">(['..', ''], </w:t>
       </w:r>
       <w:proofErr w:type="spellStart"/>
       <w:r>
@@ -5023,9 +5513,19 @@
           <w:sz w:val="26"/>
           <w:szCs w:val="26"/>
         </w:rPr>
-        <w:t xml:space="preserve"> with row-wise means using apply(</w:t>
+        <w:t xml:space="preserve"> with row-wise means using </w:t>
+      </w:r>
+      <w:proofErr w:type="gramStart"/>
+      <w:r>
+        <w:rPr>
+          <w:rFonts w:ascii="Poppins" w:hAnsi="Poppins" w:cs="Poppins"/>
+          <w:sz w:val="26"/>
+          <w:szCs w:val="26"/>
+        </w:rPr>
+        <w:t>apply(</w:t>
       </w:r>
       <w:proofErr w:type="spellStart"/>
+      <w:proofErr w:type="gramEnd"/>
       <w:r>
         <w:rPr>
           <w:rFonts w:ascii="Poppins" w:hAnsi="Poppins" w:cs="Poppins"/>
@@ -5563,6 +6063,7 @@
         <w:t xml:space="preserve"> values (</w:t>
       </w:r>
       <w:proofErr w:type="spellStart"/>
+      <w:proofErr w:type="gramStart"/>
       <w:r>
         <w:rPr>
           <w:rFonts w:ascii="Poppins" w:hAnsi="Poppins" w:cs="Poppins"/>
@@ -5572,6 +6073,7 @@
         <w:t>np.mean</w:t>
       </w:r>
       <w:proofErr w:type="spellEnd"/>
+      <w:proofErr w:type="gramEnd"/>
       <w:r>
         <w:rPr>
           <w:rFonts w:ascii="Poppins" w:hAnsi="Poppins" w:cs="Poppins"/>
@@ -5605,6 +6107,7 @@
         <w:t>Median: Middle value (</w:t>
       </w:r>
       <w:proofErr w:type="spellStart"/>
+      <w:proofErr w:type="gramStart"/>
       <w:r>
         <w:rPr>
           <w:rFonts w:ascii="Poppins" w:hAnsi="Poppins" w:cs="Poppins"/>
@@ -5614,6 +6117,7 @@
         <w:t>np.median</w:t>
       </w:r>
       <w:proofErr w:type="spellEnd"/>
+      <w:proofErr w:type="gramEnd"/>
       <w:r>
         <w:rPr>
           <w:rFonts w:ascii="Poppins" w:hAnsi="Poppins" w:cs="Poppins"/>
@@ -5647,6 +6151,7 @@
         <w:t>Mode: Most frequent value (</w:t>
       </w:r>
       <w:proofErr w:type="spellStart"/>
+      <w:proofErr w:type="gramStart"/>
       <w:r>
         <w:rPr>
           <w:rFonts w:ascii="Poppins" w:hAnsi="Poppins" w:cs="Poppins"/>
@@ -5656,6 +6161,7 @@
         <w:t>pd.Series.mode</w:t>
       </w:r>
       <w:proofErr w:type="spellEnd"/>
+      <w:proofErr w:type="gramEnd"/>
       <w:r>
         <w:rPr>
           <w:rFonts w:ascii="Poppins" w:hAnsi="Poppins" w:cs="Poppins"/>
@@ -5768,6 +6274,7 @@
         <w:t xml:space="preserve"> and </w:t>
       </w:r>
       <w:proofErr w:type="spellStart"/>
+      <w:proofErr w:type="gramStart"/>
       <w:r>
         <w:rPr>
           <w:rFonts w:ascii="Poppins" w:hAnsi="Poppins" w:cs="Poppins"/>
@@ -5777,6 +6284,7 @@
         <w:t>np.corrcoef</w:t>
       </w:r>
       <w:proofErr w:type="spellEnd"/>
+      <w:proofErr w:type="gramEnd"/>
       <w:r>
         <w:rPr>
           <w:rFonts w:ascii="Poppins" w:hAnsi="Poppins" w:cs="Poppins"/>
@@ -6129,6 +6637,7 @@
         <w:t xml:space="preserve">import </w:t>
       </w:r>
       <w:proofErr w:type="spellStart"/>
+      <w:proofErr w:type="gramStart"/>
       <w:r>
         <w:rPr>
           <w:rFonts w:ascii="Poppins" w:hAnsi="Poppins" w:cs="Poppins"/>
@@ -6140,6 +6649,7 @@
         <w:t>matplotlib.pyplot</w:t>
       </w:r>
       <w:proofErr w:type="spellEnd"/>
+      <w:proofErr w:type="gramEnd"/>
       <w:r>
         <w:rPr>
           <w:rFonts w:ascii="Poppins" w:hAnsi="Poppins" w:cs="Poppins"/>
@@ -6229,6 +6739,7 @@
         <w:t xml:space="preserve">    </w:t>
       </w:r>
       <w:proofErr w:type="spellStart"/>
+      <w:proofErr w:type="gramStart"/>
       <w:r>
         <w:rPr>
           <w:rFonts w:ascii="Poppins" w:hAnsi="Poppins" w:cs="Poppins"/>
@@ -6240,6 +6751,7 @@
         <w:t>plt.figure</w:t>
       </w:r>
       <w:proofErr w:type="spellEnd"/>
+      <w:proofErr w:type="gramEnd"/>
       <w:r>
         <w:rPr>
           <w:rFonts w:ascii="Poppins" w:hAnsi="Poppins" w:cs="Poppins"/>
@@ -6262,6 +6774,7 @@
         <w:t>figsize</w:t>
       </w:r>
       <w:proofErr w:type="spellEnd"/>
+      <w:proofErr w:type="gramStart"/>
       <w:r>
         <w:rPr>
           <w:rFonts w:ascii="Poppins" w:hAnsi="Poppins" w:cs="Poppins"/>
@@ -6270,7 +6783,18 @@
           <w:szCs w:val="26"/>
           <w:u w:val="single"/>
         </w:rPr>
-        <w:t>=(10, 6))</w:t>
+        <w:t>=(</w:t>
+      </w:r>
+      <w:proofErr w:type="gramEnd"/>
+      <w:r>
+        <w:rPr>
+          <w:rFonts w:ascii="Poppins" w:hAnsi="Poppins" w:cs="Poppins"/>
+          <w:color w:val="156082" w:themeColor="accent1"/>
+          <w:sz w:val="26"/>
+          <w:szCs w:val="26"/>
+          <w:u w:val="single"/>
+        </w:rPr>
+        <w:t>10, 6))</w:t>
       </w:r>
     </w:p>
     <w:p>
@@ -6295,6 +6819,7 @@
         <w:t xml:space="preserve">    </w:t>
       </w:r>
       <w:proofErr w:type="spellStart"/>
+      <w:proofErr w:type="gramStart"/>
       <w:r>
         <w:rPr>
           <w:rFonts w:ascii="Poppins" w:hAnsi="Poppins" w:cs="Poppins"/>
@@ -6306,6 +6831,7 @@
         <w:t>sns.boxplot</w:t>
       </w:r>
       <w:proofErr w:type="spellEnd"/>
+      <w:proofErr w:type="gramEnd"/>
       <w:r>
         <w:rPr>
           <w:rFonts w:ascii="Poppins" w:hAnsi="Poppins" w:cs="Poppins"/>
@@ -6336,7 +6862,18 @@
           <w:szCs w:val="26"/>
           <w:u w:val="single"/>
         </w:rPr>
-        <w:t>[col].</w:t>
+        <w:t>[col</w:t>
+      </w:r>
+      <w:proofErr w:type="gramStart"/>
+      <w:r>
+        <w:rPr>
+          <w:rFonts w:ascii="Poppins" w:hAnsi="Poppins" w:cs="Poppins"/>
+          <w:color w:val="156082" w:themeColor="accent1"/>
+          <w:sz w:val="26"/>
+          <w:szCs w:val="26"/>
+          <w:u w:val="single"/>
+        </w:rPr>
+        <w:t>].</w:t>
       </w:r>
       <w:proofErr w:type="spellStart"/>
       <w:r>
@@ -6350,6 +6887,7 @@
         <w:t>dropna</w:t>
       </w:r>
       <w:proofErr w:type="spellEnd"/>
+      <w:proofErr w:type="gramEnd"/>
       <w:r>
         <w:rPr>
           <w:rFonts w:ascii="Poppins" w:hAnsi="Poppins" w:cs="Poppins"/>
@@ -6383,6 +6921,7 @@
         <w:t xml:space="preserve">    </w:t>
       </w:r>
       <w:proofErr w:type="spellStart"/>
+      <w:proofErr w:type="gramStart"/>
       <w:r>
         <w:rPr>
           <w:rFonts w:ascii="Poppins" w:hAnsi="Poppins" w:cs="Poppins"/>
@@ -6394,6 +6933,7 @@
         <w:t>plt.title</w:t>
       </w:r>
       <w:proofErr w:type="spellEnd"/>
+      <w:proofErr w:type="gramEnd"/>
       <w:r>
         <w:rPr>
           <w:rFonts w:ascii="Poppins" w:hAnsi="Poppins" w:cs="Poppins"/>
@@ -6450,6 +6990,7 @@
         <w:t xml:space="preserve">    </w:t>
       </w:r>
       <w:proofErr w:type="spellStart"/>
+      <w:proofErr w:type="gramStart"/>
       <w:r>
         <w:rPr>
           <w:rFonts w:ascii="Poppins" w:hAnsi="Poppins" w:cs="Poppins"/>
@@ -6461,6 +7002,7 @@
         <w:t>plt.savefig</w:t>
       </w:r>
       <w:proofErr w:type="spellEnd"/>
+      <w:proofErr w:type="gramEnd"/>
       <w:r>
         <w:rPr>
           <w:rFonts w:ascii="Poppins" w:hAnsi="Poppins" w:cs="Poppins"/>
@@ -6494,6 +7036,7 @@
         <w:t xml:space="preserve">    </w:t>
       </w:r>
       <w:proofErr w:type="spellStart"/>
+      <w:proofErr w:type="gramStart"/>
       <w:r>
         <w:rPr>
           <w:rFonts w:ascii="Poppins" w:hAnsi="Poppins" w:cs="Poppins"/>
@@ -6505,6 +7048,7 @@
         <w:t>plt.close</w:t>
       </w:r>
       <w:proofErr w:type="spellEnd"/>
+      <w:proofErr w:type="gramEnd"/>
       <w:r>
         <w:rPr>
           <w:rFonts w:ascii="Poppins" w:hAnsi="Poppins" w:cs="Poppins"/>
@@ -6550,7 +7094,7 @@
           <w:lang w:val="en-US"/>
         </w:rPr>
         <w:drawing>
-          <wp:inline distT="0" distB="0" distL="0" distR="0" wp14:anchorId="6AF38CC3" wp14:editId="5159F9B2">
+          <wp:inline distT="0" distB="0" distL="0" distR="0" wp14:anchorId="6AF38CC3" wp14:editId="4D7E15BA">
             <wp:extent cx="5731510" cy="2456180"/>
             <wp:effectExtent l="0" t="0" r="2540" b="1270"/>
             <wp:docPr id="577306061" name="Picture 7"/>
@@ -7850,7 +8394,16 @@
           <w:sz w:val="26"/>
           <w:szCs w:val="26"/>
         </w:rPr>
-        <w:t xml:space="preserve">) was loaded into a pandas </w:t>
+        <w:t xml:space="preserve">) was loaded into a </w:t>
+      </w:r>
+      <w:proofErr w:type="gramStart"/>
+      <w:r>
+        <w:rPr>
+          <w:rFonts w:ascii="Poppins" w:eastAsia="Times New Roman" w:hAnsi="Poppins" w:cs="Times New Roman"/>
+          <w:sz w:val="26"/>
+          <w:szCs w:val="26"/>
+        </w:rPr>
+        <w:t xml:space="preserve">pandas </w:t>
       </w:r>
       <w:proofErr w:type="spellStart"/>
       <w:r>
@@ -7862,6 +8415,7 @@
         <w:t>DataFrame</w:t>
       </w:r>
       <w:proofErr w:type="spellEnd"/>
+      <w:proofErr w:type="gramEnd"/>
       <w:r>
         <w:rPr>
           <w:rFonts w:ascii="Poppins" w:eastAsia="Times New Roman" w:hAnsi="Poppins" w:cs="Times New Roman"/>
@@ -9062,7 +9616,25 @@
           <w:sz w:val="26"/>
           <w:szCs w:val="26"/>
         </w:rPr>
-        <w:t>"Rural poverty headcount ratio" and "Urban poverty headcount ratio" may be strongly correlated, reflecting that economic conditions affecting poverty (e.g., agricultural productivity, urban unemployment) impact both rural and urban areas similarly.</w:t>
+        <w:t xml:space="preserve">"Rural poverty headcount ratio" and "Urban poverty headcount ratio" may be strongly correlated, reflecting </w:t>
+      </w:r>
+      <w:proofErr w:type="gramStart"/>
+      <w:r>
+        <w:rPr>
+          <w:rFonts w:ascii="Poppins" w:eastAsia="Times New Roman" w:hAnsi="Poppins" w:cs="Times New Roman"/>
+          <w:sz w:val="26"/>
+          <w:szCs w:val="26"/>
+        </w:rPr>
+        <w:t>that economic conditions</w:t>
+      </w:r>
+      <w:proofErr w:type="gramEnd"/>
+      <w:r>
+        <w:rPr>
+          <w:rFonts w:ascii="Poppins" w:eastAsia="Times New Roman" w:hAnsi="Poppins" w:cs="Times New Roman"/>
+          <w:sz w:val="26"/>
+          <w:szCs w:val="26"/>
+        </w:rPr>
+        <w:t xml:space="preserve"> affecting poverty (e.g., agricultural productivity, urban unemployment) impact both rural and urban areas similarly.</w:t>
       </w:r>
     </w:p>
     <w:p>
@@ -17044,6 +17616,7 @@
   <w:style w:type="character" w:default="1" w:styleId="DefaultParagraphFont">
     <w:name w:val="Default Paragraph Font"/>
     <w:uiPriority w:val="1"/>
+    <w:semiHidden/>
     <w:unhideWhenUsed/>
   </w:style>
   <w:style w:type="table" w:default="1" w:styleId="TableNormal">

--- a/Project Report.docx
+++ b/Project Report.docx
@@ -452,7 +452,7 @@
     <w:sdt>
       <w:sdtPr>
         <w:rPr>
-          <w:rFonts w:asciiTheme="majorBidi" w:eastAsiaTheme="minorHAnsi" w:hAnsiTheme="majorBidi"/>
+          <w:rFonts w:asciiTheme="majorBidi" w:eastAsiaTheme="minorHAnsi" w:hAnsiTheme="majorBidi" w:cstheme="minorBidi"/>
           <w:color w:val="auto"/>
           <w:kern w:val="2"/>
           <w:sz w:val="24"/>
@@ -4195,6 +4195,2240 @@
     </w:p>
     <w:p>
       <w:pPr>
+        <w:spacing w:before="100" w:beforeAutospacing="1" w:after="100" w:afterAutospacing="1" w:line="240" w:lineRule="auto"/>
+        <w:outlineLvl w:val="0"/>
+        <w:rPr>
+          <w:rFonts w:ascii="Times New Roman" w:eastAsia="Times New Roman" w:hAnsi="Times New Roman" w:cs="Times New Roman"/>
+          <w:b/>
+          <w:bCs/>
+          <w:kern w:val="36"/>
+          <w:sz w:val="48"/>
+          <w:szCs w:val="48"/>
+        </w:rPr>
+      </w:pPr>
+      <w:bookmarkStart w:id="2" w:name="_Toc198890480"/>
+      <w:r>
+        <w:rPr>
+          <w:rFonts w:ascii="Times New Roman" w:eastAsia="Times New Roman" w:hAnsi="Times New Roman" w:cs="Times New Roman"/>
+          <w:b/>
+          <w:bCs/>
+          <w:kern w:val="36"/>
+          <w:sz w:val="48"/>
+          <w:szCs w:val="48"/>
+        </w:rPr>
+        <w:t xml:space="preserve">Research Questions: </w:t>
+      </w:r>
+    </w:p>
+    <w:p>
+      <w:pPr>
+        <w:spacing w:before="100" w:beforeAutospacing="1" w:after="100" w:afterAutospacing="1" w:line="240" w:lineRule="auto"/>
+        <w:outlineLvl w:val="1"/>
+        <w:rPr>
+          <w:rFonts w:ascii="Times New Roman" w:eastAsia="Times New Roman" w:hAnsi="Times New Roman" w:cs="Times New Roman"/>
+          <w:b/>
+          <w:bCs/>
+          <w:sz w:val="36"/>
+          <w:szCs w:val="36"/>
+        </w:rPr>
+      </w:pPr>
+      <w:r>
+        <w:rPr>
+          <w:rFonts w:ascii="Times New Roman" w:eastAsia="Times New Roman" w:hAnsi="Times New Roman" w:cs="Times New Roman"/>
+          <w:b/>
+          <w:bCs/>
+          <w:sz w:val="36"/>
+          <w:szCs w:val="36"/>
+        </w:rPr>
+        <w:t>Question 1: How does financial stability impact poverty levels and education rates in Pakistan?</w:t>
+      </w:r>
+    </w:p>
+    <w:p>
+      <w:pPr>
+        <w:spacing w:before="100" w:beforeAutospacing="1" w:after="100" w:afterAutospacing="1" w:line="240" w:lineRule="auto"/>
+        <w:rPr>
+          <w:rFonts w:ascii="Times New Roman" w:eastAsia="Times New Roman" w:hAnsi="Times New Roman" w:cs="Times New Roman"/>
+        </w:rPr>
+      </w:pPr>
+      <w:r>
+        <w:rPr>
+          <w:rFonts w:ascii="Times New Roman" w:eastAsia="Times New Roman" w:hAnsi="Times New Roman" w:cs="Times New Roman"/>
+        </w:rPr>
+        <w:t>Financial stability significantly influences poverty levels and education rates in Pakistan, as evidenced by the "finance.csv," "education.csv," and "poverty.csv" datasets from the World Development Indicators (last updated January 28, 2025). Below, I analyze this impact comprehensively, integrating key insights from the datasets to demonstrate how financial stability (or instability) affects poverty and education outcomes in Pakistan's socioeconomic context.</w:t>
+      </w:r>
+    </w:p>
+    <w:p>
+      <w:pPr>
+        <w:spacing w:before="100" w:beforeAutospacing="1" w:after="100" w:afterAutospacing="1" w:line="240" w:lineRule="auto"/>
+        <w:outlineLvl w:val="2"/>
+        <w:rPr>
+          <w:rFonts w:ascii="Times New Roman" w:eastAsia="Times New Roman" w:hAnsi="Times New Roman" w:cs="Times New Roman"/>
+          <w:b/>
+          <w:bCs/>
+          <w:sz w:val="27"/>
+          <w:szCs w:val="27"/>
+        </w:rPr>
+      </w:pPr>
+      <w:r>
+        <w:rPr>
+          <w:rFonts w:ascii="Times New Roman" w:eastAsia="Times New Roman" w:hAnsi="Times New Roman" w:cs="Times New Roman"/>
+          <w:b/>
+          <w:bCs/>
+          <w:sz w:val="27"/>
+          <w:szCs w:val="27"/>
+        </w:rPr>
+        <w:t>Impact of Financial Stability on Poverty Levels</w:t>
+      </w:r>
+    </w:p>
+    <w:p>
+      <w:pPr>
+        <w:numPr>
+          <w:ilvl w:val="0"/>
+          <w:numId w:val="64"/>
+        </w:numPr>
+        <w:spacing w:before="100" w:beforeAutospacing="1" w:after="100" w:afterAutospacing="1" w:line="240" w:lineRule="auto"/>
+        <w:rPr>
+          <w:rFonts w:ascii="Times New Roman" w:eastAsia="Times New Roman" w:hAnsi="Times New Roman" w:cs="Times New Roman"/>
+        </w:rPr>
+      </w:pPr>
+      <w:r>
+        <w:rPr>
+          <w:rFonts w:ascii="Times New Roman" w:eastAsia="Times New Roman" w:hAnsi="Times New Roman" w:cs="Times New Roman"/>
+          <w:b/>
+          <w:bCs/>
+        </w:rPr>
+        <w:t>Access to Financial Services Reduces Poverty</w:t>
+      </w:r>
+      <w:r>
+        <w:rPr>
+          <w:rFonts w:ascii="Times New Roman" w:eastAsia="Times New Roman" w:hAnsi="Times New Roman" w:cs="Times New Roman"/>
+        </w:rPr>
+        <w:t xml:space="preserve"> </w:t>
+      </w:r>
+    </w:p>
+    <w:p>
+      <w:pPr>
+        <w:numPr>
+          <w:ilvl w:val="1"/>
+          <w:numId w:val="64"/>
+        </w:numPr>
+        <w:spacing w:before="100" w:beforeAutospacing="1" w:after="100" w:afterAutospacing="1" w:line="240" w:lineRule="auto"/>
+        <w:rPr>
+          <w:rFonts w:ascii="Times New Roman" w:eastAsia="Times New Roman" w:hAnsi="Times New Roman" w:cs="Times New Roman"/>
+        </w:rPr>
+      </w:pPr>
+      <w:r>
+        <w:rPr>
+          <w:rFonts w:ascii="Times New Roman" w:eastAsia="Times New Roman" w:hAnsi="Times New Roman" w:cs="Times New Roman"/>
+          <w:b/>
+          <w:bCs/>
+        </w:rPr>
+        <w:t>Evidence from Datasets:</w:t>
+      </w:r>
+      <w:r>
+        <w:rPr>
+          <w:rFonts w:ascii="Times New Roman" w:eastAsia="Times New Roman" w:hAnsi="Times New Roman" w:cs="Times New Roman"/>
+        </w:rPr>
+        <w:t xml:space="preserve"> </w:t>
+      </w:r>
+    </w:p>
+    <w:p>
+      <w:pPr>
+        <w:numPr>
+          <w:ilvl w:val="2"/>
+          <w:numId w:val="64"/>
+        </w:numPr>
+        <w:spacing w:before="100" w:beforeAutospacing="1" w:after="100" w:afterAutospacing="1" w:line="240" w:lineRule="auto"/>
+        <w:rPr>
+          <w:rFonts w:ascii="Times New Roman" w:eastAsia="Times New Roman" w:hAnsi="Times New Roman" w:cs="Times New Roman"/>
+        </w:rPr>
+      </w:pPr>
+      <w:r>
+        <w:rPr>
+          <w:rFonts w:ascii="Times New Roman" w:eastAsia="Times New Roman" w:hAnsi="Times New Roman" w:cs="Times New Roman"/>
+        </w:rPr>
+        <w:t>Low financial inclusion, with only 16.41% of adults holding accounts (7.08% female, finance.csv, 2023), correlates with persistent poverty, particularly at the $3.65/day threshold (39.8% headcount in 2019, poverty.csv).</w:t>
+      </w:r>
+    </w:p>
+    <w:p>
+      <w:pPr>
+        <w:numPr>
+          <w:ilvl w:val="2"/>
+          <w:numId w:val="64"/>
+        </w:numPr>
+        <w:spacing w:before="100" w:beforeAutospacing="1" w:after="100" w:afterAutospacing="1" w:line="240" w:lineRule="auto"/>
+        <w:rPr>
+          <w:rFonts w:ascii="Times New Roman" w:eastAsia="Times New Roman" w:hAnsi="Times New Roman" w:cs="Times New Roman"/>
+        </w:rPr>
+      </w:pPr>
+      <w:r>
+        <w:rPr>
+          <w:rFonts w:ascii="Times New Roman" w:eastAsia="Times New Roman" w:hAnsi="Times New Roman" w:cs="Times New Roman"/>
+        </w:rPr>
+        <w:t>Declining bank branches (11.90 per 100,000 adults in 2023, finance.csv) limit access to savings and credit, keeping multidimensional poverty high (World Bank: 16.7% in 2018, poverty.csv).</w:t>
+      </w:r>
+    </w:p>
+    <w:p>
+      <w:pPr>
+        <w:numPr>
+          <w:ilvl w:val="2"/>
+          <w:numId w:val="64"/>
+        </w:numPr>
+        <w:spacing w:before="100" w:beforeAutospacing="1" w:after="100" w:afterAutospacing="1" w:line="240" w:lineRule="auto"/>
+        <w:rPr>
+          <w:rFonts w:ascii="Times New Roman" w:eastAsia="Times New Roman" w:hAnsi="Times New Roman" w:cs="Times New Roman"/>
+        </w:rPr>
+      </w:pPr>
+      <w:r>
+        <w:rPr>
+          <w:rFonts w:ascii="Times New Roman" w:eastAsia="Times New Roman" w:hAnsi="Times New Roman" w:cs="Times New Roman"/>
+        </w:rPr>
+        <w:t>Limited private sector credit (11.98% of GDP in 2023, finance.csv) restricts income-generating opportunities, sustaining poverty gaps (e.g., 9.0% at $3.65/day in 2019, poverty.csv).</w:t>
+      </w:r>
+    </w:p>
+    <w:p>
+      <w:pPr>
+        <w:numPr>
+          <w:ilvl w:val="1"/>
+          <w:numId w:val="64"/>
+        </w:numPr>
+        <w:spacing w:before="100" w:beforeAutospacing="1" w:after="100" w:afterAutospacing="1" w:line="240" w:lineRule="auto"/>
+        <w:rPr>
+          <w:rFonts w:ascii="Times New Roman" w:eastAsia="Times New Roman" w:hAnsi="Times New Roman" w:cs="Times New Roman"/>
+        </w:rPr>
+      </w:pPr>
+      <w:r>
+        <w:rPr>
+          <w:rFonts w:ascii="Times New Roman" w:eastAsia="Times New Roman" w:hAnsi="Times New Roman" w:cs="Times New Roman"/>
+          <w:b/>
+          <w:bCs/>
+        </w:rPr>
+        <w:t>Impact:</w:t>
+      </w:r>
+      <w:r>
+        <w:rPr>
+          <w:rFonts w:ascii="Times New Roman" w:eastAsia="Times New Roman" w:hAnsi="Times New Roman" w:cs="Times New Roman"/>
+        </w:rPr>
+        <w:t xml:space="preserve"> Financial stability, marked by widespread access to banking and credit, enables households to save, invest in businesses, or cope with economic shocks, reducing poverty headcounts and gaps. Conversely, low inclusion and credit access trap families in poverty cycles, as evidenced by the high $6.85/day poverty rate (84.5% in 2019, poverty.csv).</w:t>
+      </w:r>
+    </w:p>
+    <w:p>
+      <w:pPr>
+        <w:numPr>
+          <w:ilvl w:val="0"/>
+          <w:numId w:val="64"/>
+        </w:numPr>
+        <w:spacing w:before="100" w:beforeAutospacing="1" w:after="100" w:afterAutospacing="1" w:line="240" w:lineRule="auto"/>
+        <w:rPr>
+          <w:rFonts w:ascii="Times New Roman" w:eastAsia="Times New Roman" w:hAnsi="Times New Roman" w:cs="Times New Roman"/>
+        </w:rPr>
+      </w:pPr>
+      <w:r>
+        <w:rPr>
+          <w:rFonts w:ascii="Times New Roman" w:eastAsia="Times New Roman" w:hAnsi="Times New Roman" w:cs="Times New Roman"/>
+          <w:b/>
+          <w:bCs/>
+        </w:rPr>
+        <w:t>Inflation and Economic Instability Exacerbate Poverty</w:t>
+      </w:r>
+      <w:r>
+        <w:rPr>
+          <w:rFonts w:ascii="Times New Roman" w:eastAsia="Times New Roman" w:hAnsi="Times New Roman" w:cs="Times New Roman"/>
+        </w:rPr>
+        <w:t xml:space="preserve"> </w:t>
+      </w:r>
+    </w:p>
+    <w:p>
+      <w:pPr>
+        <w:numPr>
+          <w:ilvl w:val="1"/>
+          <w:numId w:val="64"/>
+        </w:numPr>
+        <w:spacing w:before="100" w:beforeAutospacing="1" w:after="100" w:afterAutospacing="1" w:line="240" w:lineRule="auto"/>
+        <w:rPr>
+          <w:rFonts w:ascii="Times New Roman" w:eastAsia="Times New Roman" w:hAnsi="Times New Roman" w:cs="Times New Roman"/>
+        </w:rPr>
+      </w:pPr>
+      <w:r>
+        <w:rPr>
+          <w:rFonts w:ascii="Times New Roman" w:eastAsia="Times New Roman" w:hAnsi="Times New Roman" w:cs="Times New Roman"/>
+          <w:b/>
+          <w:bCs/>
+        </w:rPr>
+        <w:t>Evidence from Datasets:</w:t>
+      </w:r>
+      <w:r>
+        <w:rPr>
+          <w:rFonts w:ascii="Times New Roman" w:eastAsia="Times New Roman" w:hAnsi="Times New Roman" w:cs="Times New Roman"/>
+        </w:rPr>
+        <w:t xml:space="preserve"> </w:t>
+      </w:r>
+    </w:p>
+    <w:p>
+      <w:pPr>
+        <w:numPr>
+          <w:ilvl w:val="2"/>
+          <w:numId w:val="64"/>
+        </w:numPr>
+        <w:spacing w:before="100" w:beforeAutospacing="1" w:after="100" w:afterAutospacing="1" w:line="240" w:lineRule="auto"/>
+        <w:rPr>
+          <w:rFonts w:ascii="Times New Roman" w:eastAsia="Times New Roman" w:hAnsi="Times New Roman" w:cs="Times New Roman"/>
+        </w:rPr>
+      </w:pPr>
+      <w:r>
+        <w:rPr>
+          <w:rFonts w:ascii="Times New Roman" w:eastAsia="Times New Roman" w:hAnsi="Times New Roman" w:cs="Times New Roman"/>
+        </w:rPr>
+        <w:t>High inflation (30.77% in 2023, finance.csv) erodes purchasing power, increasing poverty headcounts (e.g., $2.15/day rose from 7.4% in 2014 to 9.6% in 2015, poverty.csv).</w:t>
+      </w:r>
+    </w:p>
+    <w:p>
+      <w:pPr>
+        <w:numPr>
+          <w:ilvl w:val="2"/>
+          <w:numId w:val="64"/>
+        </w:numPr>
+        <w:spacing w:before="100" w:beforeAutospacing="1" w:after="100" w:afterAutospacing="1" w:line="240" w:lineRule="auto"/>
+        <w:rPr>
+          <w:rFonts w:ascii="Times New Roman" w:eastAsia="Times New Roman" w:hAnsi="Times New Roman" w:cs="Times New Roman"/>
+        </w:rPr>
+      </w:pPr>
+      <w:r>
+        <w:rPr>
+          <w:rFonts w:ascii="Times New Roman" w:eastAsia="Times New Roman" w:hAnsi="Times New Roman" w:cs="Times New Roman"/>
+        </w:rPr>
+        <w:t>Volatile financial markets (market capitalization at 7.66% of GDP in 2021, finance.csv) and high nonperforming loans (12.99% in 2013, finance.csv) signal economic instability, limiting job creation and income growth for the poor (bottom 40% consumption at $2.83/day in 2018, poverty.csv).</w:t>
+      </w:r>
+    </w:p>
+    <w:p>
+      <w:pPr>
+        <w:numPr>
+          <w:ilvl w:val="2"/>
+          <w:numId w:val="64"/>
+        </w:numPr>
+        <w:spacing w:before="100" w:beforeAutospacing="1" w:after="100" w:afterAutospacing="1" w:line="240" w:lineRule="auto"/>
+        <w:rPr>
+          <w:rFonts w:ascii="Times New Roman" w:eastAsia="Times New Roman" w:hAnsi="Times New Roman" w:cs="Times New Roman"/>
+        </w:rPr>
+      </w:pPr>
+      <w:r>
+        <w:rPr>
+          <w:rFonts w:ascii="Times New Roman" w:eastAsia="Times New Roman" w:hAnsi="Times New Roman" w:cs="Times New Roman"/>
+        </w:rPr>
+        <w:t>High government borrowing (21.51% of broad money in 2023, finance.csv) crowds out social spending, slowing poverty reduction efforts (national poverty line: 24.3% in 2018, poverty.csv).</w:t>
+      </w:r>
+    </w:p>
+    <w:p>
+      <w:pPr>
+        <w:numPr>
+          <w:ilvl w:val="1"/>
+          <w:numId w:val="64"/>
+        </w:numPr>
+        <w:spacing w:before="100" w:beforeAutospacing="1" w:after="100" w:afterAutospacing="1" w:line="240" w:lineRule="auto"/>
+        <w:rPr>
+          <w:rFonts w:ascii="Times New Roman" w:eastAsia="Times New Roman" w:hAnsi="Times New Roman" w:cs="Times New Roman"/>
+        </w:rPr>
+      </w:pPr>
+      <w:r>
+        <w:rPr>
+          <w:rFonts w:ascii="Times New Roman" w:eastAsia="Times New Roman" w:hAnsi="Times New Roman" w:cs="Times New Roman"/>
+          <w:b/>
+          <w:bCs/>
+        </w:rPr>
+        <w:lastRenderedPageBreak/>
+        <w:t>Impact:</w:t>
+      </w:r>
+      <w:r>
+        <w:rPr>
+          <w:rFonts w:ascii="Times New Roman" w:eastAsia="Times New Roman" w:hAnsi="Times New Roman" w:cs="Times New Roman"/>
+        </w:rPr>
+        <w:t xml:space="preserve"> Financial instability, driven by inflation and weak financial systems, disproportionately harms the poor by raising living costs and limiting economic opportunities, widening poverty gaps. Stable financial systems support poverty alleviation through predictable economic conditions and enhanced fiscal capacity for targeted social programs.</w:t>
+      </w:r>
+    </w:p>
+    <w:p>
+      <w:pPr>
+        <w:numPr>
+          <w:ilvl w:val="0"/>
+          <w:numId w:val="64"/>
+        </w:numPr>
+        <w:spacing w:before="100" w:beforeAutospacing="1" w:after="100" w:afterAutospacing="1" w:line="240" w:lineRule="auto"/>
+        <w:rPr>
+          <w:rFonts w:ascii="Times New Roman" w:eastAsia="Times New Roman" w:hAnsi="Times New Roman" w:cs="Times New Roman"/>
+        </w:rPr>
+      </w:pPr>
+      <w:r>
+        <w:rPr>
+          <w:rFonts w:ascii="Times New Roman" w:eastAsia="Times New Roman" w:hAnsi="Times New Roman" w:cs="Times New Roman"/>
+          <w:b/>
+          <w:bCs/>
+        </w:rPr>
+        <w:t>Inequality Reflects Financial Disparities</w:t>
+      </w:r>
+      <w:r>
+        <w:rPr>
+          <w:rFonts w:ascii="Times New Roman" w:eastAsia="Times New Roman" w:hAnsi="Times New Roman" w:cs="Times New Roman"/>
+        </w:rPr>
+        <w:t xml:space="preserve"> </w:t>
+      </w:r>
+    </w:p>
+    <w:p>
+      <w:pPr>
+        <w:numPr>
+          <w:ilvl w:val="1"/>
+          <w:numId w:val="64"/>
+        </w:numPr>
+        <w:spacing w:before="100" w:beforeAutospacing="1" w:after="100" w:afterAutospacing="1" w:line="240" w:lineRule="auto"/>
+        <w:rPr>
+          <w:rFonts w:ascii="Times New Roman" w:eastAsia="Times New Roman" w:hAnsi="Times New Roman" w:cs="Times New Roman"/>
+        </w:rPr>
+      </w:pPr>
+      <w:r>
+        <w:rPr>
+          <w:rFonts w:ascii="Times New Roman" w:eastAsia="Times New Roman" w:hAnsi="Times New Roman" w:cs="Times New Roman"/>
+          <w:b/>
+          <w:bCs/>
+        </w:rPr>
+        <w:t>Evidence from Datasets:</w:t>
+      </w:r>
+      <w:r>
+        <w:rPr>
+          <w:rFonts w:ascii="Times New Roman" w:eastAsia="Times New Roman" w:hAnsi="Times New Roman" w:cs="Times New Roman"/>
+        </w:rPr>
+        <w:t xml:space="preserve"> </w:t>
+      </w:r>
+    </w:p>
+    <w:p>
+      <w:pPr>
+        <w:numPr>
+          <w:ilvl w:val="2"/>
+          <w:numId w:val="64"/>
+        </w:numPr>
+        <w:spacing w:before="100" w:beforeAutospacing="1" w:after="100" w:afterAutospacing="1" w:line="240" w:lineRule="auto"/>
+        <w:rPr>
+          <w:rFonts w:ascii="Times New Roman" w:eastAsia="Times New Roman" w:hAnsi="Times New Roman" w:cs="Times New Roman"/>
+        </w:rPr>
+      </w:pPr>
+      <w:r>
+        <w:rPr>
+          <w:rFonts w:ascii="Times New Roman" w:eastAsia="Times New Roman" w:hAnsi="Times New Roman" w:cs="Times New Roman"/>
+        </w:rPr>
+        <w:t>The Gini index (30.60 average, peaking at 33.3 in 1987, poverty.csv) and high income share of the top 20% (42.4% in 1998, poverty.csv) reflect inequality exacerbated by skewed financial access (top 10% hold 28.5% income in 1998, poverty.csv).</w:t>
+      </w:r>
+    </w:p>
+    <w:p>
+      <w:pPr>
+        <w:numPr>
+          <w:ilvl w:val="2"/>
+          <w:numId w:val="64"/>
+        </w:numPr>
+        <w:spacing w:before="100" w:beforeAutospacing="1" w:after="100" w:afterAutospacing="1" w:line="240" w:lineRule="auto"/>
+        <w:rPr>
+          <w:rFonts w:ascii="Times New Roman" w:eastAsia="Times New Roman" w:hAnsi="Times New Roman" w:cs="Times New Roman"/>
+        </w:rPr>
+      </w:pPr>
+      <w:r>
+        <w:rPr>
+          <w:rFonts w:ascii="Times New Roman" w:eastAsia="Times New Roman" w:hAnsi="Times New Roman" w:cs="Times New Roman"/>
+        </w:rPr>
+        <w:t>Low financial inclusion for women (7.08% account ownership, finance.csv) correlates with lower income shares for the bottom 20% (8.7% in 1998, poverty.csv).</w:t>
+      </w:r>
+    </w:p>
+    <w:p>
+      <w:pPr>
+        <w:numPr>
+          <w:ilvl w:val="1"/>
+          <w:numId w:val="64"/>
+        </w:numPr>
+        <w:spacing w:before="100" w:beforeAutospacing="1" w:after="100" w:afterAutospacing="1" w:line="240" w:lineRule="auto"/>
+        <w:rPr>
+          <w:rFonts w:ascii="Times New Roman" w:eastAsia="Times New Roman" w:hAnsi="Times New Roman" w:cs="Times New Roman"/>
+        </w:rPr>
+      </w:pPr>
+      <w:r>
+        <w:rPr>
+          <w:rFonts w:ascii="Times New Roman" w:eastAsia="Times New Roman" w:hAnsi="Times New Roman" w:cs="Times New Roman"/>
+          <w:b/>
+          <w:bCs/>
+        </w:rPr>
+        <w:t>Impact:</w:t>
+      </w:r>
+      <w:r>
+        <w:rPr>
+          <w:rFonts w:ascii="Times New Roman" w:eastAsia="Times New Roman" w:hAnsi="Times New Roman" w:cs="Times New Roman"/>
+        </w:rPr>
+        <w:t xml:space="preserve"> Financial stability reduces inequality by broadening access to financial tools for the poor, enabling income growth (bottom 40% growth at 1.34%, poverty.csv). Financial instability concentrates wealth among the financially included elite, perpetuating poverty among excluded populations.</w:t>
+      </w:r>
+    </w:p>
+    <w:p>
+      <w:pPr>
+        <w:spacing w:before="100" w:beforeAutospacing="1" w:after="100" w:afterAutospacing="1" w:line="240" w:lineRule="auto"/>
+        <w:outlineLvl w:val="2"/>
+        <w:rPr>
+          <w:rFonts w:ascii="Times New Roman" w:eastAsia="Times New Roman" w:hAnsi="Times New Roman" w:cs="Times New Roman"/>
+          <w:b/>
+          <w:bCs/>
+          <w:sz w:val="27"/>
+          <w:szCs w:val="27"/>
+        </w:rPr>
+      </w:pPr>
+      <w:r>
+        <w:rPr>
+          <w:rFonts w:ascii="Times New Roman" w:eastAsia="Times New Roman" w:hAnsi="Times New Roman" w:cs="Times New Roman"/>
+          <w:b/>
+          <w:bCs/>
+          <w:sz w:val="27"/>
+          <w:szCs w:val="27"/>
+        </w:rPr>
+        <w:t>Impact of Financial Stability on Education Rates</w:t>
+      </w:r>
+    </w:p>
+    <w:p>
+      <w:pPr>
+        <w:numPr>
+          <w:ilvl w:val="0"/>
+          <w:numId w:val="65"/>
+        </w:numPr>
+        <w:spacing w:before="100" w:beforeAutospacing="1" w:after="100" w:afterAutospacing="1" w:line="240" w:lineRule="auto"/>
+        <w:rPr>
+          <w:rFonts w:ascii="Times New Roman" w:eastAsia="Times New Roman" w:hAnsi="Times New Roman" w:cs="Times New Roman"/>
+        </w:rPr>
+      </w:pPr>
+      <w:r>
+        <w:rPr>
+          <w:rFonts w:ascii="Times New Roman" w:eastAsia="Times New Roman" w:hAnsi="Times New Roman" w:cs="Times New Roman"/>
+          <w:b/>
+          <w:bCs/>
+        </w:rPr>
+        <w:t>Financial Access Improves Education Enrollment</w:t>
+      </w:r>
+      <w:r>
+        <w:rPr>
+          <w:rFonts w:ascii="Times New Roman" w:eastAsia="Times New Roman" w:hAnsi="Times New Roman" w:cs="Times New Roman"/>
+        </w:rPr>
+        <w:t xml:space="preserve"> </w:t>
+      </w:r>
+    </w:p>
+    <w:p>
+      <w:pPr>
+        <w:numPr>
+          <w:ilvl w:val="1"/>
+          <w:numId w:val="65"/>
+        </w:numPr>
+        <w:spacing w:before="100" w:beforeAutospacing="1" w:after="100" w:afterAutospacing="1" w:line="240" w:lineRule="auto"/>
+        <w:rPr>
+          <w:rFonts w:ascii="Times New Roman" w:eastAsia="Times New Roman" w:hAnsi="Times New Roman" w:cs="Times New Roman"/>
+        </w:rPr>
+      </w:pPr>
+      <w:r>
+        <w:rPr>
+          <w:rFonts w:ascii="Times New Roman" w:eastAsia="Times New Roman" w:hAnsi="Times New Roman" w:cs="Times New Roman"/>
+          <w:b/>
+          <w:bCs/>
+        </w:rPr>
+        <w:t>Evidence from Datasets:</w:t>
+      </w:r>
+      <w:r>
+        <w:rPr>
+          <w:rFonts w:ascii="Times New Roman" w:eastAsia="Times New Roman" w:hAnsi="Times New Roman" w:cs="Times New Roman"/>
+        </w:rPr>
+        <w:t xml:space="preserve"> </w:t>
+      </w:r>
+    </w:p>
+    <w:p>
+      <w:pPr>
+        <w:numPr>
+          <w:ilvl w:val="2"/>
+          <w:numId w:val="65"/>
+        </w:numPr>
+        <w:spacing w:before="100" w:beforeAutospacing="1" w:after="100" w:afterAutospacing="1" w:line="240" w:lineRule="auto"/>
+        <w:rPr>
+          <w:rFonts w:ascii="Times New Roman" w:eastAsia="Times New Roman" w:hAnsi="Times New Roman" w:cs="Times New Roman"/>
+        </w:rPr>
+      </w:pPr>
+      <w:r>
+        <w:rPr>
+          <w:rFonts w:ascii="Times New Roman" w:eastAsia="Times New Roman" w:hAnsi="Times New Roman" w:cs="Times New Roman"/>
+        </w:rPr>
+        <w:t>Low financial inclusion (16.41% account ownership, finance.csv) and limited credit (11.98% of GDP, finance.csv) correlate with high out-of-school rates (7.47 million primary children, 31.66% female in 2020, education.csv).</w:t>
+      </w:r>
+    </w:p>
+    <w:p>
+      <w:pPr>
+        <w:numPr>
+          <w:ilvl w:val="2"/>
+          <w:numId w:val="65"/>
+        </w:numPr>
+        <w:spacing w:before="100" w:beforeAutospacing="1" w:after="100" w:afterAutospacing="1" w:line="240" w:lineRule="auto"/>
+        <w:rPr>
+          <w:rFonts w:ascii="Times New Roman" w:eastAsia="Times New Roman" w:hAnsi="Times New Roman" w:cs="Times New Roman"/>
+        </w:rPr>
+      </w:pPr>
+      <w:r>
+        <w:rPr>
+          <w:rFonts w:ascii="Times New Roman" w:eastAsia="Times New Roman" w:hAnsi="Times New Roman" w:cs="Times New Roman"/>
+        </w:rPr>
+        <w:t>Gender disparities in financial access (7.08% female accounts, finance.csv) align with significantly lower female enrollment (62.09% vs. 73.86% male in 2017, education.csv).</w:t>
+      </w:r>
+    </w:p>
+    <w:p>
+      <w:pPr>
+        <w:numPr>
+          <w:ilvl w:val="2"/>
+          <w:numId w:val="65"/>
+        </w:numPr>
+        <w:spacing w:before="100" w:beforeAutospacing="1" w:after="100" w:afterAutospacing="1" w:line="240" w:lineRule="auto"/>
+        <w:rPr>
+          <w:rFonts w:ascii="Times New Roman" w:eastAsia="Times New Roman" w:hAnsi="Times New Roman" w:cs="Times New Roman"/>
+        </w:rPr>
+      </w:pPr>
+      <w:r>
+        <w:rPr>
+          <w:rFonts w:ascii="Times New Roman" w:eastAsia="Times New Roman" w:hAnsi="Times New Roman" w:cs="Times New Roman"/>
+        </w:rPr>
+        <w:t>High poverty at $3.65/day (39.8% in 2019, poverty.csv) forces households to prioritize immediate survival needs, reducing school attendance (27.69% adolescents out of lower secondary, education.csv).</w:t>
+      </w:r>
+    </w:p>
+    <w:p>
+      <w:pPr>
+        <w:numPr>
+          <w:ilvl w:val="1"/>
+          <w:numId w:val="65"/>
+        </w:numPr>
+        <w:spacing w:before="100" w:beforeAutospacing="1" w:after="100" w:afterAutospacing="1" w:line="240" w:lineRule="auto"/>
+        <w:rPr>
+          <w:rFonts w:ascii="Times New Roman" w:eastAsia="Times New Roman" w:hAnsi="Times New Roman" w:cs="Times New Roman"/>
+        </w:rPr>
+      </w:pPr>
+      <w:r>
+        <w:rPr>
+          <w:rFonts w:ascii="Times New Roman" w:eastAsia="Times New Roman" w:hAnsi="Times New Roman" w:cs="Times New Roman"/>
+          <w:b/>
+          <w:bCs/>
+        </w:rPr>
+        <w:t>Impact:</w:t>
+      </w:r>
+      <w:r>
+        <w:rPr>
+          <w:rFonts w:ascii="Times New Roman" w:eastAsia="Times New Roman" w:hAnsi="Times New Roman" w:cs="Times New Roman"/>
+        </w:rPr>
+        <w:t xml:space="preserve"> Financial stability, through enhanced access to savings and loans, enables families to afford school fees, materials, uniforms, and transportation, boosting enrollment rates, especially for girls. Lack of financial resources, as demonstrated by low inclusion rates, keeps children out of school, perpetuating intergenerational cycles of low education attainment.</w:t>
+      </w:r>
+    </w:p>
+    <w:p>
+      <w:pPr>
+        <w:numPr>
+          <w:ilvl w:val="0"/>
+          <w:numId w:val="65"/>
+        </w:numPr>
+        <w:spacing w:before="100" w:beforeAutospacing="1" w:after="100" w:afterAutospacing="1" w:line="240" w:lineRule="auto"/>
+        <w:rPr>
+          <w:rFonts w:ascii="Times New Roman" w:eastAsia="Times New Roman" w:hAnsi="Times New Roman" w:cs="Times New Roman"/>
+        </w:rPr>
+      </w:pPr>
+      <w:r>
+        <w:rPr>
+          <w:rFonts w:ascii="Times New Roman" w:eastAsia="Times New Roman" w:hAnsi="Times New Roman" w:cs="Times New Roman"/>
+          <w:b/>
+          <w:bCs/>
+        </w:rPr>
+        <w:t>Stable Funding Enhances Education Quality and Attainment</w:t>
+      </w:r>
+      <w:r>
+        <w:rPr>
+          <w:rFonts w:ascii="Times New Roman" w:eastAsia="Times New Roman" w:hAnsi="Times New Roman" w:cs="Times New Roman"/>
+        </w:rPr>
+        <w:t xml:space="preserve"> </w:t>
+      </w:r>
+    </w:p>
+    <w:p>
+      <w:pPr>
+        <w:numPr>
+          <w:ilvl w:val="1"/>
+          <w:numId w:val="65"/>
+        </w:numPr>
+        <w:spacing w:before="100" w:beforeAutospacing="1" w:after="100" w:afterAutospacing="1" w:line="240" w:lineRule="auto"/>
+        <w:rPr>
+          <w:rFonts w:ascii="Times New Roman" w:eastAsia="Times New Roman" w:hAnsi="Times New Roman" w:cs="Times New Roman"/>
+        </w:rPr>
+      </w:pPr>
+      <w:r>
+        <w:rPr>
+          <w:rFonts w:ascii="Times New Roman" w:eastAsia="Times New Roman" w:hAnsi="Times New Roman" w:cs="Times New Roman"/>
+          <w:b/>
+          <w:bCs/>
+        </w:rPr>
+        <w:t>Evidence from Datasets:</w:t>
+      </w:r>
+      <w:r>
+        <w:rPr>
+          <w:rFonts w:ascii="Times New Roman" w:eastAsia="Times New Roman" w:hAnsi="Times New Roman" w:cs="Times New Roman"/>
+        </w:rPr>
+        <w:t xml:space="preserve"> </w:t>
+      </w:r>
+    </w:p>
+    <w:p>
+      <w:pPr>
+        <w:numPr>
+          <w:ilvl w:val="2"/>
+          <w:numId w:val="65"/>
+        </w:numPr>
+        <w:spacing w:before="100" w:beforeAutospacing="1" w:after="100" w:afterAutospacing="1" w:line="240" w:lineRule="auto"/>
+        <w:rPr>
+          <w:rFonts w:ascii="Times New Roman" w:eastAsia="Times New Roman" w:hAnsi="Times New Roman" w:cs="Times New Roman"/>
+        </w:rPr>
+      </w:pPr>
+      <w:r>
+        <w:rPr>
+          <w:rFonts w:ascii="Times New Roman" w:eastAsia="Times New Roman" w:hAnsi="Times New Roman" w:cs="Times New Roman"/>
+        </w:rPr>
+        <w:t>High government borrowing (21.51% in 2023, finance.csv) and inflation (30.77%, finance.csv) strain education budgets, despite high expenditure shares (99.37% primary, 71.58% total, education.csv), leading to inadequate teacher training (71.02% secondary trained teachers, education.csv).</w:t>
+      </w:r>
+    </w:p>
+    <w:p>
+      <w:pPr>
+        <w:numPr>
+          <w:ilvl w:val="2"/>
+          <w:numId w:val="65"/>
+        </w:numPr>
+        <w:spacing w:before="100" w:beforeAutospacing="1" w:after="100" w:afterAutospacing="1" w:line="240" w:lineRule="auto"/>
+        <w:rPr>
+          <w:rFonts w:ascii="Times New Roman" w:eastAsia="Times New Roman" w:hAnsi="Times New Roman" w:cs="Times New Roman"/>
+        </w:rPr>
+      </w:pPr>
+      <w:r>
+        <w:rPr>
+          <w:rFonts w:ascii="Times New Roman" w:eastAsia="Times New Roman" w:hAnsi="Times New Roman" w:cs="Times New Roman"/>
+        </w:rPr>
+        <w:t>Low private sector credit (11.98%, finance.csv) limits investment in tertiary education infrastructure, reflected in low Bachelor's degree attainment (16.18% in 2016, with only 4.95% female, education.csv).</w:t>
+      </w:r>
+    </w:p>
+    <w:p>
+      <w:pPr>
+        <w:numPr>
+          <w:ilvl w:val="2"/>
+          <w:numId w:val="65"/>
+        </w:numPr>
+        <w:spacing w:before="100" w:beforeAutospacing="1" w:after="100" w:afterAutospacing="1" w:line="240" w:lineRule="auto"/>
+        <w:rPr>
+          <w:rFonts w:ascii="Times New Roman" w:eastAsia="Times New Roman" w:hAnsi="Times New Roman" w:cs="Times New Roman"/>
+        </w:rPr>
+      </w:pPr>
+      <w:r>
+        <w:rPr>
+          <w:rFonts w:ascii="Times New Roman" w:eastAsia="Times New Roman" w:hAnsi="Times New Roman" w:cs="Times New Roman"/>
+        </w:rPr>
+        <w:lastRenderedPageBreak/>
+        <w:t>Poverty constraints (multidimensional poverty: 16.7% in 2018, poverty.csv) reduce access to quality education, correlating with persistently low secondary completion rates (35.43% in 2013, education.csv).</w:t>
+      </w:r>
+    </w:p>
+    <w:p>
+      <w:pPr>
+        <w:numPr>
+          <w:ilvl w:val="1"/>
+          <w:numId w:val="65"/>
+        </w:numPr>
+        <w:spacing w:before="100" w:beforeAutospacing="1" w:after="100" w:afterAutospacing="1" w:line="240" w:lineRule="auto"/>
+        <w:rPr>
+          <w:rFonts w:ascii="Times New Roman" w:eastAsia="Times New Roman" w:hAnsi="Times New Roman" w:cs="Times New Roman"/>
+        </w:rPr>
+      </w:pPr>
+      <w:r>
+        <w:rPr>
+          <w:rFonts w:ascii="Times New Roman" w:eastAsia="Times New Roman" w:hAnsi="Times New Roman" w:cs="Times New Roman"/>
+          <w:b/>
+          <w:bCs/>
+        </w:rPr>
+        <w:t>Impact:</w:t>
+      </w:r>
+      <w:r>
+        <w:rPr>
+          <w:rFonts w:ascii="Times New Roman" w:eastAsia="Times New Roman" w:hAnsi="Times New Roman" w:cs="Times New Roman"/>
+        </w:rPr>
+        <w:t xml:space="preserve"> Financial stability ensures consistent public and private investment in education sector development, improving teacher training, infrastructure quality, and educational resources, which directly raises attainment levels. Economic instability, evidenced by excessive borrowing and inflation, diverts resources and limits household capacity to pursue higher education, systematically lowering overall education rates.</w:t>
+      </w:r>
+    </w:p>
+    <w:p>
+      <w:pPr>
+        <w:numPr>
+          <w:ilvl w:val="0"/>
+          <w:numId w:val="65"/>
+        </w:numPr>
+        <w:spacing w:before="100" w:beforeAutospacing="1" w:after="100" w:afterAutospacing="1" w:line="240" w:lineRule="auto"/>
+        <w:rPr>
+          <w:rFonts w:ascii="Times New Roman" w:eastAsia="Times New Roman" w:hAnsi="Times New Roman" w:cs="Times New Roman"/>
+        </w:rPr>
+      </w:pPr>
+      <w:r>
+        <w:rPr>
+          <w:rFonts w:ascii="Times New Roman" w:eastAsia="Times New Roman" w:hAnsi="Times New Roman" w:cs="Times New Roman"/>
+          <w:b/>
+          <w:bCs/>
+        </w:rPr>
+        <w:t>Economic Stability Supports Long-Term Education Outcomes</w:t>
+      </w:r>
+      <w:r>
+        <w:rPr>
+          <w:rFonts w:ascii="Times New Roman" w:eastAsia="Times New Roman" w:hAnsi="Times New Roman" w:cs="Times New Roman"/>
+        </w:rPr>
+        <w:t xml:space="preserve"> </w:t>
+      </w:r>
+    </w:p>
+    <w:p>
+      <w:pPr>
+        <w:numPr>
+          <w:ilvl w:val="1"/>
+          <w:numId w:val="65"/>
+        </w:numPr>
+        <w:spacing w:before="100" w:beforeAutospacing="1" w:after="100" w:afterAutospacing="1" w:line="240" w:lineRule="auto"/>
+        <w:rPr>
+          <w:rFonts w:ascii="Times New Roman" w:eastAsia="Times New Roman" w:hAnsi="Times New Roman" w:cs="Times New Roman"/>
+        </w:rPr>
+      </w:pPr>
+      <w:r>
+        <w:rPr>
+          <w:rFonts w:ascii="Times New Roman" w:eastAsia="Times New Roman" w:hAnsi="Times New Roman" w:cs="Times New Roman"/>
+          <w:b/>
+          <w:bCs/>
+        </w:rPr>
+        <w:t>Evidence from Datasets:</w:t>
+      </w:r>
+      <w:r>
+        <w:rPr>
+          <w:rFonts w:ascii="Times New Roman" w:eastAsia="Times New Roman" w:hAnsi="Times New Roman" w:cs="Times New Roman"/>
+        </w:rPr>
+        <w:t xml:space="preserve"> </w:t>
+      </w:r>
+    </w:p>
+    <w:p>
+      <w:pPr>
+        <w:numPr>
+          <w:ilvl w:val="2"/>
+          <w:numId w:val="65"/>
+        </w:numPr>
+        <w:spacing w:before="100" w:beforeAutospacing="1" w:after="100" w:afterAutospacing="1" w:line="240" w:lineRule="auto"/>
+        <w:rPr>
+          <w:rFonts w:ascii="Times New Roman" w:eastAsia="Times New Roman" w:hAnsi="Times New Roman" w:cs="Times New Roman"/>
+        </w:rPr>
+      </w:pPr>
+      <w:r>
+        <w:rPr>
+          <w:rFonts w:ascii="Times New Roman" w:eastAsia="Times New Roman" w:hAnsi="Times New Roman" w:cs="Times New Roman"/>
+        </w:rPr>
+        <w:t>Economic volatility (7.66% market capitalization, finance.csv) and persistent high inflation (30.77%, finance.csv) correlate with stagnant consumption growth (bottom 40% at $2.83/day in 2018, poverty.csv), severely limiting household investment capacity in children's education.</w:t>
+      </w:r>
+    </w:p>
+    <w:p>
+      <w:pPr>
+        <w:numPr>
+          <w:ilvl w:val="2"/>
+          <w:numId w:val="65"/>
+        </w:numPr>
+        <w:spacing w:before="100" w:beforeAutospacing="1" w:after="100" w:afterAutospacing="1" w:line="240" w:lineRule="auto"/>
+        <w:rPr>
+          <w:rFonts w:ascii="Times New Roman" w:eastAsia="Times New Roman" w:hAnsi="Times New Roman" w:cs="Times New Roman"/>
+        </w:rPr>
+      </w:pPr>
+      <w:r>
+        <w:rPr>
+          <w:rFonts w:ascii="Times New Roman" w:eastAsia="Times New Roman" w:hAnsi="Times New Roman" w:cs="Times New Roman"/>
+        </w:rPr>
+        <w:t>Insufficient financial infrastructure (11.90 bank branches per 100,000 adults, finance.csv) and high poverty rates (24.3% national poverty line in 2018, poverty.csv) hinder long-term educational progress, with particularly low female attainment at lower secondary levels (22.48% in 2013, education.csv).</w:t>
+      </w:r>
+    </w:p>
+    <w:p>
+      <w:pPr>
+        <w:numPr>
+          <w:ilvl w:val="1"/>
+          <w:numId w:val="65"/>
+        </w:numPr>
+        <w:spacing w:before="100" w:beforeAutospacing="1" w:after="100" w:afterAutospacing="1" w:line="240" w:lineRule="auto"/>
+        <w:rPr>
+          <w:rFonts w:ascii="Times New Roman" w:eastAsia="Times New Roman" w:hAnsi="Times New Roman" w:cs="Times New Roman"/>
+        </w:rPr>
+      </w:pPr>
+      <w:r>
+        <w:rPr>
+          <w:rFonts w:ascii="Times New Roman" w:eastAsia="Times New Roman" w:hAnsi="Times New Roman" w:cs="Times New Roman"/>
+          <w:b/>
+          <w:bCs/>
+        </w:rPr>
+        <w:t>Impact:</w:t>
+      </w:r>
+      <w:r>
+        <w:rPr>
+          <w:rFonts w:ascii="Times New Roman" w:eastAsia="Times New Roman" w:hAnsi="Times New Roman" w:cs="Times New Roman"/>
+        </w:rPr>
+        <w:t xml:space="preserve"> A stable financial system fosters sustained economic growth and diversified job opportunities, creating strong incentives for education as a viable path to economic mobility. Financial instability discourages long-term investment in education due to immediate financial pressures and uncertain returns, systematically reducing education completion rates across all levels.</w:t>
+      </w:r>
+    </w:p>
+    <w:p>
+      <w:pPr>
+        <w:spacing w:before="100" w:beforeAutospacing="1" w:after="100" w:afterAutospacing="1" w:line="240" w:lineRule="auto"/>
+        <w:outlineLvl w:val="2"/>
+        <w:rPr>
+          <w:rFonts w:ascii="Times New Roman" w:eastAsia="Times New Roman" w:hAnsi="Times New Roman" w:cs="Times New Roman"/>
+          <w:b/>
+          <w:bCs/>
+          <w:sz w:val="27"/>
+          <w:szCs w:val="27"/>
+        </w:rPr>
+      </w:pPr>
+      <w:r>
+        <w:rPr>
+          <w:rFonts w:ascii="Times New Roman" w:eastAsia="Times New Roman" w:hAnsi="Times New Roman" w:cs="Times New Roman"/>
+          <w:b/>
+          <w:bCs/>
+          <w:sz w:val="27"/>
+          <w:szCs w:val="27"/>
+        </w:rPr>
+        <w:t>Interconnections and Broader Implications</w:t>
+      </w:r>
+    </w:p>
+    <w:p>
+      <w:pPr>
+        <w:numPr>
+          <w:ilvl w:val="0"/>
+          <w:numId w:val="66"/>
+        </w:numPr>
+        <w:spacing w:before="100" w:beforeAutospacing="1" w:after="100" w:afterAutospacing="1" w:line="240" w:lineRule="auto"/>
+        <w:rPr>
+          <w:rFonts w:ascii="Times New Roman" w:eastAsia="Times New Roman" w:hAnsi="Times New Roman" w:cs="Times New Roman"/>
+        </w:rPr>
+      </w:pPr>
+      <w:r>
+        <w:rPr>
+          <w:rFonts w:ascii="Times New Roman" w:eastAsia="Times New Roman" w:hAnsi="Times New Roman" w:cs="Times New Roman"/>
+          <w:b/>
+          <w:bCs/>
+        </w:rPr>
+        <w:t>Poverty-Education Feedback Loop:</w:t>
+      </w:r>
+      <w:r>
+        <w:rPr>
+          <w:rFonts w:ascii="Times New Roman" w:eastAsia="Times New Roman" w:hAnsi="Times New Roman" w:cs="Times New Roman"/>
+        </w:rPr>
+        <w:t xml:space="preserve"> Financial instability sustains high poverty rates (e.g., 39.8% at $3.65/day, poverty.csv), which directly restricts education access (7.47 million out-of-school children, education.csv). Low education rates, in turn, limit income-earning potential and perpetuate poverty (evidenced by low bottom 40% consumption patterns, poverty.csv).</w:t>
+      </w:r>
+    </w:p>
+    <w:p>
+      <w:pPr>
+        <w:numPr>
+          <w:ilvl w:val="0"/>
+          <w:numId w:val="66"/>
+        </w:numPr>
+        <w:spacing w:before="100" w:beforeAutospacing="1" w:after="100" w:afterAutospacing="1" w:line="240" w:lineRule="auto"/>
+        <w:rPr>
+          <w:rFonts w:ascii="Times New Roman" w:eastAsia="Times New Roman" w:hAnsi="Times New Roman" w:cs="Times New Roman"/>
+        </w:rPr>
+      </w:pPr>
+      <w:r>
+        <w:rPr>
+          <w:rFonts w:ascii="Times New Roman" w:eastAsia="Times New Roman" w:hAnsi="Times New Roman" w:cs="Times New Roman"/>
+          <w:b/>
+          <w:bCs/>
+        </w:rPr>
+        <w:t>Gender-Based Financial Exclusion:</w:t>
+      </w:r>
+      <w:r>
+        <w:rPr>
+          <w:rFonts w:ascii="Times New Roman" w:eastAsia="Times New Roman" w:hAnsi="Times New Roman" w:cs="Times New Roman"/>
+        </w:rPr>
+        <w:t xml:space="preserve"> Severe financial exclusion of women (7.08% female accounts, finance.csv) and poverty disproportionately affect female educational outcomes, leading to dramatically lower female enrollment (62.09%, education.csv) and attainment (4.95% Bachelor's degrees, education.csv), reinforcing cyclical poverty and inequality (Gini coefficient at 30.60, poverty.csv).</w:t>
+      </w:r>
+    </w:p>
+    <w:p>
+      <w:pPr>
+        <w:numPr>
+          <w:ilvl w:val="0"/>
+          <w:numId w:val="66"/>
+        </w:numPr>
+        <w:spacing w:before="100" w:beforeAutospacing="1" w:after="100" w:afterAutospacing="1" w:line="240" w:lineRule="auto"/>
+        <w:rPr>
+          <w:rFonts w:ascii="Times New Roman" w:eastAsia="Times New Roman" w:hAnsi="Times New Roman" w:cs="Times New Roman"/>
+        </w:rPr>
+      </w:pPr>
+      <w:r>
+        <w:rPr>
+          <w:rFonts w:ascii="Times New Roman" w:eastAsia="Times New Roman" w:hAnsi="Times New Roman" w:cs="Times New Roman"/>
+          <w:b/>
+          <w:bCs/>
+        </w:rPr>
+        <w:t>Macroeconomic Context:</w:t>
+      </w:r>
+      <w:r>
+        <w:rPr>
+          <w:rFonts w:ascii="Times New Roman" w:eastAsia="Times New Roman" w:hAnsi="Times New Roman" w:cs="Times New Roman"/>
+        </w:rPr>
+        <w:t xml:space="preserve"> High inflation and excessive government borrowing (finance.csv) simultaneously strain poverty alleviation efforts and education funding mechanisms, while low financial inclusion and restricted credit access (finance.csv) limit both household and systemic capacity to break entrenched poverty-education cycles.</w:t>
+      </w:r>
+    </w:p>
+    <w:p>
+      <w:pPr>
+        <w:spacing w:after="0" w:line="240" w:lineRule="auto"/>
+        <w:rPr>
+          <w:rFonts w:ascii="Times New Roman" w:eastAsia="Times New Roman" w:hAnsi="Times New Roman" w:cs="Times New Roman"/>
+        </w:rPr>
+      </w:pPr>
+    </w:p>
+    <w:p>
+      <w:pPr>
+        <w:spacing w:before="100" w:beforeAutospacing="1" w:after="100" w:afterAutospacing="1" w:line="240" w:lineRule="auto"/>
+        <w:outlineLvl w:val="1"/>
+        <w:rPr>
+          <w:rFonts w:ascii="Times New Roman" w:eastAsia="Times New Roman" w:hAnsi="Times New Roman" w:cs="Times New Roman"/>
+          <w:b/>
+          <w:bCs/>
+          <w:sz w:val="36"/>
+          <w:szCs w:val="36"/>
+        </w:rPr>
+      </w:pPr>
+      <w:r>
+        <w:rPr>
+          <w:rFonts w:ascii="Times New Roman" w:eastAsia="Times New Roman" w:hAnsi="Times New Roman" w:cs="Times New Roman"/>
+          <w:b/>
+          <w:bCs/>
+          <w:sz w:val="36"/>
+          <w:szCs w:val="36"/>
+        </w:rPr>
+        <w:lastRenderedPageBreak/>
+        <w:t>Question 2: What is the relationship between education levels and child labor/social protection issues, with emphasis on girls' education and crime prevention?</w:t>
+      </w:r>
+    </w:p>
+    <w:p>
+      <w:pPr>
+        <w:spacing w:before="100" w:beforeAutospacing="1" w:after="100" w:afterAutospacing="1" w:line="240" w:lineRule="auto"/>
+        <w:rPr>
+          <w:rFonts w:ascii="Times New Roman" w:eastAsia="Times New Roman" w:hAnsi="Times New Roman" w:cs="Times New Roman"/>
+        </w:rPr>
+      </w:pPr>
+      <w:r>
+        <w:rPr>
+          <w:rFonts w:ascii="Times New Roman" w:eastAsia="Times New Roman" w:hAnsi="Times New Roman" w:cs="Times New Roman"/>
+        </w:rPr>
+        <w:t>The "education.csv" and "social_protection_labor.csv" datasets from the World Development Indicators (last updated January 28, 2025) reveal complex interconnections between education levels, child labor prevalence, social protection adequacy, girls' educational access, and broader social stability including crime prevention in Pakistan. Below, I provide a comprehensive analysis focusing on these critical relationships and their implications for human development and social cohesion.</w:t>
+      </w:r>
+    </w:p>
+    <w:p>
+      <w:pPr>
+        <w:spacing w:before="100" w:beforeAutospacing="1" w:after="100" w:afterAutospacing="1" w:line="240" w:lineRule="auto"/>
+        <w:outlineLvl w:val="2"/>
+        <w:rPr>
+          <w:rFonts w:ascii="Times New Roman" w:eastAsia="Times New Roman" w:hAnsi="Times New Roman" w:cs="Times New Roman"/>
+          <w:b/>
+          <w:bCs/>
+          <w:sz w:val="27"/>
+          <w:szCs w:val="27"/>
+        </w:rPr>
+      </w:pPr>
+      <w:r>
+        <w:rPr>
+          <w:rFonts w:ascii="Times New Roman" w:eastAsia="Times New Roman" w:hAnsi="Times New Roman" w:cs="Times New Roman"/>
+          <w:b/>
+          <w:bCs/>
+          <w:sz w:val="27"/>
+          <w:szCs w:val="27"/>
+        </w:rPr>
+        <w:t>Relationship Between Education Levels and Child Labor</w:t>
+      </w:r>
+    </w:p>
+    <w:p>
+      <w:pPr>
+        <w:numPr>
+          <w:ilvl w:val="0"/>
+          <w:numId w:val="67"/>
+        </w:numPr>
+        <w:spacing w:before="100" w:beforeAutospacing="1" w:after="100" w:afterAutospacing="1" w:line="240" w:lineRule="auto"/>
+        <w:rPr>
+          <w:rFonts w:ascii="Times New Roman" w:eastAsia="Times New Roman" w:hAnsi="Times New Roman" w:cs="Times New Roman"/>
+        </w:rPr>
+      </w:pPr>
+      <w:r>
+        <w:rPr>
+          <w:rFonts w:ascii="Times New Roman" w:eastAsia="Times New Roman" w:hAnsi="Times New Roman" w:cs="Times New Roman"/>
+          <w:b/>
+          <w:bCs/>
+        </w:rPr>
+        <w:t>Education Access Inversely Correlates with Child Labor Prevalence</w:t>
+      </w:r>
+      <w:r>
+        <w:rPr>
+          <w:rFonts w:ascii="Times New Roman" w:eastAsia="Times New Roman" w:hAnsi="Times New Roman" w:cs="Times New Roman"/>
+        </w:rPr>
+        <w:t xml:space="preserve"> </w:t>
+      </w:r>
+    </w:p>
+    <w:p>
+      <w:pPr>
+        <w:numPr>
+          <w:ilvl w:val="1"/>
+          <w:numId w:val="67"/>
+        </w:numPr>
+        <w:spacing w:before="100" w:beforeAutospacing="1" w:after="100" w:afterAutospacing="1" w:line="240" w:lineRule="auto"/>
+        <w:rPr>
+          <w:rFonts w:ascii="Times New Roman" w:eastAsia="Times New Roman" w:hAnsi="Times New Roman" w:cs="Times New Roman"/>
+        </w:rPr>
+      </w:pPr>
+      <w:r>
+        <w:rPr>
+          <w:rFonts w:ascii="Times New Roman" w:eastAsia="Times New Roman" w:hAnsi="Times New Roman" w:cs="Times New Roman"/>
+          <w:b/>
+          <w:bCs/>
+        </w:rPr>
+        <w:t>Evidence from Datasets:</w:t>
+      </w:r>
+      <w:r>
+        <w:rPr>
+          <w:rFonts w:ascii="Times New Roman" w:eastAsia="Times New Roman" w:hAnsi="Times New Roman" w:cs="Times New Roman"/>
+        </w:rPr>
+        <w:t xml:space="preserve"> </w:t>
+      </w:r>
+    </w:p>
+    <w:p>
+      <w:pPr>
+        <w:numPr>
+          <w:ilvl w:val="2"/>
+          <w:numId w:val="67"/>
+        </w:numPr>
+        <w:spacing w:before="100" w:beforeAutospacing="1" w:after="100" w:afterAutospacing="1" w:line="240" w:lineRule="auto"/>
+        <w:rPr>
+          <w:rFonts w:ascii="Times New Roman" w:eastAsia="Times New Roman" w:hAnsi="Times New Roman" w:cs="Times New Roman"/>
+        </w:rPr>
+      </w:pPr>
+      <w:r>
+        <w:rPr>
+          <w:rFonts w:ascii="Times New Roman" w:eastAsia="Times New Roman" w:hAnsi="Times New Roman" w:cs="Times New Roman"/>
+        </w:rPr>
+        <w:t>High child labor prevalence (14.45% of children ages 7–14 employed, social_protection_labor.csv) directly correlates with massive educational exclusion, with 7.47 million children out of primary school (education.csv, 2020). The majority of working children (75.71%) are concentrated in agricultural sectors (social_protection_labor.csv), where extensive working hours (31.8 hours/week for working-only children, social_protection_labor.csv) systematically prevent school attendance.</w:t>
+      </w:r>
+    </w:p>
+    <w:p>
+      <w:pPr>
+        <w:numPr>
+          <w:ilvl w:val="2"/>
+          <w:numId w:val="67"/>
+        </w:numPr>
+        <w:spacing w:before="100" w:beforeAutospacing="1" w:after="100" w:afterAutospacing="1" w:line="240" w:lineRule="auto"/>
+        <w:rPr>
+          <w:rFonts w:ascii="Times New Roman" w:eastAsia="Times New Roman" w:hAnsi="Times New Roman" w:cs="Times New Roman"/>
+        </w:rPr>
+      </w:pPr>
+      <w:r>
+        <w:rPr>
+          <w:rFonts w:ascii="Times New Roman" w:eastAsia="Times New Roman" w:hAnsi="Times New Roman" w:cs="Times New Roman"/>
+        </w:rPr>
+        <w:t>Regional and gender disparities reveal that girls, despite working fewer hours (22.7 hours/week vs. 41.9 for boys, social_protection_labor.csv), face higher agricultural employment rates (80.1% for girls vs. 71.63% for boys, social_protection_labor.csv), directly contributing to significantly lower female enrollment rates (62.09% primary vs. 73.86% male, education.csv, 2017).</w:t>
+      </w:r>
+    </w:p>
+    <w:p>
+      <w:pPr>
+        <w:numPr>
+          <w:ilvl w:val="2"/>
+          <w:numId w:val="67"/>
+        </w:numPr>
+        <w:spacing w:before="100" w:beforeAutospacing="1" w:after="100" w:afterAutospacing="1" w:line="240" w:lineRule="auto"/>
+        <w:rPr>
+          <w:rFonts w:ascii="Times New Roman" w:eastAsia="Times New Roman" w:hAnsi="Times New Roman" w:cs="Times New Roman"/>
+        </w:rPr>
+      </w:pPr>
+      <w:r>
+        <w:rPr>
+          <w:rFonts w:ascii="Times New Roman" w:eastAsia="Times New Roman" w:hAnsi="Times New Roman" w:cs="Times New Roman"/>
+        </w:rPr>
+        <w:t>Persistently low educational attainment (35.43% secondary completion overall, with only 22.48% female lower secondary completion, education.csv, 2013) perpetuates intergenerational child labor cycles, as families prioritize immediate income generation over long-term educational investment due to economic desperation.</w:t>
+      </w:r>
+    </w:p>
+    <w:p>
+      <w:pPr>
+        <w:numPr>
+          <w:ilvl w:val="1"/>
+          <w:numId w:val="67"/>
+        </w:numPr>
+        <w:spacing w:before="100" w:beforeAutospacing="1" w:after="100" w:afterAutospacing="1" w:line="240" w:lineRule="auto"/>
+        <w:rPr>
+          <w:rFonts w:ascii="Times New Roman" w:eastAsia="Times New Roman" w:hAnsi="Times New Roman" w:cs="Times New Roman"/>
+        </w:rPr>
+      </w:pPr>
+      <w:r>
+        <w:rPr>
+          <w:rFonts w:ascii="Times New Roman" w:eastAsia="Times New Roman" w:hAnsi="Times New Roman" w:cs="Times New Roman"/>
+          <w:b/>
+          <w:bCs/>
+        </w:rPr>
+        <w:t>Relationship Dynamics:</w:t>
+      </w:r>
+      <w:r>
+        <w:rPr>
+          <w:rFonts w:ascii="Times New Roman" w:eastAsia="Times New Roman" w:hAnsi="Times New Roman" w:cs="Times New Roman"/>
+        </w:rPr>
+        <w:t xml:space="preserve"> Low education levels systematically drive child labor participation, as lack of schooling opportunities traps children in exploitative work arrangements, particularly in agricultural and informal sectors. Conversely, child labor engagement reduces available time and energy for educational pursuits, creating self-reinforcing cycles that lower overall attainment and perpetuate skills poverty across generations.</w:t>
+      </w:r>
+    </w:p>
+    <w:p>
+      <w:pPr>
+        <w:numPr>
+          <w:ilvl w:val="0"/>
+          <w:numId w:val="67"/>
+        </w:numPr>
+        <w:spacing w:before="100" w:beforeAutospacing="1" w:after="100" w:afterAutospacing="1" w:line="240" w:lineRule="auto"/>
+        <w:rPr>
+          <w:rFonts w:ascii="Times New Roman" w:eastAsia="Times New Roman" w:hAnsi="Times New Roman" w:cs="Times New Roman"/>
+        </w:rPr>
+      </w:pPr>
+      <w:r>
+        <w:rPr>
+          <w:rFonts w:ascii="Times New Roman" w:eastAsia="Times New Roman" w:hAnsi="Times New Roman" w:cs="Times New Roman"/>
+          <w:b/>
+          <w:bCs/>
+        </w:rPr>
+        <w:t>Sectoral Analysis of Education-Labor Intersections</w:t>
+      </w:r>
+      <w:r>
+        <w:rPr>
+          <w:rFonts w:ascii="Times New Roman" w:eastAsia="Times New Roman" w:hAnsi="Times New Roman" w:cs="Times New Roman"/>
+        </w:rPr>
+        <w:t xml:space="preserve"> </w:t>
+      </w:r>
+    </w:p>
+    <w:p>
+      <w:pPr>
+        <w:numPr>
+          <w:ilvl w:val="1"/>
+          <w:numId w:val="67"/>
+        </w:numPr>
+        <w:spacing w:before="100" w:beforeAutospacing="1" w:after="100" w:afterAutospacing="1" w:line="240" w:lineRule="auto"/>
+        <w:rPr>
+          <w:rFonts w:ascii="Times New Roman" w:eastAsia="Times New Roman" w:hAnsi="Times New Roman" w:cs="Times New Roman"/>
+        </w:rPr>
+      </w:pPr>
+      <w:r>
+        <w:rPr>
+          <w:rFonts w:ascii="Times New Roman" w:eastAsia="Times New Roman" w:hAnsi="Times New Roman" w:cs="Times New Roman"/>
+          <w:b/>
+          <w:bCs/>
+        </w:rPr>
+        <w:t>Evidence from Datasets:</w:t>
+      </w:r>
+      <w:r>
+        <w:rPr>
+          <w:rFonts w:ascii="Times New Roman" w:eastAsia="Times New Roman" w:hAnsi="Times New Roman" w:cs="Times New Roman"/>
+        </w:rPr>
+        <w:t xml:space="preserve"> </w:t>
+      </w:r>
+    </w:p>
+    <w:p>
+      <w:pPr>
+        <w:numPr>
+          <w:ilvl w:val="2"/>
+          <w:numId w:val="67"/>
+        </w:numPr>
+        <w:spacing w:before="100" w:beforeAutospacing="1" w:after="100" w:afterAutospacing="1" w:line="240" w:lineRule="auto"/>
+        <w:rPr>
+          <w:rFonts w:ascii="Times New Roman" w:eastAsia="Times New Roman" w:hAnsi="Times New Roman" w:cs="Times New Roman"/>
+        </w:rPr>
+      </w:pPr>
+      <w:r>
+        <w:rPr>
+          <w:rFonts w:ascii="Times New Roman" w:eastAsia="Times New Roman" w:hAnsi="Times New Roman" w:cs="Times New Roman"/>
+        </w:rPr>
+        <w:t>Agricultural dominance in child labor (75.71%, social_protection_labor.csv) correlates with rural education deficits, where infrastructure limitations and economic pressures combine to reduce school accessibility and quality.</w:t>
+      </w:r>
+    </w:p>
+    <w:p>
+      <w:pPr>
+        <w:numPr>
+          <w:ilvl w:val="2"/>
+          <w:numId w:val="67"/>
+        </w:numPr>
+        <w:spacing w:before="100" w:beforeAutospacing="1" w:after="100" w:afterAutospacing="1" w:line="240" w:lineRule="auto"/>
+        <w:rPr>
+          <w:rFonts w:ascii="Times New Roman" w:eastAsia="Times New Roman" w:hAnsi="Times New Roman" w:cs="Times New Roman"/>
+        </w:rPr>
+      </w:pPr>
+      <w:r>
+        <w:rPr>
+          <w:rFonts w:ascii="Times New Roman" w:eastAsia="Times New Roman" w:hAnsi="Times New Roman" w:cs="Times New Roman"/>
+        </w:rPr>
+        <w:t xml:space="preserve">High rates of unpaid family work (78.39% for females, social_protection_labor.csv) indicate that girls' labor contributions are </w:t>
+      </w:r>
+      <w:r>
+        <w:rPr>
+          <w:rFonts w:ascii="Times New Roman" w:eastAsia="Times New Roman" w:hAnsi="Times New Roman" w:cs="Times New Roman"/>
+        </w:rPr>
+        <w:lastRenderedPageBreak/>
+        <w:t>undervalued economically while simultaneously preventing educational advancement, contributing to persistent gender gaps in human capital development.</w:t>
+      </w:r>
+    </w:p>
+    <w:p>
+      <w:pPr>
+        <w:numPr>
+          <w:ilvl w:val="2"/>
+          <w:numId w:val="67"/>
+        </w:numPr>
+        <w:spacing w:before="100" w:beforeAutospacing="1" w:after="100" w:afterAutospacing="1" w:line="240" w:lineRule="auto"/>
+        <w:rPr>
+          <w:rFonts w:ascii="Times New Roman" w:eastAsia="Times New Roman" w:hAnsi="Times New Roman" w:cs="Times New Roman"/>
+        </w:rPr>
+      </w:pPr>
+      <w:r>
+        <w:rPr>
+          <w:rFonts w:ascii="Times New Roman" w:eastAsia="Times New Roman" w:hAnsi="Times New Roman" w:cs="Times New Roman"/>
+        </w:rPr>
+        <w:t>Vulnerable employment patterns (55.64% total, 73.29% for females, social_protection_labor.csv, 2023) demonstrate how lack of education perpetuates precarious work arrangements that offer insufficient income security to break poverty cycles.</w:t>
+      </w:r>
+    </w:p>
+    <w:p>
+      <w:pPr>
+        <w:numPr>
+          <w:ilvl w:val="1"/>
+          <w:numId w:val="67"/>
+        </w:numPr>
+        <w:spacing w:before="100" w:beforeAutospacing="1" w:after="100" w:afterAutospacing="1" w:line="240" w:lineRule="auto"/>
+        <w:rPr>
+          <w:rFonts w:ascii="Times New Roman" w:eastAsia="Times New Roman" w:hAnsi="Times New Roman" w:cs="Times New Roman"/>
+        </w:rPr>
+      </w:pPr>
+      <w:r>
+        <w:rPr>
+          <w:rFonts w:ascii="Times New Roman" w:eastAsia="Times New Roman" w:hAnsi="Times New Roman" w:cs="Times New Roman"/>
+          <w:b/>
+          <w:bCs/>
+        </w:rPr>
+        <w:t>Relationship Dynamics:</w:t>
+      </w:r>
+      <w:r>
+        <w:rPr>
+          <w:rFonts w:ascii="Times New Roman" w:eastAsia="Times New Roman" w:hAnsi="Times New Roman" w:cs="Times New Roman"/>
+        </w:rPr>
+        <w:t xml:space="preserve"> Sectoral concentration of child labor in low-productivity activities creates geographical and demographic patterns of educational exclusion that reinforce regional development disparities and gender inequalities in human capital accumulation.</w:t>
+      </w:r>
+    </w:p>
+    <w:p>
+      <w:pPr>
+        <w:spacing w:before="100" w:beforeAutospacing="1" w:after="100" w:afterAutospacing="1" w:line="240" w:lineRule="auto"/>
+        <w:outlineLvl w:val="2"/>
+        <w:rPr>
+          <w:rFonts w:ascii="Times New Roman" w:eastAsia="Times New Roman" w:hAnsi="Times New Roman" w:cs="Times New Roman"/>
+          <w:b/>
+          <w:bCs/>
+          <w:sz w:val="27"/>
+          <w:szCs w:val="27"/>
+        </w:rPr>
+      </w:pPr>
+      <w:r>
+        <w:rPr>
+          <w:rFonts w:ascii="Times New Roman" w:eastAsia="Times New Roman" w:hAnsi="Times New Roman" w:cs="Times New Roman"/>
+          <w:b/>
+          <w:bCs/>
+          <w:sz w:val="27"/>
+          <w:szCs w:val="27"/>
+        </w:rPr>
+        <w:t>Girls' Education and Comprehensive Social Protection</w:t>
+      </w:r>
+    </w:p>
+    <w:p>
+      <w:pPr>
+        <w:numPr>
+          <w:ilvl w:val="0"/>
+          <w:numId w:val="68"/>
+        </w:numPr>
+        <w:spacing w:before="100" w:beforeAutospacing="1" w:after="100" w:afterAutospacing="1" w:line="240" w:lineRule="auto"/>
+        <w:rPr>
+          <w:rFonts w:ascii="Times New Roman" w:eastAsia="Times New Roman" w:hAnsi="Times New Roman" w:cs="Times New Roman"/>
+        </w:rPr>
+      </w:pPr>
+      <w:r>
+        <w:rPr>
+          <w:rFonts w:ascii="Times New Roman" w:eastAsia="Times New Roman" w:hAnsi="Times New Roman" w:cs="Times New Roman"/>
+          <w:b/>
+          <w:bCs/>
+        </w:rPr>
+        <w:t>Gender-Specific Educational Barriers and Labor Exploitation</w:t>
+      </w:r>
+      <w:r>
+        <w:rPr>
+          <w:rFonts w:ascii="Times New Roman" w:eastAsia="Times New Roman" w:hAnsi="Times New Roman" w:cs="Times New Roman"/>
+        </w:rPr>
+        <w:t xml:space="preserve"> </w:t>
+      </w:r>
+    </w:p>
+    <w:p>
+      <w:pPr>
+        <w:numPr>
+          <w:ilvl w:val="1"/>
+          <w:numId w:val="68"/>
+        </w:numPr>
+        <w:spacing w:before="100" w:beforeAutospacing="1" w:after="100" w:afterAutospacing="1" w:line="240" w:lineRule="auto"/>
+        <w:rPr>
+          <w:rFonts w:ascii="Times New Roman" w:eastAsia="Times New Roman" w:hAnsi="Times New Roman" w:cs="Times New Roman"/>
+        </w:rPr>
+      </w:pPr>
+      <w:r>
+        <w:rPr>
+          <w:rFonts w:ascii="Times New Roman" w:eastAsia="Times New Roman" w:hAnsi="Times New Roman" w:cs="Times New Roman"/>
+          <w:b/>
+          <w:bCs/>
+        </w:rPr>
+        <w:t>Evidence from Datasets:</w:t>
+      </w:r>
+      <w:r>
+        <w:rPr>
+          <w:rFonts w:ascii="Times New Roman" w:eastAsia="Times New Roman" w:hAnsi="Times New Roman" w:cs="Times New Roman"/>
+        </w:rPr>
+        <w:t xml:space="preserve"> </w:t>
+      </w:r>
+    </w:p>
+    <w:p>
+      <w:pPr>
+        <w:numPr>
+          <w:ilvl w:val="2"/>
+          <w:numId w:val="68"/>
+        </w:numPr>
+        <w:spacing w:before="100" w:beforeAutospacing="1" w:after="100" w:afterAutospacing="1" w:line="240" w:lineRule="auto"/>
+        <w:rPr>
+          <w:rFonts w:ascii="Times New Roman" w:eastAsia="Times New Roman" w:hAnsi="Times New Roman" w:cs="Times New Roman"/>
+        </w:rPr>
+      </w:pPr>
+      <w:r>
+        <w:rPr>
+          <w:rFonts w:ascii="Times New Roman" w:eastAsia="Times New Roman" w:hAnsi="Times New Roman" w:cs="Times New Roman"/>
+        </w:rPr>
+        <w:t>Girls face disproportionate educational exclusion with dramatically higher out-of-school rates (31.66% female vs. 18.96% male at primary level, education.csv, 2020) and severely limited higher education access (4.95% female Bachelor's attainment vs. 16.18% overall, education.csv, 2016), systematically exacerbated by gendered child labor patterns (14.85% female employment, social_protection_labor.csv).</w:t>
+      </w:r>
+    </w:p>
+    <w:p>
+      <w:pPr>
+        <w:numPr>
+          <w:ilvl w:val="2"/>
+          <w:numId w:val="68"/>
+        </w:numPr>
+        <w:spacing w:before="100" w:beforeAutospacing="1" w:after="100" w:afterAutospacing="1" w:line="240" w:lineRule="auto"/>
+        <w:rPr>
+          <w:rFonts w:ascii="Times New Roman" w:eastAsia="Times New Roman" w:hAnsi="Times New Roman" w:cs="Times New Roman"/>
+        </w:rPr>
+      </w:pPr>
+      <w:r>
+        <w:rPr>
+          <w:rFonts w:ascii="Times New Roman" w:eastAsia="Times New Roman" w:hAnsi="Times New Roman" w:cs="Times New Roman"/>
+        </w:rPr>
+        <w:t>Social protection systems demonstrate inadequate coverage and targeting, with low program adequacy (9.70% of welfare reaching intended beneficiaries, social_protection_labor.csv, 2019) and insufficient benefit incidence for the poorest quintile (19.68%, social_protection_labor.csv), failing to offset economic pressures that disproportionately push girls into unpaid domestic and agricultural work.</w:t>
+      </w:r>
+    </w:p>
+    <w:p>
+      <w:pPr>
+        <w:numPr>
+          <w:ilvl w:val="2"/>
+          <w:numId w:val="68"/>
+        </w:numPr>
+        <w:spacing w:before="100" w:beforeAutospacing="1" w:after="100" w:afterAutospacing="1" w:line="240" w:lineRule="auto"/>
+        <w:rPr>
+          <w:rFonts w:ascii="Times New Roman" w:eastAsia="Times New Roman" w:hAnsi="Times New Roman" w:cs="Times New Roman"/>
+        </w:rPr>
+      </w:pPr>
+      <w:r>
+        <w:rPr>
+          <w:rFonts w:ascii="Times New Roman" w:eastAsia="Times New Roman" w:hAnsi="Times New Roman" w:cs="Times New Roman"/>
+        </w:rPr>
+        <w:t>Weak social insurance mechanisms (2.63% benefit incidence to poorest quintile, social_protection_labor.csv) and persistently high vulnerable employment for females (73.29%, social_protection_labor.csv, 2023) indicate systemic failures in protecting girls from exploitative labor arrangements that prevent educational participation.</w:t>
+      </w:r>
+    </w:p>
+    <w:p>
+      <w:pPr>
+        <w:numPr>
+          <w:ilvl w:val="1"/>
+          <w:numId w:val="68"/>
+        </w:numPr>
+        <w:spacing w:before="100" w:beforeAutospacing="1" w:after="100" w:afterAutospacing="1" w:line="240" w:lineRule="auto"/>
+        <w:rPr>
+          <w:rFonts w:ascii="Times New Roman" w:eastAsia="Times New Roman" w:hAnsi="Times New Roman" w:cs="Times New Roman"/>
+        </w:rPr>
+      </w:pPr>
+      <w:r>
+        <w:rPr>
+          <w:rFonts w:ascii="Times New Roman" w:eastAsia="Times New Roman" w:hAnsi="Times New Roman" w:cs="Times New Roman"/>
+          <w:b/>
+          <w:bCs/>
+        </w:rPr>
+        <w:t>Relationship Dynamics:</w:t>
+      </w:r>
+      <w:r>
+        <w:rPr>
+          <w:rFonts w:ascii="Times New Roman" w:eastAsia="Times New Roman" w:hAnsi="Times New Roman" w:cs="Times New Roman"/>
+        </w:rPr>
+        <w:t xml:space="preserve"> Limited access to girls' education, driven by cultural norms, economic necessity, and inadequate social protection, creates compounding disadvantages that restrict female human capital development. Insufficient social safety net coverage fails to alleviate poverty-driven educational exclusion, forcing girls into labor-intensive roles that perpetuate gender-based educational inequalities across primary, secondary, and tertiary levels.</w:t>
+      </w:r>
+    </w:p>
+    <w:p>
+      <w:pPr>
+        <w:numPr>
+          <w:ilvl w:val="0"/>
+          <w:numId w:val="68"/>
+        </w:numPr>
+        <w:spacing w:before="100" w:beforeAutospacing="1" w:after="100" w:afterAutospacing="1" w:line="240" w:lineRule="auto"/>
+        <w:rPr>
+          <w:rFonts w:ascii="Times New Roman" w:eastAsia="Times New Roman" w:hAnsi="Times New Roman" w:cs="Times New Roman"/>
+        </w:rPr>
+      </w:pPr>
+      <w:r>
+        <w:rPr>
+          <w:rFonts w:ascii="Times New Roman" w:eastAsia="Times New Roman" w:hAnsi="Times New Roman" w:cs="Times New Roman"/>
+          <w:b/>
+          <w:bCs/>
+        </w:rPr>
+        <w:t>Economic Empowerment and Educational Investment Linkages</w:t>
+      </w:r>
+      <w:r>
+        <w:rPr>
+          <w:rFonts w:ascii="Times New Roman" w:eastAsia="Times New Roman" w:hAnsi="Times New Roman" w:cs="Times New Roman"/>
+        </w:rPr>
+        <w:t xml:space="preserve"> </w:t>
+      </w:r>
+    </w:p>
+    <w:p>
+      <w:pPr>
+        <w:numPr>
+          <w:ilvl w:val="1"/>
+          <w:numId w:val="68"/>
+        </w:numPr>
+        <w:spacing w:before="100" w:beforeAutospacing="1" w:after="100" w:afterAutospacing="1" w:line="240" w:lineRule="auto"/>
+        <w:rPr>
+          <w:rFonts w:ascii="Times New Roman" w:eastAsia="Times New Roman" w:hAnsi="Times New Roman" w:cs="Times New Roman"/>
+        </w:rPr>
+      </w:pPr>
+      <w:r>
+        <w:rPr>
+          <w:rFonts w:ascii="Times New Roman" w:eastAsia="Times New Roman" w:hAnsi="Times New Roman" w:cs="Times New Roman"/>
+          <w:b/>
+          <w:bCs/>
+        </w:rPr>
+        <w:t>Evidence from Datasets:</w:t>
+      </w:r>
+      <w:r>
+        <w:rPr>
+          <w:rFonts w:ascii="Times New Roman" w:eastAsia="Times New Roman" w:hAnsi="Times New Roman" w:cs="Times New Roman"/>
+        </w:rPr>
+        <w:t xml:space="preserve"> </w:t>
+      </w:r>
+    </w:p>
+    <w:p>
+      <w:pPr>
+        <w:numPr>
+          <w:ilvl w:val="2"/>
+          <w:numId w:val="68"/>
+        </w:numPr>
+        <w:spacing w:before="100" w:beforeAutospacing="1" w:after="100" w:afterAutospacing="1" w:line="240" w:lineRule="auto"/>
+        <w:rPr>
+          <w:rFonts w:ascii="Times New Roman" w:eastAsia="Times New Roman" w:hAnsi="Times New Roman" w:cs="Times New Roman"/>
+        </w:rPr>
+      </w:pPr>
+      <w:r>
+        <w:rPr>
+          <w:rFonts w:ascii="Times New Roman" w:eastAsia="Times New Roman" w:hAnsi="Times New Roman" w:cs="Times New Roman"/>
+        </w:rPr>
+        <w:t>Low wage employment opportunities for females (26.61%, social_protection_labor.csv, 2023) demonstrate how educational exclusion limits economic participation and reinforces dependence on vulnerable employment arrangements.</w:t>
+      </w:r>
+    </w:p>
+    <w:p>
+      <w:pPr>
+        <w:numPr>
+          <w:ilvl w:val="2"/>
+          <w:numId w:val="68"/>
+        </w:numPr>
+        <w:spacing w:before="100" w:beforeAutospacing="1" w:after="100" w:afterAutospacing="1" w:line="240" w:lineRule="auto"/>
+        <w:rPr>
+          <w:rFonts w:ascii="Times New Roman" w:eastAsia="Times New Roman" w:hAnsi="Times New Roman" w:cs="Times New Roman"/>
+        </w:rPr>
+      </w:pPr>
+      <w:r>
+        <w:rPr>
+          <w:rFonts w:ascii="Times New Roman" w:eastAsia="Times New Roman" w:hAnsi="Times New Roman" w:cs="Times New Roman"/>
+        </w:rPr>
+        <w:t xml:space="preserve">High expenditure on primary education (99.37%, education.csv) contrasts sharply with persistent quality deficits (71.02% trained </w:t>
+      </w:r>
+      <w:r>
+        <w:rPr>
+          <w:rFonts w:ascii="Times New Roman" w:eastAsia="Times New Roman" w:hAnsi="Times New Roman" w:cs="Times New Roman"/>
+        </w:rPr>
+        <w:lastRenderedPageBreak/>
+        <w:t>secondary teachers, education.csv) and access barriers that social protection systems fail to address through targeted interventions.</w:t>
+      </w:r>
+    </w:p>
+    <w:p>
+      <w:pPr>
+        <w:numPr>
+          <w:ilvl w:val="2"/>
+          <w:numId w:val="68"/>
+        </w:numPr>
+        <w:spacing w:before="100" w:beforeAutospacing="1" w:after="100" w:afterAutospacing="1" w:line="240" w:lineRule="auto"/>
+        <w:rPr>
+          <w:rFonts w:ascii="Times New Roman" w:eastAsia="Times New Roman" w:hAnsi="Times New Roman" w:cs="Times New Roman"/>
+        </w:rPr>
+      </w:pPr>
+      <w:r>
+        <w:rPr>
+          <w:rFonts w:ascii="Times New Roman" w:eastAsia="Times New Roman" w:hAnsi="Times New Roman" w:cs="Times New Roman"/>
+        </w:rPr>
+        <w:t>Fluctuating social safety net adequacy (ranging from 4.94% in 2019 to 17.92% in 2008, social_protection_labor.csv) indicates policy inconsistency that undermines sustained educational investment, particularly affecting girls whose educational participation is more sensitive to economic shocks.</w:t>
+      </w:r>
+    </w:p>
+    <w:p>
+      <w:pPr>
+        <w:numPr>
+          <w:ilvl w:val="1"/>
+          <w:numId w:val="68"/>
+        </w:numPr>
+        <w:spacing w:before="100" w:beforeAutospacing="1" w:after="100" w:afterAutospacing="1" w:line="240" w:lineRule="auto"/>
+        <w:rPr>
+          <w:rFonts w:ascii="Times New Roman" w:eastAsia="Times New Roman" w:hAnsi="Times New Roman" w:cs="Times New Roman"/>
+        </w:rPr>
+      </w:pPr>
+      <w:r>
+        <w:rPr>
+          <w:rFonts w:ascii="Times New Roman" w:eastAsia="Times New Roman" w:hAnsi="Times New Roman" w:cs="Times New Roman"/>
+          <w:b/>
+          <w:bCs/>
+        </w:rPr>
+        <w:t>Relationship Dynamics:</w:t>
+      </w:r>
+      <w:r>
+        <w:rPr>
+          <w:rFonts w:ascii="Times New Roman" w:eastAsia="Times New Roman" w:hAnsi="Times New Roman" w:cs="Times New Roman"/>
+        </w:rPr>
+        <w:t xml:space="preserve"> Economic empowerment through education and social protection creates positive feedback loops that enhance girls' educational participation and completion rates. However, current system failures in both domains perpetuate cycles where low education leads to economic vulnerability, which in turn prevents educational investment and advancement.</w:t>
+      </w:r>
+    </w:p>
+    <w:p>
+      <w:pPr>
+        <w:spacing w:before="100" w:beforeAutospacing="1" w:after="100" w:afterAutospacing="1" w:line="240" w:lineRule="auto"/>
+        <w:outlineLvl w:val="2"/>
+        <w:rPr>
+          <w:rFonts w:ascii="Times New Roman" w:eastAsia="Times New Roman" w:hAnsi="Times New Roman" w:cs="Times New Roman"/>
+          <w:b/>
+          <w:bCs/>
+          <w:sz w:val="27"/>
+          <w:szCs w:val="27"/>
+        </w:rPr>
+      </w:pPr>
+      <w:r>
+        <w:rPr>
+          <w:rFonts w:ascii="Times New Roman" w:eastAsia="Times New Roman" w:hAnsi="Times New Roman" w:cs="Times New Roman"/>
+          <w:b/>
+          <w:bCs/>
+          <w:sz w:val="27"/>
+          <w:szCs w:val="27"/>
+        </w:rPr>
+        <w:t>Education, Social Stability, and Crime Prevention</w:t>
+      </w:r>
+    </w:p>
+    <w:p>
+      <w:pPr>
+        <w:numPr>
+          <w:ilvl w:val="0"/>
+          <w:numId w:val="69"/>
+        </w:numPr>
+        <w:spacing w:before="100" w:beforeAutospacing="1" w:after="100" w:afterAutospacing="1" w:line="240" w:lineRule="auto"/>
+        <w:rPr>
+          <w:rFonts w:ascii="Times New Roman" w:eastAsia="Times New Roman" w:hAnsi="Times New Roman" w:cs="Times New Roman"/>
+        </w:rPr>
+      </w:pPr>
+      <w:r>
+        <w:rPr>
+          <w:rFonts w:ascii="Times New Roman" w:eastAsia="Times New Roman" w:hAnsi="Times New Roman" w:cs="Times New Roman"/>
+          <w:b/>
+          <w:bCs/>
+        </w:rPr>
+        <w:t>Educational Exclusion and Social Vulnerability Pathways</w:t>
+      </w:r>
+      <w:r>
+        <w:rPr>
+          <w:rFonts w:ascii="Times New Roman" w:eastAsia="Times New Roman" w:hAnsi="Times New Roman" w:cs="Times New Roman"/>
+        </w:rPr>
+        <w:t xml:space="preserve"> </w:t>
+      </w:r>
+    </w:p>
+    <w:p>
+      <w:pPr>
+        <w:numPr>
+          <w:ilvl w:val="1"/>
+          <w:numId w:val="69"/>
+        </w:numPr>
+        <w:spacing w:before="100" w:beforeAutospacing="1" w:after="100" w:afterAutospacing="1" w:line="240" w:lineRule="auto"/>
+        <w:rPr>
+          <w:rFonts w:ascii="Times New Roman" w:eastAsia="Times New Roman" w:hAnsi="Times New Roman" w:cs="Times New Roman"/>
+        </w:rPr>
+      </w:pPr>
+      <w:r>
+        <w:rPr>
+          <w:rFonts w:ascii="Times New Roman" w:eastAsia="Times New Roman" w:hAnsi="Times New Roman" w:cs="Times New Roman"/>
+          <w:b/>
+          <w:bCs/>
+        </w:rPr>
+        <w:t>Evidence from Datasets:</w:t>
+      </w:r>
+      <w:r>
+        <w:rPr>
+          <w:rFonts w:ascii="Times New Roman" w:eastAsia="Times New Roman" w:hAnsi="Times New Roman" w:cs="Times New Roman"/>
+        </w:rPr>
+        <w:t xml:space="preserve"> </w:t>
+      </w:r>
+    </w:p>
+    <w:p>
+      <w:pPr>
+        <w:numPr>
+          <w:ilvl w:val="2"/>
+          <w:numId w:val="69"/>
+        </w:numPr>
+        <w:spacing w:before="100" w:beforeAutospacing="1" w:after="100" w:afterAutospacing="1" w:line="240" w:lineRule="auto"/>
+        <w:rPr>
+          <w:rFonts w:ascii="Times New Roman" w:eastAsia="Times New Roman" w:hAnsi="Times New Roman" w:cs="Times New Roman"/>
+        </w:rPr>
+      </w:pPr>
+      <w:r>
+        <w:rPr>
+          <w:rFonts w:ascii="Times New Roman" w:eastAsia="Times New Roman" w:hAnsi="Times New Roman" w:cs="Times New Roman"/>
+        </w:rPr>
+        <w:t>Massive educational exclusion (27.69% of adolescents out of lower secondary education, education.csv) combined with widespread child labor (14.45%, social_protection_labor.csv) creates conditions of social vulnerability that research consistently links to increased delinquency, exploitation, and criminal behavior patterns.</w:t>
+      </w:r>
+    </w:p>
+    <w:p>
+      <w:pPr>
+        <w:numPr>
+          <w:ilvl w:val="2"/>
+          <w:numId w:val="69"/>
+        </w:numPr>
+        <w:spacing w:before="100" w:beforeAutospacing="1" w:after="100" w:afterAutospacing="1" w:line="240" w:lineRule="auto"/>
+        <w:rPr>
+          <w:rFonts w:ascii="Times New Roman" w:eastAsia="Times New Roman" w:hAnsi="Times New Roman" w:cs="Times New Roman"/>
+        </w:rPr>
+      </w:pPr>
+      <w:r>
+        <w:rPr>
+          <w:rFonts w:ascii="Times New Roman" w:eastAsia="Times New Roman" w:hAnsi="Times New Roman" w:cs="Times New Roman"/>
+        </w:rPr>
+        <w:t>Children engaged in extensive labor (25.7 hours/week for boys combining work and study, social_protection_labor.csv) experience reduced educational engagement and social integration, factors that criminological research identifies as protective against antisocial behavior and criminal involvement.</w:t>
+      </w:r>
+    </w:p>
+    <w:p>
+      <w:pPr>
+        <w:numPr>
+          <w:ilvl w:val="2"/>
+          <w:numId w:val="69"/>
+        </w:numPr>
+        <w:spacing w:before="100" w:beforeAutospacing="1" w:after="100" w:afterAutospacing="1" w:line="240" w:lineRule="auto"/>
+        <w:rPr>
+          <w:rFonts w:ascii="Times New Roman" w:eastAsia="Times New Roman" w:hAnsi="Times New Roman" w:cs="Times New Roman"/>
+        </w:rPr>
+      </w:pPr>
+      <w:r>
+        <w:rPr>
+          <w:rFonts w:ascii="Times New Roman" w:eastAsia="Times New Roman" w:hAnsi="Times New Roman" w:cs="Times New Roman"/>
+        </w:rPr>
+        <w:t>Girls' severe educational disadvantages (22.48% lower secondary completion, education.csv) and concentrated vulnerable employment (73.29%, social_protection_labor.csv) correlate with increased susceptibility to gender-based violence, trafficking, and exploitation, contributing to broader community crime and social instability patterns.</w:t>
+      </w:r>
+    </w:p>
+    <w:p>
+      <w:pPr>
+        <w:numPr>
+          <w:ilvl w:val="1"/>
+          <w:numId w:val="69"/>
+        </w:numPr>
+        <w:spacing w:before="100" w:beforeAutospacing="1" w:after="100" w:afterAutospacing="1" w:line="240" w:lineRule="auto"/>
+        <w:rPr>
+          <w:rFonts w:ascii="Times New Roman" w:eastAsia="Times New Roman" w:hAnsi="Times New Roman" w:cs="Times New Roman"/>
+        </w:rPr>
+      </w:pPr>
+      <w:r>
+        <w:rPr>
+          <w:rFonts w:ascii="Times New Roman" w:eastAsia="Times New Roman" w:hAnsi="Times New Roman" w:cs="Times New Roman"/>
+          <w:b/>
+          <w:bCs/>
+        </w:rPr>
+        <w:t>Relationship Dynamics:</w:t>
+      </w:r>
+      <w:r>
+        <w:rPr>
+          <w:rFonts w:ascii="Times New Roman" w:eastAsia="Times New Roman" w:hAnsi="Times New Roman" w:cs="Times New Roman"/>
+        </w:rPr>
+        <w:t xml:space="preserve"> Low education levels and premature labor force entry create social conditions that elevate crime risks by limiting legitimate economic opportunities, reducing social capital, and weakening community cohesion. Educational exclusion particularly increases vulnerability to both perpetrating and experiencing various forms of criminal activity.</w:t>
+      </w:r>
+    </w:p>
+    <w:p>
+      <w:pPr>
+        <w:numPr>
+          <w:ilvl w:val="0"/>
+          <w:numId w:val="69"/>
+        </w:numPr>
+        <w:spacing w:before="100" w:beforeAutospacing="1" w:after="100" w:afterAutospacing="1" w:line="240" w:lineRule="auto"/>
+        <w:rPr>
+          <w:rFonts w:ascii="Times New Roman" w:eastAsia="Times New Roman" w:hAnsi="Times New Roman" w:cs="Times New Roman"/>
+        </w:rPr>
+      </w:pPr>
+      <w:r>
+        <w:rPr>
+          <w:rFonts w:ascii="Times New Roman" w:eastAsia="Times New Roman" w:hAnsi="Times New Roman" w:cs="Times New Roman"/>
+          <w:b/>
+          <w:bCs/>
+        </w:rPr>
+        <w:t>Social Protection Deficits and Community Safety</w:t>
+      </w:r>
+      <w:r>
+        <w:rPr>
+          <w:rFonts w:ascii="Times New Roman" w:eastAsia="Times New Roman" w:hAnsi="Times New Roman" w:cs="Times New Roman"/>
+        </w:rPr>
+        <w:t xml:space="preserve"> </w:t>
+      </w:r>
+    </w:p>
+    <w:p>
+      <w:pPr>
+        <w:numPr>
+          <w:ilvl w:val="1"/>
+          <w:numId w:val="69"/>
+        </w:numPr>
+        <w:spacing w:before="100" w:beforeAutospacing="1" w:after="100" w:afterAutospacing="1" w:line="240" w:lineRule="auto"/>
+        <w:rPr>
+          <w:rFonts w:ascii="Times New Roman" w:eastAsia="Times New Roman" w:hAnsi="Times New Roman" w:cs="Times New Roman"/>
+        </w:rPr>
+      </w:pPr>
+      <w:r>
+        <w:rPr>
+          <w:rFonts w:ascii="Times New Roman" w:eastAsia="Times New Roman" w:hAnsi="Times New Roman" w:cs="Times New Roman"/>
+          <w:b/>
+          <w:bCs/>
+        </w:rPr>
+        <w:t>Evidence from Datasets:</w:t>
+      </w:r>
+      <w:r>
+        <w:rPr>
+          <w:rFonts w:ascii="Times New Roman" w:eastAsia="Times New Roman" w:hAnsi="Times New Roman" w:cs="Times New Roman"/>
+        </w:rPr>
+        <w:t xml:space="preserve"> </w:t>
+      </w:r>
+    </w:p>
+    <w:p>
+      <w:pPr>
+        <w:numPr>
+          <w:ilvl w:val="2"/>
+          <w:numId w:val="69"/>
+        </w:numPr>
+        <w:spacing w:before="100" w:beforeAutospacing="1" w:after="100" w:afterAutospacing="1" w:line="240" w:lineRule="auto"/>
+        <w:rPr>
+          <w:rFonts w:ascii="Times New Roman" w:eastAsia="Times New Roman" w:hAnsi="Times New Roman" w:cs="Times New Roman"/>
+        </w:rPr>
+      </w:pPr>
+      <w:r>
+        <w:rPr>
+          <w:rFonts w:ascii="Times New Roman" w:eastAsia="Times New Roman" w:hAnsi="Times New Roman" w:cs="Times New Roman"/>
+        </w:rPr>
+        <w:t>Inadequate social protection coverage (21.32% program adequacy, social_protection_labor.csv) fails to provide economic alternatives to potentially illicit activities, particularly affecting youth who lack educational qualifications and legitimate employment opportunities.</w:t>
+      </w:r>
+    </w:p>
+    <w:p>
+      <w:pPr>
+        <w:numPr>
+          <w:ilvl w:val="2"/>
+          <w:numId w:val="69"/>
+        </w:numPr>
+        <w:spacing w:before="100" w:beforeAutospacing="1" w:after="100" w:afterAutospacing="1" w:line="240" w:lineRule="auto"/>
+        <w:rPr>
+          <w:rFonts w:ascii="Times New Roman" w:eastAsia="Times New Roman" w:hAnsi="Times New Roman" w:cs="Times New Roman"/>
+        </w:rPr>
+      </w:pPr>
+      <w:r>
+        <w:rPr>
+          <w:rFonts w:ascii="Times New Roman" w:eastAsia="Times New Roman" w:hAnsi="Times New Roman" w:cs="Times New Roman"/>
+        </w:rPr>
+        <w:t>High vulnerable employment rates (55.64% total, social_protection_labor.csv, 2023) indicate widespread economic insecurity that research links to increased property crime, informal economy participation, and social disorder.</w:t>
+      </w:r>
+    </w:p>
+    <w:p>
+      <w:pPr>
+        <w:numPr>
+          <w:ilvl w:val="2"/>
+          <w:numId w:val="69"/>
+        </w:numPr>
+        <w:spacing w:before="100" w:beforeAutospacing="1" w:after="100" w:afterAutospacing="1" w:line="240" w:lineRule="auto"/>
+        <w:rPr>
+          <w:rFonts w:ascii="Times New Roman" w:eastAsia="Times New Roman" w:hAnsi="Times New Roman" w:cs="Times New Roman"/>
+        </w:rPr>
+      </w:pPr>
+      <w:r>
+        <w:rPr>
+          <w:rFonts w:ascii="Times New Roman" w:eastAsia="Times New Roman" w:hAnsi="Times New Roman" w:cs="Times New Roman"/>
+        </w:rPr>
+        <w:lastRenderedPageBreak/>
+        <w:t>Limited social insurance reach (2.63% benefit incidence to poorest quintile, social_protection_labor.csv) leaves economically marginalized populations without formal support systems, potentially increasing reliance on informal or illegal economic activities for survival.</w:t>
+      </w:r>
+    </w:p>
+    <w:p>
+      <w:pPr>
+        <w:numPr>
+          <w:ilvl w:val="1"/>
+          <w:numId w:val="69"/>
+        </w:numPr>
+        <w:spacing w:before="100" w:beforeAutospacing="1" w:after="100" w:afterAutospacing="1" w:line="240" w:lineRule="auto"/>
+        <w:rPr>
+          <w:rFonts w:ascii="Times New Roman" w:eastAsia="Times New Roman" w:hAnsi="Times New Roman" w:cs="Times New Roman"/>
+        </w:rPr>
+      </w:pPr>
+      <w:r>
+        <w:rPr>
+          <w:rFonts w:ascii="Times New Roman" w:eastAsia="Times New Roman" w:hAnsi="Times New Roman" w:cs="Times New Roman"/>
+          <w:b/>
+          <w:bCs/>
+        </w:rPr>
+        <w:t>Relationship Dynamics:</w:t>
+      </w:r>
+      <w:r>
+        <w:rPr>
+          <w:rFonts w:ascii="Times New Roman" w:eastAsia="Times New Roman" w:hAnsi="Times New Roman" w:cs="Times New Roman"/>
+        </w:rPr>
+        <w:t xml:space="preserve"> Effective social protection systems reduce crime rates by providing economic security and social integration pathways that compete with illegal activities. Current system inadequacies in Pakistan create conditions where criminal behavior may appear economically rational compared to available legitimate alternatives, particularly for educationally excluded youth.</w:t>
+      </w:r>
+    </w:p>
+    <w:p>
+      <w:pPr>
+        <w:spacing w:before="100" w:beforeAutospacing="1" w:after="100" w:afterAutospacing="1" w:line="240" w:lineRule="auto"/>
+        <w:outlineLvl w:val="2"/>
+        <w:rPr>
+          <w:rFonts w:ascii="Times New Roman" w:eastAsia="Times New Roman" w:hAnsi="Times New Roman" w:cs="Times New Roman"/>
+          <w:b/>
+          <w:bCs/>
+          <w:sz w:val="27"/>
+          <w:szCs w:val="27"/>
+        </w:rPr>
+      </w:pPr>
+      <w:r>
+        <w:rPr>
+          <w:rFonts w:ascii="Times New Roman" w:eastAsia="Times New Roman" w:hAnsi="Times New Roman" w:cs="Times New Roman"/>
+          <w:b/>
+          <w:bCs/>
+          <w:sz w:val="27"/>
+          <w:szCs w:val="27"/>
+        </w:rPr>
+        <w:t>Integrated Policy Implications and Systemic Interventions</w:t>
+      </w:r>
+    </w:p>
+    <w:p>
+      <w:pPr>
+        <w:numPr>
+          <w:ilvl w:val="0"/>
+          <w:numId w:val="70"/>
+        </w:numPr>
+        <w:spacing w:before="100" w:beforeAutospacing="1" w:after="100" w:afterAutospacing="1" w:line="240" w:lineRule="auto"/>
+        <w:rPr>
+          <w:rFonts w:ascii="Times New Roman" w:eastAsia="Times New Roman" w:hAnsi="Times New Roman" w:cs="Times New Roman"/>
+        </w:rPr>
+      </w:pPr>
+      <w:r>
+        <w:rPr>
+          <w:rFonts w:ascii="Times New Roman" w:eastAsia="Times New Roman" w:hAnsi="Times New Roman" w:cs="Times New Roman"/>
+          <w:b/>
+          <w:bCs/>
+        </w:rPr>
+        <w:t>Comprehensive Human Capital Development Strategy</w:t>
+      </w:r>
+      <w:r>
+        <w:rPr>
+          <w:rFonts w:ascii="Times New Roman" w:eastAsia="Times New Roman" w:hAnsi="Times New Roman" w:cs="Times New Roman"/>
+        </w:rPr>
+        <w:t xml:space="preserve"> </w:t>
+      </w:r>
+    </w:p>
+    <w:p>
+      <w:pPr>
+        <w:numPr>
+          <w:ilvl w:val="1"/>
+          <w:numId w:val="70"/>
+        </w:numPr>
+        <w:spacing w:before="100" w:beforeAutospacing="1" w:after="100" w:afterAutospacing="1" w:line="240" w:lineRule="auto"/>
+        <w:rPr>
+          <w:rFonts w:ascii="Times New Roman" w:eastAsia="Times New Roman" w:hAnsi="Times New Roman" w:cs="Times New Roman"/>
+        </w:rPr>
+      </w:pPr>
+      <w:r>
+        <w:rPr>
+          <w:rFonts w:ascii="Times New Roman" w:eastAsia="Times New Roman" w:hAnsi="Times New Roman" w:cs="Times New Roman"/>
+          <w:b/>
+          <w:bCs/>
+        </w:rPr>
+        <w:t>Evidence-Based Recommendations:</w:t>
+      </w:r>
+      <w:r>
+        <w:rPr>
+          <w:rFonts w:ascii="Times New Roman" w:eastAsia="Times New Roman" w:hAnsi="Times New Roman" w:cs="Times New Roman"/>
+        </w:rPr>
+        <w:t xml:space="preserve"> </w:t>
+      </w:r>
+    </w:p>
+    <w:p>
+      <w:pPr>
+        <w:numPr>
+          <w:ilvl w:val="2"/>
+          <w:numId w:val="70"/>
+        </w:numPr>
+        <w:spacing w:before="100" w:beforeAutospacing="1" w:after="100" w:afterAutospacing="1" w:line="240" w:lineRule="auto"/>
+        <w:rPr>
+          <w:rFonts w:ascii="Times New Roman" w:eastAsia="Times New Roman" w:hAnsi="Times New Roman" w:cs="Times New Roman"/>
+        </w:rPr>
+      </w:pPr>
+      <w:r>
+        <w:rPr>
+          <w:rFonts w:ascii="Times New Roman" w:eastAsia="Times New Roman" w:hAnsi="Times New Roman" w:cs="Times New Roman"/>
+        </w:rPr>
+        <w:t>Targeted conditional cash transfer programs that incentivize school attendance while providing economic support could address both child labor (14.45% prevalence) and educational exclusion (7.47 million out-of-school children) simultaneously.</w:t>
+      </w:r>
+    </w:p>
+    <w:p>
+      <w:pPr>
+        <w:numPr>
+          <w:ilvl w:val="2"/>
+          <w:numId w:val="70"/>
+        </w:numPr>
+        <w:spacing w:before="100" w:beforeAutospacing="1" w:after="100" w:afterAutospacing="1" w:line="240" w:lineRule="auto"/>
+        <w:rPr>
+          <w:rFonts w:ascii="Times New Roman" w:eastAsia="Times New Roman" w:hAnsi="Times New Roman" w:cs="Times New Roman"/>
+        </w:rPr>
+      </w:pPr>
+      <w:r>
+        <w:rPr>
+          <w:rFonts w:ascii="Times New Roman" w:eastAsia="Times New Roman" w:hAnsi="Times New Roman" w:cs="Times New Roman"/>
+        </w:rPr>
+        <w:t>Gender-specific interventions addressing cultural barriers to girls' education, combined with economic incentives, could significantly improve female enrollment rates (currently 62.09% primary) and completion (22.48% lower secondary).</w:t>
+      </w:r>
+    </w:p>
+    <w:p>
+      <w:pPr>
+        <w:numPr>
+          <w:ilvl w:val="2"/>
+          <w:numId w:val="70"/>
+        </w:numPr>
+        <w:spacing w:before="100" w:beforeAutospacing="1" w:after="100" w:afterAutospacing="1" w:line="240" w:lineRule="auto"/>
+        <w:rPr>
+          <w:rFonts w:ascii="Times New Roman" w:eastAsia="Times New Roman" w:hAnsi="Times New Roman" w:cs="Times New Roman"/>
+        </w:rPr>
+      </w:pPr>
+      <w:r>
+        <w:rPr>
+          <w:rFonts w:ascii="Times New Roman" w:eastAsia="Times New Roman" w:hAnsi="Times New Roman" w:cs="Times New Roman"/>
+        </w:rPr>
+        <w:t>Enhanced social protection adequacy (from current 9.70% to target levels above 50%) integrated with educational support services could break intergenerational cycles of poverty, child labor, and educational exclusion.</w:t>
+      </w:r>
+    </w:p>
+    <w:p>
+      <w:pPr>
+        <w:numPr>
+          <w:ilvl w:val="1"/>
+          <w:numId w:val="70"/>
+        </w:numPr>
+        <w:spacing w:before="100" w:beforeAutospacing="1" w:after="100" w:afterAutospacing="1" w:line="240" w:lineRule="auto"/>
+        <w:rPr>
+          <w:rFonts w:ascii="Times New Roman" w:eastAsia="Times New Roman" w:hAnsi="Times New Roman" w:cs="Times New Roman"/>
+        </w:rPr>
+      </w:pPr>
+      <w:r>
+        <w:rPr>
+          <w:rFonts w:ascii="Times New Roman" w:eastAsia="Times New Roman" w:hAnsi="Times New Roman" w:cs="Times New Roman"/>
+          <w:b/>
+          <w:bCs/>
+        </w:rPr>
+        <w:t>Expected Outcomes:</w:t>
+      </w:r>
+      <w:r>
+        <w:rPr>
+          <w:rFonts w:ascii="Times New Roman" w:eastAsia="Times New Roman" w:hAnsi="Times New Roman" w:cs="Times New Roman"/>
+        </w:rPr>
+        <w:t xml:space="preserve"> Integrated approaches addressing education, child labor, and social protection simultaneously could reduce vulnerable employment, increase educational attainment, and enhance social stability through reduced crime and increased economic opportunity.</w:t>
+      </w:r>
+    </w:p>
+    <w:p>
+      <w:pPr>
+        <w:numPr>
+          <w:ilvl w:val="0"/>
+          <w:numId w:val="70"/>
+        </w:numPr>
+        <w:spacing w:before="100" w:beforeAutospacing="1" w:after="100" w:afterAutospacing="1" w:line="240" w:lineRule="auto"/>
+        <w:rPr>
+          <w:rFonts w:ascii="Times New Roman" w:eastAsia="Times New Roman" w:hAnsi="Times New Roman" w:cs="Times New Roman"/>
+        </w:rPr>
+      </w:pPr>
+      <w:r>
+        <w:rPr>
+          <w:rFonts w:ascii="Times New Roman" w:eastAsia="Times New Roman" w:hAnsi="Times New Roman" w:cs="Times New Roman"/>
+          <w:b/>
+          <w:bCs/>
+        </w:rPr>
+        <w:t>Crime Prevention Through Educational Investment</w:t>
+      </w:r>
+      <w:r>
+        <w:rPr>
+          <w:rFonts w:ascii="Times New Roman" w:eastAsia="Times New Roman" w:hAnsi="Times New Roman" w:cs="Times New Roman"/>
+        </w:rPr>
+        <w:t xml:space="preserve"> </w:t>
+      </w:r>
+    </w:p>
+    <w:p>
+      <w:pPr>
+        <w:numPr>
+          <w:ilvl w:val="1"/>
+          <w:numId w:val="70"/>
+        </w:numPr>
+        <w:spacing w:before="100" w:beforeAutospacing="1" w:after="100" w:afterAutospacing="1" w:line="240" w:lineRule="auto"/>
+        <w:rPr>
+          <w:rFonts w:ascii="Times New Roman" w:eastAsia="Times New Roman" w:hAnsi="Times New Roman" w:cs="Times New Roman"/>
+        </w:rPr>
+      </w:pPr>
+      <w:r>
+        <w:rPr>
+          <w:rFonts w:ascii="Times New Roman" w:eastAsia="Times New Roman" w:hAnsi="Times New Roman" w:cs="Times New Roman"/>
+          <w:b/>
+          <w:bCs/>
+        </w:rPr>
+        <w:t>Evidence-Based Recommendations:</w:t>
+      </w:r>
+      <w:r>
+        <w:rPr>
+          <w:rFonts w:ascii="Times New Roman" w:eastAsia="Times New Roman" w:hAnsi="Times New Roman" w:cs="Times New Roman"/>
+        </w:rPr>
+        <w:t xml:space="preserve"> </w:t>
+      </w:r>
+    </w:p>
+    <w:p>
+      <w:pPr>
+        <w:numPr>
+          <w:ilvl w:val="2"/>
+          <w:numId w:val="70"/>
+        </w:numPr>
+        <w:spacing w:before="100" w:beforeAutospacing="1" w:after="100" w:afterAutospacing="1" w:line="240" w:lineRule="auto"/>
+        <w:rPr>
+          <w:rFonts w:ascii="Times New Roman" w:eastAsia="Times New Roman" w:hAnsi="Times New Roman" w:cs="Times New Roman"/>
+        </w:rPr>
+      </w:pPr>
+      <w:r>
+        <w:rPr>
+          <w:rFonts w:ascii="Times New Roman" w:eastAsia="Times New Roman" w:hAnsi="Times New Roman" w:cs="Times New Roman"/>
+        </w:rPr>
+        <w:t>Expansion of secondary education access (currently 35.43% completion) with vocational training components could provide legitimate economic pathways that compete effectively with illegal activities.</w:t>
+      </w:r>
+    </w:p>
+    <w:p>
+      <w:pPr>
+        <w:numPr>
+          <w:ilvl w:val="2"/>
+          <w:numId w:val="70"/>
+        </w:numPr>
+        <w:spacing w:before="100" w:beforeAutospacing="1" w:after="100" w:afterAutospacing="1" w:line="240" w:lineRule="auto"/>
+        <w:rPr>
+          <w:rFonts w:ascii="Times New Roman" w:eastAsia="Times New Roman" w:hAnsi="Times New Roman" w:cs="Times New Roman"/>
+        </w:rPr>
+      </w:pPr>
+      <w:r>
+        <w:rPr>
+          <w:rFonts w:ascii="Times New Roman" w:eastAsia="Times New Roman" w:hAnsi="Times New Roman" w:cs="Times New Roman"/>
+        </w:rPr>
+        <w:t>Community-based educational programs targeting out-of-school youth (27.69% of adolescents) could provide social integration opportunities that reduce crime risk factors while building human capital.</w:t>
+      </w:r>
+    </w:p>
+    <w:p>
+      <w:pPr>
+        <w:numPr>
+          <w:ilvl w:val="2"/>
+          <w:numId w:val="70"/>
+        </w:numPr>
+        <w:spacing w:before="100" w:beforeAutospacing="1" w:after="100" w:afterAutospacing="1" w:line="240" w:lineRule="auto"/>
+        <w:rPr>
+          <w:rFonts w:ascii="Times New Roman" w:eastAsia="Times New Roman" w:hAnsi="Times New Roman" w:cs="Times New Roman"/>
+        </w:rPr>
+      </w:pPr>
+      <w:r>
+        <w:rPr>
+          <w:rFonts w:ascii="Times New Roman" w:eastAsia="Times New Roman" w:hAnsi="Times New Roman" w:cs="Times New Roman"/>
+        </w:rPr>
+        <w:t>Enhanced teacher training (currently 71.02% for secondary) and educational quality improvements could strengthen schools as community institutions that promote social cohesion and crime prevention.</w:t>
+      </w:r>
+    </w:p>
+    <w:p>
+      <w:pPr>
+        <w:numPr>
+          <w:ilvl w:val="1"/>
+          <w:numId w:val="70"/>
+        </w:numPr>
+        <w:spacing w:before="100" w:beforeAutospacing="1" w:after="100" w:afterAutospacing="1" w:line="240" w:lineRule="auto"/>
+        <w:rPr>
+          <w:rFonts w:ascii="Times New Roman" w:eastAsia="Times New Roman" w:hAnsi="Times New Roman" w:cs="Times New Roman"/>
+        </w:rPr>
+      </w:pPr>
+      <w:r>
+        <w:rPr>
+          <w:rFonts w:ascii="Times New Roman" w:eastAsia="Times New Roman" w:hAnsi="Times New Roman" w:cs="Times New Roman"/>
+          <w:b/>
+          <w:bCs/>
+        </w:rPr>
+        <w:t>Expected Outcomes:</w:t>
+      </w:r>
+      <w:r>
+        <w:rPr>
+          <w:rFonts w:ascii="Times New Roman" w:eastAsia="Times New Roman" w:hAnsi="Times New Roman" w:cs="Times New Roman"/>
+        </w:rPr>
+        <w:t xml:space="preserve"> Educational investments that increase completion rates and improve quality could significantly reduce crime rates by enhancing legitimate economic opportunities, strengthening social bonds, and providing positive role models and community engagement opportunities.</w:t>
+      </w:r>
+    </w:p>
+    <w:p>
+      <w:pPr>
+        <w:spacing w:before="100" w:beforeAutospacing="1" w:after="100" w:afterAutospacing="1" w:line="240" w:lineRule="auto"/>
+        <w:outlineLvl w:val="2"/>
+        <w:rPr>
+          <w:rFonts w:ascii="Times New Roman" w:eastAsia="Times New Roman" w:hAnsi="Times New Roman" w:cs="Times New Roman"/>
+          <w:b/>
+          <w:bCs/>
+          <w:sz w:val="27"/>
+          <w:szCs w:val="27"/>
+        </w:rPr>
+      </w:pPr>
+      <w:r>
+        <w:rPr>
+          <w:rFonts w:ascii="Times New Roman" w:eastAsia="Times New Roman" w:hAnsi="Times New Roman" w:cs="Times New Roman"/>
+          <w:b/>
+          <w:bCs/>
+          <w:sz w:val="27"/>
+          <w:szCs w:val="27"/>
+        </w:rPr>
+        <w:lastRenderedPageBreak/>
+        <w:t>Conclusion</w:t>
+      </w:r>
+    </w:p>
+    <w:p>
+      <w:pPr>
+        <w:spacing w:before="100" w:beforeAutospacing="1" w:after="100" w:afterAutospacing="1" w:line="240" w:lineRule="auto"/>
+        <w:rPr>
+          <w:rFonts w:ascii="Times New Roman" w:eastAsia="Times New Roman" w:hAnsi="Times New Roman" w:cs="Times New Roman"/>
+        </w:rPr>
+      </w:pPr>
+      <w:r>
+        <w:rPr>
+          <w:rFonts w:ascii="Times New Roman" w:eastAsia="Times New Roman" w:hAnsi="Times New Roman" w:cs="Times New Roman"/>
+        </w:rPr>
+        <w:t>The relationship between education levels and child labor/social protection issues in Pakistan reveals a complex web of interconnected challenges that systematically undermine human development and social stability. Low education levels (35.43% secondary completion, education.csv) directly contribute to widespread child labor (14.45%, social_protection_labor.csv), which is inadequately addressed by insufficient social protection systems (9.70% adequacy, social_protection_labor.csv). Girls face particularly severe disadvantages, with high out-of-school rates (31.66%, education.csv) and vulnerable employment concentration (73.29%, social_protection_labor.csv) that perpetuate gender-based inequalities and increase susceptibility to exploitation and violence.</w:t>
+      </w:r>
+    </w:p>
+    <w:p>
+      <w:pPr>
+        <w:spacing w:before="100" w:beforeAutospacing="1" w:after="100" w:afterAutospacing="1" w:line="240" w:lineRule="auto"/>
+        <w:rPr>
+          <w:rFonts w:ascii="Times New Roman" w:eastAsia="Times New Roman" w:hAnsi="Times New Roman" w:cs="Times New Roman"/>
+        </w:rPr>
+      </w:pPr>
+      <w:r>
+        <w:rPr>
+          <w:rFonts w:ascii="Times New Roman" w:eastAsia="Times New Roman" w:hAnsi="Times New Roman" w:cs="Times New Roman"/>
+        </w:rPr>
+        <w:t>These educational and social protection deficits create conditions that elevate crime risks and undermine social cohesion by limiting legitimate economic opportunities, reducing social capital, and weakening community protective factors. Addressing these challenges requires comprehensive policy interventions that simultaneously tackle educational access, child labor prevention, social protection adequacy, and gender equality to build human capital, enhance economic security, and promote social stability. Failure to address these interconnected issues perpetuates cycles of poverty, vulnerability, and social disorder that undermine Pakistan's long-term development prospects and social cohesion.</w:t>
+      </w:r>
+    </w:p>
+    <w:p>
+      <w:r>
+        <w:br w:type="page"/>
+      </w:r>
+    </w:p>
+    <w:p>
+      <w:pPr>
         <w:pStyle w:val="Heading1"/>
         <w:rPr>
           <w:rFonts w:asciiTheme="majorBidi" w:hAnsiTheme="majorBidi"/>
@@ -4202,13 +6436,15 @@
           <w:bCs/>
         </w:rPr>
       </w:pPr>
-      <w:bookmarkStart w:id="2" w:name="_Toc198890480"/>
+      <w:bookmarkStart w:id="3" w:name="_GoBack"/>
+      <w:bookmarkEnd w:id="3"/>
       <w:r>
         <w:rPr>
           <w:rFonts w:asciiTheme="majorBidi" w:hAnsiTheme="majorBidi"/>
           <w:b/>
           <w:bCs/>
         </w:rPr>
+        <w:lastRenderedPageBreak/>
         <w:t xml:space="preserve">Phase – </w:t>
       </w:r>
       <w:r>
@@ -4503,7 +6739,7 @@
         </w:rPr>
         <w:br/>
       </w:r>
-      <w:bookmarkStart w:id="3" w:name="_Toc198890481"/>
+      <w:bookmarkStart w:id="4" w:name="_Toc198890481"/>
       <w:r>
         <w:rPr>
           <w:rFonts w:asciiTheme="majorBidi" w:eastAsia="Times New Roman" w:hAnsiTheme="majorBidi"/>
@@ -4512,7 +6748,7 @@
         </w:rPr>
         <w:t>Project Proposal: World Development Indicators Analysis</w:t>
       </w:r>
-      <w:bookmarkEnd w:id="3"/>
+      <w:bookmarkEnd w:id="4"/>
     </w:p>
     <w:p>
       <w:pPr>
@@ -4523,7 +6759,7 @@
           <w:bCs/>
         </w:rPr>
       </w:pPr>
-      <w:bookmarkStart w:id="4" w:name="_Toc198890482"/>
+      <w:bookmarkStart w:id="5" w:name="_Toc198890482"/>
       <w:r>
         <w:rPr>
           <w:rFonts w:asciiTheme="majorBidi" w:eastAsia="Times New Roman" w:hAnsiTheme="majorBidi"/>
@@ -4532,7 +6768,7 @@
         </w:rPr>
         <w:t>Dataset Source and Description</w:t>
       </w:r>
-      <w:bookmarkEnd w:id="4"/>
+      <w:bookmarkEnd w:id="5"/>
     </w:p>
     <w:p>
       <w:pPr>
@@ -4673,7 +6909,7 @@
           <w:bCs/>
         </w:rPr>
       </w:pPr>
-      <w:bookmarkStart w:id="5" w:name="_Toc198890483"/>
+      <w:bookmarkStart w:id="6" w:name="_Toc198890483"/>
       <w:r>
         <w:rPr>
           <w:rFonts w:asciiTheme="majorBidi" w:eastAsia="Times New Roman" w:hAnsiTheme="majorBidi"/>
@@ -4682,7 +6918,7 @@
         </w:rPr>
         <w:t>Research Questions</w:t>
       </w:r>
-      <w:bookmarkEnd w:id="5"/>
+      <w:bookmarkEnd w:id="6"/>
     </w:p>
     <w:p>
       <w:pPr>
@@ -4731,7 +6967,6 @@
         <w:rPr>
           <w:rFonts w:asciiTheme="majorBidi" w:eastAsia="Times New Roman" w:hAnsiTheme="majorBidi" w:cstheme="majorBidi"/>
         </w:rPr>
-        <w:lastRenderedPageBreak/>
         <w:t xml:space="preserve">What is the relationship between education levels and child </w:t>
       </w:r>
       <w:r>
@@ -4762,6 +6997,7 @@
         <w:rPr>
           <w:rFonts w:asciiTheme="majorBidi" w:eastAsia="Times New Roman" w:hAnsiTheme="majorBidi" w:cstheme="majorBidi"/>
         </w:rPr>
+        <w:lastRenderedPageBreak/>
         <w:t>How do poverty and lack of financial resources affect health outcomes and life expectancy?</w:t>
       </w:r>
     </w:p>
@@ -4810,7 +7046,7 @@
           <w:bCs/>
         </w:rPr>
       </w:pPr>
-      <w:bookmarkStart w:id="6" w:name="_Toc198890484"/>
+      <w:bookmarkStart w:id="7" w:name="_Toc198890484"/>
       <w:r>
         <w:rPr>
           <w:rFonts w:asciiTheme="majorBidi" w:eastAsia="Times New Roman" w:hAnsiTheme="majorBidi"/>
@@ -4819,7 +7055,7 @@
         </w:rPr>
         <w:t>Potential Challenges and Solutions</w:t>
       </w:r>
-      <w:bookmarkEnd w:id="6"/>
+      <w:bookmarkEnd w:id="7"/>
     </w:p>
     <w:p>
       <w:pPr>
@@ -5040,7 +7276,7 @@
           <w:bCs/>
         </w:rPr>
       </w:pPr>
-      <w:bookmarkStart w:id="7" w:name="_Toc198890485"/>
+      <w:bookmarkStart w:id="8" w:name="_Toc198890485"/>
       <w:r>
         <w:rPr>
           <w:rFonts w:asciiTheme="majorBidi" w:eastAsia="Times New Roman" w:hAnsiTheme="majorBidi"/>
@@ -5049,7 +7285,7 @@
         </w:rPr>
         <w:t>Conclusion</w:t>
       </w:r>
-      <w:bookmarkEnd w:id="7"/>
+      <w:bookmarkEnd w:id="8"/>
     </w:p>
     <w:p>
       <w:pPr>
@@ -5109,7 +7345,7 @@
           <w:bCs/>
         </w:rPr>
       </w:pPr>
-      <w:bookmarkStart w:id="8" w:name="_Toc198890486"/>
+      <w:bookmarkStart w:id="9" w:name="_Toc198890486"/>
       <w:r>
         <w:rPr>
           <w:rFonts w:asciiTheme="majorBidi" w:hAnsiTheme="majorBidi"/>
@@ -5119,7 +7355,7 @@
         <w:lastRenderedPageBreak/>
         <w:t>Phase – II : Exploratory Data Analysis (EDA)</w:t>
       </w:r>
-      <w:bookmarkEnd w:id="8"/>
+      <w:bookmarkEnd w:id="9"/>
     </w:p>
     <w:p>
       <w:pPr>
@@ -5225,7 +7461,7 @@
           <w:bCs/>
         </w:rPr>
       </w:pPr>
-      <w:bookmarkStart w:id="9" w:name="_Toc198890487"/>
+      <w:bookmarkStart w:id="10" w:name="_Toc198890487"/>
       <w:r>
         <w:rPr>
           <w:rFonts w:asciiTheme="majorBidi" w:hAnsiTheme="majorBidi"/>
@@ -5234,7 +7470,7 @@
         </w:rPr>
         <w:t>Dataset Description</w:t>
       </w:r>
-      <w:bookmarkEnd w:id="9"/>
+      <w:bookmarkEnd w:id="10"/>
     </w:p>
     <w:p>
       <w:pPr>
@@ -5245,7 +7481,7 @@
           <w:bCs/>
         </w:rPr>
       </w:pPr>
-      <w:bookmarkStart w:id="10" w:name="_Toc198890488"/>
+      <w:bookmarkStart w:id="11" w:name="_Toc198890488"/>
       <w:r>
         <w:rPr>
           <w:rFonts w:asciiTheme="majorBidi" w:hAnsiTheme="majorBidi"/>
@@ -5254,7 +7490,7 @@
         </w:rPr>
         <w:t>1. Financial Inclusion Data</w:t>
       </w:r>
-      <w:bookmarkEnd w:id="10"/>
+      <w:bookmarkEnd w:id="11"/>
     </w:p>
     <w:p>
       <w:pPr>
@@ -5501,7 +7737,7 @@
           <w:bCs/>
         </w:rPr>
       </w:pPr>
-      <w:bookmarkStart w:id="11" w:name="_Toc198890489"/>
+      <w:bookmarkStart w:id="12" w:name="_Toc198890489"/>
       <w:r>
         <w:rPr>
           <w:rFonts w:asciiTheme="majorBidi" w:hAnsiTheme="majorBidi"/>
@@ -5510,7 +7746,7 @@
         </w:rPr>
         <w:t>2. Health Indicators Data</w:t>
       </w:r>
-      <w:bookmarkEnd w:id="11"/>
+      <w:bookmarkEnd w:id="12"/>
     </w:p>
     <w:p>
       <w:pPr>
@@ -5762,7 +7998,7 @@
           <w:bCs/>
         </w:rPr>
       </w:pPr>
-      <w:bookmarkStart w:id="12" w:name="_Toc198890490"/>
+      <w:bookmarkStart w:id="13" w:name="_Toc198890490"/>
       <w:r>
         <w:rPr>
           <w:rFonts w:asciiTheme="majorBidi" w:hAnsiTheme="majorBidi"/>
@@ -5771,7 +8007,7 @@
         </w:rPr>
         <w:t>3. Poverty Metrics Data</w:t>
       </w:r>
-      <w:bookmarkEnd w:id="12"/>
+      <w:bookmarkEnd w:id="13"/>
     </w:p>
     <w:p>
       <w:pPr>
@@ -6005,7 +8241,7 @@
           <w:bCs/>
         </w:rPr>
       </w:pPr>
-      <w:bookmarkStart w:id="13" w:name="_Toc198890491"/>
+      <w:bookmarkStart w:id="14" w:name="_Toc198890491"/>
       <w:r>
         <w:rPr>
           <w:rFonts w:asciiTheme="majorBidi" w:hAnsiTheme="majorBidi"/>
@@ -6015,7 +8251,7 @@
         <w:lastRenderedPageBreak/>
         <w:t>4. Education Indicators Data</w:t>
       </w:r>
-      <w:bookmarkEnd w:id="13"/>
+      <w:bookmarkEnd w:id="14"/>
       <w:r>
         <w:rPr>
           <w:rFonts w:asciiTheme="majorBidi" w:hAnsiTheme="majorBidi"/>
@@ -6291,7 +8527,7 @@
           <w:bCs/>
         </w:rPr>
       </w:pPr>
-      <w:bookmarkStart w:id="14" w:name="_Toc198890492"/>
+      <w:bookmarkStart w:id="15" w:name="_Toc198890492"/>
       <w:r>
         <w:rPr>
           <w:rFonts w:asciiTheme="majorBidi" w:hAnsiTheme="majorBidi"/>
@@ -6300,7 +8536,7 @@
         </w:rPr>
         <w:t>5. Social Protection and Labor Data</w:t>
       </w:r>
-      <w:bookmarkEnd w:id="14"/>
+      <w:bookmarkEnd w:id="15"/>
       <w:r>
         <w:rPr>
           <w:rFonts w:asciiTheme="majorBidi" w:hAnsiTheme="majorBidi"/>
@@ -6585,7 +8821,7 @@
           <w:bCs/>
         </w:rPr>
       </w:pPr>
-      <w:bookmarkStart w:id="15" w:name="_Toc198890493"/>
+      <w:bookmarkStart w:id="16" w:name="_Toc198890493"/>
       <w:r>
         <w:rPr>
           <w:rFonts w:asciiTheme="majorBidi" w:hAnsiTheme="majorBidi"/>
@@ -6594,7 +8830,7 @@
         </w:rPr>
         <w:t>Basic Data Visualization</w:t>
       </w:r>
-      <w:bookmarkEnd w:id="15"/>
+      <w:bookmarkEnd w:id="16"/>
       <w:r>
         <w:rPr>
           <w:rFonts w:asciiTheme="majorBidi" w:hAnsiTheme="majorBidi"/>
@@ -6613,7 +8849,7 @@
           <w:bCs/>
         </w:rPr>
       </w:pPr>
-      <w:bookmarkStart w:id="16" w:name="_Toc198890494"/>
+      <w:bookmarkStart w:id="17" w:name="_Toc198890494"/>
       <w:r>
         <w:rPr>
           <w:rFonts w:asciiTheme="majorBidi" w:hAnsiTheme="majorBidi"/>
@@ -6622,7 +8858,7 @@
         </w:rPr>
         <w:t>Health Indicators Dataset</w:t>
       </w:r>
-      <w:bookmarkEnd w:id="16"/>
+      <w:bookmarkEnd w:id="17"/>
       <w:r>
         <w:rPr>
           <w:rFonts w:asciiTheme="majorBidi" w:hAnsiTheme="majorBidi"/>
@@ -6845,7 +9081,7 @@
           <w:bCs/>
         </w:rPr>
       </w:pPr>
-      <w:bookmarkStart w:id="17" w:name="_Toc198890495"/>
+      <w:bookmarkStart w:id="18" w:name="_Toc198890495"/>
       <w:r>
         <w:rPr>
           <w:rFonts w:asciiTheme="majorBidi" w:hAnsiTheme="majorBidi"/>
@@ -6854,7 +9090,7 @@
         </w:rPr>
         <w:t>Poverty Indicators Dataset</w:t>
       </w:r>
-      <w:bookmarkEnd w:id="17"/>
+      <w:bookmarkEnd w:id="18"/>
       <w:r>
         <w:rPr>
           <w:rFonts w:asciiTheme="majorBidi" w:hAnsiTheme="majorBidi"/>
@@ -6993,7 +9229,7 @@
           <w:bCs/>
         </w:rPr>
       </w:pPr>
-      <w:bookmarkStart w:id="18" w:name="_Toc198890496"/>
+      <w:bookmarkStart w:id="19" w:name="_Toc198890496"/>
       <w:r>
         <w:rPr>
           <w:rFonts w:asciiTheme="majorBidi" w:hAnsiTheme="majorBidi"/>
@@ -7002,7 +9238,7 @@
         </w:rPr>
         <w:t>Social Protection and Labour Dataset</w:t>
       </w:r>
-      <w:bookmarkEnd w:id="18"/>
+      <w:bookmarkEnd w:id="19"/>
       <w:r>
         <w:rPr>
           <w:rFonts w:asciiTheme="majorBidi" w:hAnsiTheme="majorBidi"/>
@@ -7204,7 +9440,7 @@
           <w:bCs/>
         </w:rPr>
       </w:pPr>
-      <w:bookmarkStart w:id="19" w:name="_Toc198890497"/>
+      <w:bookmarkStart w:id="20" w:name="_Toc198890497"/>
       <w:r>
         <w:rPr>
           <w:rFonts w:asciiTheme="majorBidi" w:hAnsiTheme="majorBidi"/>
@@ -7213,7 +9449,7 @@
         </w:rPr>
         <w:t>Education Indicators Dataset</w:t>
       </w:r>
-      <w:bookmarkEnd w:id="19"/>
+      <w:bookmarkEnd w:id="20"/>
     </w:p>
     <w:p>
       <w:pPr>
@@ -7346,7 +9582,7 @@
           <w:bCs/>
         </w:rPr>
       </w:pPr>
-      <w:bookmarkStart w:id="20" w:name="_Toc198890498"/>
+      <w:bookmarkStart w:id="21" w:name="_Toc198890498"/>
       <w:r>
         <w:rPr>
           <w:rFonts w:asciiTheme="majorBidi" w:hAnsiTheme="majorBidi"/>
@@ -7356,7 +9592,7 @@
         <w:lastRenderedPageBreak/>
         <w:t>Finance Indicators Dataset</w:t>
       </w:r>
-      <w:bookmarkEnd w:id="20"/>
+      <w:bookmarkEnd w:id="21"/>
     </w:p>
     <w:p>
       <w:pPr>
@@ -7512,7 +9748,7 @@
           <w:rFonts w:asciiTheme="majorBidi" w:hAnsiTheme="majorBidi" w:cstheme="majorBidi"/>
         </w:rPr>
       </w:pPr>
-      <w:bookmarkStart w:id="21" w:name="_Toc198890499"/>
+      <w:bookmarkStart w:id="22" w:name="_Toc198890499"/>
       <w:r>
         <w:rPr>
           <w:rStyle w:val="Heading2Char"/>
@@ -7522,7 +9758,7 @@
         </w:rPr>
         <w:t>Initial Findings:</w:t>
       </w:r>
-      <w:bookmarkEnd w:id="21"/>
+      <w:bookmarkEnd w:id="22"/>
       <w:r>
         <w:rPr>
           <w:rStyle w:val="Heading2Char"/>
@@ -7586,7 +9822,7 @@
           <w:bCs/>
         </w:rPr>
       </w:pPr>
-      <w:bookmarkStart w:id="22" w:name="_Toc198890500"/>
+      <w:bookmarkStart w:id="23" w:name="_Toc198890500"/>
       <w:r>
         <w:rPr>
           <w:rFonts w:asciiTheme="majorBidi" w:hAnsiTheme="majorBidi"/>
@@ -7603,7 +9839,7 @@
         </w:rPr>
         <w:t xml:space="preserve"> : Data Preprocessing</w:t>
       </w:r>
-      <w:bookmarkEnd w:id="22"/>
+      <w:bookmarkEnd w:id="23"/>
     </w:p>
     <w:p>
       <w:pPr>
@@ -7728,7 +9964,7 @@
           <w:bCs/>
         </w:rPr>
       </w:pPr>
-      <w:bookmarkStart w:id="23" w:name="_Toc198890501"/>
+      <w:bookmarkStart w:id="24" w:name="_Toc198890501"/>
       <w:r>
         <w:rPr>
           <w:rFonts w:asciiTheme="majorBidi" w:hAnsiTheme="majorBidi"/>
@@ -7737,7 +9973,7 @@
         </w:rPr>
         <w:t>Data Analysis and Feature Extraction Report</w:t>
       </w:r>
-      <w:bookmarkEnd w:id="23"/>
+      <w:bookmarkEnd w:id="24"/>
     </w:p>
     <w:p>
       <w:pPr>
@@ -7748,7 +9984,7 @@
           <w:bCs/>
         </w:rPr>
       </w:pPr>
-      <w:bookmarkStart w:id="24" w:name="_Toc198890502"/>
+      <w:bookmarkStart w:id="25" w:name="_Toc198890502"/>
       <w:r>
         <w:rPr>
           <w:rFonts w:asciiTheme="majorBidi" w:hAnsiTheme="majorBidi"/>
@@ -7757,7 +9993,7 @@
         </w:rPr>
         <w:t>Objective</w:t>
       </w:r>
-      <w:bookmarkEnd w:id="24"/>
+      <w:bookmarkEnd w:id="25"/>
     </w:p>
     <w:p>
       <w:pPr>
@@ -7781,7 +10017,7 @@
           <w:bCs/>
         </w:rPr>
       </w:pPr>
-      <w:bookmarkStart w:id="25" w:name="_Toc198890503"/>
+      <w:bookmarkStart w:id="26" w:name="_Toc198890503"/>
       <w:r>
         <w:rPr>
           <w:rFonts w:asciiTheme="majorBidi" w:hAnsiTheme="majorBidi"/>
@@ -7790,7 +10026,7 @@
         </w:rPr>
         <w:t>Steps and Rationale</w:t>
       </w:r>
-      <w:bookmarkEnd w:id="25"/>
+      <w:bookmarkEnd w:id="26"/>
     </w:p>
     <w:p>
       <w:pPr>
@@ -9045,7 +11281,7 @@
           <w:bCs/>
         </w:rPr>
       </w:pPr>
-      <w:bookmarkStart w:id="26" w:name="_Toc198890504"/>
+      <w:bookmarkStart w:id="27" w:name="_Toc198890504"/>
       <w:r>
         <w:rPr>
           <w:rFonts w:asciiTheme="majorBidi" w:hAnsiTheme="majorBidi"/>
@@ -9054,7 +11290,7 @@
         </w:rPr>
         <w:t>Output Storage</w:t>
       </w:r>
-      <w:bookmarkEnd w:id="26"/>
+      <w:bookmarkEnd w:id="27"/>
       <w:r>
         <w:rPr>
           <w:rFonts w:asciiTheme="majorBidi" w:hAnsiTheme="majorBidi"/>
@@ -9141,7 +11377,7 @@
           <w:bCs/>
         </w:rPr>
       </w:pPr>
-      <w:bookmarkStart w:id="27" w:name="_Toc198890505"/>
+      <w:bookmarkStart w:id="28" w:name="_Toc198890505"/>
       <w:r>
         <w:rPr>
           <w:rFonts w:asciiTheme="majorBidi" w:hAnsiTheme="majorBidi"/>
@@ -9150,7 +11386,7 @@
         </w:rPr>
         <w:t>Feature Extraction Process</w:t>
       </w:r>
-      <w:bookmarkEnd w:id="27"/>
+      <w:bookmarkEnd w:id="28"/>
     </w:p>
     <w:p>
       <w:pPr>
@@ -9381,7 +11617,7 @@
           <w:bCs/>
         </w:rPr>
       </w:pPr>
-      <w:bookmarkStart w:id="28" w:name="_Toc198890506"/>
+      <w:bookmarkStart w:id="29" w:name="_Toc198890506"/>
       <w:r>
         <w:rPr>
           <w:rFonts w:asciiTheme="majorBidi" w:hAnsiTheme="majorBidi"/>
@@ -9390,7 +11626,7 @@
         </w:rPr>
         <w:t>Application to All Categories</w:t>
       </w:r>
-      <w:bookmarkEnd w:id="28"/>
+      <w:bookmarkEnd w:id="29"/>
     </w:p>
     <w:p>
       <w:pPr>
@@ -9579,7 +11815,7 @@
           <w:bCs/>
         </w:rPr>
       </w:pPr>
-      <w:bookmarkStart w:id="29" w:name="_Toc198890507"/>
+      <w:bookmarkStart w:id="30" w:name="_Toc198890507"/>
       <w:r>
         <w:rPr>
           <w:rFonts w:asciiTheme="majorBidi" w:hAnsiTheme="majorBidi"/>
@@ -9588,7 +11824,7 @@
         </w:rPr>
         <w:t>Key Decisions and Justifications</w:t>
       </w:r>
-      <w:bookmarkEnd w:id="29"/>
+      <w:bookmarkEnd w:id="30"/>
     </w:p>
     <w:p>
       <w:pPr>
@@ -9699,7 +11935,7 @@
           <w:bCs/>
         </w:rPr>
       </w:pPr>
-      <w:bookmarkStart w:id="30" w:name="_Toc198890508"/>
+      <w:bookmarkStart w:id="31" w:name="_Toc198890508"/>
       <w:r>
         <w:rPr>
           <w:rFonts w:asciiTheme="majorBidi" w:hAnsiTheme="majorBidi"/>
@@ -9708,7 +11944,7 @@
         </w:rPr>
         <w:t>Conclusion</w:t>
       </w:r>
-      <w:bookmarkEnd w:id="30"/>
+      <w:bookmarkEnd w:id="31"/>
     </w:p>
     <w:p>
       <w:pPr>
@@ -9757,7 +11993,7 @@
           <w:bCs/>
         </w:rPr>
       </w:pPr>
-      <w:bookmarkStart w:id="31" w:name="_Toc198890509"/>
+      <w:bookmarkStart w:id="32" w:name="_Toc198890509"/>
       <w:r>
         <w:rPr>
           <w:rFonts w:asciiTheme="majorBidi" w:eastAsia="Times New Roman" w:hAnsiTheme="majorBidi"/>
@@ -9775,7 +12011,7 @@
         </w:rPr>
         <w:t>Correlation Analysis</w:t>
       </w:r>
-      <w:bookmarkEnd w:id="31"/>
+      <w:bookmarkEnd w:id="32"/>
     </w:p>
     <w:p>
       <w:pPr>
@@ -9786,7 +12022,7 @@
           <w:kern w:val="36"/>
         </w:rPr>
       </w:pPr>
-      <w:bookmarkStart w:id="32" w:name="_Toc198890510"/>
+      <w:bookmarkStart w:id="33" w:name="_Toc198890510"/>
       <w:r>
         <w:rPr>
           <w:rFonts w:asciiTheme="majorBidi" w:eastAsia="Times New Roman" w:hAnsiTheme="majorBidi" w:cstheme="majorBidi"/>
@@ -9803,7 +12039,7 @@
         </w:rPr>
         <w:t xml:space="preserve"> Calculate and visualize the correlation matrix.</w:t>
       </w:r>
-      <w:bookmarkEnd w:id="32"/>
+      <w:bookmarkEnd w:id="33"/>
     </w:p>
     <w:p>
       <w:pPr>
@@ -9814,7 +12050,7 @@
           <w:kern w:val="36"/>
         </w:rPr>
       </w:pPr>
-      <w:bookmarkStart w:id="33" w:name="_Toc198890511"/>
+      <w:bookmarkStart w:id="34" w:name="_Toc198890511"/>
       <w:r>
         <w:rPr>
           <w:rFonts w:asciiTheme="majorBidi" w:eastAsia="Times New Roman" w:hAnsiTheme="majorBidi" w:cstheme="majorBidi"/>
@@ -9831,7 +12067,7 @@
         </w:rPr>
         <w:t xml:space="preserve"> Identify and discuss significant correlations in your data.</w:t>
       </w:r>
-      <w:bookmarkEnd w:id="33"/>
+      <w:bookmarkEnd w:id="34"/>
     </w:p>
     <w:p>
       <w:pPr>
@@ -9865,7 +12101,7 @@
           <w:bCs/>
         </w:rPr>
       </w:pPr>
-      <w:bookmarkStart w:id="34" w:name="_Toc198890513"/>
+      <w:bookmarkStart w:id="35" w:name="_Toc198890513"/>
       <w:r>
         <w:rPr>
           <w:rStyle w:val="Heading2Char"/>
@@ -9875,7 +12111,7 @@
         </w:rPr>
         <w:t>Methodology</w:t>
       </w:r>
-      <w:bookmarkEnd w:id="34"/>
+      <w:bookmarkEnd w:id="35"/>
     </w:p>
     <w:p>
       <w:pPr>
@@ -10201,7 +12437,7 @@
           <w:bCs/>
         </w:rPr>
       </w:pPr>
-      <w:bookmarkStart w:id="35" w:name="_Toc198890514"/>
+      <w:bookmarkStart w:id="36" w:name="_Toc198890514"/>
       <w:r>
         <w:rPr>
           <w:rFonts w:asciiTheme="majorBidi" w:eastAsia="Times New Roman" w:hAnsiTheme="majorBidi"/>
@@ -10210,7 +12446,7 @@
         </w:rPr>
         <w:t>Significant Correlations by Dataset</w:t>
       </w:r>
-      <w:bookmarkEnd w:id="35"/>
+      <w:bookmarkEnd w:id="36"/>
     </w:p>
     <w:p>
       <w:pPr>
@@ -10221,7 +12457,7 @@
           <w:bCs/>
         </w:rPr>
       </w:pPr>
-      <w:bookmarkStart w:id="36" w:name="_Toc198890515"/>
+      <w:bookmarkStart w:id="37" w:name="_Toc198890515"/>
       <w:r>
         <w:rPr>
           <w:rFonts w:asciiTheme="majorBidi" w:eastAsia="Times New Roman" w:hAnsiTheme="majorBidi"/>
@@ -10230,7 +12466,7 @@
         </w:rPr>
         <w:t>Finance Dataset</w:t>
       </w:r>
-      <w:bookmarkEnd w:id="36"/>
+      <w:bookmarkEnd w:id="37"/>
     </w:p>
     <w:p>
       <w:pPr>
@@ -10401,7 +12637,7 @@
           <w:bCs/>
         </w:rPr>
       </w:pPr>
-      <w:bookmarkStart w:id="37" w:name="_Toc198890516"/>
+      <w:bookmarkStart w:id="38" w:name="_Toc198890516"/>
       <w:r>
         <w:rPr>
           <w:rFonts w:asciiTheme="majorBidi" w:eastAsia="Times New Roman" w:hAnsiTheme="majorBidi"/>
@@ -10410,7 +12646,7 @@
         </w:rPr>
         <w:t>Education Dataset</w:t>
       </w:r>
-      <w:bookmarkEnd w:id="37"/>
+      <w:bookmarkEnd w:id="38"/>
     </w:p>
     <w:p>
       <w:pPr>
@@ -10608,7 +12844,7 @@
           <w:bCs/>
         </w:rPr>
       </w:pPr>
-      <w:bookmarkStart w:id="38" w:name="_Toc198890517"/>
+      <w:bookmarkStart w:id="39" w:name="_Toc198890517"/>
       <w:r>
         <w:rPr>
           <w:rFonts w:asciiTheme="majorBidi" w:eastAsia="Times New Roman" w:hAnsiTheme="majorBidi"/>
@@ -10617,7 +12853,7 @@
         </w:rPr>
         <w:t>Poverty Dataset</w:t>
       </w:r>
-      <w:bookmarkEnd w:id="38"/>
+      <w:bookmarkEnd w:id="39"/>
     </w:p>
     <w:p>
       <w:pPr>
@@ -10788,7 +13024,7 @@
           <w:bCs/>
         </w:rPr>
       </w:pPr>
-      <w:bookmarkStart w:id="39" w:name="_Toc198890518"/>
+      <w:bookmarkStart w:id="40" w:name="_Toc198890518"/>
       <w:r>
         <w:rPr>
           <w:rFonts w:asciiTheme="majorBidi" w:eastAsia="Times New Roman" w:hAnsiTheme="majorBidi"/>
@@ -10797,7 +13033,7 @@
         </w:rPr>
         <w:t>Social Protection and Labor Dataset</w:t>
       </w:r>
-      <w:bookmarkEnd w:id="39"/>
+      <w:bookmarkEnd w:id="40"/>
     </w:p>
     <w:p>
       <w:pPr>
@@ -10969,7 +13205,7 @@
           <w:bCs/>
         </w:rPr>
       </w:pPr>
-      <w:bookmarkStart w:id="40" w:name="_Toc198890519"/>
+      <w:bookmarkStart w:id="41" w:name="_Toc198890519"/>
       <w:r>
         <w:rPr>
           <w:rFonts w:asciiTheme="majorBidi" w:eastAsia="Times New Roman" w:hAnsiTheme="majorBidi"/>
@@ -10978,7 +13214,7 @@
         </w:rPr>
         <w:t>Health Dataset</w:t>
       </w:r>
-      <w:bookmarkEnd w:id="40"/>
+      <w:bookmarkEnd w:id="41"/>
     </w:p>
     <w:p>
       <w:pPr>
@@ -11149,7 +13385,7 @@
           <w:bCs/>
         </w:rPr>
       </w:pPr>
-      <w:bookmarkStart w:id="41" w:name="_Toc198890520"/>
+      <w:bookmarkStart w:id="42" w:name="_Toc198890520"/>
       <w:r>
         <w:rPr>
           <w:rFonts w:asciiTheme="majorBidi" w:eastAsia="Times New Roman" w:hAnsiTheme="majorBidi"/>
@@ -11158,7 +13394,7 @@
         </w:rPr>
         <w:t>Cross-Dataset Discussion</w:t>
       </w:r>
-      <w:bookmarkEnd w:id="41"/>
+      <w:bookmarkEnd w:id="42"/>
     </w:p>
     <w:p>
       <w:pPr>
@@ -11360,7 +13596,7 @@
           <w:bCs/>
         </w:rPr>
       </w:pPr>
-      <w:bookmarkStart w:id="42" w:name="_Toc198890521"/>
+      <w:bookmarkStart w:id="43" w:name="_Toc198890521"/>
       <w:r>
         <w:rPr>
           <w:rFonts w:asciiTheme="majorBidi" w:eastAsia="Times New Roman" w:hAnsiTheme="majorBidi"/>
@@ -11369,7 +13605,7 @@
         </w:rPr>
         <w:t>Conclusion</w:t>
       </w:r>
-      <w:bookmarkEnd w:id="42"/>
+      <w:bookmarkEnd w:id="43"/>
     </w:p>
     <w:p>
       <w:pPr>
@@ -16943,7 +19179,6 @@
           <w:szCs w:val="36"/>
         </w:rPr>
       </w:pPr>
-      <w:bookmarkStart w:id="43" w:name="_GoBack"/>
       <w:r>
         <w:rPr>
           <w:rFonts w:asciiTheme="majorBidi" w:eastAsia="Times New Roman" w:hAnsiTheme="majorBidi" w:cstheme="majorBidi"/>
@@ -16955,7 +19190,6 @@
         <w:t>Analysis Methodology 3: Clustering Analysis</w:t>
       </w:r>
     </w:p>
-    <w:bookmarkEnd w:id="43"/>
     <w:p>
       <w:pPr>
         <w:pStyle w:val="Heading3"/>
@@ -18262,6 +20496,155 @@
 <file path=word/numbering.xml><?xml version="1.0" encoding="utf-8"?>
 <w:numbering xmlns:wpc="http://schemas.microsoft.com/office/word/2010/wordprocessingCanvas" xmlns:mc="http://schemas.openxmlformats.org/markup-compatibility/2006" xmlns:o="urn:schemas-microsoft-com:office:office" xmlns:r="http://schemas.openxmlformats.org/officeDocument/2006/relationships" xmlns:m="http://schemas.openxmlformats.org/officeDocument/2006/math" xmlns:v="urn:schemas-microsoft-com:vml" xmlns:wp14="http://schemas.microsoft.com/office/word/2010/wordprocessingDrawing" xmlns:wp="http://schemas.openxmlformats.org/drawingml/2006/wordprocessingDrawing" xmlns:w10="urn:schemas-microsoft-com:office:word" xmlns:w="http://schemas.openxmlformats.org/wordprocessingml/2006/main" xmlns:w14="http://schemas.microsoft.com/office/word/2010/wordml" xmlns:w15="http://schemas.microsoft.com/office/word/2012/wordml" xmlns:wpg="http://schemas.microsoft.com/office/word/2010/wordprocessingGroup" xmlns:wpi="http://schemas.microsoft.com/office/word/2010/wordprocessingInk" xmlns:wne="http://schemas.microsoft.com/office/word/2006/wordml" xmlns:wps="http://schemas.microsoft.com/office/word/2010/wordprocessingShape" mc:Ignorable="w14 w15 wp14">
   <w:abstractNum w:abstractNumId="0" w15:restartNumberingAfterBreak="0">
+    <w:nsid w:val="00526DFD"/>
+    <w:multiLevelType w:val="multilevel"/>
+    <w:tmpl w:val="A900FB38"/>
+    <w:lvl w:ilvl="0">
+      <w:start w:val="1"/>
+      <w:numFmt w:val="bullet"/>
+      <w:lvlText w:val=""/>
+      <w:lvlJc w:val="left"/>
+      <w:pPr>
+        <w:tabs>
+          <w:tab w:val="num" w:pos="720"/>
+        </w:tabs>
+        <w:ind w:left="720" w:hanging="360"/>
+      </w:pPr>
+      <w:rPr>
+        <w:rFonts w:ascii="Symbol" w:hAnsi="Symbol" w:hint="default"/>
+        <w:sz w:val="20"/>
+      </w:rPr>
+    </w:lvl>
+    <w:lvl w:ilvl="1" w:tentative="1">
+      <w:start w:val="1"/>
+      <w:numFmt w:val="bullet"/>
+      <w:lvlText w:val="o"/>
+      <w:lvlJc w:val="left"/>
+      <w:pPr>
+        <w:tabs>
+          <w:tab w:val="num" w:pos="1440"/>
+        </w:tabs>
+        <w:ind w:left="1440" w:hanging="360"/>
+      </w:pPr>
+      <w:rPr>
+        <w:rFonts w:ascii="Courier New" w:hAnsi="Courier New" w:hint="default"/>
+        <w:sz w:val="20"/>
+      </w:rPr>
+    </w:lvl>
+    <w:lvl w:ilvl="2" w:tentative="1">
+      <w:start w:val="1"/>
+      <w:numFmt w:val="bullet"/>
+      <w:lvlText w:val=""/>
+      <w:lvlJc w:val="left"/>
+      <w:pPr>
+        <w:tabs>
+          <w:tab w:val="num" w:pos="2160"/>
+        </w:tabs>
+        <w:ind w:left="2160" w:hanging="360"/>
+      </w:pPr>
+      <w:rPr>
+        <w:rFonts w:ascii="Wingdings" w:hAnsi="Wingdings" w:hint="default"/>
+        <w:sz w:val="20"/>
+      </w:rPr>
+    </w:lvl>
+    <w:lvl w:ilvl="3" w:tentative="1">
+      <w:start w:val="1"/>
+      <w:numFmt w:val="bullet"/>
+      <w:lvlText w:val=""/>
+      <w:lvlJc w:val="left"/>
+      <w:pPr>
+        <w:tabs>
+          <w:tab w:val="num" w:pos="2880"/>
+        </w:tabs>
+        <w:ind w:left="2880" w:hanging="360"/>
+      </w:pPr>
+      <w:rPr>
+        <w:rFonts w:ascii="Wingdings" w:hAnsi="Wingdings" w:hint="default"/>
+        <w:sz w:val="20"/>
+      </w:rPr>
+    </w:lvl>
+    <w:lvl w:ilvl="4" w:tentative="1">
+      <w:start w:val="1"/>
+      <w:numFmt w:val="bullet"/>
+      <w:lvlText w:val=""/>
+      <w:lvlJc w:val="left"/>
+      <w:pPr>
+        <w:tabs>
+          <w:tab w:val="num" w:pos="3600"/>
+        </w:tabs>
+        <w:ind w:left="3600" w:hanging="360"/>
+      </w:pPr>
+      <w:rPr>
+        <w:rFonts w:ascii="Wingdings" w:hAnsi="Wingdings" w:hint="default"/>
+        <w:sz w:val="20"/>
+      </w:rPr>
+    </w:lvl>
+    <w:lvl w:ilvl="5" w:tentative="1">
+      <w:start w:val="1"/>
+      <w:numFmt w:val="bullet"/>
+      <w:lvlText w:val=""/>
+      <w:lvlJc w:val="left"/>
+      <w:pPr>
+        <w:tabs>
+          <w:tab w:val="num" w:pos="4320"/>
+        </w:tabs>
+        <w:ind w:left="4320" w:hanging="360"/>
+      </w:pPr>
+      <w:rPr>
+        <w:rFonts w:ascii="Wingdings" w:hAnsi="Wingdings" w:hint="default"/>
+        <w:sz w:val="20"/>
+      </w:rPr>
+    </w:lvl>
+    <w:lvl w:ilvl="6" w:tentative="1">
+      <w:start w:val="1"/>
+      <w:numFmt w:val="bullet"/>
+      <w:lvlText w:val=""/>
+      <w:lvlJc w:val="left"/>
+      <w:pPr>
+        <w:tabs>
+          <w:tab w:val="num" w:pos="5040"/>
+        </w:tabs>
+        <w:ind w:left="5040" w:hanging="360"/>
+      </w:pPr>
+      <w:rPr>
+        <w:rFonts w:ascii="Wingdings" w:hAnsi="Wingdings" w:hint="default"/>
+        <w:sz w:val="20"/>
+      </w:rPr>
+    </w:lvl>
+    <w:lvl w:ilvl="7" w:tentative="1">
+      <w:start w:val="1"/>
+      <w:numFmt w:val="bullet"/>
+      <w:lvlText w:val=""/>
+      <w:lvlJc w:val="left"/>
+      <w:pPr>
+        <w:tabs>
+          <w:tab w:val="num" w:pos="5760"/>
+        </w:tabs>
+        <w:ind w:left="5760" w:hanging="360"/>
+      </w:pPr>
+      <w:rPr>
+        <w:rFonts w:ascii="Wingdings" w:hAnsi="Wingdings" w:hint="default"/>
+        <w:sz w:val="20"/>
+      </w:rPr>
+    </w:lvl>
+    <w:lvl w:ilvl="8" w:tentative="1">
+      <w:start w:val="1"/>
+      <w:numFmt w:val="bullet"/>
+      <w:lvlText w:val=""/>
+      <w:lvlJc w:val="left"/>
+      <w:pPr>
+        <w:tabs>
+          <w:tab w:val="num" w:pos="6480"/>
+        </w:tabs>
+        <w:ind w:left="6480" w:hanging="360"/>
+      </w:pPr>
+      <w:rPr>
+        <w:rFonts w:ascii="Wingdings" w:hAnsi="Wingdings" w:hint="default"/>
+        <w:sz w:val="20"/>
+      </w:rPr>
+    </w:lvl>
+  </w:abstractNum>
+  <w:abstractNum w:abstractNumId="1" w15:restartNumberingAfterBreak="0">
     <w:nsid w:val="024B1534"/>
     <w:multiLevelType w:val="multilevel"/>
     <w:tmpl w:val="53ECE2DC"/>
@@ -18374,7 +20757,7 @@
       </w:pPr>
     </w:lvl>
   </w:abstractNum>
-  <w:abstractNum w:abstractNumId="1" w15:restartNumberingAfterBreak="0">
+  <w:abstractNum w:abstractNumId="2" w15:restartNumberingAfterBreak="0">
     <w:nsid w:val="05FC5011"/>
     <w:multiLevelType w:val="multilevel"/>
     <w:tmpl w:val="224C47F6"/>
@@ -18519,7 +20902,7 @@
       </w:rPr>
     </w:lvl>
   </w:abstractNum>
-  <w:abstractNum w:abstractNumId="2" w15:restartNumberingAfterBreak="0">
+  <w:abstractNum w:abstractNumId="3" w15:restartNumberingAfterBreak="0">
     <w:nsid w:val="064C335F"/>
     <w:multiLevelType w:val="multilevel"/>
     <w:tmpl w:val="00622622"/>
@@ -18668,7 +21051,7 @@
       </w:rPr>
     </w:lvl>
   </w:abstractNum>
-  <w:abstractNum w:abstractNumId="3" w15:restartNumberingAfterBreak="0">
+  <w:abstractNum w:abstractNumId="4" w15:restartNumberingAfterBreak="0">
     <w:nsid w:val="07143525"/>
     <w:multiLevelType w:val="multilevel"/>
     <w:tmpl w:val="E3E69266"/>
@@ -18813,7 +21196,7 @@
       </w:rPr>
     </w:lvl>
   </w:abstractNum>
-  <w:abstractNum w:abstractNumId="4" w15:restartNumberingAfterBreak="0">
+  <w:abstractNum w:abstractNumId="5" w15:restartNumberingAfterBreak="0">
     <w:nsid w:val="07451E8A"/>
     <w:multiLevelType w:val="multilevel"/>
     <w:tmpl w:val="D9EE392E"/>
@@ -18958,7 +21341,7 @@
       </w:rPr>
     </w:lvl>
   </w:abstractNum>
-  <w:abstractNum w:abstractNumId="5" w15:restartNumberingAfterBreak="0">
+  <w:abstractNum w:abstractNumId="6" w15:restartNumberingAfterBreak="0">
     <w:nsid w:val="07B60B70"/>
     <w:multiLevelType w:val="multilevel"/>
     <w:tmpl w:val="073AB124"/>
@@ -19103,7 +21486,7 @@
       </w:rPr>
     </w:lvl>
   </w:abstractNum>
-  <w:abstractNum w:abstractNumId="6" w15:restartNumberingAfterBreak="0">
+  <w:abstractNum w:abstractNumId="7" w15:restartNumberingAfterBreak="0">
     <w:nsid w:val="08671684"/>
     <w:multiLevelType w:val="multilevel"/>
     <w:tmpl w:val="E01ACAEA"/>
@@ -19248,7 +21631,7 @@
       </w:rPr>
     </w:lvl>
   </w:abstractNum>
-  <w:abstractNum w:abstractNumId="7" w15:restartNumberingAfterBreak="0">
+  <w:abstractNum w:abstractNumId="8" w15:restartNumberingAfterBreak="0">
     <w:nsid w:val="0A0E78F8"/>
     <w:multiLevelType w:val="multilevel"/>
     <w:tmpl w:val="74E288B2"/>
@@ -19393,7 +21776,7 @@
       </w:rPr>
     </w:lvl>
   </w:abstractNum>
-  <w:abstractNum w:abstractNumId="8" w15:restartNumberingAfterBreak="0">
+  <w:abstractNum w:abstractNumId="9" w15:restartNumberingAfterBreak="0">
     <w:nsid w:val="0B1C7093"/>
     <w:multiLevelType w:val="multilevel"/>
     <w:tmpl w:val="F0EE86B8"/>
@@ -19542,7 +21925,128 @@
       </w:rPr>
     </w:lvl>
   </w:abstractNum>
-  <w:abstractNum w:abstractNumId="9" w15:restartNumberingAfterBreak="0">
+  <w:abstractNum w:abstractNumId="10" w15:restartNumberingAfterBreak="0">
+    <w:nsid w:val="0C233D9A"/>
+    <w:multiLevelType w:val="multilevel"/>
+    <w:tmpl w:val="ED34AAEC"/>
+    <w:lvl w:ilvl="0">
+      <w:start w:val="1"/>
+      <w:numFmt w:val="decimal"/>
+      <w:lvlText w:val="%1."/>
+      <w:lvlJc w:val="left"/>
+      <w:pPr>
+        <w:tabs>
+          <w:tab w:val="num" w:pos="720"/>
+        </w:tabs>
+        <w:ind w:left="720" w:hanging="360"/>
+      </w:pPr>
+    </w:lvl>
+    <w:lvl w:ilvl="1">
+      <w:start w:val="1"/>
+      <w:numFmt w:val="bullet"/>
+      <w:lvlText w:val="o"/>
+      <w:lvlJc w:val="left"/>
+      <w:pPr>
+        <w:tabs>
+          <w:tab w:val="num" w:pos="1440"/>
+        </w:tabs>
+        <w:ind w:left="1440" w:hanging="360"/>
+      </w:pPr>
+      <w:rPr>
+        <w:rFonts w:ascii="Courier New" w:hAnsi="Courier New" w:hint="default"/>
+        <w:sz w:val="20"/>
+      </w:rPr>
+    </w:lvl>
+    <w:lvl w:ilvl="2">
+      <w:start w:val="1"/>
+      <w:numFmt w:val="bullet"/>
+      <w:lvlText w:val=""/>
+      <w:lvlJc w:val="left"/>
+      <w:pPr>
+        <w:tabs>
+          <w:tab w:val="num" w:pos="2160"/>
+        </w:tabs>
+        <w:ind w:left="2160" w:hanging="360"/>
+      </w:pPr>
+      <w:rPr>
+        <w:rFonts w:ascii="Wingdings" w:hAnsi="Wingdings" w:hint="default"/>
+        <w:sz w:val="20"/>
+      </w:rPr>
+    </w:lvl>
+    <w:lvl w:ilvl="3" w:tentative="1">
+      <w:start w:val="1"/>
+      <w:numFmt w:val="decimal"/>
+      <w:lvlText w:val="%4."/>
+      <w:lvlJc w:val="left"/>
+      <w:pPr>
+        <w:tabs>
+          <w:tab w:val="num" w:pos="2880"/>
+        </w:tabs>
+        <w:ind w:left="2880" w:hanging="360"/>
+      </w:pPr>
+    </w:lvl>
+    <w:lvl w:ilvl="4" w:tentative="1">
+      <w:start w:val="1"/>
+      <w:numFmt w:val="decimal"/>
+      <w:lvlText w:val="%5."/>
+      <w:lvlJc w:val="left"/>
+      <w:pPr>
+        <w:tabs>
+          <w:tab w:val="num" w:pos="3600"/>
+        </w:tabs>
+        <w:ind w:left="3600" w:hanging="360"/>
+      </w:pPr>
+    </w:lvl>
+    <w:lvl w:ilvl="5" w:tentative="1">
+      <w:start w:val="1"/>
+      <w:numFmt w:val="decimal"/>
+      <w:lvlText w:val="%6."/>
+      <w:lvlJc w:val="left"/>
+      <w:pPr>
+        <w:tabs>
+          <w:tab w:val="num" w:pos="4320"/>
+        </w:tabs>
+        <w:ind w:left="4320" w:hanging="360"/>
+      </w:pPr>
+    </w:lvl>
+    <w:lvl w:ilvl="6" w:tentative="1">
+      <w:start w:val="1"/>
+      <w:numFmt w:val="decimal"/>
+      <w:lvlText w:val="%7."/>
+      <w:lvlJc w:val="left"/>
+      <w:pPr>
+        <w:tabs>
+          <w:tab w:val="num" w:pos="5040"/>
+        </w:tabs>
+        <w:ind w:left="5040" w:hanging="360"/>
+      </w:pPr>
+    </w:lvl>
+    <w:lvl w:ilvl="7" w:tentative="1">
+      <w:start w:val="1"/>
+      <w:numFmt w:val="decimal"/>
+      <w:lvlText w:val="%8."/>
+      <w:lvlJc w:val="left"/>
+      <w:pPr>
+        <w:tabs>
+          <w:tab w:val="num" w:pos="5760"/>
+        </w:tabs>
+        <w:ind w:left="5760" w:hanging="360"/>
+      </w:pPr>
+    </w:lvl>
+    <w:lvl w:ilvl="8" w:tentative="1">
+      <w:start w:val="1"/>
+      <w:numFmt w:val="decimal"/>
+      <w:lvlText w:val="%9."/>
+      <w:lvlJc w:val="left"/>
+      <w:pPr>
+        <w:tabs>
+          <w:tab w:val="num" w:pos="6480"/>
+        </w:tabs>
+        <w:ind w:left="6480" w:hanging="360"/>
+      </w:pPr>
+    </w:lvl>
+  </w:abstractNum>
+  <w:abstractNum w:abstractNumId="11" w15:restartNumberingAfterBreak="0">
     <w:nsid w:val="10E674A2"/>
     <w:multiLevelType w:val="multilevel"/>
     <w:tmpl w:val="98F6A8FC"/>
@@ -19655,7 +22159,7 @@
       </w:pPr>
     </w:lvl>
   </w:abstractNum>
-  <w:abstractNum w:abstractNumId="10" w15:restartNumberingAfterBreak="0">
+  <w:abstractNum w:abstractNumId="12" w15:restartNumberingAfterBreak="0">
     <w:nsid w:val="19A20F12"/>
     <w:multiLevelType w:val="multilevel"/>
     <w:tmpl w:val="8E1E782A"/>
@@ -19804,7 +22308,7 @@
       </w:rPr>
     </w:lvl>
   </w:abstractNum>
-  <w:abstractNum w:abstractNumId="11" w15:restartNumberingAfterBreak="0">
+  <w:abstractNum w:abstractNumId="13" w15:restartNumberingAfterBreak="0">
     <w:nsid w:val="1A281B6B"/>
     <w:multiLevelType w:val="multilevel"/>
     <w:tmpl w:val="F6AA86B2"/>
@@ -19949,7 +22453,7 @@
       </w:rPr>
     </w:lvl>
   </w:abstractNum>
-  <w:abstractNum w:abstractNumId="12" w15:restartNumberingAfterBreak="0">
+  <w:abstractNum w:abstractNumId="14" w15:restartNumberingAfterBreak="0">
     <w:nsid w:val="1D766014"/>
     <w:multiLevelType w:val="multilevel"/>
     <w:tmpl w:val="5CFCB34A"/>
@@ -20062,7 +22566,7 @@
       </w:pPr>
     </w:lvl>
   </w:abstractNum>
-  <w:abstractNum w:abstractNumId="13" w15:restartNumberingAfterBreak="0">
+  <w:abstractNum w:abstractNumId="15" w15:restartNumberingAfterBreak="0">
     <w:nsid w:val="206F0CC8"/>
     <w:multiLevelType w:val="multilevel"/>
     <w:tmpl w:val="F5DCA098"/>
@@ -20207,7 +22711,7 @@
       </w:rPr>
     </w:lvl>
   </w:abstractNum>
-  <w:abstractNum w:abstractNumId="14" w15:restartNumberingAfterBreak="0">
+  <w:abstractNum w:abstractNumId="16" w15:restartNumberingAfterBreak="0">
     <w:nsid w:val="21BC5F15"/>
     <w:multiLevelType w:val="multilevel"/>
     <w:tmpl w:val="9B021E62"/>
@@ -20352,7 +22856,7 @@
       </w:rPr>
     </w:lvl>
   </w:abstractNum>
-  <w:abstractNum w:abstractNumId="15" w15:restartNumberingAfterBreak="0">
+  <w:abstractNum w:abstractNumId="17" w15:restartNumberingAfterBreak="0">
     <w:nsid w:val="22944495"/>
     <w:multiLevelType w:val="multilevel"/>
     <w:tmpl w:val="DE24D05C"/>
@@ -20497,7 +23001,370 @@
       </w:rPr>
     </w:lvl>
   </w:abstractNum>
-  <w:abstractNum w:abstractNumId="16" w15:restartNumberingAfterBreak="0">
+  <w:abstractNum w:abstractNumId="18" w15:restartNumberingAfterBreak="0">
+    <w:nsid w:val="246A3147"/>
+    <w:multiLevelType w:val="multilevel"/>
+    <w:tmpl w:val="3ACE396A"/>
+    <w:lvl w:ilvl="0">
+      <w:start w:val="1"/>
+      <w:numFmt w:val="decimal"/>
+      <w:lvlText w:val="%1."/>
+      <w:lvlJc w:val="left"/>
+      <w:pPr>
+        <w:tabs>
+          <w:tab w:val="num" w:pos="720"/>
+        </w:tabs>
+        <w:ind w:left="720" w:hanging="360"/>
+      </w:pPr>
+    </w:lvl>
+    <w:lvl w:ilvl="1">
+      <w:start w:val="1"/>
+      <w:numFmt w:val="bullet"/>
+      <w:lvlText w:val="o"/>
+      <w:lvlJc w:val="left"/>
+      <w:pPr>
+        <w:tabs>
+          <w:tab w:val="num" w:pos="1440"/>
+        </w:tabs>
+        <w:ind w:left="1440" w:hanging="360"/>
+      </w:pPr>
+      <w:rPr>
+        <w:rFonts w:ascii="Courier New" w:hAnsi="Courier New" w:hint="default"/>
+        <w:sz w:val="20"/>
+      </w:rPr>
+    </w:lvl>
+    <w:lvl w:ilvl="2">
+      <w:start w:val="1"/>
+      <w:numFmt w:val="bullet"/>
+      <w:lvlText w:val=""/>
+      <w:lvlJc w:val="left"/>
+      <w:pPr>
+        <w:tabs>
+          <w:tab w:val="num" w:pos="2160"/>
+        </w:tabs>
+        <w:ind w:left="2160" w:hanging="360"/>
+      </w:pPr>
+      <w:rPr>
+        <w:rFonts w:ascii="Wingdings" w:hAnsi="Wingdings" w:hint="default"/>
+        <w:sz w:val="20"/>
+      </w:rPr>
+    </w:lvl>
+    <w:lvl w:ilvl="3" w:tentative="1">
+      <w:start w:val="1"/>
+      <w:numFmt w:val="decimal"/>
+      <w:lvlText w:val="%4."/>
+      <w:lvlJc w:val="left"/>
+      <w:pPr>
+        <w:tabs>
+          <w:tab w:val="num" w:pos="2880"/>
+        </w:tabs>
+        <w:ind w:left="2880" w:hanging="360"/>
+      </w:pPr>
+    </w:lvl>
+    <w:lvl w:ilvl="4" w:tentative="1">
+      <w:start w:val="1"/>
+      <w:numFmt w:val="decimal"/>
+      <w:lvlText w:val="%5."/>
+      <w:lvlJc w:val="left"/>
+      <w:pPr>
+        <w:tabs>
+          <w:tab w:val="num" w:pos="3600"/>
+        </w:tabs>
+        <w:ind w:left="3600" w:hanging="360"/>
+      </w:pPr>
+    </w:lvl>
+    <w:lvl w:ilvl="5" w:tentative="1">
+      <w:start w:val="1"/>
+      <w:numFmt w:val="decimal"/>
+      <w:lvlText w:val="%6."/>
+      <w:lvlJc w:val="left"/>
+      <w:pPr>
+        <w:tabs>
+          <w:tab w:val="num" w:pos="4320"/>
+        </w:tabs>
+        <w:ind w:left="4320" w:hanging="360"/>
+      </w:pPr>
+    </w:lvl>
+    <w:lvl w:ilvl="6" w:tentative="1">
+      <w:start w:val="1"/>
+      <w:numFmt w:val="decimal"/>
+      <w:lvlText w:val="%7."/>
+      <w:lvlJc w:val="left"/>
+      <w:pPr>
+        <w:tabs>
+          <w:tab w:val="num" w:pos="5040"/>
+        </w:tabs>
+        <w:ind w:left="5040" w:hanging="360"/>
+      </w:pPr>
+    </w:lvl>
+    <w:lvl w:ilvl="7" w:tentative="1">
+      <w:start w:val="1"/>
+      <w:numFmt w:val="decimal"/>
+      <w:lvlText w:val="%8."/>
+      <w:lvlJc w:val="left"/>
+      <w:pPr>
+        <w:tabs>
+          <w:tab w:val="num" w:pos="5760"/>
+        </w:tabs>
+        <w:ind w:left="5760" w:hanging="360"/>
+      </w:pPr>
+    </w:lvl>
+    <w:lvl w:ilvl="8" w:tentative="1">
+      <w:start w:val="1"/>
+      <w:numFmt w:val="decimal"/>
+      <w:lvlText w:val="%9."/>
+      <w:lvlJc w:val="left"/>
+      <w:pPr>
+        <w:tabs>
+          <w:tab w:val="num" w:pos="6480"/>
+        </w:tabs>
+        <w:ind w:left="6480" w:hanging="360"/>
+      </w:pPr>
+    </w:lvl>
+  </w:abstractNum>
+  <w:abstractNum w:abstractNumId="19" w15:restartNumberingAfterBreak="0">
+    <w:nsid w:val="254A53CA"/>
+    <w:multiLevelType w:val="multilevel"/>
+    <w:tmpl w:val="81E840FC"/>
+    <w:lvl w:ilvl="0">
+      <w:start w:val="1"/>
+      <w:numFmt w:val="decimal"/>
+      <w:lvlText w:val="%1."/>
+      <w:lvlJc w:val="left"/>
+      <w:pPr>
+        <w:tabs>
+          <w:tab w:val="num" w:pos="720"/>
+        </w:tabs>
+        <w:ind w:left="720" w:hanging="360"/>
+      </w:pPr>
+    </w:lvl>
+    <w:lvl w:ilvl="1">
+      <w:start w:val="1"/>
+      <w:numFmt w:val="bullet"/>
+      <w:lvlText w:val="o"/>
+      <w:lvlJc w:val="left"/>
+      <w:pPr>
+        <w:tabs>
+          <w:tab w:val="num" w:pos="1440"/>
+        </w:tabs>
+        <w:ind w:left="1440" w:hanging="360"/>
+      </w:pPr>
+      <w:rPr>
+        <w:rFonts w:ascii="Courier New" w:hAnsi="Courier New" w:hint="default"/>
+        <w:sz w:val="20"/>
+      </w:rPr>
+    </w:lvl>
+    <w:lvl w:ilvl="2">
+      <w:start w:val="1"/>
+      <w:numFmt w:val="bullet"/>
+      <w:lvlText w:val=""/>
+      <w:lvlJc w:val="left"/>
+      <w:pPr>
+        <w:tabs>
+          <w:tab w:val="num" w:pos="2160"/>
+        </w:tabs>
+        <w:ind w:left="2160" w:hanging="360"/>
+      </w:pPr>
+      <w:rPr>
+        <w:rFonts w:ascii="Wingdings" w:hAnsi="Wingdings" w:hint="default"/>
+        <w:sz w:val="20"/>
+      </w:rPr>
+    </w:lvl>
+    <w:lvl w:ilvl="3" w:tentative="1">
+      <w:start w:val="1"/>
+      <w:numFmt w:val="decimal"/>
+      <w:lvlText w:val="%4."/>
+      <w:lvlJc w:val="left"/>
+      <w:pPr>
+        <w:tabs>
+          <w:tab w:val="num" w:pos="2880"/>
+        </w:tabs>
+        <w:ind w:left="2880" w:hanging="360"/>
+      </w:pPr>
+    </w:lvl>
+    <w:lvl w:ilvl="4" w:tentative="1">
+      <w:start w:val="1"/>
+      <w:numFmt w:val="decimal"/>
+      <w:lvlText w:val="%5."/>
+      <w:lvlJc w:val="left"/>
+      <w:pPr>
+        <w:tabs>
+          <w:tab w:val="num" w:pos="3600"/>
+        </w:tabs>
+        <w:ind w:left="3600" w:hanging="360"/>
+      </w:pPr>
+    </w:lvl>
+    <w:lvl w:ilvl="5" w:tentative="1">
+      <w:start w:val="1"/>
+      <w:numFmt w:val="decimal"/>
+      <w:lvlText w:val="%6."/>
+      <w:lvlJc w:val="left"/>
+      <w:pPr>
+        <w:tabs>
+          <w:tab w:val="num" w:pos="4320"/>
+        </w:tabs>
+        <w:ind w:left="4320" w:hanging="360"/>
+      </w:pPr>
+    </w:lvl>
+    <w:lvl w:ilvl="6" w:tentative="1">
+      <w:start w:val="1"/>
+      <w:numFmt w:val="decimal"/>
+      <w:lvlText w:val="%7."/>
+      <w:lvlJc w:val="left"/>
+      <w:pPr>
+        <w:tabs>
+          <w:tab w:val="num" w:pos="5040"/>
+        </w:tabs>
+        <w:ind w:left="5040" w:hanging="360"/>
+      </w:pPr>
+    </w:lvl>
+    <w:lvl w:ilvl="7" w:tentative="1">
+      <w:start w:val="1"/>
+      <w:numFmt w:val="decimal"/>
+      <w:lvlText w:val="%8."/>
+      <w:lvlJc w:val="left"/>
+      <w:pPr>
+        <w:tabs>
+          <w:tab w:val="num" w:pos="5760"/>
+        </w:tabs>
+        <w:ind w:left="5760" w:hanging="360"/>
+      </w:pPr>
+    </w:lvl>
+    <w:lvl w:ilvl="8" w:tentative="1">
+      <w:start w:val="1"/>
+      <w:numFmt w:val="decimal"/>
+      <w:lvlText w:val="%9."/>
+      <w:lvlJc w:val="left"/>
+      <w:pPr>
+        <w:tabs>
+          <w:tab w:val="num" w:pos="6480"/>
+        </w:tabs>
+        <w:ind w:left="6480" w:hanging="360"/>
+      </w:pPr>
+    </w:lvl>
+  </w:abstractNum>
+  <w:abstractNum w:abstractNumId="20" w15:restartNumberingAfterBreak="0">
+    <w:nsid w:val="26A409F2"/>
+    <w:multiLevelType w:val="multilevel"/>
+    <w:tmpl w:val="802ED884"/>
+    <w:lvl w:ilvl="0">
+      <w:start w:val="1"/>
+      <w:numFmt w:val="decimal"/>
+      <w:lvlText w:val="%1."/>
+      <w:lvlJc w:val="left"/>
+      <w:pPr>
+        <w:tabs>
+          <w:tab w:val="num" w:pos="720"/>
+        </w:tabs>
+        <w:ind w:left="720" w:hanging="360"/>
+      </w:pPr>
+    </w:lvl>
+    <w:lvl w:ilvl="1">
+      <w:start w:val="1"/>
+      <w:numFmt w:val="bullet"/>
+      <w:lvlText w:val="o"/>
+      <w:lvlJc w:val="left"/>
+      <w:pPr>
+        <w:tabs>
+          <w:tab w:val="num" w:pos="1440"/>
+        </w:tabs>
+        <w:ind w:left="1440" w:hanging="360"/>
+      </w:pPr>
+      <w:rPr>
+        <w:rFonts w:ascii="Courier New" w:hAnsi="Courier New" w:hint="default"/>
+        <w:sz w:val="20"/>
+      </w:rPr>
+    </w:lvl>
+    <w:lvl w:ilvl="2">
+      <w:start w:val="1"/>
+      <w:numFmt w:val="bullet"/>
+      <w:lvlText w:val=""/>
+      <w:lvlJc w:val="left"/>
+      <w:pPr>
+        <w:tabs>
+          <w:tab w:val="num" w:pos="2160"/>
+        </w:tabs>
+        <w:ind w:left="2160" w:hanging="360"/>
+      </w:pPr>
+      <w:rPr>
+        <w:rFonts w:ascii="Wingdings" w:hAnsi="Wingdings" w:hint="default"/>
+        <w:sz w:val="20"/>
+      </w:rPr>
+    </w:lvl>
+    <w:lvl w:ilvl="3" w:tentative="1">
+      <w:start w:val="1"/>
+      <w:numFmt w:val="decimal"/>
+      <w:lvlText w:val="%4."/>
+      <w:lvlJc w:val="left"/>
+      <w:pPr>
+        <w:tabs>
+          <w:tab w:val="num" w:pos="2880"/>
+        </w:tabs>
+        <w:ind w:left="2880" w:hanging="360"/>
+      </w:pPr>
+    </w:lvl>
+    <w:lvl w:ilvl="4" w:tentative="1">
+      <w:start w:val="1"/>
+      <w:numFmt w:val="decimal"/>
+      <w:lvlText w:val="%5."/>
+      <w:lvlJc w:val="left"/>
+      <w:pPr>
+        <w:tabs>
+          <w:tab w:val="num" w:pos="3600"/>
+        </w:tabs>
+        <w:ind w:left="3600" w:hanging="360"/>
+      </w:pPr>
+    </w:lvl>
+    <w:lvl w:ilvl="5" w:tentative="1">
+      <w:start w:val="1"/>
+      <w:numFmt w:val="decimal"/>
+      <w:lvlText w:val="%6."/>
+      <w:lvlJc w:val="left"/>
+      <w:pPr>
+        <w:tabs>
+          <w:tab w:val="num" w:pos="4320"/>
+        </w:tabs>
+        <w:ind w:left="4320" w:hanging="360"/>
+      </w:pPr>
+    </w:lvl>
+    <w:lvl w:ilvl="6" w:tentative="1">
+      <w:start w:val="1"/>
+      <w:numFmt w:val="decimal"/>
+      <w:lvlText w:val="%7."/>
+      <w:lvlJc w:val="left"/>
+      <w:pPr>
+        <w:tabs>
+          <w:tab w:val="num" w:pos="5040"/>
+        </w:tabs>
+        <w:ind w:left="5040" w:hanging="360"/>
+      </w:pPr>
+    </w:lvl>
+    <w:lvl w:ilvl="7" w:tentative="1">
+      <w:start w:val="1"/>
+      <w:numFmt w:val="decimal"/>
+      <w:lvlText w:val="%8."/>
+      <w:lvlJc w:val="left"/>
+      <w:pPr>
+        <w:tabs>
+          <w:tab w:val="num" w:pos="5760"/>
+        </w:tabs>
+        <w:ind w:left="5760" w:hanging="360"/>
+      </w:pPr>
+    </w:lvl>
+    <w:lvl w:ilvl="8" w:tentative="1">
+      <w:start w:val="1"/>
+      <w:numFmt w:val="decimal"/>
+      <w:lvlText w:val="%9."/>
+      <w:lvlJc w:val="left"/>
+      <w:pPr>
+        <w:tabs>
+          <w:tab w:val="num" w:pos="6480"/>
+        </w:tabs>
+        <w:ind w:left="6480" w:hanging="360"/>
+      </w:pPr>
+    </w:lvl>
+  </w:abstractNum>
+  <w:abstractNum w:abstractNumId="21" w15:restartNumberingAfterBreak="0">
     <w:nsid w:val="283953E0"/>
     <w:multiLevelType w:val="multilevel"/>
     <w:tmpl w:val="2A7412BE"/>
@@ -20642,7 +23509,7 @@
       </w:rPr>
     </w:lvl>
   </w:abstractNum>
-  <w:abstractNum w:abstractNumId="17" w15:restartNumberingAfterBreak="0">
+  <w:abstractNum w:abstractNumId="22" w15:restartNumberingAfterBreak="0">
     <w:nsid w:val="292C2A85"/>
     <w:multiLevelType w:val="multilevel"/>
     <w:tmpl w:val="FC6E8DDE"/>
@@ -20791,7 +23658,7 @@
       </w:rPr>
     </w:lvl>
   </w:abstractNum>
-  <w:abstractNum w:abstractNumId="18" w15:restartNumberingAfterBreak="0">
+  <w:abstractNum w:abstractNumId="23" w15:restartNumberingAfterBreak="0">
     <w:nsid w:val="2B0C1B7A"/>
     <w:multiLevelType w:val="multilevel"/>
     <w:tmpl w:val="C16A8CC2"/>
@@ -20908,7 +23775,7 @@
       </w:pPr>
     </w:lvl>
   </w:abstractNum>
-  <w:abstractNum w:abstractNumId="19" w15:restartNumberingAfterBreak="0">
+  <w:abstractNum w:abstractNumId="24" w15:restartNumberingAfterBreak="0">
     <w:nsid w:val="2C196ACE"/>
     <w:multiLevelType w:val="multilevel"/>
     <w:tmpl w:val="986AAB2C"/>
@@ -21053,7 +23920,128 @@
       </w:rPr>
     </w:lvl>
   </w:abstractNum>
-  <w:abstractNum w:abstractNumId="20" w15:restartNumberingAfterBreak="0">
+  <w:abstractNum w:abstractNumId="25" w15:restartNumberingAfterBreak="0">
+    <w:nsid w:val="2E535AF8"/>
+    <w:multiLevelType w:val="multilevel"/>
+    <w:tmpl w:val="4DC4C214"/>
+    <w:lvl w:ilvl="0">
+      <w:start w:val="1"/>
+      <w:numFmt w:val="decimal"/>
+      <w:lvlText w:val="%1."/>
+      <w:lvlJc w:val="left"/>
+      <w:pPr>
+        <w:tabs>
+          <w:tab w:val="num" w:pos="720"/>
+        </w:tabs>
+        <w:ind w:left="720" w:hanging="360"/>
+      </w:pPr>
+    </w:lvl>
+    <w:lvl w:ilvl="1">
+      <w:start w:val="1"/>
+      <w:numFmt w:val="bullet"/>
+      <w:lvlText w:val="o"/>
+      <w:lvlJc w:val="left"/>
+      <w:pPr>
+        <w:tabs>
+          <w:tab w:val="num" w:pos="1440"/>
+        </w:tabs>
+        <w:ind w:left="1440" w:hanging="360"/>
+      </w:pPr>
+      <w:rPr>
+        <w:rFonts w:ascii="Courier New" w:hAnsi="Courier New" w:hint="default"/>
+        <w:sz w:val="20"/>
+      </w:rPr>
+    </w:lvl>
+    <w:lvl w:ilvl="2">
+      <w:start w:val="1"/>
+      <w:numFmt w:val="bullet"/>
+      <w:lvlText w:val=""/>
+      <w:lvlJc w:val="left"/>
+      <w:pPr>
+        <w:tabs>
+          <w:tab w:val="num" w:pos="2160"/>
+        </w:tabs>
+        <w:ind w:left="2160" w:hanging="360"/>
+      </w:pPr>
+      <w:rPr>
+        <w:rFonts w:ascii="Wingdings" w:hAnsi="Wingdings" w:hint="default"/>
+        <w:sz w:val="20"/>
+      </w:rPr>
+    </w:lvl>
+    <w:lvl w:ilvl="3" w:tentative="1">
+      <w:start w:val="1"/>
+      <w:numFmt w:val="decimal"/>
+      <w:lvlText w:val="%4."/>
+      <w:lvlJc w:val="left"/>
+      <w:pPr>
+        <w:tabs>
+          <w:tab w:val="num" w:pos="2880"/>
+        </w:tabs>
+        <w:ind w:left="2880" w:hanging="360"/>
+      </w:pPr>
+    </w:lvl>
+    <w:lvl w:ilvl="4" w:tentative="1">
+      <w:start w:val="1"/>
+      <w:numFmt w:val="decimal"/>
+      <w:lvlText w:val="%5."/>
+      <w:lvlJc w:val="left"/>
+      <w:pPr>
+        <w:tabs>
+          <w:tab w:val="num" w:pos="3600"/>
+        </w:tabs>
+        <w:ind w:left="3600" w:hanging="360"/>
+      </w:pPr>
+    </w:lvl>
+    <w:lvl w:ilvl="5" w:tentative="1">
+      <w:start w:val="1"/>
+      <w:numFmt w:val="decimal"/>
+      <w:lvlText w:val="%6."/>
+      <w:lvlJc w:val="left"/>
+      <w:pPr>
+        <w:tabs>
+          <w:tab w:val="num" w:pos="4320"/>
+        </w:tabs>
+        <w:ind w:left="4320" w:hanging="360"/>
+      </w:pPr>
+    </w:lvl>
+    <w:lvl w:ilvl="6" w:tentative="1">
+      <w:start w:val="1"/>
+      <w:numFmt w:val="decimal"/>
+      <w:lvlText w:val="%7."/>
+      <w:lvlJc w:val="left"/>
+      <w:pPr>
+        <w:tabs>
+          <w:tab w:val="num" w:pos="5040"/>
+        </w:tabs>
+        <w:ind w:left="5040" w:hanging="360"/>
+      </w:pPr>
+    </w:lvl>
+    <w:lvl w:ilvl="7" w:tentative="1">
+      <w:start w:val="1"/>
+      <w:numFmt w:val="decimal"/>
+      <w:lvlText w:val="%8."/>
+      <w:lvlJc w:val="left"/>
+      <w:pPr>
+        <w:tabs>
+          <w:tab w:val="num" w:pos="5760"/>
+        </w:tabs>
+        <w:ind w:left="5760" w:hanging="360"/>
+      </w:pPr>
+    </w:lvl>
+    <w:lvl w:ilvl="8" w:tentative="1">
+      <w:start w:val="1"/>
+      <w:numFmt w:val="decimal"/>
+      <w:lvlText w:val="%9."/>
+      <w:lvlJc w:val="left"/>
+      <w:pPr>
+        <w:tabs>
+          <w:tab w:val="num" w:pos="6480"/>
+        </w:tabs>
+        <w:ind w:left="6480" w:hanging="360"/>
+      </w:pPr>
+    </w:lvl>
+  </w:abstractNum>
+  <w:abstractNum w:abstractNumId="26" w15:restartNumberingAfterBreak="0">
     <w:nsid w:val="2F3C52CA"/>
     <w:multiLevelType w:val="multilevel"/>
     <w:tmpl w:val="60262E46"/>
@@ -21198,7 +24186,7 @@
       </w:rPr>
     </w:lvl>
   </w:abstractNum>
-  <w:abstractNum w:abstractNumId="21" w15:restartNumberingAfterBreak="0">
+  <w:abstractNum w:abstractNumId="27" w15:restartNumberingAfterBreak="0">
     <w:nsid w:val="30822B05"/>
     <w:multiLevelType w:val="multilevel"/>
     <w:tmpl w:val="79CE7968"/>
@@ -21343,7 +24331,7 @@
       </w:rPr>
     </w:lvl>
   </w:abstractNum>
-  <w:abstractNum w:abstractNumId="22" w15:restartNumberingAfterBreak="0">
+  <w:abstractNum w:abstractNumId="28" w15:restartNumberingAfterBreak="0">
     <w:nsid w:val="318B5CAD"/>
     <w:multiLevelType w:val="hybridMultilevel"/>
     <w:tmpl w:val="4D40E494"/>
@@ -21456,7 +24444,7 @@
       </w:rPr>
     </w:lvl>
   </w:abstractNum>
-  <w:abstractNum w:abstractNumId="23" w15:restartNumberingAfterBreak="0">
+  <w:abstractNum w:abstractNumId="29" w15:restartNumberingAfterBreak="0">
     <w:nsid w:val="31A00A08"/>
     <w:multiLevelType w:val="multilevel"/>
     <w:tmpl w:val="2862B2EC"/>
@@ -21605,7 +24593,7 @@
       </w:rPr>
     </w:lvl>
   </w:abstractNum>
-  <w:abstractNum w:abstractNumId="24" w15:restartNumberingAfterBreak="0">
+  <w:abstractNum w:abstractNumId="30" w15:restartNumberingAfterBreak="0">
     <w:nsid w:val="32B330FD"/>
     <w:multiLevelType w:val="multilevel"/>
     <w:tmpl w:val="EF2E4530"/>
@@ -21750,7 +24738,7 @@
       </w:rPr>
     </w:lvl>
   </w:abstractNum>
-  <w:abstractNum w:abstractNumId="25" w15:restartNumberingAfterBreak="0">
+  <w:abstractNum w:abstractNumId="31" w15:restartNumberingAfterBreak="0">
     <w:nsid w:val="33A8780B"/>
     <w:multiLevelType w:val="multilevel"/>
     <w:tmpl w:val="003A0394"/>
@@ -21895,7 +24883,7 @@
       </w:rPr>
     </w:lvl>
   </w:abstractNum>
-  <w:abstractNum w:abstractNumId="26" w15:restartNumberingAfterBreak="0">
+  <w:abstractNum w:abstractNumId="32" w15:restartNumberingAfterBreak="0">
     <w:nsid w:val="37074256"/>
     <w:multiLevelType w:val="multilevel"/>
     <w:tmpl w:val="F88834FE"/>
@@ -22040,7 +25028,7 @@
       </w:rPr>
     </w:lvl>
   </w:abstractNum>
-  <w:abstractNum w:abstractNumId="27" w15:restartNumberingAfterBreak="0">
+  <w:abstractNum w:abstractNumId="33" w15:restartNumberingAfterBreak="0">
     <w:nsid w:val="39B049B7"/>
     <w:multiLevelType w:val="multilevel"/>
     <w:tmpl w:val="52062D58"/>
@@ -22189,7 +25177,7 @@
       </w:rPr>
     </w:lvl>
   </w:abstractNum>
-  <w:abstractNum w:abstractNumId="28" w15:restartNumberingAfterBreak="0">
+  <w:abstractNum w:abstractNumId="34" w15:restartNumberingAfterBreak="0">
     <w:nsid w:val="3DD71C43"/>
     <w:multiLevelType w:val="multilevel"/>
     <w:tmpl w:val="E2FC7A4A"/>
@@ -22338,7 +25326,7 @@
       </w:rPr>
     </w:lvl>
   </w:abstractNum>
-  <w:abstractNum w:abstractNumId="29" w15:restartNumberingAfterBreak="0">
+  <w:abstractNum w:abstractNumId="35" w15:restartNumberingAfterBreak="0">
     <w:nsid w:val="3DE366AD"/>
     <w:multiLevelType w:val="multilevel"/>
     <w:tmpl w:val="14264AC0"/>
@@ -22479,7 +25467,7 @@
       </w:rPr>
     </w:lvl>
   </w:abstractNum>
-  <w:abstractNum w:abstractNumId="30" w15:restartNumberingAfterBreak="0">
+  <w:abstractNum w:abstractNumId="36" w15:restartNumberingAfterBreak="0">
     <w:nsid w:val="404D1A3E"/>
     <w:multiLevelType w:val="multilevel"/>
     <w:tmpl w:val="5EECED1A"/>
@@ -22624,7 +25612,7 @@
       </w:rPr>
     </w:lvl>
   </w:abstractNum>
-  <w:abstractNum w:abstractNumId="31" w15:restartNumberingAfterBreak="0">
+  <w:abstractNum w:abstractNumId="37" w15:restartNumberingAfterBreak="0">
     <w:nsid w:val="425A4A63"/>
     <w:multiLevelType w:val="multilevel"/>
     <w:tmpl w:val="16369150"/>
@@ -22737,7 +25725,7 @@
       </w:pPr>
     </w:lvl>
   </w:abstractNum>
-  <w:abstractNum w:abstractNumId="32" w15:restartNumberingAfterBreak="0">
+  <w:abstractNum w:abstractNumId="38" w15:restartNumberingAfterBreak="0">
     <w:nsid w:val="44041AE8"/>
     <w:multiLevelType w:val="multilevel"/>
     <w:tmpl w:val="CADCFE90"/>
@@ -22886,7 +25874,7 @@
       </w:rPr>
     </w:lvl>
   </w:abstractNum>
-  <w:abstractNum w:abstractNumId="33" w15:restartNumberingAfterBreak="0">
+  <w:abstractNum w:abstractNumId="39" w15:restartNumberingAfterBreak="0">
     <w:nsid w:val="448451C2"/>
     <w:multiLevelType w:val="multilevel"/>
     <w:tmpl w:val="7D328090"/>
@@ -23035,7 +26023,7 @@
       </w:rPr>
     </w:lvl>
   </w:abstractNum>
-  <w:abstractNum w:abstractNumId="34" w15:restartNumberingAfterBreak="0">
+  <w:abstractNum w:abstractNumId="40" w15:restartNumberingAfterBreak="0">
     <w:nsid w:val="454E73C1"/>
     <w:multiLevelType w:val="multilevel"/>
     <w:tmpl w:val="BE787C58"/>
@@ -23180,7 +26168,7 @@
       </w:rPr>
     </w:lvl>
   </w:abstractNum>
-  <w:abstractNum w:abstractNumId="35" w15:restartNumberingAfterBreak="0">
+  <w:abstractNum w:abstractNumId="41" w15:restartNumberingAfterBreak="0">
     <w:nsid w:val="458D62CF"/>
     <w:multiLevelType w:val="multilevel"/>
     <w:tmpl w:val="09347894"/>
@@ -23325,7 +26313,7 @@
       </w:rPr>
     </w:lvl>
   </w:abstractNum>
-  <w:abstractNum w:abstractNumId="36" w15:restartNumberingAfterBreak="0">
+  <w:abstractNum w:abstractNumId="42" w15:restartNumberingAfterBreak="0">
     <w:nsid w:val="4928538A"/>
     <w:multiLevelType w:val="multilevel"/>
     <w:tmpl w:val="5E6CDBC6"/>
@@ -23470,7 +26458,7 @@
       </w:rPr>
     </w:lvl>
   </w:abstractNum>
-  <w:abstractNum w:abstractNumId="37" w15:restartNumberingAfterBreak="0">
+  <w:abstractNum w:abstractNumId="43" w15:restartNumberingAfterBreak="0">
     <w:nsid w:val="49882272"/>
     <w:multiLevelType w:val="multilevel"/>
     <w:tmpl w:val="5C2C853E"/>
@@ -23619,7 +26607,128 @@
       </w:rPr>
     </w:lvl>
   </w:abstractNum>
-  <w:abstractNum w:abstractNumId="38" w15:restartNumberingAfterBreak="0">
+  <w:abstractNum w:abstractNumId="44" w15:restartNumberingAfterBreak="0">
+    <w:nsid w:val="49C426FF"/>
+    <w:multiLevelType w:val="multilevel"/>
+    <w:tmpl w:val="83A247D0"/>
+    <w:lvl w:ilvl="0">
+      <w:start w:val="1"/>
+      <w:numFmt w:val="decimal"/>
+      <w:lvlText w:val="%1."/>
+      <w:lvlJc w:val="left"/>
+      <w:pPr>
+        <w:tabs>
+          <w:tab w:val="num" w:pos="720"/>
+        </w:tabs>
+        <w:ind w:left="720" w:hanging="360"/>
+      </w:pPr>
+    </w:lvl>
+    <w:lvl w:ilvl="1">
+      <w:start w:val="1"/>
+      <w:numFmt w:val="bullet"/>
+      <w:lvlText w:val="o"/>
+      <w:lvlJc w:val="left"/>
+      <w:pPr>
+        <w:tabs>
+          <w:tab w:val="num" w:pos="1440"/>
+        </w:tabs>
+        <w:ind w:left="1440" w:hanging="360"/>
+      </w:pPr>
+      <w:rPr>
+        <w:rFonts w:ascii="Courier New" w:hAnsi="Courier New" w:hint="default"/>
+        <w:sz w:val="20"/>
+      </w:rPr>
+    </w:lvl>
+    <w:lvl w:ilvl="2">
+      <w:start w:val="1"/>
+      <w:numFmt w:val="bullet"/>
+      <w:lvlText w:val=""/>
+      <w:lvlJc w:val="left"/>
+      <w:pPr>
+        <w:tabs>
+          <w:tab w:val="num" w:pos="2160"/>
+        </w:tabs>
+        <w:ind w:left="2160" w:hanging="360"/>
+      </w:pPr>
+      <w:rPr>
+        <w:rFonts w:ascii="Wingdings" w:hAnsi="Wingdings" w:hint="default"/>
+        <w:sz w:val="20"/>
+      </w:rPr>
+    </w:lvl>
+    <w:lvl w:ilvl="3" w:tentative="1">
+      <w:start w:val="1"/>
+      <w:numFmt w:val="decimal"/>
+      <w:lvlText w:val="%4."/>
+      <w:lvlJc w:val="left"/>
+      <w:pPr>
+        <w:tabs>
+          <w:tab w:val="num" w:pos="2880"/>
+        </w:tabs>
+        <w:ind w:left="2880" w:hanging="360"/>
+      </w:pPr>
+    </w:lvl>
+    <w:lvl w:ilvl="4" w:tentative="1">
+      <w:start w:val="1"/>
+      <w:numFmt w:val="decimal"/>
+      <w:lvlText w:val="%5."/>
+      <w:lvlJc w:val="left"/>
+      <w:pPr>
+        <w:tabs>
+          <w:tab w:val="num" w:pos="3600"/>
+        </w:tabs>
+        <w:ind w:left="3600" w:hanging="360"/>
+      </w:pPr>
+    </w:lvl>
+    <w:lvl w:ilvl="5" w:tentative="1">
+      <w:start w:val="1"/>
+      <w:numFmt w:val="decimal"/>
+      <w:lvlText w:val="%6."/>
+      <w:lvlJc w:val="left"/>
+      <w:pPr>
+        <w:tabs>
+          <w:tab w:val="num" w:pos="4320"/>
+        </w:tabs>
+        <w:ind w:left="4320" w:hanging="360"/>
+      </w:pPr>
+    </w:lvl>
+    <w:lvl w:ilvl="6" w:tentative="1">
+      <w:start w:val="1"/>
+      <w:numFmt w:val="decimal"/>
+      <w:lvlText w:val="%7."/>
+      <w:lvlJc w:val="left"/>
+      <w:pPr>
+        <w:tabs>
+          <w:tab w:val="num" w:pos="5040"/>
+        </w:tabs>
+        <w:ind w:left="5040" w:hanging="360"/>
+      </w:pPr>
+    </w:lvl>
+    <w:lvl w:ilvl="7" w:tentative="1">
+      <w:start w:val="1"/>
+      <w:numFmt w:val="decimal"/>
+      <w:lvlText w:val="%8."/>
+      <w:lvlJc w:val="left"/>
+      <w:pPr>
+        <w:tabs>
+          <w:tab w:val="num" w:pos="5760"/>
+        </w:tabs>
+        <w:ind w:left="5760" w:hanging="360"/>
+      </w:pPr>
+    </w:lvl>
+    <w:lvl w:ilvl="8" w:tentative="1">
+      <w:start w:val="1"/>
+      <w:numFmt w:val="decimal"/>
+      <w:lvlText w:val="%9."/>
+      <w:lvlJc w:val="left"/>
+      <w:pPr>
+        <w:tabs>
+          <w:tab w:val="num" w:pos="6480"/>
+        </w:tabs>
+        <w:ind w:left="6480" w:hanging="360"/>
+      </w:pPr>
+    </w:lvl>
+  </w:abstractNum>
+  <w:abstractNum w:abstractNumId="45" w15:restartNumberingAfterBreak="0">
     <w:nsid w:val="4A891C0D"/>
     <w:multiLevelType w:val="multilevel"/>
     <w:tmpl w:val="945620F0"/>
@@ -23768,7 +26877,7 @@
       </w:rPr>
     </w:lvl>
   </w:abstractNum>
-  <w:abstractNum w:abstractNumId="39" w15:restartNumberingAfterBreak="0">
+  <w:abstractNum w:abstractNumId="46" w15:restartNumberingAfterBreak="0">
     <w:nsid w:val="4E4F743D"/>
     <w:multiLevelType w:val="multilevel"/>
     <w:tmpl w:val="15D051A4"/>
@@ -23913,7 +27022,7 @@
       </w:rPr>
     </w:lvl>
   </w:abstractNum>
-  <w:abstractNum w:abstractNumId="40" w15:restartNumberingAfterBreak="0">
+  <w:abstractNum w:abstractNumId="47" w15:restartNumberingAfterBreak="0">
     <w:nsid w:val="506029CA"/>
     <w:multiLevelType w:val="multilevel"/>
     <w:tmpl w:val="3B8A67D6"/>
@@ -24058,7 +27167,7 @@
       </w:rPr>
     </w:lvl>
   </w:abstractNum>
-  <w:abstractNum w:abstractNumId="41" w15:restartNumberingAfterBreak="0">
+  <w:abstractNum w:abstractNumId="48" w15:restartNumberingAfterBreak="0">
     <w:nsid w:val="5A4138A6"/>
     <w:multiLevelType w:val="multilevel"/>
     <w:tmpl w:val="AA565AFE"/>
@@ -24171,7 +27280,7 @@
       </w:pPr>
     </w:lvl>
   </w:abstractNum>
-  <w:abstractNum w:abstractNumId="42" w15:restartNumberingAfterBreak="0">
+  <w:abstractNum w:abstractNumId="49" w15:restartNumberingAfterBreak="0">
     <w:nsid w:val="5AF53265"/>
     <w:multiLevelType w:val="multilevel"/>
     <w:tmpl w:val="AB3222A0"/>
@@ -24316,7 +27425,7 @@
       </w:rPr>
     </w:lvl>
   </w:abstractNum>
-  <w:abstractNum w:abstractNumId="43" w15:restartNumberingAfterBreak="0">
+  <w:abstractNum w:abstractNumId="50" w15:restartNumberingAfterBreak="0">
     <w:nsid w:val="5C377FF7"/>
     <w:multiLevelType w:val="multilevel"/>
     <w:tmpl w:val="E4D2D584"/>
@@ -24465,7 +27574,7 @@
       </w:rPr>
     </w:lvl>
   </w:abstractNum>
-  <w:abstractNum w:abstractNumId="44" w15:restartNumberingAfterBreak="0">
+  <w:abstractNum w:abstractNumId="51" w15:restartNumberingAfterBreak="0">
     <w:nsid w:val="5C5E59D4"/>
     <w:multiLevelType w:val="multilevel"/>
     <w:tmpl w:val="B7F6F132"/>
@@ -24610,7 +27719,7 @@
       </w:rPr>
     </w:lvl>
   </w:abstractNum>
-  <w:abstractNum w:abstractNumId="45" w15:restartNumberingAfterBreak="0">
+  <w:abstractNum w:abstractNumId="52" w15:restartNumberingAfterBreak="0">
     <w:nsid w:val="5D915731"/>
     <w:multiLevelType w:val="multilevel"/>
     <w:tmpl w:val="57A6F4AE"/>
@@ -24759,7 +27868,7 @@
       </w:rPr>
     </w:lvl>
   </w:abstractNum>
-  <w:abstractNum w:abstractNumId="46" w15:restartNumberingAfterBreak="0">
+  <w:abstractNum w:abstractNumId="53" w15:restartNumberingAfterBreak="0">
     <w:nsid w:val="5DA308D3"/>
     <w:multiLevelType w:val="multilevel"/>
     <w:tmpl w:val="670A4F22"/>
@@ -24908,7 +28017,7 @@
       </w:rPr>
     </w:lvl>
   </w:abstractNum>
-  <w:abstractNum w:abstractNumId="47" w15:restartNumberingAfterBreak="0">
+  <w:abstractNum w:abstractNumId="54" w15:restartNumberingAfterBreak="0">
     <w:nsid w:val="5F004A7A"/>
     <w:multiLevelType w:val="multilevel"/>
     <w:tmpl w:val="D602915E"/>
@@ -25057,7 +28166,7 @@
       </w:rPr>
     </w:lvl>
   </w:abstractNum>
-  <w:abstractNum w:abstractNumId="48" w15:restartNumberingAfterBreak="0">
+  <w:abstractNum w:abstractNumId="55" w15:restartNumberingAfterBreak="0">
     <w:nsid w:val="6367399A"/>
     <w:multiLevelType w:val="multilevel"/>
     <w:tmpl w:val="F8A4355A"/>
@@ -25206,7 +28315,7 @@
       </w:rPr>
     </w:lvl>
   </w:abstractNum>
-  <w:abstractNum w:abstractNumId="49" w15:restartNumberingAfterBreak="0">
+  <w:abstractNum w:abstractNumId="56" w15:restartNumberingAfterBreak="0">
     <w:nsid w:val="643C2844"/>
     <w:multiLevelType w:val="multilevel"/>
     <w:tmpl w:val="8F4E43C8"/>
@@ -25319,7 +28428,7 @@
       </w:pPr>
     </w:lvl>
   </w:abstractNum>
-  <w:abstractNum w:abstractNumId="50" w15:restartNumberingAfterBreak="0">
+  <w:abstractNum w:abstractNumId="57" w15:restartNumberingAfterBreak="0">
     <w:nsid w:val="64B65B52"/>
     <w:multiLevelType w:val="multilevel"/>
     <w:tmpl w:val="5D8889F8"/>
@@ -25468,7 +28577,7 @@
       </w:rPr>
     </w:lvl>
   </w:abstractNum>
-  <w:abstractNum w:abstractNumId="51" w15:restartNumberingAfterBreak="0">
+  <w:abstractNum w:abstractNumId="58" w15:restartNumberingAfterBreak="0">
     <w:nsid w:val="670B5A1D"/>
     <w:multiLevelType w:val="multilevel"/>
     <w:tmpl w:val="073AB124"/>
@@ -25613,7 +28722,7 @@
       </w:rPr>
     </w:lvl>
   </w:abstractNum>
-  <w:abstractNum w:abstractNumId="52" w15:restartNumberingAfterBreak="0">
+  <w:abstractNum w:abstractNumId="59" w15:restartNumberingAfterBreak="0">
     <w:nsid w:val="6C333549"/>
     <w:multiLevelType w:val="multilevel"/>
     <w:tmpl w:val="10E230C8"/>
@@ -25758,7 +28867,7 @@
       </w:rPr>
     </w:lvl>
   </w:abstractNum>
-  <w:abstractNum w:abstractNumId="53" w15:restartNumberingAfterBreak="0">
+  <w:abstractNum w:abstractNumId="60" w15:restartNumberingAfterBreak="0">
     <w:nsid w:val="6E8C3C91"/>
     <w:multiLevelType w:val="multilevel"/>
     <w:tmpl w:val="073AB124"/>
@@ -25903,7 +29012,7 @@
       </w:rPr>
     </w:lvl>
   </w:abstractNum>
-  <w:abstractNum w:abstractNumId="54" w15:restartNumberingAfterBreak="0">
+  <w:abstractNum w:abstractNumId="61" w15:restartNumberingAfterBreak="0">
     <w:nsid w:val="6EE342CC"/>
     <w:multiLevelType w:val="multilevel"/>
     <w:tmpl w:val="7C623216"/>
@@ -26052,7 +29161,7 @@
       </w:rPr>
     </w:lvl>
   </w:abstractNum>
-  <w:abstractNum w:abstractNumId="55" w15:restartNumberingAfterBreak="0">
+  <w:abstractNum w:abstractNumId="62" w15:restartNumberingAfterBreak="0">
     <w:nsid w:val="71FC2942"/>
     <w:multiLevelType w:val="multilevel"/>
     <w:tmpl w:val="2FE6E5CA"/>
@@ -26197,7 +29306,7 @@
       </w:rPr>
     </w:lvl>
   </w:abstractNum>
-  <w:abstractNum w:abstractNumId="56" w15:restartNumberingAfterBreak="0">
+  <w:abstractNum w:abstractNumId="63" w15:restartNumberingAfterBreak="0">
     <w:nsid w:val="742C16C1"/>
     <w:multiLevelType w:val="multilevel"/>
     <w:tmpl w:val="2B26CEF4"/>
@@ -26346,7 +29455,7 @@
       </w:rPr>
     </w:lvl>
   </w:abstractNum>
-  <w:abstractNum w:abstractNumId="57" w15:restartNumberingAfterBreak="0">
+  <w:abstractNum w:abstractNumId="64" w15:restartNumberingAfterBreak="0">
     <w:nsid w:val="765B42C4"/>
     <w:multiLevelType w:val="multilevel"/>
     <w:tmpl w:val="971C9E4A"/>
@@ -26471,7 +29580,7 @@
       </w:pPr>
     </w:lvl>
   </w:abstractNum>
-  <w:abstractNum w:abstractNumId="58" w15:restartNumberingAfterBreak="0">
+  <w:abstractNum w:abstractNumId="65" w15:restartNumberingAfterBreak="0">
     <w:nsid w:val="7B000E82"/>
     <w:multiLevelType w:val="multilevel"/>
     <w:tmpl w:val="1E0C2D50"/>
@@ -26616,7 +29725,7 @@
       </w:rPr>
     </w:lvl>
   </w:abstractNum>
-  <w:abstractNum w:abstractNumId="59" w15:restartNumberingAfterBreak="0">
+  <w:abstractNum w:abstractNumId="66" w15:restartNumberingAfterBreak="0">
     <w:nsid w:val="7B90065C"/>
     <w:multiLevelType w:val="multilevel"/>
     <w:tmpl w:val="638088B2"/>
@@ -26761,7 +29870,7 @@
       </w:rPr>
     </w:lvl>
   </w:abstractNum>
-  <w:abstractNum w:abstractNumId="60" w15:restartNumberingAfterBreak="0">
+  <w:abstractNum w:abstractNumId="67" w15:restartNumberingAfterBreak="0">
     <w:nsid w:val="7B9D0FD8"/>
     <w:multiLevelType w:val="multilevel"/>
     <w:tmpl w:val="2BDE42BE"/>
@@ -26910,7 +30019,7 @@
       </w:rPr>
     </w:lvl>
   </w:abstractNum>
-  <w:abstractNum w:abstractNumId="61" w15:restartNumberingAfterBreak="0">
+  <w:abstractNum w:abstractNumId="68" w15:restartNumberingAfterBreak="0">
     <w:nsid w:val="7DE63E7F"/>
     <w:multiLevelType w:val="multilevel"/>
     <w:tmpl w:val="E24CF794"/>
@@ -27055,7 +30164,7 @@
       </w:rPr>
     </w:lvl>
   </w:abstractNum>
-  <w:abstractNum w:abstractNumId="62" w15:restartNumberingAfterBreak="0">
+  <w:abstractNum w:abstractNumId="69" w15:restartNumberingAfterBreak="0">
     <w:nsid w:val="7E65471A"/>
     <w:multiLevelType w:val="multilevel"/>
     <w:tmpl w:val="ED9637F2"/>
@@ -27201,193 +30310,214 @@
     </w:lvl>
   </w:abstractNum>
   <w:num w:numId="1">
+    <w:abstractNumId w:val="28"/>
+  </w:num>
+  <w:num w:numId="2">
+    <w:abstractNumId w:val="12"/>
+  </w:num>
+  <w:num w:numId="3">
+    <w:abstractNumId w:val="38"/>
+  </w:num>
+  <w:num w:numId="4">
+    <w:abstractNumId w:val="39"/>
+  </w:num>
+  <w:num w:numId="5">
+    <w:abstractNumId w:val="33"/>
+  </w:num>
+  <w:num w:numId="6">
+    <w:abstractNumId w:val="67"/>
+  </w:num>
+  <w:num w:numId="7">
+    <w:abstractNumId w:val="27"/>
+  </w:num>
+  <w:num w:numId="8">
+    <w:abstractNumId w:val="15"/>
+  </w:num>
+  <w:num w:numId="9">
+    <w:abstractNumId w:val="36"/>
+  </w:num>
+  <w:num w:numId="10">
+    <w:abstractNumId w:val="32"/>
+  </w:num>
+  <w:num w:numId="11">
+    <w:abstractNumId w:val="4"/>
+  </w:num>
+  <w:num w:numId="12">
+    <w:abstractNumId w:val="26"/>
+  </w:num>
+  <w:num w:numId="13">
+    <w:abstractNumId w:val="49"/>
+  </w:num>
+  <w:num w:numId="14">
+    <w:abstractNumId w:val="24"/>
+  </w:num>
+  <w:num w:numId="15">
+    <w:abstractNumId w:val="13"/>
+  </w:num>
+  <w:num w:numId="16">
+    <w:abstractNumId w:val="68"/>
+  </w:num>
+  <w:num w:numId="17">
+    <w:abstractNumId w:val="37"/>
+  </w:num>
+  <w:num w:numId="18">
+    <w:abstractNumId w:val="11"/>
+  </w:num>
+  <w:num w:numId="19">
+    <w:abstractNumId w:val="23"/>
+  </w:num>
+  <w:num w:numId="20">
+    <w:abstractNumId w:val="54"/>
+  </w:num>
+  <w:num w:numId="21">
+    <w:abstractNumId w:val="9"/>
+  </w:num>
+  <w:num w:numId="22">
+    <w:abstractNumId w:val="57"/>
+  </w:num>
+  <w:num w:numId="23">
+    <w:abstractNumId w:val="66"/>
+  </w:num>
+  <w:num w:numId="24">
+    <w:abstractNumId w:val="60"/>
+  </w:num>
+  <w:num w:numId="25">
+    <w:abstractNumId w:val="6"/>
+  </w:num>
+  <w:num w:numId="26">
+    <w:abstractNumId w:val="58"/>
+  </w:num>
+  <w:num w:numId="27">
+    <w:abstractNumId w:val="48"/>
+  </w:num>
+  <w:num w:numId="28">
+    <w:abstractNumId w:val="43"/>
+  </w:num>
+  <w:num w:numId="29">
+    <w:abstractNumId w:val="35"/>
+  </w:num>
+  <w:num w:numId="30">
+    <w:abstractNumId w:val="63"/>
+  </w:num>
+  <w:num w:numId="31">
+    <w:abstractNumId w:val="64"/>
+  </w:num>
+  <w:num w:numId="32">
+    <w:abstractNumId w:val="69"/>
+  </w:num>
+  <w:num w:numId="33">
+    <w:abstractNumId w:val="41"/>
+  </w:num>
+  <w:num w:numId="34">
+    <w:abstractNumId w:val="14"/>
+  </w:num>
+  <w:num w:numId="35">
+    <w:abstractNumId w:val="55"/>
+  </w:num>
+  <w:num w:numId="36">
+    <w:abstractNumId w:val="21"/>
+  </w:num>
+  <w:num w:numId="37">
+    <w:abstractNumId w:val="42"/>
+  </w:num>
+  <w:num w:numId="38">
+    <w:abstractNumId w:val="47"/>
+  </w:num>
+  <w:num w:numId="39">
+    <w:abstractNumId w:val="51"/>
+  </w:num>
+  <w:num w:numId="40">
+    <w:abstractNumId w:val="30"/>
+  </w:num>
+  <w:num w:numId="41">
+    <w:abstractNumId w:val="2"/>
+  </w:num>
+  <w:num w:numId="42">
+    <w:abstractNumId w:val="46"/>
+  </w:num>
+  <w:num w:numId="43">
+    <w:abstractNumId w:val="8"/>
+  </w:num>
+  <w:num w:numId="44">
+    <w:abstractNumId w:val="62"/>
+  </w:num>
+  <w:num w:numId="45">
+    <w:abstractNumId w:val="40"/>
+  </w:num>
+  <w:num w:numId="46">
+    <w:abstractNumId w:val="5"/>
+  </w:num>
+  <w:num w:numId="47">
+    <w:abstractNumId w:val="17"/>
+  </w:num>
+  <w:num w:numId="48">
+    <w:abstractNumId w:val="7"/>
+  </w:num>
+  <w:num w:numId="49">
+    <w:abstractNumId w:val="59"/>
+  </w:num>
+  <w:num w:numId="50">
+    <w:abstractNumId w:val="65"/>
+  </w:num>
+  <w:num w:numId="51">
+    <w:abstractNumId w:val="31"/>
+  </w:num>
+  <w:num w:numId="52">
+    <w:abstractNumId w:val="56"/>
+  </w:num>
+  <w:num w:numId="53">
+    <w:abstractNumId w:val="16"/>
+  </w:num>
+  <w:num w:numId="54">
+    <w:abstractNumId w:val="3"/>
+  </w:num>
+  <w:num w:numId="55">
+    <w:abstractNumId w:val="34"/>
+  </w:num>
+  <w:num w:numId="56">
+    <w:abstractNumId w:val="1"/>
+  </w:num>
+  <w:num w:numId="57">
+    <w:abstractNumId w:val="45"/>
+  </w:num>
+  <w:num w:numId="58">
+    <w:abstractNumId w:val="61"/>
+  </w:num>
+  <w:num w:numId="59">
+    <w:abstractNumId w:val="52"/>
+  </w:num>
+  <w:num w:numId="60">
+    <w:abstractNumId w:val="29"/>
+  </w:num>
+  <w:num w:numId="61">
+    <w:abstractNumId w:val="50"/>
+  </w:num>
+  <w:num w:numId="62">
+    <w:abstractNumId w:val="53"/>
+  </w:num>
+  <w:num w:numId="63">
     <w:abstractNumId w:val="22"/>
   </w:num>
-  <w:num w:numId="2">
+  <w:num w:numId="64">
+    <w:abstractNumId w:val="19"/>
+  </w:num>
+  <w:num w:numId="65">
+    <w:abstractNumId w:val="25"/>
+  </w:num>
+  <w:num w:numId="66">
+    <w:abstractNumId w:val="0"/>
+  </w:num>
+  <w:num w:numId="67">
+    <w:abstractNumId w:val="18"/>
+  </w:num>
+  <w:num w:numId="68">
     <w:abstractNumId w:val="10"/>
   </w:num>
-  <w:num w:numId="3">
-    <w:abstractNumId w:val="32"/>
-  </w:num>
-  <w:num w:numId="4">
-    <w:abstractNumId w:val="33"/>
-  </w:num>
-  <w:num w:numId="5">
-    <w:abstractNumId w:val="27"/>
-  </w:num>
-  <w:num w:numId="6">
-    <w:abstractNumId w:val="60"/>
-  </w:num>
-  <w:num w:numId="7">
-    <w:abstractNumId w:val="21"/>
-  </w:num>
-  <w:num w:numId="8">
-    <w:abstractNumId w:val="13"/>
-  </w:num>
-  <w:num w:numId="9">
-    <w:abstractNumId w:val="30"/>
-  </w:num>
-  <w:num w:numId="10">
-    <w:abstractNumId w:val="26"/>
-  </w:num>
-  <w:num w:numId="11">
-    <w:abstractNumId w:val="3"/>
-  </w:num>
-  <w:num w:numId="12">
-    <w:abstractNumId w:val="20"/>
-  </w:num>
-  <w:num w:numId="13">
-    <w:abstractNumId w:val="42"/>
-  </w:num>
-  <w:num w:numId="14">
-    <w:abstractNumId w:val="19"/>
-  </w:num>
-  <w:num w:numId="15">
-    <w:abstractNumId w:val="11"/>
-  </w:num>
-  <w:num w:numId="16">
-    <w:abstractNumId w:val="61"/>
-  </w:num>
-  <w:num w:numId="17">
-    <w:abstractNumId w:val="31"/>
-  </w:num>
-  <w:num w:numId="18">
-    <w:abstractNumId w:val="9"/>
-  </w:num>
-  <w:num w:numId="19">
-    <w:abstractNumId w:val="18"/>
-  </w:num>
-  <w:num w:numId="20">
-    <w:abstractNumId w:val="47"/>
-  </w:num>
-  <w:num w:numId="21">
-    <w:abstractNumId w:val="8"/>
-  </w:num>
-  <w:num w:numId="22">
-    <w:abstractNumId w:val="50"/>
-  </w:num>
-  <w:num w:numId="23">
-    <w:abstractNumId w:val="59"/>
-  </w:num>
-  <w:num w:numId="24">
-    <w:abstractNumId w:val="53"/>
-  </w:num>
-  <w:num w:numId="25">
-    <w:abstractNumId w:val="5"/>
-  </w:num>
-  <w:num w:numId="26">
-    <w:abstractNumId w:val="51"/>
-  </w:num>
-  <w:num w:numId="27">
-    <w:abstractNumId w:val="41"/>
-  </w:num>
-  <w:num w:numId="28">
-    <w:abstractNumId w:val="37"/>
-  </w:num>
-  <w:num w:numId="29">
-    <w:abstractNumId w:val="29"/>
-  </w:num>
-  <w:num w:numId="30">
-    <w:abstractNumId w:val="56"/>
-  </w:num>
-  <w:num w:numId="31">
-    <w:abstractNumId w:val="57"/>
-  </w:num>
-  <w:num w:numId="32">
-    <w:abstractNumId w:val="62"/>
-  </w:num>
-  <w:num w:numId="33">
-    <w:abstractNumId w:val="35"/>
-  </w:num>
-  <w:num w:numId="34">
-    <w:abstractNumId w:val="12"/>
-  </w:num>
-  <w:num w:numId="35">
-    <w:abstractNumId w:val="48"/>
-  </w:num>
-  <w:num w:numId="36">
-    <w:abstractNumId w:val="16"/>
-  </w:num>
-  <w:num w:numId="37">
-    <w:abstractNumId w:val="36"/>
-  </w:num>
-  <w:num w:numId="38">
-    <w:abstractNumId w:val="40"/>
-  </w:num>
-  <w:num w:numId="39">
+  <w:num w:numId="69">
     <w:abstractNumId w:val="44"/>
   </w:num>
-  <w:num w:numId="40">
-    <w:abstractNumId w:val="24"/>
-  </w:num>
-  <w:num w:numId="41">
-    <w:abstractNumId w:val="1"/>
-  </w:num>
-  <w:num w:numId="42">
-    <w:abstractNumId w:val="39"/>
-  </w:num>
-  <w:num w:numId="43">
-    <w:abstractNumId w:val="7"/>
-  </w:num>
-  <w:num w:numId="44">
-    <w:abstractNumId w:val="55"/>
-  </w:num>
-  <w:num w:numId="45">
-    <w:abstractNumId w:val="34"/>
-  </w:num>
-  <w:num w:numId="46">
-    <w:abstractNumId w:val="4"/>
-  </w:num>
-  <w:num w:numId="47">
-    <w:abstractNumId w:val="15"/>
-  </w:num>
-  <w:num w:numId="48">
-    <w:abstractNumId w:val="6"/>
-  </w:num>
-  <w:num w:numId="49">
-    <w:abstractNumId w:val="52"/>
-  </w:num>
-  <w:num w:numId="50">
-    <w:abstractNumId w:val="58"/>
-  </w:num>
-  <w:num w:numId="51">
-    <w:abstractNumId w:val="25"/>
-  </w:num>
-  <w:num w:numId="52">
-    <w:abstractNumId w:val="49"/>
-  </w:num>
-  <w:num w:numId="53">
-    <w:abstractNumId w:val="14"/>
-  </w:num>
-  <w:num w:numId="54">
-    <w:abstractNumId w:val="2"/>
-  </w:num>
-  <w:num w:numId="55">
-    <w:abstractNumId w:val="28"/>
-  </w:num>
-  <w:num w:numId="56">
-    <w:abstractNumId w:val="0"/>
-  </w:num>
-  <w:num w:numId="57">
-    <w:abstractNumId w:val="38"/>
-  </w:num>
-  <w:num w:numId="58">
-    <w:abstractNumId w:val="54"/>
-  </w:num>
-  <w:num w:numId="59">
-    <w:abstractNumId w:val="45"/>
-  </w:num>
-  <w:num w:numId="60">
-    <w:abstractNumId w:val="23"/>
-  </w:num>
-  <w:num w:numId="61">
-    <w:abstractNumId w:val="43"/>
-  </w:num>
-  <w:num w:numId="62">
-    <w:abstractNumId w:val="46"/>
-  </w:num>
-  <w:num w:numId="63">
-    <w:abstractNumId w:val="17"/>
+  <w:num w:numId="70">
+    <w:abstractNumId w:val="20"/>
   </w:num>
   <w:numIdMacAtCleanup w:val="63"/>
 </w:numbering>
@@ -28778,7 +31908,7 @@
 </file>
 
 <file path=customXml/itemProps1.xml><?xml version="1.0" encoding="utf-8"?>
-<ds:datastoreItem xmlns:ds="http://schemas.openxmlformats.org/officeDocument/2006/customXml" ds:itemID="{13B04DE2-55F0-4509-AF73-F05D074BFF7A}">
+<ds:datastoreItem xmlns:ds="http://schemas.openxmlformats.org/officeDocument/2006/customXml" ds:itemID="{75146B1A-3125-4C5F-A660-EEFD84DE9611}">
   <ds:schemaRefs>
     <ds:schemaRef ds:uri="http://schemas.openxmlformats.org/officeDocument/2006/bibliography"/>
   </ds:schemaRefs>

--- a/Project Report.docx
+++ b/Project Report.docx
@@ -38,7 +38,7 @@
           <w:lang w:val="en-US"/>
         </w:rPr>
         <w:drawing>
-          <wp:inline distT="0" distB="0" distL="0" distR="0" wp14:anchorId="269D304E" wp14:editId="1CF3DF0A">
+          <wp:inline distT="0" distB="0" distL="0" distR="0" wp14:anchorId="269D304E" wp14:editId="2DF98629">
             <wp:extent cx="1488831" cy="1488831"/>
             <wp:effectExtent l="0" t="0" r="0" b="0"/>
             <wp:docPr id="158995760" name="Picture 2" descr="A green shield with gold leaves&#10;&#10;AI-generated content may be incorrect."/>
@@ -8991,21 +8991,7 @@
         <w:rPr>
           <w:rFonts w:ascii="Times New Roman" w:eastAsia="Times New Roman" w:hAnsi="Times New Roman" w:cs="Times New Roman"/>
         </w:rPr>
-        <w:t xml:space="preserve">Financial stability significantly influences poverty levels and education rates in Pakistan, as evidenced by the "finance.csv," "education.csv," and "poverty.csv" datasets from the World Development Indicators (last updated January 28, 2025). Below, I </w:t>
-      </w:r>
-      <w:proofErr w:type="spellStart"/>
-      <w:r>
-        <w:rPr>
-          <w:rFonts w:ascii="Times New Roman" w:eastAsia="Times New Roman" w:hAnsi="Times New Roman" w:cs="Times New Roman"/>
-        </w:rPr>
-        <w:t>analyze</w:t>
-      </w:r>
-      <w:proofErr w:type="spellEnd"/>
-      <w:r>
-        <w:rPr>
-          <w:rFonts w:ascii="Times New Roman" w:eastAsia="Times New Roman" w:hAnsi="Times New Roman" w:cs="Times New Roman"/>
-        </w:rPr>
-        <w:t xml:space="preserve"> this impact comprehensively, integrating key insights from the datasets to demonstrate how financial stability (or instability) affects poverty and education outcomes in Pakistan's socioeconomic context.</w:t>
+        <w:t>Financial stability significantly influences poverty levels and education rates in Pakistan, as evidenced by the "finance.csv," "education.csv," and "poverty.csv" datasets from the World Development Indicators (last updated January 28, 2025). Below, I analyze this impact comprehensively, integrating key insights from the datasets to demonstrate how financial stability (or instability) affects poverty and education outcomes in Pakistan's socioeconomic context.</w:t>
       </w:r>
     </w:p>
     <w:p>
@@ -9336,21 +9322,7 @@
         <w:rPr>
           <w:rFonts w:ascii="Times New Roman" w:eastAsia="Times New Roman" w:hAnsi="Times New Roman" w:cs="Times New Roman"/>
         </w:rPr>
-        <w:t xml:space="preserve">The Gini index (30.60 average, peaking at 33.3 in 1987, poverty.csv) and </w:t>
-      </w:r>
-      <w:proofErr w:type="gramStart"/>
-      <w:r>
-        <w:rPr>
-          <w:rFonts w:ascii="Times New Roman" w:eastAsia="Times New Roman" w:hAnsi="Times New Roman" w:cs="Times New Roman"/>
-        </w:rPr>
-        <w:t>high income</w:t>
-      </w:r>
-      <w:proofErr w:type="gramEnd"/>
-      <w:r>
-        <w:rPr>
-          <w:rFonts w:ascii="Times New Roman" w:eastAsia="Times New Roman" w:hAnsi="Times New Roman" w:cs="Times New Roman"/>
-        </w:rPr>
-        <w:t xml:space="preserve"> share of the top 20% (42.4% in 1998, poverty.csv) reflect inequality exacerbated by skewed financial access (top 10% hold 28.5% income in 1998, poverty.csv).</w:t>
+        <w:t>The Gini index (30.60 average, peaking at 33.3 in 1987, poverty.csv) and high income share of the top 20% (42.4% in 1998, poverty.csv) reflect inequality exacerbated by skewed financial access (top 10% hold 28.5% income in 1998, poverty.csv).</w:t>
       </w:r>
     </w:p>
     <w:p>
@@ -9432,25 +9404,7 @@
           <w:b/>
           <w:bCs/>
         </w:rPr>
-        <w:t xml:space="preserve">Financial Access Improves Education </w:t>
-      </w:r>
-      <w:proofErr w:type="spellStart"/>
-      <w:r>
-        <w:rPr>
-          <w:rFonts w:ascii="Times New Roman" w:eastAsia="Times New Roman" w:hAnsi="Times New Roman" w:cs="Times New Roman"/>
-          <w:b/>
-          <w:bCs/>
-        </w:rPr>
-        <w:t>Enrollment</w:t>
-      </w:r>
-      <w:proofErr w:type="spellEnd"/>
-      <w:r>
-        <w:rPr>
-          <w:rFonts w:ascii="Times New Roman" w:eastAsia="Times New Roman" w:hAnsi="Times New Roman" w:cs="Times New Roman"/>
-          <w:b/>
-          <w:bCs/>
-        </w:rPr>
-        <w:t xml:space="preserve"> </w:t>
+        <w:t xml:space="preserve">Financial Access Improves Education Enrollment </w:t>
       </w:r>
     </w:p>
     <w:p>
@@ -9512,21 +9466,7 @@
         <w:rPr>
           <w:rFonts w:ascii="Times New Roman" w:eastAsia="Times New Roman" w:hAnsi="Times New Roman" w:cs="Times New Roman"/>
         </w:rPr>
-        <w:t xml:space="preserve">Gender disparities in financial access (7.08% female accounts, finance.csv) align with significantly lower female </w:t>
-      </w:r>
-      <w:proofErr w:type="spellStart"/>
-      <w:r>
-        <w:rPr>
-          <w:rFonts w:ascii="Times New Roman" w:eastAsia="Times New Roman" w:hAnsi="Times New Roman" w:cs="Times New Roman"/>
-        </w:rPr>
-        <w:t>enrollment</w:t>
-      </w:r>
-      <w:proofErr w:type="spellEnd"/>
-      <w:r>
-        <w:rPr>
-          <w:rFonts w:ascii="Times New Roman" w:eastAsia="Times New Roman" w:hAnsi="Times New Roman" w:cs="Times New Roman"/>
-        </w:rPr>
-        <w:t xml:space="preserve"> (62.09% vs. 73.86% male in 2017, education.csv).</w:t>
+        <w:t>Gender disparities in financial access (7.08% female accounts, finance.csv) align with significantly lower female enrollment (62.09% vs. 73.86% male in 2017, education.csv).</w:t>
       </w:r>
     </w:p>
     <w:p>
@@ -9570,21 +9510,7 @@
         <w:rPr>
           <w:rFonts w:ascii="Times New Roman" w:eastAsia="Times New Roman" w:hAnsi="Times New Roman" w:cs="Times New Roman"/>
         </w:rPr>
-        <w:t xml:space="preserve"> Financial stability, through enhanced access to savings and loans, enables families to afford school fees, materials, uniforms, and transportation, boosting </w:t>
-      </w:r>
-      <w:proofErr w:type="spellStart"/>
-      <w:r>
-        <w:rPr>
-          <w:rFonts w:ascii="Times New Roman" w:eastAsia="Times New Roman" w:hAnsi="Times New Roman" w:cs="Times New Roman"/>
-        </w:rPr>
-        <w:t>enrollment</w:t>
-      </w:r>
-      <w:proofErr w:type="spellEnd"/>
-      <w:r>
-        <w:rPr>
-          <w:rFonts w:ascii="Times New Roman" w:eastAsia="Times New Roman" w:hAnsi="Times New Roman" w:cs="Times New Roman"/>
-        </w:rPr>
-        <w:t xml:space="preserve"> rates, especially for girls. Lack of financial resources, as demonstrated by low inclusion rates, keeps children out of school, perpetuating intergenerational cycles of low education attainment.</w:t>
+        <w:t xml:space="preserve"> Financial stability, through enhanced access to savings and loans, enables families to afford school fees, materials, uniforms, and transportation, boosting enrollment rates, especially for girls. Lack of financial resources, as demonstrated by low inclusion rates, keeps children out of school, perpetuating intergenerational cycles of low education attainment.</w:t>
       </w:r>
     </w:p>
     <w:p>
@@ -9665,21 +9591,7 @@
           <w:rFonts w:ascii="Times New Roman" w:eastAsia="Times New Roman" w:hAnsi="Times New Roman" w:cs="Times New Roman"/>
         </w:rPr>
         <w:lastRenderedPageBreak/>
-        <w:t xml:space="preserve">Low private sector credit (11.98%, finance.csv) limits investment in tertiary education infrastructure, reflected in low </w:t>
-      </w:r>
-      <w:proofErr w:type="gramStart"/>
-      <w:r>
-        <w:rPr>
-          <w:rFonts w:ascii="Times New Roman" w:eastAsia="Times New Roman" w:hAnsi="Times New Roman" w:cs="Times New Roman"/>
-        </w:rPr>
-        <w:t>Bachelor's</w:t>
-      </w:r>
-      <w:proofErr w:type="gramEnd"/>
-      <w:r>
-        <w:rPr>
-          <w:rFonts w:ascii="Times New Roman" w:eastAsia="Times New Roman" w:hAnsi="Times New Roman" w:cs="Times New Roman"/>
-        </w:rPr>
-        <w:t xml:space="preserve"> degree attainment (16.18% in 2016, with only 4.95% female, education.csv).</w:t>
+        <w:t>Low private sector credit (11.98%, finance.csv) limits investment in tertiary education infrastructure, reflected in low Bachelor's degree attainment (16.18% in 2016, with only 4.95% female, education.csv).</w:t>
       </w:r>
     </w:p>
     <w:p>
@@ -9901,35 +9813,7 @@
         <w:rPr>
           <w:rFonts w:ascii="Times New Roman" w:eastAsia="Times New Roman" w:hAnsi="Times New Roman" w:cs="Times New Roman"/>
         </w:rPr>
-        <w:t xml:space="preserve"> Severe financial exclusion of women (7.08% female accounts, finance.csv) and poverty disproportionately affect female educational outcomes, leading to dramatically lower female </w:t>
-      </w:r>
-      <w:proofErr w:type="spellStart"/>
-      <w:r>
-        <w:rPr>
-          <w:rFonts w:ascii="Times New Roman" w:eastAsia="Times New Roman" w:hAnsi="Times New Roman" w:cs="Times New Roman"/>
-        </w:rPr>
-        <w:t>enrollment</w:t>
-      </w:r>
-      <w:proofErr w:type="spellEnd"/>
-      <w:r>
-        <w:rPr>
-          <w:rFonts w:ascii="Times New Roman" w:eastAsia="Times New Roman" w:hAnsi="Times New Roman" w:cs="Times New Roman"/>
-        </w:rPr>
-        <w:t xml:space="preserve"> (62.09%, education.csv) and attainment (4.95% </w:t>
-      </w:r>
-      <w:proofErr w:type="gramStart"/>
-      <w:r>
-        <w:rPr>
-          <w:rFonts w:ascii="Times New Roman" w:eastAsia="Times New Roman" w:hAnsi="Times New Roman" w:cs="Times New Roman"/>
-        </w:rPr>
-        <w:t>Bachelor's</w:t>
-      </w:r>
-      <w:proofErr w:type="gramEnd"/>
-      <w:r>
-        <w:rPr>
-          <w:rFonts w:ascii="Times New Roman" w:eastAsia="Times New Roman" w:hAnsi="Times New Roman" w:cs="Times New Roman"/>
-        </w:rPr>
-        <w:t xml:space="preserve"> degrees, education.csv), reinforcing cyclical poverty and inequality (Gini coefficient at 30.60, poverty.csv).</w:t>
+        <w:t xml:space="preserve"> Severe financial exclusion of women (7.08% female accounts, finance.csv) and poverty disproportionately affect female educational outcomes, leading to dramatically lower female enrollment (62.09%, education.csv) and attainment (4.95% Bachelor's degrees, education.csv), reinforcing cyclical poverty and inequality (Gini coefficient at 30.60, poverty.csv).</w:t>
       </w:r>
     </w:p>
     <w:p>
@@ -9983,25 +9867,7 @@
           <w:bCs/>
         </w:rPr>
         <w:lastRenderedPageBreak/>
-        <w:t xml:space="preserve">Question 2: What is the relationship between education levels and child </w:t>
-      </w:r>
-      <w:proofErr w:type="spellStart"/>
-      <w:r>
-        <w:rPr>
-          <w:rFonts w:ascii="Times New Roman" w:eastAsia="Times New Roman" w:hAnsi="Times New Roman" w:cs="Times New Roman"/>
-          <w:b/>
-          <w:bCs/>
-        </w:rPr>
-        <w:t>labor</w:t>
-      </w:r>
-      <w:proofErr w:type="spellEnd"/>
-      <w:r>
-        <w:rPr>
-          <w:rFonts w:ascii="Times New Roman" w:eastAsia="Times New Roman" w:hAnsi="Times New Roman" w:cs="Times New Roman"/>
-          <w:b/>
-          <w:bCs/>
-        </w:rPr>
-        <w:t>/social protection issues, with emphasis on girls' education and crime prevention?</w:t>
+        <w:t>Question 2: What is the relationship between education levels and child labor/social protection issues, with emphasis on girls' education and crime prevention?</w:t>
       </w:r>
       <w:bookmarkEnd w:id="7"/>
     </w:p>
@@ -10016,21 +9882,7 @@
         <w:rPr>
           <w:rFonts w:ascii="Times New Roman" w:eastAsia="Times New Roman" w:hAnsi="Times New Roman" w:cs="Times New Roman"/>
         </w:rPr>
-        <w:t xml:space="preserve">The "education.csv" and "social_protection_labor.csv" datasets from the World Development Indicators (last updated January 28, 2025) reveal complex interconnections between education levels, child </w:t>
-      </w:r>
-      <w:proofErr w:type="spellStart"/>
-      <w:r>
-        <w:rPr>
-          <w:rFonts w:ascii="Times New Roman" w:eastAsia="Times New Roman" w:hAnsi="Times New Roman" w:cs="Times New Roman"/>
-        </w:rPr>
-        <w:t>labor</w:t>
-      </w:r>
-      <w:proofErr w:type="spellEnd"/>
-      <w:r>
-        <w:rPr>
-          <w:rFonts w:ascii="Times New Roman" w:eastAsia="Times New Roman" w:hAnsi="Times New Roman" w:cs="Times New Roman"/>
-        </w:rPr>
-        <w:t xml:space="preserve"> prevalence, social protection adequacy, girls' educational access, and broader social stability including crime prevention in Pakistan. Below, I provide a comprehensive analysis focusing on these critical relationships and their implications for human development and social cohesion.</w:t>
+        <w:t>The "education.csv" and "social_protection_labor.csv" datasets from the World Development Indicators (last updated January 28, 2025) reveal complex interconnections between education levels, child labor prevalence, social protection adequacy, girls' educational access, and broader social stability including crime prevention in Pakistan. Below, I provide a comprehensive analysis focusing on these critical relationships and their implications for human development and social cohesion.</w:t>
       </w:r>
     </w:p>
     <w:p>
@@ -10112,35 +9964,7 @@
         <w:rPr>
           <w:rFonts w:ascii="Times New Roman" w:eastAsia="Times New Roman" w:hAnsi="Times New Roman" w:cs="Times New Roman"/>
         </w:rPr>
-        <w:t xml:space="preserve">High child </w:t>
-      </w:r>
-      <w:proofErr w:type="spellStart"/>
-      <w:r>
-        <w:rPr>
-          <w:rFonts w:ascii="Times New Roman" w:eastAsia="Times New Roman" w:hAnsi="Times New Roman" w:cs="Times New Roman"/>
-        </w:rPr>
-        <w:t>labor</w:t>
-      </w:r>
-      <w:proofErr w:type="spellEnd"/>
-      <w:r>
-        <w:rPr>
-          <w:rFonts w:ascii="Times New Roman" w:eastAsia="Times New Roman" w:hAnsi="Times New Roman" w:cs="Times New Roman"/>
-        </w:rPr>
-        <w:t xml:space="preserve"> prevalence (14.45% of children ages 7–14 employed, social_protection_labor.csv) directly correlates with massive educational exclusion, with 7.47 million children out of primary school (education.csv, 2020). </w:t>
-      </w:r>
-      <w:proofErr w:type="gramStart"/>
-      <w:r>
-        <w:rPr>
-          <w:rFonts w:ascii="Times New Roman" w:eastAsia="Times New Roman" w:hAnsi="Times New Roman" w:cs="Times New Roman"/>
-        </w:rPr>
-        <w:t>The majority of</w:t>
-      </w:r>
-      <w:proofErr w:type="gramEnd"/>
-      <w:r>
-        <w:rPr>
-          <w:rFonts w:ascii="Times New Roman" w:eastAsia="Times New Roman" w:hAnsi="Times New Roman" w:cs="Times New Roman"/>
-        </w:rPr>
-        <w:t xml:space="preserve"> working children (75.71%) are concentrated in agricultural sectors (social_protection_labor.csv), where extensive working hours (31.8 hours/week for working-only children, social_protection_labor.csv) systematically prevent school attendance.</w:t>
+        <w:t>High child labor prevalence (14.45% of children ages 7–14 employed, social_protection_labor.csv) directly correlates with massive educational exclusion, with 7.47 million children out of primary school (education.csv, 2020). The majority of working children (75.71%) are concentrated in agricultural sectors (social_protection_labor.csv), where extensive working hours (31.8 hours/week for working-only children, social_protection_labor.csv) systematically prevent school attendance.</w:t>
       </w:r>
     </w:p>
     <w:p>
@@ -10158,21 +9982,7 @@
         <w:rPr>
           <w:rFonts w:ascii="Times New Roman" w:eastAsia="Times New Roman" w:hAnsi="Times New Roman" w:cs="Times New Roman"/>
         </w:rPr>
-        <w:t xml:space="preserve">Regional and gender disparities reveal that girls, despite working fewer hours (22.7 hours/week vs. 41.9 for boys, social_protection_labor.csv), face higher agricultural employment rates (80.1% for girls vs. 71.63% for boys, social_protection_labor.csv), directly contributing to significantly lower female </w:t>
-      </w:r>
-      <w:proofErr w:type="spellStart"/>
-      <w:r>
-        <w:rPr>
-          <w:rFonts w:ascii="Times New Roman" w:eastAsia="Times New Roman" w:hAnsi="Times New Roman" w:cs="Times New Roman"/>
-        </w:rPr>
-        <w:t>enrollment</w:t>
-      </w:r>
-      <w:proofErr w:type="spellEnd"/>
-      <w:r>
-        <w:rPr>
-          <w:rFonts w:ascii="Times New Roman" w:eastAsia="Times New Roman" w:hAnsi="Times New Roman" w:cs="Times New Roman"/>
-        </w:rPr>
-        <w:t xml:space="preserve"> rates (62.09% primary vs. 73.86% male, education.csv, 2017).</w:t>
+        <w:t>Regional and gender disparities reveal that girls, despite working fewer hours (22.7 hours/week vs. 41.9 for boys, social_protection_labor.csv), face higher agricultural employment rates (80.1% for girls vs. 71.63% for boys, social_protection_labor.csv), directly contributing to significantly lower female enrollment rates (62.09% primary vs. 73.86% male, education.csv, 2017).</w:t>
       </w:r>
     </w:p>
     <w:p>
@@ -10190,21 +10000,7 @@
         <w:rPr>
           <w:rFonts w:ascii="Times New Roman" w:eastAsia="Times New Roman" w:hAnsi="Times New Roman" w:cs="Times New Roman"/>
         </w:rPr>
-        <w:t xml:space="preserve">Persistently low educational attainment (35.43% secondary completion overall, with only 22.48% female lower secondary completion, education.csv, 2013) perpetuates intergenerational child </w:t>
-      </w:r>
-      <w:proofErr w:type="spellStart"/>
-      <w:r>
-        <w:rPr>
-          <w:rFonts w:ascii="Times New Roman" w:eastAsia="Times New Roman" w:hAnsi="Times New Roman" w:cs="Times New Roman"/>
-        </w:rPr>
-        <w:t>labor</w:t>
-      </w:r>
-      <w:proofErr w:type="spellEnd"/>
-      <w:r>
-        <w:rPr>
-          <w:rFonts w:ascii="Times New Roman" w:eastAsia="Times New Roman" w:hAnsi="Times New Roman" w:cs="Times New Roman"/>
-        </w:rPr>
-        <w:t xml:space="preserve"> cycles, as families prioritize immediate income generation over long-term educational investment due to economic desperation.</w:t>
+        <w:t>Persistently low educational attainment (35.43% secondary completion overall, with only 22.48% female lower secondary completion, education.csv, 2013) perpetuates intergenerational child labor cycles, as families prioritize immediate income generation over long-term educational investment due to economic desperation.</w:t>
       </w:r>
     </w:p>
     <w:p>
@@ -10230,35 +10026,7 @@
         <w:rPr>
           <w:rFonts w:ascii="Times New Roman" w:eastAsia="Times New Roman" w:hAnsi="Times New Roman" w:cs="Times New Roman"/>
         </w:rPr>
-        <w:t xml:space="preserve"> Low education levels systematically drive child </w:t>
-      </w:r>
-      <w:proofErr w:type="spellStart"/>
-      <w:r>
-        <w:rPr>
-          <w:rFonts w:ascii="Times New Roman" w:eastAsia="Times New Roman" w:hAnsi="Times New Roman" w:cs="Times New Roman"/>
-        </w:rPr>
-        <w:t>labor</w:t>
-      </w:r>
-      <w:proofErr w:type="spellEnd"/>
-      <w:r>
-        <w:rPr>
-          <w:rFonts w:ascii="Times New Roman" w:eastAsia="Times New Roman" w:hAnsi="Times New Roman" w:cs="Times New Roman"/>
-        </w:rPr>
-        <w:t xml:space="preserve"> participation, as lack of schooling opportunities traps children in exploitative work arrangements, particularly in agricultural and informal sectors. Conversely, child </w:t>
-      </w:r>
-      <w:proofErr w:type="spellStart"/>
-      <w:r>
-        <w:rPr>
-          <w:rFonts w:ascii="Times New Roman" w:eastAsia="Times New Roman" w:hAnsi="Times New Roman" w:cs="Times New Roman"/>
-        </w:rPr>
-        <w:t>labor</w:t>
-      </w:r>
-      <w:proofErr w:type="spellEnd"/>
-      <w:r>
-        <w:rPr>
-          <w:rFonts w:ascii="Times New Roman" w:eastAsia="Times New Roman" w:hAnsi="Times New Roman" w:cs="Times New Roman"/>
-        </w:rPr>
-        <w:t xml:space="preserve"> engagement reduces available time and energy for educational pursuits, creating self-reinforcing cycles that lower overall attainment and perpetuate skills poverty across generations.</w:t>
+        <w:t xml:space="preserve"> Low education levels systematically drive child labor participation, as lack of schooling opportunities traps children in exploitative work arrangements, particularly in agricultural and informal sectors. Conversely, child labor engagement reduces available time and energy for educational pursuits, creating self-reinforcing cycles that lower overall attainment and perpetuate skills poverty across generations.</w:t>
       </w:r>
     </w:p>
     <w:p>
@@ -10320,21 +10088,7 @@
         <w:rPr>
           <w:rFonts w:ascii="Times New Roman" w:eastAsia="Times New Roman" w:hAnsi="Times New Roman" w:cs="Times New Roman"/>
         </w:rPr>
-        <w:t xml:space="preserve">Agricultural dominance in child </w:t>
-      </w:r>
-      <w:proofErr w:type="spellStart"/>
-      <w:r>
-        <w:rPr>
-          <w:rFonts w:ascii="Times New Roman" w:eastAsia="Times New Roman" w:hAnsi="Times New Roman" w:cs="Times New Roman"/>
-        </w:rPr>
-        <w:t>labor</w:t>
-      </w:r>
-      <w:proofErr w:type="spellEnd"/>
-      <w:r>
-        <w:rPr>
-          <w:rFonts w:ascii="Times New Roman" w:eastAsia="Times New Roman" w:hAnsi="Times New Roman" w:cs="Times New Roman"/>
-        </w:rPr>
-        <w:t xml:space="preserve"> (75.71%, social_protection_labor.csv) correlates with rural education deficits, where infrastructure limitations and economic pressures combine to reduce school accessibility and quality.</w:t>
+        <w:t>Agricultural dominance in child labor (75.71%, social_protection_labor.csv) correlates with rural education deficits, where infrastructure limitations and economic pressures combine to reduce school accessibility and quality.</w:t>
       </w:r>
     </w:p>
     <w:p>
@@ -10352,21 +10106,7 @@
         <w:rPr>
           <w:rFonts w:ascii="Times New Roman" w:eastAsia="Times New Roman" w:hAnsi="Times New Roman" w:cs="Times New Roman"/>
         </w:rPr>
-        <w:t xml:space="preserve">High rates of unpaid family work (78.39% for females, social_protection_labor.csv) indicate that girls' </w:t>
-      </w:r>
-      <w:proofErr w:type="spellStart"/>
-      <w:r>
-        <w:rPr>
-          <w:rFonts w:ascii="Times New Roman" w:eastAsia="Times New Roman" w:hAnsi="Times New Roman" w:cs="Times New Roman"/>
-        </w:rPr>
-        <w:t>labor</w:t>
-      </w:r>
-      <w:proofErr w:type="spellEnd"/>
-      <w:r>
-        <w:rPr>
-          <w:rFonts w:ascii="Times New Roman" w:eastAsia="Times New Roman" w:hAnsi="Times New Roman" w:cs="Times New Roman"/>
-        </w:rPr>
-        <w:t xml:space="preserve"> contributions are undervalued economically while </w:t>
+        <w:t xml:space="preserve">High rates of unpaid family work (78.39% for females, social_protection_labor.csv) indicate that girls' labor contributions are undervalued economically while </w:t>
       </w:r>
       <w:r>
         <w:rPr>
@@ -10417,21 +10157,7 @@
         <w:rPr>
           <w:rFonts w:ascii="Times New Roman" w:eastAsia="Times New Roman" w:hAnsi="Times New Roman" w:cs="Times New Roman"/>
         </w:rPr>
-        <w:t xml:space="preserve"> Sectoral concentration of child </w:t>
-      </w:r>
-      <w:proofErr w:type="spellStart"/>
-      <w:r>
-        <w:rPr>
-          <w:rFonts w:ascii="Times New Roman" w:eastAsia="Times New Roman" w:hAnsi="Times New Roman" w:cs="Times New Roman"/>
-        </w:rPr>
-        <w:t>labor</w:t>
-      </w:r>
-      <w:proofErr w:type="spellEnd"/>
-      <w:r>
-        <w:rPr>
-          <w:rFonts w:ascii="Times New Roman" w:eastAsia="Times New Roman" w:hAnsi="Times New Roman" w:cs="Times New Roman"/>
-        </w:rPr>
-        <w:t xml:space="preserve"> in low-productivity activities creates geographical and demographic patterns of educational exclusion that reinforce regional development disparities and gender inequalities in human capital accumulation.</w:t>
+        <w:t xml:space="preserve"> Sectoral concentration of child labor in low-productivity activities creates geographical and demographic patterns of educational exclusion that reinforce regional development disparities and gender inequalities in human capital accumulation.</w:t>
       </w:r>
     </w:p>
     <w:p>
@@ -10513,21 +10239,7 @@
         <w:rPr>
           <w:rFonts w:ascii="Times New Roman" w:eastAsia="Times New Roman" w:hAnsi="Times New Roman" w:cs="Times New Roman"/>
         </w:rPr>
-        <w:t xml:space="preserve">Girls face disproportionate educational exclusion with dramatically higher out-of-school rates (31.66% female vs. 18.96% male at primary level, education.csv, 2020) and severely limited higher education access (4.95% female Bachelor's attainment vs. 16.18% overall, education.csv, 2016), systematically exacerbated by gendered child </w:t>
-      </w:r>
-      <w:proofErr w:type="spellStart"/>
-      <w:r>
-        <w:rPr>
-          <w:rFonts w:ascii="Times New Roman" w:eastAsia="Times New Roman" w:hAnsi="Times New Roman" w:cs="Times New Roman"/>
-        </w:rPr>
-        <w:t>labor</w:t>
-      </w:r>
-      <w:proofErr w:type="spellEnd"/>
-      <w:r>
-        <w:rPr>
-          <w:rFonts w:ascii="Times New Roman" w:eastAsia="Times New Roman" w:hAnsi="Times New Roman" w:cs="Times New Roman"/>
-        </w:rPr>
-        <w:t xml:space="preserve"> patterns (14.85% female employment, social_protection_labor.csv).</w:t>
+        <w:t>Girls face disproportionate educational exclusion with dramatically higher out-of-school rates (31.66% female vs. 18.96% male at primary level, education.csv, 2020) and severely limited higher education access (4.95% female Bachelor's attainment vs. 16.18% overall, education.csv, 2016), systematically exacerbated by gendered child labor patterns (14.85% female employment, social_protection_labor.csv).</w:t>
       </w:r>
     </w:p>
     <w:p>
@@ -10563,35 +10275,7 @@
         <w:rPr>
           <w:rFonts w:ascii="Times New Roman" w:eastAsia="Times New Roman" w:hAnsi="Times New Roman" w:cs="Times New Roman"/>
         </w:rPr>
-        <w:t xml:space="preserve">Weak social insurance mechanisms (2.63% benefit incidence to poorest quintile, social_protection_labor.csv) and persistently </w:t>
-      </w:r>
-      <w:proofErr w:type="gramStart"/>
-      <w:r>
-        <w:rPr>
-          <w:rFonts w:ascii="Times New Roman" w:eastAsia="Times New Roman" w:hAnsi="Times New Roman" w:cs="Times New Roman"/>
-        </w:rPr>
-        <w:t>high</w:t>
-      </w:r>
-      <w:proofErr w:type="gramEnd"/>
-      <w:r>
-        <w:rPr>
-          <w:rFonts w:ascii="Times New Roman" w:eastAsia="Times New Roman" w:hAnsi="Times New Roman" w:cs="Times New Roman"/>
-        </w:rPr>
-        <w:t xml:space="preserve"> vulnerable employment for females (73.29%, social_protection_labor.csv, 2023) indicate systemic failures in protecting girls from exploitative </w:t>
-      </w:r>
-      <w:proofErr w:type="spellStart"/>
-      <w:r>
-        <w:rPr>
-          <w:rFonts w:ascii="Times New Roman" w:eastAsia="Times New Roman" w:hAnsi="Times New Roman" w:cs="Times New Roman"/>
-        </w:rPr>
-        <w:t>labor</w:t>
-      </w:r>
-      <w:proofErr w:type="spellEnd"/>
-      <w:r>
-        <w:rPr>
-          <w:rFonts w:ascii="Times New Roman" w:eastAsia="Times New Roman" w:hAnsi="Times New Roman" w:cs="Times New Roman"/>
-        </w:rPr>
-        <w:t xml:space="preserve"> arrangements that prevent educational participation.</w:t>
+        <w:t>Weak social insurance mechanisms (2.63% benefit incidence to poorest quintile, social_protection_labor.csv) and persistently high vulnerable employment for females (73.29%, social_protection_labor.csv, 2023) indicate systemic failures in protecting girls from exploitative labor arrangements that prevent educational participation.</w:t>
       </w:r>
     </w:p>
     <w:p>
@@ -10617,21 +10301,7 @@
         <w:rPr>
           <w:rFonts w:ascii="Times New Roman" w:eastAsia="Times New Roman" w:hAnsi="Times New Roman" w:cs="Times New Roman"/>
         </w:rPr>
-        <w:t xml:space="preserve"> Limited access to girls' education, driven by cultural norms, economic necessity, and inadequate social protection, creates compounding disadvantages that restrict female human capital development. Insufficient social safety net coverage fails to alleviate poverty-driven educational exclusion, forcing girls into </w:t>
-      </w:r>
-      <w:proofErr w:type="spellStart"/>
-      <w:r>
-        <w:rPr>
-          <w:rFonts w:ascii="Times New Roman" w:eastAsia="Times New Roman" w:hAnsi="Times New Roman" w:cs="Times New Roman"/>
-        </w:rPr>
-        <w:t>labor-intensive</w:t>
-      </w:r>
-      <w:proofErr w:type="spellEnd"/>
-      <w:r>
-        <w:rPr>
-          <w:rFonts w:ascii="Times New Roman" w:eastAsia="Times New Roman" w:hAnsi="Times New Roman" w:cs="Times New Roman"/>
-        </w:rPr>
-        <w:t xml:space="preserve"> roles that perpetuate gender-based educational inequalities across primary, secondary, and tertiary levels.</w:t>
+        <w:t xml:space="preserve"> Limited access to girls' education, driven by cultural norms, economic necessity, and inadequate social protection, creates compounding disadvantages that restrict female human capital development. Insufficient social safety net coverage fails to alleviate poverty-driven educational exclusion, forcing girls into labor-intensive roles that perpetuate gender-based educational inequalities across primary, secondary, and tertiary levels.</w:t>
       </w:r>
     </w:p>
     <w:p>
@@ -10838,35 +10508,7 @@
         <w:rPr>
           <w:rFonts w:ascii="Times New Roman" w:eastAsia="Times New Roman" w:hAnsi="Times New Roman" w:cs="Times New Roman"/>
         </w:rPr>
-        <w:t xml:space="preserve">Massive educational exclusion (27.69% of adolescents out of lower secondary education, education.csv) combined with widespread child </w:t>
-      </w:r>
-      <w:proofErr w:type="spellStart"/>
-      <w:r>
-        <w:rPr>
-          <w:rFonts w:ascii="Times New Roman" w:eastAsia="Times New Roman" w:hAnsi="Times New Roman" w:cs="Times New Roman"/>
-        </w:rPr>
-        <w:t>labor</w:t>
-      </w:r>
-      <w:proofErr w:type="spellEnd"/>
-      <w:r>
-        <w:rPr>
-          <w:rFonts w:ascii="Times New Roman" w:eastAsia="Times New Roman" w:hAnsi="Times New Roman" w:cs="Times New Roman"/>
-        </w:rPr>
-        <w:t xml:space="preserve"> (14.45%, social_protection_labor.csv) creates conditions of social vulnerability that research consistently links to increased delinquency, exploitation, and criminal </w:t>
-      </w:r>
-      <w:proofErr w:type="spellStart"/>
-      <w:r>
-        <w:rPr>
-          <w:rFonts w:ascii="Times New Roman" w:eastAsia="Times New Roman" w:hAnsi="Times New Roman" w:cs="Times New Roman"/>
-        </w:rPr>
-        <w:t>behavior</w:t>
-      </w:r>
-      <w:proofErr w:type="spellEnd"/>
-      <w:r>
-        <w:rPr>
-          <w:rFonts w:ascii="Times New Roman" w:eastAsia="Times New Roman" w:hAnsi="Times New Roman" w:cs="Times New Roman"/>
-        </w:rPr>
-        <w:t xml:space="preserve"> patterns.</w:t>
+        <w:t>Massive educational exclusion (27.69% of adolescents out of lower secondary education, education.csv) combined with widespread child labor (14.45%, social_protection_labor.csv) creates conditions of social vulnerability that research consistently links to increased delinquency, exploitation, and criminal behavior patterns.</w:t>
       </w:r>
     </w:p>
     <w:p>
@@ -10884,35 +10526,7 @@
         <w:rPr>
           <w:rFonts w:ascii="Times New Roman" w:eastAsia="Times New Roman" w:hAnsi="Times New Roman" w:cs="Times New Roman"/>
         </w:rPr>
-        <w:t xml:space="preserve">Children engaged in extensive </w:t>
-      </w:r>
-      <w:proofErr w:type="spellStart"/>
-      <w:r>
-        <w:rPr>
-          <w:rFonts w:ascii="Times New Roman" w:eastAsia="Times New Roman" w:hAnsi="Times New Roman" w:cs="Times New Roman"/>
-        </w:rPr>
-        <w:t>labor</w:t>
-      </w:r>
-      <w:proofErr w:type="spellEnd"/>
-      <w:r>
-        <w:rPr>
-          <w:rFonts w:ascii="Times New Roman" w:eastAsia="Times New Roman" w:hAnsi="Times New Roman" w:cs="Times New Roman"/>
-        </w:rPr>
-        <w:t xml:space="preserve"> (25.7 hours/week for boys combining work and study, social_protection_labor.csv) experience reduced educational engagement and social integration, factors that criminological research identifies as protective against antisocial </w:t>
-      </w:r>
-      <w:proofErr w:type="spellStart"/>
-      <w:r>
-        <w:rPr>
-          <w:rFonts w:ascii="Times New Roman" w:eastAsia="Times New Roman" w:hAnsi="Times New Roman" w:cs="Times New Roman"/>
-        </w:rPr>
-        <w:t>behavior</w:t>
-      </w:r>
-      <w:proofErr w:type="spellEnd"/>
-      <w:r>
-        <w:rPr>
-          <w:rFonts w:ascii="Times New Roman" w:eastAsia="Times New Roman" w:hAnsi="Times New Roman" w:cs="Times New Roman"/>
-        </w:rPr>
-        <w:t xml:space="preserve"> and criminal involvement.</w:t>
+        <w:t>Children engaged in extensive labor (25.7 hours/week for boys combining work and study, social_protection_labor.csv) experience reduced educational engagement and social integration, factors that criminological research identifies as protective against antisocial behavior and criminal involvement.</w:t>
       </w:r>
     </w:p>
     <w:p>
@@ -10956,21 +10570,7 @@
         <w:rPr>
           <w:rFonts w:ascii="Times New Roman" w:eastAsia="Times New Roman" w:hAnsi="Times New Roman" w:cs="Times New Roman"/>
         </w:rPr>
-        <w:t xml:space="preserve"> Low education levels and premature </w:t>
-      </w:r>
-      <w:proofErr w:type="spellStart"/>
-      <w:r>
-        <w:rPr>
-          <w:rFonts w:ascii="Times New Roman" w:eastAsia="Times New Roman" w:hAnsi="Times New Roman" w:cs="Times New Roman"/>
-        </w:rPr>
-        <w:t>labor</w:t>
-      </w:r>
-      <w:proofErr w:type="spellEnd"/>
-      <w:r>
-        <w:rPr>
-          <w:rFonts w:ascii="Times New Roman" w:eastAsia="Times New Roman" w:hAnsi="Times New Roman" w:cs="Times New Roman"/>
-        </w:rPr>
-        <w:t xml:space="preserve"> force entry create social conditions that elevate crime risks by limiting legitimate economic opportunities, reducing social capital, and weakening community cohesion. Educational exclusion particularly increases vulnerability to both perpetrating and experiencing various forms of criminal activity.</w:t>
+        <w:t xml:space="preserve"> Low education levels and premature labor force entry create social conditions that elevate crime risks by limiting legitimate economic opportunities, reducing social capital, and weakening community cohesion. Educational exclusion particularly increases vulnerability to both perpetrating and experiencing various forms of criminal activity.</w:t>
       </w:r>
     </w:p>
     <w:p>
@@ -11046,19 +10646,11 @@
           <w:rFonts w:ascii="Times New Roman" w:eastAsia="Times New Roman" w:hAnsi="Times New Roman" w:cs="Times New Roman"/>
         </w:rPr>
       </w:pPr>
-      <w:proofErr w:type="gramStart"/>
-      <w:r>
-        <w:rPr>
-          <w:rFonts w:ascii="Times New Roman" w:eastAsia="Times New Roman" w:hAnsi="Times New Roman" w:cs="Times New Roman"/>
-        </w:rPr>
-        <w:t>High</w:t>
-      </w:r>
-      <w:proofErr w:type="gramEnd"/>
-      <w:r>
-        <w:rPr>
-          <w:rFonts w:ascii="Times New Roman" w:eastAsia="Times New Roman" w:hAnsi="Times New Roman" w:cs="Times New Roman"/>
-        </w:rPr>
-        <w:t xml:space="preserve"> vulnerable employment rates (55.64% total, social_protection_labor.csv, 2023) indicate widespread economic insecurity that research links to increased property crime, informal economy participation, and social disorder.</w:t>
+      <w:r>
+        <w:rPr>
+          <w:rFonts w:ascii="Times New Roman" w:eastAsia="Times New Roman" w:hAnsi="Times New Roman" w:cs="Times New Roman"/>
+        </w:rPr>
+        <w:t>High vulnerable employment rates (55.64% total, social_protection_labor.csv, 2023) indicate widespread economic insecurity that research links to increased property crime, informal economy participation, and social disorder.</w:t>
       </w:r>
     </w:p>
     <w:p>
@@ -11103,21 +10695,7 @@
         <w:rPr>
           <w:rFonts w:ascii="Times New Roman" w:eastAsia="Times New Roman" w:hAnsi="Times New Roman" w:cs="Times New Roman"/>
         </w:rPr>
-        <w:t xml:space="preserve"> Effective social protection systems reduce crime rates by providing economic security and social integration pathways that compete with illegal activities. Current system inadequacies in Pakistan create conditions where criminal </w:t>
-      </w:r>
-      <w:proofErr w:type="spellStart"/>
-      <w:r>
-        <w:rPr>
-          <w:rFonts w:ascii="Times New Roman" w:eastAsia="Times New Roman" w:hAnsi="Times New Roman" w:cs="Times New Roman"/>
-        </w:rPr>
-        <w:t>behavior</w:t>
-      </w:r>
-      <w:proofErr w:type="spellEnd"/>
-      <w:r>
-        <w:rPr>
-          <w:rFonts w:ascii="Times New Roman" w:eastAsia="Times New Roman" w:hAnsi="Times New Roman" w:cs="Times New Roman"/>
-        </w:rPr>
-        <w:t xml:space="preserve"> may appear economically rational compared to available legitimate alternatives, particularly for educationally excluded youth.</w:t>
+        <w:t xml:space="preserve"> Effective social protection systems reduce crime rates by providing economic security and social integration pathways that compete with illegal activities. Current system inadequacies in Pakistan create conditions where criminal behavior may appear economically rational compared to available legitimate alternatives, particularly for educationally excluded youth.</w:t>
       </w:r>
     </w:p>
     <w:p>
@@ -11199,21 +10777,7 @@
         <w:rPr>
           <w:rFonts w:ascii="Times New Roman" w:eastAsia="Times New Roman" w:hAnsi="Times New Roman" w:cs="Times New Roman"/>
         </w:rPr>
-        <w:t xml:space="preserve">Targeted conditional cash transfer programs that incentivize school attendance while providing economic support could address both child </w:t>
-      </w:r>
-      <w:proofErr w:type="spellStart"/>
-      <w:r>
-        <w:rPr>
-          <w:rFonts w:ascii="Times New Roman" w:eastAsia="Times New Roman" w:hAnsi="Times New Roman" w:cs="Times New Roman"/>
-        </w:rPr>
-        <w:t>labor</w:t>
-      </w:r>
-      <w:proofErr w:type="spellEnd"/>
-      <w:r>
-        <w:rPr>
-          <w:rFonts w:ascii="Times New Roman" w:eastAsia="Times New Roman" w:hAnsi="Times New Roman" w:cs="Times New Roman"/>
-        </w:rPr>
-        <w:t xml:space="preserve"> (14.45% prevalence) and educational exclusion (7.47 million out-of-school children) simultaneously.</w:t>
+        <w:t>Targeted conditional cash transfer programs that incentivize school attendance while providing economic support could address both child labor (14.45% prevalence) and educational exclusion (7.47 million out-of-school children) simultaneously.</w:t>
       </w:r>
     </w:p>
     <w:p>
@@ -11231,21 +10795,7 @@
         <w:rPr>
           <w:rFonts w:ascii="Times New Roman" w:eastAsia="Times New Roman" w:hAnsi="Times New Roman" w:cs="Times New Roman"/>
         </w:rPr>
-        <w:t xml:space="preserve">Gender-specific interventions addressing cultural barriers to girls' education, combined with economic incentives, could significantly improve female </w:t>
-      </w:r>
-      <w:proofErr w:type="spellStart"/>
-      <w:r>
-        <w:rPr>
-          <w:rFonts w:ascii="Times New Roman" w:eastAsia="Times New Roman" w:hAnsi="Times New Roman" w:cs="Times New Roman"/>
-        </w:rPr>
-        <w:t>enrollment</w:t>
-      </w:r>
-      <w:proofErr w:type="spellEnd"/>
-      <w:r>
-        <w:rPr>
-          <w:rFonts w:ascii="Times New Roman" w:eastAsia="Times New Roman" w:hAnsi="Times New Roman" w:cs="Times New Roman"/>
-        </w:rPr>
-        <w:t xml:space="preserve"> rates (currently 62.09% primary) and completion (22.48% lower secondary).</w:t>
+        <w:t>Gender-specific interventions addressing cultural barriers to girls' education, combined with economic incentives, could significantly improve female enrollment rates (currently 62.09% primary) and completion (22.48% lower secondary).</w:t>
       </w:r>
     </w:p>
     <w:p>
@@ -11263,21 +10813,7 @@
         <w:rPr>
           <w:rFonts w:ascii="Times New Roman" w:eastAsia="Times New Roman" w:hAnsi="Times New Roman" w:cs="Times New Roman"/>
         </w:rPr>
-        <w:t xml:space="preserve">Enhanced social protection adequacy (from current 9.70% to target levels above 50%) integrated with educational support services could break intergenerational cycles of poverty, child </w:t>
-      </w:r>
-      <w:proofErr w:type="spellStart"/>
-      <w:r>
-        <w:rPr>
-          <w:rFonts w:ascii="Times New Roman" w:eastAsia="Times New Roman" w:hAnsi="Times New Roman" w:cs="Times New Roman"/>
-        </w:rPr>
-        <w:t>labor</w:t>
-      </w:r>
-      <w:proofErr w:type="spellEnd"/>
-      <w:r>
-        <w:rPr>
-          <w:rFonts w:ascii="Times New Roman" w:eastAsia="Times New Roman" w:hAnsi="Times New Roman" w:cs="Times New Roman"/>
-        </w:rPr>
-        <w:t>, and educational exclusion.</w:t>
+        <w:t>Enhanced social protection adequacy (from current 9.70% to target levels above 50%) integrated with educational support services could break intergenerational cycles of poverty, child labor, and educational exclusion.</w:t>
       </w:r>
     </w:p>
     <w:p>
@@ -11303,21 +10839,7 @@
         <w:rPr>
           <w:rFonts w:ascii="Times New Roman" w:eastAsia="Times New Roman" w:hAnsi="Times New Roman" w:cs="Times New Roman"/>
         </w:rPr>
-        <w:t xml:space="preserve"> Integrated approaches addressing education, child </w:t>
-      </w:r>
-      <w:proofErr w:type="spellStart"/>
-      <w:r>
-        <w:rPr>
-          <w:rFonts w:ascii="Times New Roman" w:eastAsia="Times New Roman" w:hAnsi="Times New Roman" w:cs="Times New Roman"/>
-        </w:rPr>
-        <w:t>labor</w:t>
-      </w:r>
-      <w:proofErr w:type="spellEnd"/>
-      <w:r>
-        <w:rPr>
-          <w:rFonts w:ascii="Times New Roman" w:eastAsia="Times New Roman" w:hAnsi="Times New Roman" w:cs="Times New Roman"/>
-        </w:rPr>
-        <w:t>, and social protection simultaneously could reduce vulnerable employment, increase educational attainment, and enhance social stability through reduced crime and increased economic opportunity.</w:t>
+        <w:t xml:space="preserve"> Integrated approaches addressing education, child labor, and social protection simultaneously could reduce vulnerable employment, increase educational attainment, and enhance social stability through reduced crime and increased economic opportunity.</w:t>
       </w:r>
     </w:p>
     <w:p>
@@ -11475,35 +10997,7 @@
         <w:rPr>
           <w:rFonts w:ascii="Times New Roman" w:eastAsia="Times New Roman" w:hAnsi="Times New Roman" w:cs="Times New Roman"/>
         </w:rPr>
-        <w:t xml:space="preserve">The relationship between education levels and child </w:t>
-      </w:r>
-      <w:proofErr w:type="spellStart"/>
-      <w:r>
-        <w:rPr>
-          <w:rFonts w:ascii="Times New Roman" w:eastAsia="Times New Roman" w:hAnsi="Times New Roman" w:cs="Times New Roman"/>
-        </w:rPr>
-        <w:t>labor</w:t>
-      </w:r>
-      <w:proofErr w:type="spellEnd"/>
-      <w:r>
-        <w:rPr>
-          <w:rFonts w:ascii="Times New Roman" w:eastAsia="Times New Roman" w:hAnsi="Times New Roman" w:cs="Times New Roman"/>
-        </w:rPr>
-        <w:t xml:space="preserve">/social protection issues in Pakistan reveals a complex web of interconnected challenges that systematically undermine human development and social stability. Low education levels (35.43% secondary completion, education.csv) directly contribute to widespread child </w:t>
-      </w:r>
-      <w:proofErr w:type="spellStart"/>
-      <w:r>
-        <w:rPr>
-          <w:rFonts w:ascii="Times New Roman" w:eastAsia="Times New Roman" w:hAnsi="Times New Roman" w:cs="Times New Roman"/>
-        </w:rPr>
-        <w:t>labor</w:t>
-      </w:r>
-      <w:proofErr w:type="spellEnd"/>
-      <w:r>
-        <w:rPr>
-          <w:rFonts w:ascii="Times New Roman" w:eastAsia="Times New Roman" w:hAnsi="Times New Roman" w:cs="Times New Roman"/>
-        </w:rPr>
-        <w:t xml:space="preserve"> (14.45%, social_protection_labor.csv), which is inadequately addressed by insufficient social </w:t>
+        <w:t xml:space="preserve">The relationship between education levels and child labor/social protection issues in Pakistan reveals a complex web of interconnected challenges that systematically undermine human development and social stability. Low education levels (35.43% secondary completion, education.csv) directly contribute to widespread child labor (14.45%, social_protection_labor.csv), which is inadequately addressed by insufficient social </w:t>
       </w:r>
       <w:r>
         <w:rPr>
@@ -11524,21 +11018,7 @@
         <w:rPr>
           <w:rFonts w:ascii="Times New Roman" w:eastAsia="Times New Roman" w:hAnsi="Times New Roman" w:cs="Times New Roman"/>
         </w:rPr>
-        <w:t xml:space="preserve">These educational and social protection deficits create conditions that elevate crime risks and undermine social cohesion by limiting legitimate economic opportunities, reducing social capital, and weakening community protective factors. Addressing these challenges requires comprehensive policy interventions that simultaneously tackle educational access, child </w:t>
-      </w:r>
-      <w:proofErr w:type="spellStart"/>
-      <w:r>
-        <w:rPr>
-          <w:rFonts w:ascii="Times New Roman" w:eastAsia="Times New Roman" w:hAnsi="Times New Roman" w:cs="Times New Roman"/>
-        </w:rPr>
-        <w:t>labor</w:t>
-      </w:r>
-      <w:proofErr w:type="spellEnd"/>
-      <w:r>
-        <w:rPr>
-          <w:rFonts w:ascii="Times New Roman" w:eastAsia="Times New Roman" w:hAnsi="Times New Roman" w:cs="Times New Roman"/>
-        </w:rPr>
-        <w:t xml:space="preserve"> prevention, social protection adequacy, and gender equality to build human capital, enhance economic security, and promote social stability. Failure to address these interconnected issues perpetuates cycles of poverty, vulnerability, and social disorder that undermine Pakistan's long-term development prospects and social cohesion.</w:t>
+        <w:t>These educational and social protection deficits create conditions that elevate crime risks and undermine social cohesion by limiting legitimate economic opportunities, reducing social capital, and weakening community protective factors. Addressing these challenges requires comprehensive policy interventions that simultaneously tackle educational access, child labor prevention, social protection adequacy, and gender equality to build human capital, enhance economic security, and promote social stability. Failure to address these interconnected issues perpetuates cycles of poverty, vulnerability, and social disorder that undermine Pakistan's long-term development prospects and social cohesion.</w:t>
       </w:r>
     </w:p>
     <w:p>
@@ -11593,23 +11073,13 @@
         </w:rPr>
       </w:pPr>
       <w:bookmarkStart w:id="14" w:name="_Toc200106949"/>
-      <w:proofErr w:type="gramStart"/>
-      <w:r>
-        <w:rPr>
-          <w:rFonts w:ascii="Times New Roman" w:eastAsia="Times New Roman" w:hAnsi="Times New Roman" w:cs="Times New Roman"/>
-          <w:b/>
-          <w:bCs/>
-        </w:rPr>
-        <w:t>How</w:t>
-      </w:r>
-      <w:proofErr w:type="gramEnd"/>
-      <w:r>
-        <w:rPr>
-          <w:rFonts w:ascii="Times New Roman" w:eastAsia="Times New Roman" w:hAnsi="Times New Roman" w:cs="Times New Roman"/>
-          <w:b/>
-          <w:bCs/>
-        </w:rPr>
-        <w:t xml:space="preserve"> Developed Countries (UK and UAE) Utilize Financial Stability</w:t>
+      <w:r>
+        <w:rPr>
+          <w:rFonts w:ascii="Times New Roman" w:eastAsia="Times New Roman" w:hAnsi="Times New Roman" w:cs="Times New Roman"/>
+          <w:b/>
+          <w:bCs/>
+        </w:rPr>
+        <w:t>How Developed Countries (UK and UAE) Utilize Financial Stability</w:t>
       </w:r>
       <w:bookmarkEnd w:id="14"/>
       <w:r>
@@ -11701,21 +11171,7 @@
         <w:rPr>
           <w:rFonts w:ascii="Times New Roman" w:hAnsi="Times New Roman" w:cs="Times New Roman"/>
         </w:rPr>
-        <w:t xml:space="preserve">: The UK allocates approximately 5.5% of GDP to education (SE.XPD.TOTL.GD.ZS, 2021), equating to £49.8 billion annually (2020/21, UK government data). This high investment ensures free primary and secondary education, with near-universal adjusted net </w:t>
-      </w:r>
-      <w:proofErr w:type="spellStart"/>
-      <w:r>
-        <w:rPr>
-          <w:rFonts w:ascii="Times New Roman" w:hAnsi="Times New Roman" w:cs="Times New Roman"/>
-        </w:rPr>
-        <w:t>enrollment</w:t>
-      </w:r>
-      <w:proofErr w:type="spellEnd"/>
-      <w:r>
-        <w:rPr>
-          <w:rFonts w:ascii="Times New Roman" w:hAnsi="Times New Roman" w:cs="Times New Roman"/>
-        </w:rPr>
-        <w:t xml:space="preserve"> rates (99.9% in 2021, SE.PRM.TENR). </w:t>
+        <w:t xml:space="preserve">: The UK allocates approximately 5.5% of GDP to education (SE.XPD.TOTL.GD.ZS, 2021), equating to £49.8 billion annually (2020/21, UK government data). This high investment ensures free primary and secondary education, with near-universal adjusted net enrollment rates (99.9% in 2021, SE.PRM.TENR). </w:t>
       </w:r>
     </w:p>
     <w:p>
@@ -11790,35 +11246,7 @@
         <w:rPr>
           <w:rFonts w:ascii="Times New Roman" w:hAnsi="Times New Roman" w:cs="Times New Roman"/>
         </w:rPr>
-        <w:t xml:space="preserve">: Vocational training and apprenticeships (e.g., 5.3 million apprenticeships since 2010) enhance employability, lifting </w:t>
-      </w:r>
-      <w:proofErr w:type="spellStart"/>
-      <w:r>
-        <w:rPr>
-          <w:rFonts w:ascii="Times New Roman" w:hAnsi="Times New Roman" w:cs="Times New Roman"/>
-        </w:rPr>
-        <w:t>lowincome</w:t>
-      </w:r>
-      <w:proofErr w:type="spellEnd"/>
-      <w:r>
-        <w:rPr>
-          <w:rFonts w:ascii="Times New Roman" w:hAnsi="Times New Roman" w:cs="Times New Roman"/>
-        </w:rPr>
-        <w:t xml:space="preserve"> groups out of poverty. The Gini index (SI.POV.GINI, 34.2 in 2021) reflects moderate inequality, partly mitigated by </w:t>
-      </w:r>
-      <w:proofErr w:type="spellStart"/>
-      <w:r>
-        <w:rPr>
-          <w:rFonts w:ascii="Times New Roman" w:hAnsi="Times New Roman" w:cs="Times New Roman"/>
-        </w:rPr>
-        <w:t>educationdriven</w:t>
-      </w:r>
-      <w:proofErr w:type="spellEnd"/>
-      <w:r>
-        <w:rPr>
-          <w:rFonts w:ascii="Times New Roman" w:hAnsi="Times New Roman" w:cs="Times New Roman"/>
-        </w:rPr>
-        <w:t xml:space="preserve"> mobility. </w:t>
+        <w:t xml:space="preserve">: Vocational training and apprenticeships (e.g., 5.3 million apprenticeships since 2010) enhance employability, lifting lowincome groups out of poverty. The Gini index (SI.POV.GINI, 34.2 in 2021) reflects moderate inequality, partly mitigated by educationdriven mobility. </w:t>
       </w:r>
     </w:p>
     <w:p>
@@ -11843,21 +11271,7 @@
         <w:rPr>
           <w:rFonts w:ascii="Times New Roman" w:hAnsi="Times New Roman" w:cs="Times New Roman"/>
         </w:rPr>
-        <w:t xml:space="preserve">: High </w:t>
-      </w:r>
-      <w:proofErr w:type="spellStart"/>
-      <w:r>
-        <w:rPr>
-          <w:rFonts w:ascii="Times New Roman" w:hAnsi="Times New Roman" w:cs="Times New Roman"/>
-        </w:rPr>
-        <w:t>enrollment</w:t>
-      </w:r>
-      <w:proofErr w:type="spellEnd"/>
-      <w:r>
-        <w:rPr>
-          <w:rFonts w:ascii="Times New Roman" w:hAnsi="Times New Roman" w:cs="Times New Roman"/>
-        </w:rPr>
-        <w:t xml:space="preserve"> and strict labour laws eliminate child labour, ensuring children from low-income families remain in school. </w:t>
+        <w:t xml:space="preserve">: High enrollment and strict labour laws eliminate child labour, ensuring children from low-income families remain in school. </w:t>
       </w:r>
     </w:p>
     <w:p>
@@ -12015,21 +11429,7 @@
         <w:rPr>
           <w:rFonts w:ascii="Times New Roman" w:hAnsi="Times New Roman" w:cs="Times New Roman"/>
         </w:rPr>
-        <w:t xml:space="preserve">: Primary </w:t>
-      </w:r>
-      <w:proofErr w:type="spellStart"/>
-      <w:r>
-        <w:rPr>
-          <w:rFonts w:ascii="Times New Roman" w:hAnsi="Times New Roman" w:cs="Times New Roman"/>
-        </w:rPr>
-        <w:t>enrollment</w:t>
-      </w:r>
-      <w:proofErr w:type="spellEnd"/>
-      <w:r>
-        <w:rPr>
-          <w:rFonts w:ascii="Times New Roman" w:hAnsi="Times New Roman" w:cs="Times New Roman"/>
-        </w:rPr>
-        <w:t xml:space="preserve"> is 99.8% (2021), with free public schools for citizens and subsidized education for expatriates. Scholarships (e.g., Sheikh Hamdan Program) support low-income students. </w:t>
+        <w:t xml:space="preserve">: Primary enrollment is 99.8% (2021), with free public schools for citizens and subsidized education for expatriates. Scholarships (e.g., Sheikh Hamdan Program) support low-income students. </w:t>
       </w:r>
     </w:p>
     <w:p>
@@ -12054,21 +11454,7 @@
         <w:rPr>
           <w:rFonts w:ascii="Times New Roman" w:hAnsi="Times New Roman" w:cs="Times New Roman"/>
         </w:rPr>
-        <w:t xml:space="preserve">: Technical and vocational education (e.g., ACTVET programs) equips low-skilled workers, including expatriates, for high-demand sectors, reducing unemployment (3.1%, </w:t>
-      </w:r>
-      <w:proofErr w:type="gramStart"/>
-      <w:r>
-        <w:rPr>
-          <w:rFonts w:ascii="Times New Roman" w:hAnsi="Times New Roman" w:cs="Times New Roman"/>
-        </w:rPr>
-        <w:t>SL.UEM.TOTL.ZS</w:t>
-      </w:r>
-      <w:proofErr w:type="gramEnd"/>
-      <w:r>
-        <w:rPr>
-          <w:rFonts w:ascii="Times New Roman" w:hAnsi="Times New Roman" w:cs="Times New Roman"/>
-        </w:rPr>
-        <w:t xml:space="preserve">, 2021). </w:t>
+        <w:t xml:space="preserve">: Technical and vocational education (e.g., ACTVET programs) equips low-skilled workers, including expatriates, for high-demand sectors, reducing unemployment (3.1%, SL.UEM.TOTL.ZS, 2021). </w:t>
       </w:r>
     </w:p>
     <w:p>
@@ -12376,35 +11762,7 @@
         <w:rPr>
           <w:rFonts w:ascii="Times New Roman" w:hAnsi="Times New Roman" w:cs="Times New Roman"/>
         </w:rPr>
-        <w:t>: Health expenditure is 5.7% of GDP (2021), supported by oil wealth and mandatory insurance schemes (e.g., Taa-</w:t>
-      </w:r>
-      <w:proofErr w:type="spellStart"/>
-      <w:r>
-        <w:rPr>
-          <w:rFonts w:ascii="Times New Roman" w:hAnsi="Times New Roman" w:cs="Times New Roman"/>
-        </w:rPr>
-        <w:t>meen</w:t>
-      </w:r>
-      <w:proofErr w:type="spellEnd"/>
-      <w:r>
-        <w:rPr>
-          <w:rFonts w:ascii="Times New Roman" w:hAnsi="Times New Roman" w:cs="Times New Roman"/>
-        </w:rPr>
-        <w:t xml:space="preserve">, </w:t>
-      </w:r>
-      <w:proofErr w:type="spellStart"/>
-      <w:r>
-        <w:rPr>
-          <w:rFonts w:ascii="Times New Roman" w:hAnsi="Times New Roman" w:cs="Times New Roman"/>
-        </w:rPr>
-        <w:t>Thiqa</w:t>
-      </w:r>
-      <w:proofErr w:type="spellEnd"/>
-      <w:r>
-        <w:rPr>
-          <w:rFonts w:ascii="Times New Roman" w:hAnsi="Times New Roman" w:cs="Times New Roman"/>
-        </w:rPr>
-        <w:t xml:space="preserve">). The 2021 health budget was AED 58.2 billion. </w:t>
+        <w:t xml:space="preserve">: Health expenditure is 5.7% of GDP (2021), supported by oil wealth and mandatory insurance schemes (e.g., Taa-meen, Thiqa). The 2021 health budget was AED 58.2 billion. </w:t>
       </w:r>
     </w:p>
     <w:p>
@@ -12562,21 +11920,7 @@
         <w:rPr>
           <w:rFonts w:ascii="Times New Roman" w:hAnsi="Times New Roman" w:cs="Times New Roman"/>
         </w:rPr>
-        <w:t xml:space="preserve">: Robust social protection (e.g., Universal Credit, £69 billion in 2021) supports low-income households, reinforcing education and healthcare access. Low unemployment (4.2%, </w:t>
-      </w:r>
-      <w:proofErr w:type="gramStart"/>
-      <w:r>
-        <w:rPr>
-          <w:rFonts w:ascii="Times New Roman" w:hAnsi="Times New Roman" w:cs="Times New Roman"/>
-        </w:rPr>
-        <w:t>SL.UEM.TOTL.ZS</w:t>
-      </w:r>
-      <w:proofErr w:type="gramEnd"/>
-      <w:r>
-        <w:rPr>
-          <w:rFonts w:ascii="Times New Roman" w:hAnsi="Times New Roman" w:cs="Times New Roman"/>
-        </w:rPr>
-        <w:t xml:space="preserve">, 2021) reflects education-driven employability. </w:t>
+        <w:t xml:space="preserve">: Robust social protection (e.g., Universal Credit, £69 billion in 2021) supports low-income households, reinforcing education and healthcare access. Low unemployment (4.2%, SL.UEM.TOTL.ZS, 2021) reflects education-driven employability. </w:t>
       </w:r>
     </w:p>
     <w:p>
@@ -12602,21 +11946,7 @@
         <w:rPr>
           <w:rFonts w:ascii="Times New Roman" w:hAnsi="Times New Roman" w:cs="Times New Roman"/>
         </w:rPr>
-        <w:t xml:space="preserve">: Labour protections (e.g., MoHRE services) and wage support for expatriates reduce poverty, complementing education and health investments. High labour force participation (87.2%, </w:t>
-      </w:r>
-      <w:proofErr w:type="gramStart"/>
-      <w:r>
-        <w:rPr>
-          <w:rFonts w:ascii="Times New Roman" w:hAnsi="Times New Roman" w:cs="Times New Roman"/>
-        </w:rPr>
-        <w:t>SL.TLF.ACTI.ZS</w:t>
-      </w:r>
-      <w:proofErr w:type="gramEnd"/>
-      <w:r>
-        <w:rPr>
-          <w:rFonts w:ascii="Times New Roman" w:hAnsi="Times New Roman" w:cs="Times New Roman"/>
-        </w:rPr>
-        <w:t xml:space="preserve">, 2021) reflects economic inclusion. </w:t>
+        <w:t xml:space="preserve">: Labour protections (e.g., MoHRE services) and wage support for expatriates reduce poverty, complementing education and health investments. High labour force participation (87.2%, SL.TLF.ACTI.ZS, 2021) reflects economic inclusion. </w:t>
       </w:r>
     </w:p>
     <w:p>
@@ -12817,21 +12147,7 @@
         <w:rPr>
           <w:rFonts w:ascii="Times New Roman" w:hAnsi="Times New Roman" w:cs="Times New Roman"/>
         </w:rPr>
-        <w:t xml:space="preserve">: Spending is 2.8% of GDP (2021), below the global average of 4%. This results in 23 million out-of-school children (40% of school-age population, UNESCO) and low primary </w:t>
-      </w:r>
-      <w:proofErr w:type="spellStart"/>
-      <w:r>
-        <w:rPr>
-          <w:rFonts w:ascii="Times New Roman" w:hAnsi="Times New Roman" w:cs="Times New Roman"/>
-        </w:rPr>
-        <w:t>enrollment</w:t>
-      </w:r>
-      <w:proofErr w:type="spellEnd"/>
-      <w:r>
-        <w:rPr>
-          <w:rFonts w:ascii="Times New Roman" w:hAnsi="Times New Roman" w:cs="Times New Roman"/>
-        </w:rPr>
-        <w:t xml:space="preserve"> (78.5%, SE.PRM.TENR, 2021). </w:t>
+        <w:t xml:space="preserve">: Spending is 2.8% of GDP (2021), below the global average of 4%. This results in 23 million out-of-school children (40% of school-age population, UNESCO) and low primary enrollment (78.5%, SE.PRM.TENR, 2021). </w:t>
       </w:r>
     </w:p>
     <w:p>
@@ -12856,21 +12172,7 @@
         <w:rPr>
           <w:rFonts w:ascii="Times New Roman" w:hAnsi="Times New Roman" w:cs="Times New Roman"/>
         </w:rPr>
-        <w:t xml:space="preserve">: Health expenditure is 2.9% of GDP (2021), leading to high </w:t>
-      </w:r>
-      <w:proofErr w:type="spellStart"/>
-      <w:r>
-        <w:rPr>
-          <w:rFonts w:ascii="Times New Roman" w:hAnsi="Times New Roman" w:cs="Times New Roman"/>
-        </w:rPr>
-        <w:t>outof</w:t>
-      </w:r>
-      <w:proofErr w:type="spellEnd"/>
-      <w:r>
-        <w:rPr>
-          <w:rFonts w:ascii="Times New Roman" w:hAnsi="Times New Roman" w:cs="Times New Roman"/>
-        </w:rPr>
-        <w:t xml:space="preserve">-pocket costs (60% of health spending, WHO). Life expectancy is 66.1 years (2022), reflecting poor access and quality. </w:t>
+        <w:t xml:space="preserve">: Health expenditure is 2.9% of GDP (2021), leading to high outof-pocket costs (60% of health spending, WHO). Life expectancy is 66.1 years (2022), reflecting poor access and quality. </w:t>
       </w:r>
     </w:p>
     <w:p>
@@ -13122,35 +12424,7 @@
         <w:rPr>
           <w:rFonts w:ascii="Times New Roman" w:hAnsi="Times New Roman" w:cs="Times New Roman"/>
         </w:rPr>
-        <w:t xml:space="preserve">: Low spending and inefficiencies result in poor school quality, driving child labour (83% linked to poverty and lack of schooling, ILO). Low </w:t>
-      </w:r>
-      <w:proofErr w:type="spellStart"/>
-      <w:r>
-        <w:rPr>
-          <w:rFonts w:ascii="Times New Roman" w:hAnsi="Times New Roman" w:cs="Times New Roman"/>
-        </w:rPr>
-        <w:t>enrollment</w:t>
-      </w:r>
-      <w:proofErr w:type="spellEnd"/>
-      <w:r>
-        <w:rPr>
-          <w:rFonts w:ascii="Times New Roman" w:hAnsi="Times New Roman" w:cs="Times New Roman"/>
-        </w:rPr>
-        <w:t xml:space="preserve"> perpetuates low labour force participation (58.3%, </w:t>
-      </w:r>
-      <w:proofErr w:type="gramStart"/>
-      <w:r>
-        <w:rPr>
-          <w:rFonts w:ascii="Times New Roman" w:hAnsi="Times New Roman" w:cs="Times New Roman"/>
-        </w:rPr>
-        <w:t>SL.TLF.ACTI.ZS</w:t>
-      </w:r>
-      <w:proofErr w:type="gramEnd"/>
-      <w:r>
-        <w:rPr>
-          <w:rFonts w:ascii="Times New Roman" w:hAnsi="Times New Roman" w:cs="Times New Roman"/>
-        </w:rPr>
-        <w:t xml:space="preserve">, 2021). </w:t>
+        <w:t xml:space="preserve">: Low spending and inefficiencies result in poor school quality, driving child labour (83% linked to poverty and lack of schooling, ILO). Low enrollment perpetuates low labour force participation (58.3%, SL.TLF.ACTI.ZS, 2021). </w:t>
       </w:r>
     </w:p>
     <w:p>
@@ -13300,21 +12574,7 @@
         <w:rPr>
           <w:rFonts w:ascii="Times New Roman" w:hAnsi="Times New Roman" w:cs="Times New Roman"/>
         </w:rPr>
-        <w:t>Female account ownership is 16.3% (FX.OWN.TOTL.</w:t>
-      </w:r>
-      <w:proofErr w:type="gramStart"/>
-      <w:r>
-        <w:rPr>
-          <w:rFonts w:ascii="Times New Roman" w:hAnsi="Times New Roman" w:cs="Times New Roman"/>
-        </w:rPr>
-        <w:t>FE.ZS</w:t>
-      </w:r>
-      <w:proofErr w:type="gramEnd"/>
-      <w:r>
-        <w:rPr>
-          <w:rFonts w:ascii="Times New Roman" w:hAnsi="Times New Roman" w:cs="Times New Roman"/>
-        </w:rPr>
-        <w:t xml:space="preserve">, 2021) vs. 44.0% for males, limiting women’s economic participation. This contrasts with UAE (86.7% female) and UK (99.9% female). </w:t>
+        <w:t xml:space="preserve">Female account ownership is 16.3% (FX.OWN.TOTL.FE.ZS, 2021) vs. 44.0% for males, limiting women’s economic participation. This contrasts with UAE (86.7% female) and UK (99.9% female). </w:t>
       </w:r>
     </w:p>
     <w:p>
@@ -13332,35 +12592,7 @@
         <w:rPr>
           <w:rFonts w:ascii="Times New Roman" w:hAnsi="Times New Roman" w:cs="Times New Roman"/>
         </w:rPr>
-        <w:t xml:space="preserve">Gender gaps in education (female </w:t>
-      </w:r>
-      <w:proofErr w:type="spellStart"/>
-      <w:r>
-        <w:rPr>
-          <w:rFonts w:ascii="Times New Roman" w:hAnsi="Times New Roman" w:cs="Times New Roman"/>
-        </w:rPr>
-        <w:t>enrollment</w:t>
-      </w:r>
-      <w:proofErr w:type="spellEnd"/>
-      <w:r>
-        <w:rPr>
-          <w:rFonts w:ascii="Times New Roman" w:hAnsi="Times New Roman" w:cs="Times New Roman"/>
-        </w:rPr>
-        <w:t xml:space="preserve"> 72% vs. male 85%, 2021) restrict female labour force participation (22%, </w:t>
-      </w:r>
-      <w:proofErr w:type="gramStart"/>
-      <w:r>
-        <w:rPr>
-          <w:rFonts w:ascii="Times New Roman" w:hAnsi="Times New Roman" w:cs="Times New Roman"/>
-        </w:rPr>
-        <w:t>SL.TLF.ACTI.ZS</w:t>
-      </w:r>
-      <w:proofErr w:type="gramEnd"/>
-      <w:r>
-        <w:rPr>
-          <w:rFonts w:ascii="Times New Roman" w:hAnsi="Times New Roman" w:cs="Times New Roman"/>
-        </w:rPr>
-        <w:t xml:space="preserve">), perpetuating poverty. </w:t>
+        <w:t xml:space="preserve">Gender gaps in education (female enrollment 72% vs. male 85%, 2021) restrict female labour force participation (22%, SL.TLF.ACTI.ZS), perpetuating poverty. </w:t>
       </w:r>
     </w:p>
     <w:p>
@@ -13411,21 +12643,7 @@
         <w:rPr>
           <w:rFonts w:ascii="Times New Roman" w:hAnsi="Times New Roman" w:cs="Times New Roman"/>
         </w:rPr>
-        <w:t xml:space="preserve">: Socio-cultural barriers and poverty drive low </w:t>
-      </w:r>
-      <w:proofErr w:type="spellStart"/>
-      <w:r>
-        <w:rPr>
-          <w:rFonts w:ascii="Times New Roman" w:hAnsi="Times New Roman" w:cs="Times New Roman"/>
-        </w:rPr>
-        <w:t>enrollment</w:t>
-      </w:r>
-      <w:proofErr w:type="spellEnd"/>
-      <w:r>
-        <w:rPr>
-          <w:rFonts w:ascii="Times New Roman" w:hAnsi="Times New Roman" w:cs="Times New Roman"/>
-        </w:rPr>
-        <w:t xml:space="preserve">, increasing reliance on inadequate social protection and sustaining poverty cycles. </w:t>
+        <w:t xml:space="preserve">: Socio-cultural barriers and poverty drive low enrollment, increasing reliance on inadequate social protection and sustaining poverty cycles. </w:t>
       </w:r>
     </w:p>
     <w:p>
@@ -13450,21 +12668,7 @@
         <w:rPr>
           <w:rFonts w:ascii="Times New Roman" w:hAnsi="Times New Roman" w:cs="Times New Roman"/>
         </w:rPr>
-        <w:t xml:space="preserve">: Limited financial inclusion (32.3% account ownership, </w:t>
-      </w:r>
-      <w:proofErr w:type="gramStart"/>
-      <w:r>
-        <w:rPr>
-          <w:rFonts w:ascii="Times New Roman" w:hAnsi="Times New Roman" w:cs="Times New Roman"/>
-        </w:rPr>
-        <w:t>FX.OWN.TOTL.ZS</w:t>
-      </w:r>
-      <w:proofErr w:type="gramEnd"/>
-      <w:r>
-        <w:rPr>
-          <w:rFonts w:ascii="Times New Roman" w:hAnsi="Times New Roman" w:cs="Times New Roman"/>
-        </w:rPr>
-        <w:t xml:space="preserve">, 2021) and gender disparities restrict access to health services, increasing out-of-pocket costs and health-related poverty. </w:t>
+        <w:t xml:space="preserve">: Limited financial inclusion (32.3% account ownership, FX.OWN.TOTL.ZS, 2021) and gender disparities restrict access to health services, increasing out-of-pocket costs and health-related poverty. </w:t>
       </w:r>
     </w:p>
     <w:p>
@@ -13793,21 +12997,7 @@
         <w:rPr>
           <w:rFonts w:ascii="Times New Roman" w:hAnsi="Times New Roman" w:cs="Times New Roman"/>
         </w:rPr>
-        <w:t xml:space="preserve">: Pakistan’s low </w:t>
-      </w:r>
-      <w:proofErr w:type="spellStart"/>
-      <w:r>
-        <w:rPr>
-          <w:rFonts w:ascii="Times New Roman" w:hAnsi="Times New Roman" w:cs="Times New Roman"/>
-        </w:rPr>
-        <w:t>enrollment</w:t>
-      </w:r>
-      <w:proofErr w:type="spellEnd"/>
-      <w:r>
-        <w:rPr>
-          <w:rFonts w:ascii="Times New Roman" w:hAnsi="Times New Roman" w:cs="Times New Roman"/>
-        </w:rPr>
-        <w:t xml:space="preserve"> (78.5%) and spending drive child labour, unlike the UK and UAE’s universal education systems, which eliminate it. </w:t>
+        <w:t xml:space="preserve">: Pakistan’s low enrollment (78.5%) and spending drive child labour, unlike the UK and UAE’s universal education systems, which eliminate it. </w:t>
       </w:r>
     </w:p>
     <w:p>
@@ -14016,21 +13206,7 @@
         <w:rPr>
           <w:rFonts w:ascii="Times New Roman" w:hAnsi="Times New Roman" w:cs="Times New Roman"/>
         </w:rPr>
-        <w:t xml:space="preserve">Increase education spending to 4% of GDP, targeting rural and female </w:t>
-      </w:r>
-      <w:proofErr w:type="spellStart"/>
-      <w:r>
-        <w:rPr>
-          <w:rFonts w:ascii="Times New Roman" w:hAnsi="Times New Roman" w:cs="Times New Roman"/>
-        </w:rPr>
-        <w:t>enrollment</w:t>
-      </w:r>
-      <w:proofErr w:type="spellEnd"/>
-      <w:r>
-        <w:rPr>
-          <w:rFonts w:ascii="Times New Roman" w:hAnsi="Times New Roman" w:cs="Times New Roman"/>
-        </w:rPr>
-        <w:t xml:space="preserve"> to reduce child labour by 50% (ILO estimate). </w:t>
+        <w:t xml:space="preserve">Increase education spending to 4% of GDP, targeting rural and female enrollment to reduce child labour by 50% (ILO estimate). </w:t>
       </w:r>
       <w:r>
         <w:rPr>
@@ -14057,21 +13233,7 @@
         <w:rPr>
           <w:rFonts w:ascii="Times New Roman" w:hAnsi="Times New Roman" w:cs="Times New Roman"/>
         </w:rPr>
-        <w:t xml:space="preserve">Expand conditional cash transfers (e.g., BISP’s education stipends) to boost </w:t>
-      </w:r>
-      <w:proofErr w:type="spellStart"/>
-      <w:r>
-        <w:rPr>
-          <w:rFonts w:ascii="Times New Roman" w:hAnsi="Times New Roman" w:cs="Times New Roman"/>
-        </w:rPr>
-        <w:t>enrollment</w:t>
-      </w:r>
-      <w:proofErr w:type="spellEnd"/>
-      <w:r>
-        <w:rPr>
-          <w:rFonts w:ascii="Times New Roman" w:hAnsi="Times New Roman" w:cs="Times New Roman"/>
-        </w:rPr>
-        <w:t xml:space="preserve"> by 10 million children. </w:t>
+        <w:t xml:space="preserve">Expand conditional cash transfers (e.g., BISP’s education stipends) to boost enrollment by 10 million children. </w:t>
       </w:r>
     </w:p>
     <w:p>
@@ -14376,77 +13538,7 @@
         <w:rPr>
           <w:rFonts w:ascii="Times New Roman" w:hAnsi="Times New Roman" w:cs="Times New Roman"/>
         </w:rPr>
-        <w:t xml:space="preserve">These graphs present a comparative overview of Pakistan, UAE, and the UK across various socio-economic indicators from 2011 to 2021. They cover health and education expenditures, life expectancy, unemployment rates, school </w:t>
-      </w:r>
-      <w:proofErr w:type="spellStart"/>
-      <w:r>
-        <w:rPr>
-          <w:rFonts w:ascii="Times New Roman" w:hAnsi="Times New Roman" w:cs="Times New Roman"/>
-        </w:rPr>
-        <w:t>enrollment</w:t>
-      </w:r>
-      <w:proofErr w:type="spellEnd"/>
-      <w:r>
-        <w:rPr>
-          <w:rFonts w:ascii="Times New Roman" w:hAnsi="Times New Roman" w:cs="Times New Roman"/>
-        </w:rPr>
-        <w:t xml:space="preserve">, and </w:t>
-      </w:r>
-      <w:proofErr w:type="spellStart"/>
-      <w:r>
-        <w:rPr>
-          <w:rFonts w:ascii="Times New Roman" w:hAnsi="Times New Roman" w:cs="Times New Roman"/>
-        </w:rPr>
-        <w:t>labor</w:t>
-      </w:r>
-      <w:proofErr w:type="spellEnd"/>
-      <w:r>
-        <w:rPr>
-          <w:rFonts w:ascii="Times New Roman" w:hAnsi="Times New Roman" w:cs="Times New Roman"/>
-        </w:rPr>
-        <w:t xml:space="preserve"> force participation. The UK consistently shows higher investment in health and education, better life expectancy, and near-universal school </w:t>
-      </w:r>
-      <w:proofErr w:type="spellStart"/>
-      <w:r>
-        <w:rPr>
-          <w:rFonts w:ascii="Times New Roman" w:hAnsi="Times New Roman" w:cs="Times New Roman"/>
-        </w:rPr>
-        <w:t>enrollment</w:t>
-      </w:r>
-      <w:proofErr w:type="spellEnd"/>
-      <w:r>
-        <w:rPr>
-          <w:rFonts w:ascii="Times New Roman" w:hAnsi="Times New Roman" w:cs="Times New Roman"/>
-        </w:rPr>
-        <w:t xml:space="preserve">. The UAE performs well in </w:t>
-      </w:r>
-      <w:proofErr w:type="spellStart"/>
-      <w:r>
-        <w:rPr>
-          <w:rFonts w:ascii="Times New Roman" w:hAnsi="Times New Roman" w:cs="Times New Roman"/>
-        </w:rPr>
-        <w:t>labor</w:t>
-      </w:r>
-      <w:proofErr w:type="spellEnd"/>
-      <w:r>
-        <w:rPr>
-          <w:rFonts w:ascii="Times New Roman" w:hAnsi="Times New Roman" w:cs="Times New Roman"/>
-        </w:rPr>
-        <w:t xml:space="preserve"> participation and unemployment rates. Pakistan, while showing gradual improvement in some areas, generally </w:t>
-      </w:r>
-      <w:proofErr w:type="gramStart"/>
-      <w:r>
-        <w:rPr>
-          <w:rFonts w:ascii="Times New Roman" w:hAnsi="Times New Roman" w:cs="Times New Roman"/>
-        </w:rPr>
-        <w:t>lags behind</w:t>
-      </w:r>
-      <w:proofErr w:type="gramEnd"/>
-      <w:r>
-        <w:rPr>
-          <w:rFonts w:ascii="Times New Roman" w:hAnsi="Times New Roman" w:cs="Times New Roman"/>
-        </w:rPr>
-        <w:t xml:space="preserve"> in health, education, and economic participation indicators.</w:t>
+        <w:t>These graphs present a comparative overview of Pakistan, UAE, and the UK across various socio-economic indicators from 2011 to 2021. They cover health and education expenditures, life expectancy, unemployment rates, school enrollment, and labor force participation. The UK consistently shows higher investment in health and education, better life expectancy, and near-universal school enrollment. The UAE performs well in labor participation and unemployment rates. Pakistan, while showing gradual improvement in some areas, generally lags behind in health, education, and economic participation indicators.</w:t>
       </w:r>
       <w:r>
         <w:rPr>
@@ -14698,21 +13790,7 @@
         <w:rPr>
           <w:rFonts w:ascii="Times New Roman" w:hAnsi="Times New Roman" w:cs="Times New Roman"/>
         </w:rPr>
-        <w:t xml:space="preserve"> o Dataset source and description </w:t>
-      </w:r>
-      <w:proofErr w:type="spellStart"/>
-      <w:r>
-        <w:rPr>
-          <w:rFonts w:ascii="Times New Roman" w:hAnsi="Times New Roman" w:cs="Times New Roman"/>
-        </w:rPr>
-        <w:t>o</w:t>
-      </w:r>
-      <w:proofErr w:type="spellEnd"/>
-      <w:r>
-        <w:rPr>
-          <w:rFonts w:ascii="Times New Roman" w:hAnsi="Times New Roman" w:cs="Times New Roman"/>
-        </w:rPr>
-        <w:t xml:space="preserve"> Research question(s) you aim to answer o Preliminary thoughts on potential challenges and how you plan to address them.</w:t>
+        <w:t xml:space="preserve"> o Dataset source and description o Research question(s) you aim to answer o Preliminary thoughts on potential challenges and how you plan to address them.</w:t>
       </w:r>
     </w:p>
     <w:p>
@@ -15535,25 +14613,7 @@
           <w:bCs/>
         </w:rPr>
         <w:lastRenderedPageBreak/>
-        <w:t xml:space="preserve">Phase – </w:t>
-      </w:r>
-      <w:proofErr w:type="gramStart"/>
-      <w:r>
-        <w:rPr>
-          <w:rFonts w:ascii="Times New Roman" w:hAnsi="Times New Roman" w:cs="Times New Roman"/>
-          <w:b/>
-          <w:bCs/>
-        </w:rPr>
-        <w:t>II :</w:t>
-      </w:r>
-      <w:proofErr w:type="gramEnd"/>
-      <w:r>
-        <w:rPr>
-          <w:rFonts w:ascii="Times New Roman" w:hAnsi="Times New Roman" w:cs="Times New Roman"/>
-          <w:b/>
-          <w:bCs/>
-        </w:rPr>
-        <w:t xml:space="preserve"> Exploratory Data Analysis (EDA)</w:t>
+        <w:t>Phase – II : Exploratory Data Analysis (EDA)</w:t>
       </w:r>
       <w:bookmarkEnd w:id="26"/>
     </w:p>
@@ -15760,49 +14820,7 @@
         <w:rPr>
           <w:rFonts w:ascii="Times New Roman" w:hAnsi="Times New Roman" w:cs="Times New Roman"/>
         </w:rPr>
-        <w:t xml:space="preserve">Account ownership at financial institutions or mobile-money providers (% of population 15+, total: </w:t>
-      </w:r>
-      <w:proofErr w:type="gramStart"/>
-      <w:r>
-        <w:rPr>
-          <w:rFonts w:ascii="Times New Roman" w:hAnsi="Times New Roman" w:cs="Times New Roman"/>
-        </w:rPr>
-        <w:t>FX.OWN.TOTL.ZS</w:t>
-      </w:r>
-      <w:proofErr w:type="gramEnd"/>
-      <w:r>
-        <w:rPr>
-          <w:rFonts w:ascii="Times New Roman" w:hAnsi="Times New Roman" w:cs="Times New Roman"/>
-        </w:rPr>
-        <w:t>, female: FX.OWN.TOTL.</w:t>
-      </w:r>
-      <w:proofErr w:type="gramStart"/>
-      <w:r>
-        <w:rPr>
-          <w:rFonts w:ascii="Times New Roman" w:hAnsi="Times New Roman" w:cs="Times New Roman"/>
-        </w:rPr>
-        <w:t>FE.ZS</w:t>
-      </w:r>
-      <w:proofErr w:type="gramEnd"/>
-      <w:r>
-        <w:rPr>
-          <w:rFonts w:ascii="Times New Roman" w:hAnsi="Times New Roman" w:cs="Times New Roman"/>
-        </w:rPr>
-        <w:t>, male: FX.OWN.TOTL.MA.ZS, poorest 40%: FX.OWN.TOTL.</w:t>
-      </w:r>
-      <w:proofErr w:type="gramStart"/>
-      <w:r>
-        <w:rPr>
-          <w:rFonts w:ascii="Times New Roman" w:hAnsi="Times New Roman" w:cs="Times New Roman"/>
-        </w:rPr>
-        <w:t>40.ZS</w:t>
-      </w:r>
-      <w:proofErr w:type="gramEnd"/>
-      <w:r>
-        <w:rPr>
-          <w:rFonts w:ascii="Times New Roman" w:hAnsi="Times New Roman" w:cs="Times New Roman"/>
-        </w:rPr>
-        <w:t>).</w:t>
+        <w:t>Account ownership at financial institutions or mobile-money providers (% of population 15+, total: FX.OWN.TOTL.ZS, female: FX.OWN.TOTL.FE.ZS, male: FX.OWN.TOTL.MA.ZS, poorest 40%: FX.OWN.TOTL.40.ZS).</w:t>
       </w:r>
     </w:p>
     <w:p>
@@ -15819,21 +14837,7 @@
         <w:rPr>
           <w:rFonts w:ascii="Times New Roman" w:hAnsi="Times New Roman" w:cs="Times New Roman"/>
         </w:rPr>
-        <w:t>ATMs per 100,000 adults (</w:t>
-      </w:r>
-      <w:proofErr w:type="gramStart"/>
-      <w:r>
-        <w:rPr>
-          <w:rFonts w:ascii="Times New Roman" w:hAnsi="Times New Roman" w:cs="Times New Roman"/>
-        </w:rPr>
-        <w:t>FB.ATM.TOTL.P</w:t>
-      </w:r>
-      <w:proofErr w:type="gramEnd"/>
-      <w:r>
-        <w:rPr>
-          <w:rFonts w:ascii="Times New Roman" w:hAnsi="Times New Roman" w:cs="Times New Roman"/>
-        </w:rPr>
-        <w:t>5).</w:t>
+        <w:t>ATMs per 100,000 adults (FB.ATM.TOTL.P5).</w:t>
       </w:r>
     </w:p>
     <w:p>
@@ -15850,21 +14854,7 @@
         <w:rPr>
           <w:rFonts w:ascii="Times New Roman" w:hAnsi="Times New Roman" w:cs="Times New Roman"/>
         </w:rPr>
-        <w:t>Commercial bank branches per 100,000 adults (</w:t>
-      </w:r>
-      <w:proofErr w:type="gramStart"/>
-      <w:r>
-        <w:rPr>
-          <w:rFonts w:ascii="Times New Roman" w:hAnsi="Times New Roman" w:cs="Times New Roman"/>
-        </w:rPr>
-        <w:t>FB.CBK.BRCH.P</w:t>
-      </w:r>
-      <w:proofErr w:type="gramEnd"/>
-      <w:r>
-        <w:rPr>
-          <w:rFonts w:ascii="Times New Roman" w:hAnsi="Times New Roman" w:cs="Times New Roman"/>
-        </w:rPr>
-        <w:t>5).</w:t>
+        <w:t>Commercial bank branches per 100,000 adults (FB.CBK.BRCH.P5).</w:t>
       </w:r>
     </w:p>
     <w:p>
@@ -15922,21 +14912,7 @@
         <w:rPr>
           <w:rFonts w:ascii="Times New Roman" w:hAnsi="Times New Roman" w:cs="Times New Roman"/>
         </w:rPr>
-        <w:t xml:space="preserve">Sparse data before 2011, with constant values (e.g., 16.405% for </w:t>
-      </w:r>
-      <w:proofErr w:type="gramStart"/>
-      <w:r>
-        <w:rPr>
-          <w:rFonts w:ascii="Times New Roman" w:hAnsi="Times New Roman" w:cs="Times New Roman"/>
-        </w:rPr>
-        <w:t>FX.OWN.TOTL.ZS</w:t>
-      </w:r>
-      <w:proofErr w:type="gramEnd"/>
-      <w:r>
-        <w:rPr>
-          <w:rFonts w:ascii="Times New Roman" w:hAnsi="Times New Roman" w:cs="Times New Roman"/>
-        </w:rPr>
-        <w:t xml:space="preserve"> from 1960–2010) indicating imputation.</w:t>
+        <w:t>Sparse data before 2011, with constant values (e.g., 16.405% for FX.OWN.TOTL.ZS from 1960–2010) indicating imputation.</w:t>
       </w:r>
     </w:p>
     <w:p>
@@ -16120,21 +15096,7 @@
         <w:rPr>
           <w:rFonts w:ascii="Times New Roman" w:hAnsi="Times New Roman" w:cs="Times New Roman"/>
         </w:rPr>
-        <w:t>Population pushed below $2.15 poverty line due to out-of-pocket healthcare costs (SH.UHC.NOP</w:t>
-      </w:r>
-      <w:proofErr w:type="gramStart"/>
-      <w:r>
-        <w:rPr>
-          <w:rFonts w:ascii="Times New Roman" w:hAnsi="Times New Roman" w:cs="Times New Roman"/>
-        </w:rPr>
-        <w:t>1.ZS</w:t>
-      </w:r>
-      <w:proofErr w:type="gramEnd"/>
-      <w:r>
-        <w:rPr>
-          <w:rFonts w:ascii="Times New Roman" w:hAnsi="Times New Roman" w:cs="Times New Roman"/>
-        </w:rPr>
-        <w:t>).</w:t>
+        <w:t>Population pushed below $2.15 poverty line due to out-of-pocket healthcare costs (SH.UHC.NOP1.ZS).</w:t>
       </w:r>
     </w:p>
     <w:p>
@@ -16629,21 +15591,7 @@
         <w:rPr>
           <w:rFonts w:ascii="Times New Roman" w:hAnsi="Times New Roman" w:cs="Times New Roman"/>
         </w:rPr>
-        <w:t xml:space="preserve">Adjusted net enrolment rate, primary (% of primary school age children, total: SE.PRM.TENR, female: </w:t>
-      </w:r>
-      <w:proofErr w:type="gramStart"/>
-      <w:r>
-        <w:rPr>
-          <w:rFonts w:ascii="Times New Roman" w:hAnsi="Times New Roman" w:cs="Times New Roman"/>
-        </w:rPr>
-        <w:t>SE.PRM.TENR.FE</w:t>
-      </w:r>
-      <w:proofErr w:type="gramEnd"/>
-      <w:r>
-        <w:rPr>
-          <w:rFonts w:ascii="Times New Roman" w:hAnsi="Times New Roman" w:cs="Times New Roman"/>
-        </w:rPr>
-        <w:t>, male: SE.PRM.TENR.MA).</w:t>
+        <w:t>Adjusted net enrolment rate, primary (% of primary school age children, total: SE.PRM.TENR, female: SE.PRM.TENR.FE, male: SE.PRM.TENR.MA).</w:t>
       </w:r>
     </w:p>
     <w:p>
@@ -16660,35 +15608,7 @@
         <w:rPr>
           <w:rFonts w:ascii="Times New Roman" w:hAnsi="Times New Roman" w:cs="Times New Roman"/>
         </w:rPr>
-        <w:t xml:space="preserve">Children and adolescents out of school (% of primary/lower secondary school age, e.g., </w:t>
-      </w:r>
-      <w:proofErr w:type="gramStart"/>
-      <w:r>
-        <w:rPr>
-          <w:rFonts w:ascii="Times New Roman" w:hAnsi="Times New Roman" w:cs="Times New Roman"/>
-        </w:rPr>
-        <w:t>SE.PRM.UNER.ZS</w:t>
-      </w:r>
-      <w:proofErr w:type="gramEnd"/>
-      <w:r>
-        <w:rPr>
-          <w:rFonts w:ascii="Times New Roman" w:hAnsi="Times New Roman" w:cs="Times New Roman"/>
-        </w:rPr>
-        <w:t>, SE.SEC.UNER.</w:t>
-      </w:r>
-      <w:proofErr w:type="gramStart"/>
-      <w:r>
-        <w:rPr>
-          <w:rFonts w:ascii="Times New Roman" w:hAnsi="Times New Roman" w:cs="Times New Roman"/>
-        </w:rPr>
-        <w:t>LO.ZS</w:t>
-      </w:r>
-      <w:proofErr w:type="gramEnd"/>
-      <w:r>
-        <w:rPr>
-          <w:rFonts w:ascii="Times New Roman" w:hAnsi="Times New Roman" w:cs="Times New Roman"/>
-        </w:rPr>
-        <w:t>).</w:t>
+        <w:t>Children and adolescents out of school (% of primary/lower secondary school age, e.g., SE.PRM.UNER.ZS, SE.SEC.UNER.LO.ZS).</w:t>
       </w:r>
     </w:p>
     <w:p>
@@ -16705,21 +15625,7 @@
         <w:rPr>
           <w:rFonts w:ascii="Times New Roman" w:hAnsi="Times New Roman" w:cs="Times New Roman"/>
         </w:rPr>
-        <w:t>Educational attainment (bachelor’s: SE.TER.CUAT.BA.ZS; lower secondary: SE.SEC.CUAT.</w:t>
-      </w:r>
-      <w:proofErr w:type="gramStart"/>
-      <w:r>
-        <w:rPr>
-          <w:rFonts w:ascii="Times New Roman" w:hAnsi="Times New Roman" w:cs="Times New Roman"/>
-        </w:rPr>
-        <w:t>LO.ZS</w:t>
-      </w:r>
-      <w:proofErr w:type="gramEnd"/>
-      <w:r>
-        <w:rPr>
-          <w:rFonts w:ascii="Times New Roman" w:hAnsi="Times New Roman" w:cs="Times New Roman"/>
-        </w:rPr>
-        <w:t>).</w:t>
+        <w:t>Educational attainment (bachelor’s: SE.TER.CUAT.BA.ZS; lower secondary: SE.SEC.CUAT.LO.ZS).</w:t>
       </w:r>
     </w:p>
     <w:p>
@@ -16952,49 +15858,7 @@
         <w:rPr>
           <w:rFonts w:ascii="Times New Roman" w:hAnsi="Times New Roman" w:cs="Times New Roman"/>
         </w:rPr>
-        <w:t xml:space="preserve">Adequacy of social protection programs (% of total welfare of beneficiary households, e.g., </w:t>
-      </w:r>
-      <w:proofErr w:type="spellStart"/>
-      <w:r>
-        <w:rPr>
-          <w:rFonts w:ascii="Times New Roman" w:hAnsi="Times New Roman" w:cs="Times New Roman"/>
-        </w:rPr>
-        <w:t>per_si_allsi.adq_pop_tot</w:t>
-      </w:r>
-      <w:proofErr w:type="spellEnd"/>
-      <w:r>
-        <w:rPr>
-          <w:rFonts w:ascii="Times New Roman" w:hAnsi="Times New Roman" w:cs="Times New Roman"/>
-        </w:rPr>
-        <w:t xml:space="preserve">, </w:t>
-      </w:r>
-      <w:proofErr w:type="spellStart"/>
-      <w:r>
-        <w:rPr>
-          <w:rFonts w:ascii="Times New Roman" w:hAnsi="Times New Roman" w:cs="Times New Roman"/>
-        </w:rPr>
-        <w:t>per_allsp.adq_pop_tot</w:t>
-      </w:r>
-      <w:proofErr w:type="spellEnd"/>
-      <w:r>
-        <w:rPr>
-          <w:rFonts w:ascii="Times New Roman" w:hAnsi="Times New Roman" w:cs="Times New Roman"/>
-        </w:rPr>
-        <w:t xml:space="preserve">, </w:t>
-      </w:r>
-      <w:proofErr w:type="spellStart"/>
-      <w:r>
-        <w:rPr>
-          <w:rFonts w:ascii="Times New Roman" w:hAnsi="Times New Roman" w:cs="Times New Roman"/>
-        </w:rPr>
-        <w:t>per_sa_allsa.adq_pop_tot</w:t>
-      </w:r>
-      <w:proofErr w:type="spellEnd"/>
-      <w:r>
-        <w:rPr>
-          <w:rFonts w:ascii="Times New Roman" w:hAnsi="Times New Roman" w:cs="Times New Roman"/>
-        </w:rPr>
-        <w:t>).</w:t>
+        <w:t>Adequacy of social protection programs (% of total welfare of beneficiary households, e.g., per_si_allsi.adq_pop_tot, per_allsp.adq_pop_tot, per_sa_allsa.adq_pop_tot).</w:t>
       </w:r>
     </w:p>
     <w:p>
@@ -17029,35 +15893,7 @@
           <w:rFonts w:ascii="Times New Roman" w:hAnsi="Times New Roman" w:cs="Times New Roman"/>
         </w:rPr>
         <w:lastRenderedPageBreak/>
-        <w:t xml:space="preserve">Child employment (% of children ages 7–14, total: </w:t>
-      </w:r>
-      <w:proofErr w:type="gramStart"/>
-      <w:r>
-        <w:rPr>
-          <w:rFonts w:ascii="Times New Roman" w:hAnsi="Times New Roman" w:cs="Times New Roman"/>
-        </w:rPr>
-        <w:t>SL.TLF.0714.ZS</w:t>
-      </w:r>
-      <w:proofErr w:type="gramEnd"/>
-      <w:r>
-        <w:rPr>
-          <w:rFonts w:ascii="Times New Roman" w:hAnsi="Times New Roman" w:cs="Times New Roman"/>
-        </w:rPr>
-        <w:t xml:space="preserve">, female: </w:t>
-      </w:r>
-      <w:proofErr w:type="gramStart"/>
-      <w:r>
-        <w:rPr>
-          <w:rFonts w:ascii="Times New Roman" w:hAnsi="Times New Roman" w:cs="Times New Roman"/>
-        </w:rPr>
-        <w:t>SL.TLF.0714.FE</w:t>
-      </w:r>
-      <w:proofErr w:type="gramEnd"/>
-      <w:r>
-        <w:rPr>
-          <w:rFonts w:ascii="Times New Roman" w:hAnsi="Times New Roman" w:cs="Times New Roman"/>
-        </w:rPr>
-        <w:t>.ZS, male: SL.TLF.0714.MA.ZS) and working hours (e.g., SL.TLF.0714.SW.TM).</w:t>
+        <w:t>Child employment (% of children ages 7–14, total: SL.TLF.0714.ZS, female: SL.TLF.0714.FE.ZS, male: SL.TLF.0714.MA.ZS) and working hours (e.g., SL.TLF.0714.SW.TM).</w:t>
       </w:r>
     </w:p>
     <w:p>
@@ -17074,49 +15910,7 @@
         <w:rPr>
           <w:rFonts w:ascii="Times New Roman" w:hAnsi="Times New Roman" w:cs="Times New Roman"/>
         </w:rPr>
-        <w:t xml:space="preserve">Child employment by sector (agriculture: </w:t>
-      </w:r>
-      <w:proofErr w:type="gramStart"/>
-      <w:r>
-        <w:rPr>
-          <w:rFonts w:ascii="Times New Roman" w:hAnsi="Times New Roman" w:cs="Times New Roman"/>
-        </w:rPr>
-        <w:t>SL.AGR.0714.ZS</w:t>
-      </w:r>
-      <w:proofErr w:type="gramEnd"/>
-      <w:r>
-        <w:rPr>
-          <w:rFonts w:ascii="Times New Roman" w:hAnsi="Times New Roman" w:cs="Times New Roman"/>
-        </w:rPr>
-        <w:t xml:space="preserve">, manufacturing: </w:t>
-      </w:r>
-      <w:proofErr w:type="gramStart"/>
-      <w:r>
-        <w:rPr>
-          <w:rFonts w:ascii="Times New Roman" w:hAnsi="Times New Roman" w:cs="Times New Roman"/>
-        </w:rPr>
-        <w:t>SL.MNF.0714.ZS</w:t>
-      </w:r>
-      <w:proofErr w:type="gramEnd"/>
-      <w:r>
-        <w:rPr>
-          <w:rFonts w:ascii="Times New Roman" w:hAnsi="Times New Roman" w:cs="Times New Roman"/>
-        </w:rPr>
-        <w:t xml:space="preserve">, services: </w:t>
-      </w:r>
-      <w:proofErr w:type="gramStart"/>
-      <w:r>
-        <w:rPr>
-          <w:rFonts w:ascii="Times New Roman" w:hAnsi="Times New Roman" w:cs="Times New Roman"/>
-        </w:rPr>
-        <w:t>SL.SRV.0714.ZS</w:t>
-      </w:r>
-      <w:proofErr w:type="gramEnd"/>
-      <w:r>
-        <w:rPr>
-          <w:rFonts w:ascii="Times New Roman" w:hAnsi="Times New Roman" w:cs="Times New Roman"/>
-        </w:rPr>
-        <w:t>).</w:t>
+        <w:t>Child employment by sector (agriculture: SL.AGR.0714.ZS, manufacturing: SL.MNF.0714.ZS, services: SL.SRV.0714.ZS).</w:t>
       </w:r>
     </w:p>
     <w:p>
@@ -17133,49 +15927,7 @@
         <w:rPr>
           <w:rFonts w:ascii="Times New Roman" w:hAnsi="Times New Roman" w:cs="Times New Roman"/>
         </w:rPr>
-        <w:t xml:space="preserve">Unemployment rates by education level (basic: </w:t>
-      </w:r>
-      <w:proofErr w:type="gramStart"/>
-      <w:r>
-        <w:rPr>
-          <w:rFonts w:ascii="Times New Roman" w:hAnsi="Times New Roman" w:cs="Times New Roman"/>
-        </w:rPr>
-        <w:t>SL.UEM.BASC.ZS</w:t>
-      </w:r>
-      <w:proofErr w:type="gramEnd"/>
-      <w:r>
-        <w:rPr>
-          <w:rFonts w:ascii="Times New Roman" w:hAnsi="Times New Roman" w:cs="Times New Roman"/>
-        </w:rPr>
-        <w:t xml:space="preserve">, intermediate: </w:t>
-      </w:r>
-      <w:proofErr w:type="gramStart"/>
-      <w:r>
-        <w:rPr>
-          <w:rFonts w:ascii="Times New Roman" w:hAnsi="Times New Roman" w:cs="Times New Roman"/>
-        </w:rPr>
-        <w:t>SL.UEM.INTM.ZS</w:t>
-      </w:r>
-      <w:proofErr w:type="gramEnd"/>
-      <w:r>
-        <w:rPr>
-          <w:rFonts w:ascii="Times New Roman" w:hAnsi="Times New Roman" w:cs="Times New Roman"/>
-        </w:rPr>
-        <w:t xml:space="preserve">, advanced: </w:t>
-      </w:r>
-      <w:proofErr w:type="gramStart"/>
-      <w:r>
-        <w:rPr>
-          <w:rFonts w:ascii="Times New Roman" w:hAnsi="Times New Roman" w:cs="Times New Roman"/>
-        </w:rPr>
-        <w:t>SL.UEM.ADVN.ZS</w:t>
-      </w:r>
-      <w:proofErr w:type="gramEnd"/>
-      <w:r>
-        <w:rPr>
-          <w:rFonts w:ascii="Times New Roman" w:hAnsi="Times New Roman" w:cs="Times New Roman"/>
-        </w:rPr>
-        <w:t>) and gender.</w:t>
+        <w:t>Unemployment rates by education level (basic: SL.UEM.BASC.ZS, intermediate: SL.UEM.INTM.ZS, advanced: SL.UEM.ADVN.ZS) and gender.</w:t>
       </w:r>
     </w:p>
     <w:p>
@@ -17192,35 +15944,7 @@
         <w:rPr>
           <w:rFonts w:ascii="Times New Roman" w:hAnsi="Times New Roman" w:cs="Times New Roman"/>
         </w:rPr>
-        <w:t xml:space="preserve">Vulnerable employment (% of employment, e.g., </w:t>
-      </w:r>
-      <w:proofErr w:type="gramStart"/>
-      <w:r>
-        <w:rPr>
-          <w:rFonts w:ascii="Times New Roman" w:hAnsi="Times New Roman" w:cs="Times New Roman"/>
-        </w:rPr>
-        <w:t>SL.EMP.VULN.ZS</w:t>
-      </w:r>
-      <w:proofErr w:type="gramEnd"/>
-      <w:r>
-        <w:rPr>
-          <w:rFonts w:ascii="Times New Roman" w:hAnsi="Times New Roman" w:cs="Times New Roman"/>
-        </w:rPr>
-        <w:t>) and wage/salaried workers (</w:t>
-      </w:r>
-      <w:proofErr w:type="gramStart"/>
-      <w:r>
-        <w:rPr>
-          <w:rFonts w:ascii="Times New Roman" w:hAnsi="Times New Roman" w:cs="Times New Roman"/>
-        </w:rPr>
-        <w:t>SL.EMP.WORK.ZS</w:t>
-      </w:r>
-      <w:proofErr w:type="gramEnd"/>
-      <w:r>
-        <w:rPr>
-          <w:rFonts w:ascii="Times New Roman" w:hAnsi="Times New Roman" w:cs="Times New Roman"/>
-        </w:rPr>
-        <w:t>).</w:t>
+        <w:t>Vulnerable employment (% of employment, e.g., SL.EMP.VULN.ZS) and wage/salaried workers (SL.EMP.WORK.ZS).</w:t>
       </w:r>
     </w:p>
     <w:p>
@@ -17254,21 +15978,7 @@
         <w:rPr>
           <w:rFonts w:ascii="Times New Roman" w:hAnsi="Times New Roman" w:cs="Times New Roman"/>
         </w:rPr>
-        <w:t xml:space="preserve">Sparse data for social protection adequacy and benefits, with constant values (e.g., 29.43% for </w:t>
-      </w:r>
-      <w:proofErr w:type="spellStart"/>
-      <w:r>
-        <w:rPr>
-          <w:rFonts w:ascii="Times New Roman" w:hAnsi="Times New Roman" w:cs="Times New Roman"/>
-        </w:rPr>
-        <w:t>per_si_allsi.adq_pop_tot</w:t>
-      </w:r>
-      <w:proofErr w:type="spellEnd"/>
-      <w:r>
-        <w:rPr>
-          <w:rFonts w:ascii="Times New Roman" w:hAnsi="Times New Roman" w:cs="Times New Roman"/>
-        </w:rPr>
-        <w:t xml:space="preserve"> from 1960–2006) and fluctuations in later years (e.g., 38.99% in 2018).</w:t>
+        <w:t>Sparse data for social protection adequacy and benefits, with constant values (e.g., 29.43% for per_si_allsi.adq_pop_tot from 1960–2006) and fluctuations in later years (e.g., 38.99% in 2018).</w:t>
       </w:r>
     </w:p>
     <w:p>
@@ -17285,21 +15995,7 @@
         <w:rPr>
           <w:rFonts w:ascii="Times New Roman" w:hAnsi="Times New Roman" w:cs="Times New Roman"/>
         </w:rPr>
-        <w:t xml:space="preserve">Child </w:t>
-      </w:r>
-      <w:proofErr w:type="spellStart"/>
-      <w:r>
-        <w:rPr>
-          <w:rFonts w:ascii="Times New Roman" w:hAnsi="Times New Roman" w:cs="Times New Roman"/>
-        </w:rPr>
-        <w:t>labor</w:t>
-      </w:r>
-      <w:proofErr w:type="spellEnd"/>
-      <w:r>
-        <w:rPr>
-          <w:rFonts w:ascii="Times New Roman" w:hAnsi="Times New Roman" w:cs="Times New Roman"/>
-        </w:rPr>
-        <w:t xml:space="preserve"> data is limited to a few years (e.g., 2007, 2010, 2012), with high agricultural employment (75.71% of economically active children) and gender differences (e.g., 80.11% for females vs. 71.63% for males in agriculture).</w:t>
+        <w:t>Child labor data is limited to a few years (e.g., 2007, 2010, 2012), with high agricultural employment (75.71% of economically active children) and gender differences (e.g., 80.11% for females vs. 71.63% for males in agriculture).</w:t>
       </w:r>
     </w:p>
     <w:p>
@@ -17350,21 +16046,7 @@
         <w:rPr>
           <w:rFonts w:ascii="Times New Roman" w:hAnsi="Times New Roman" w:cs="Times New Roman"/>
         </w:rPr>
-        <w:t>Constant values for early years (1960–2000) and missing data for unemployment benefits (</w:t>
-      </w:r>
-      <w:proofErr w:type="spellStart"/>
-      <w:r>
-        <w:rPr>
-          <w:rFonts w:ascii="Times New Roman" w:hAnsi="Times New Roman" w:cs="Times New Roman"/>
-        </w:rPr>
-        <w:t>per_lm_alllm.adq_pop_tot</w:t>
-      </w:r>
-      <w:proofErr w:type="spellEnd"/>
-      <w:r>
-        <w:rPr>
-          <w:rFonts w:ascii="Times New Roman" w:hAnsi="Times New Roman" w:cs="Times New Roman"/>
-        </w:rPr>
-        <w:t>) indicate gaps.</w:t>
+        <w:t>Constant values for early years (1960–2000) and missing data for unemployment benefits (per_lm_alllm.adq_pop_tot) indicate gaps.</w:t>
       </w:r>
     </w:p>
     <w:p>
@@ -17460,43 +16142,7 @@
         <w:rPr>
           <w:rFonts w:ascii="Times New Roman" w:hAnsi="Times New Roman" w:cs="Times New Roman"/>
         </w:rPr>
-        <w:t xml:space="preserve">Details: You selected four features using </w:t>
-      </w:r>
-      <w:proofErr w:type="gramStart"/>
-      <w:r>
-        <w:rPr>
-          <w:rFonts w:ascii="Times New Roman" w:hAnsi="Times New Roman" w:cs="Times New Roman"/>
-        </w:rPr>
-        <w:t>data[</w:t>
-      </w:r>
-      <w:proofErr w:type="gramEnd"/>
-      <w:r>
-        <w:rPr>
-          <w:rFonts w:ascii="Times New Roman" w:hAnsi="Times New Roman" w:cs="Times New Roman"/>
-        </w:rPr>
-        <w:t>'Series Name'</w:t>
-      </w:r>
-      <w:proofErr w:type="gramStart"/>
-      <w:r>
-        <w:rPr>
-          <w:rFonts w:ascii="Times New Roman" w:hAnsi="Times New Roman" w:cs="Times New Roman"/>
-        </w:rPr>
-        <w:t>].</w:t>
-      </w:r>
-      <w:proofErr w:type="spellStart"/>
-      <w:r>
-        <w:rPr>
-          <w:rFonts w:ascii="Times New Roman" w:hAnsi="Times New Roman" w:cs="Times New Roman"/>
-        </w:rPr>
-        <w:t>iloc</w:t>
-      </w:r>
-      <w:proofErr w:type="spellEnd"/>
-      <w:proofErr w:type="gramEnd"/>
-      <w:r>
-        <w:rPr>
-          <w:rFonts w:ascii="Times New Roman" w:hAnsi="Times New Roman" w:cs="Times New Roman"/>
-        </w:rPr>
-        <w:t xml:space="preserve">[[0, 3, 4, 5]], which correspond to: </w:t>
+        <w:t xml:space="preserve">Details: You selected four features using data['Series Name'].iloc[[0, 3, 4, 5]], which correspond to: </w:t>
       </w:r>
     </w:p>
     <w:p>
@@ -17745,43 +16391,7 @@
         <w:rPr>
           <w:rFonts w:ascii="Times New Roman" w:hAnsi="Times New Roman" w:cs="Times New Roman"/>
         </w:rPr>
-        <w:t xml:space="preserve">Details: You selected the first five features using </w:t>
-      </w:r>
-      <w:proofErr w:type="gramStart"/>
-      <w:r>
-        <w:rPr>
-          <w:rFonts w:ascii="Times New Roman" w:hAnsi="Times New Roman" w:cs="Times New Roman"/>
-        </w:rPr>
-        <w:t>data[</w:t>
-      </w:r>
-      <w:proofErr w:type="gramEnd"/>
-      <w:r>
-        <w:rPr>
-          <w:rFonts w:ascii="Times New Roman" w:hAnsi="Times New Roman" w:cs="Times New Roman"/>
-        </w:rPr>
-        <w:t>'Series Name'</w:t>
-      </w:r>
-      <w:proofErr w:type="gramStart"/>
-      <w:r>
-        <w:rPr>
-          <w:rFonts w:ascii="Times New Roman" w:hAnsi="Times New Roman" w:cs="Times New Roman"/>
-        </w:rPr>
-        <w:t>].</w:t>
-      </w:r>
-      <w:proofErr w:type="spellStart"/>
-      <w:r>
-        <w:rPr>
-          <w:rFonts w:ascii="Times New Roman" w:hAnsi="Times New Roman" w:cs="Times New Roman"/>
-        </w:rPr>
-        <w:t>iloc</w:t>
-      </w:r>
-      <w:proofErr w:type="spellEnd"/>
-      <w:proofErr w:type="gramEnd"/>
-      <w:r>
-        <w:rPr>
-          <w:rFonts w:ascii="Times New Roman" w:hAnsi="Times New Roman" w:cs="Times New Roman"/>
-        </w:rPr>
-        <w:t>[0:5] and plotted them as multiple lines on a single chart using matplotlib. Each line represents one feature, with a legend to distinguish them, covering all years (1960–2023).</w:t>
+        <w:t>Details: You selected the first five features using data['Series Name'].iloc[0:5] and plotted them as multiple lines on a single chart using matplotlib. Each line represents one feature, with a legend to distinguish them, covering all years (1960–2023).</w:t>
       </w:r>
     </w:p>
     <w:p>
@@ -17963,21 +16573,7 @@
         <w:rPr>
           <w:rFonts w:ascii="Times New Roman" w:hAnsi="Times New Roman" w:cs="Times New Roman"/>
         </w:rPr>
-        <w:t xml:space="preserve">Adequacy of social protection and </w:t>
-      </w:r>
-      <w:proofErr w:type="spellStart"/>
-      <w:r>
-        <w:rPr>
-          <w:rFonts w:ascii="Times New Roman" w:hAnsi="Times New Roman" w:cs="Times New Roman"/>
-        </w:rPr>
-        <w:t>labor</w:t>
-      </w:r>
-      <w:proofErr w:type="spellEnd"/>
-      <w:r>
-        <w:rPr>
-          <w:rFonts w:ascii="Times New Roman" w:hAnsi="Times New Roman" w:cs="Times New Roman"/>
-        </w:rPr>
-        <w:t xml:space="preserve"> programs (% of total welfare of beneficiary households)</w:t>
+        <w:t>Adequacy of social protection and labor programs (% of total welfare of beneficiary households)</w:t>
       </w:r>
     </w:p>
     <w:p>
@@ -18130,21 +16726,7 @@
         <w:rPr>
           <w:rFonts w:ascii="Times New Roman" w:hAnsi="Times New Roman" w:cs="Times New Roman"/>
         </w:rPr>
-        <w:t xml:space="preserve">Description: This dataset includes education-related indicators for Pakistan, such as literacy rates, </w:t>
-      </w:r>
-      <w:proofErr w:type="spellStart"/>
-      <w:r>
-        <w:rPr>
-          <w:rFonts w:ascii="Times New Roman" w:hAnsi="Times New Roman" w:cs="Times New Roman"/>
-        </w:rPr>
-        <w:t>enrollment</w:t>
-      </w:r>
-      <w:proofErr w:type="spellEnd"/>
-      <w:r>
-        <w:rPr>
-          <w:rFonts w:ascii="Times New Roman" w:hAnsi="Times New Roman" w:cs="Times New Roman"/>
-        </w:rPr>
-        <w:t xml:space="preserve"> rates, or completion rates, from 1960 to 2023.</w:t>
+        <w:t>Description: This dataset includes education-related indicators for Pakistan, such as literacy rates, enrollment rates, or completion rates, from 1960 to 2023.</w:t>
       </w:r>
     </w:p>
     <w:p>
@@ -18448,35 +17030,7 @@
         <w:rPr>
           <w:rFonts w:ascii="Times New Roman" w:hAnsi="Times New Roman" w:cs="Times New Roman"/>
         </w:rPr>
-        <w:t xml:space="preserve">The dataset provides a detailed historical overview of Pakistan’s social and educational indicators from 1960 to 2023. It highlights trends in primary school </w:t>
-      </w:r>
-      <w:proofErr w:type="spellStart"/>
-      <w:r>
-        <w:rPr>
-          <w:rFonts w:ascii="Times New Roman" w:hAnsi="Times New Roman" w:cs="Times New Roman"/>
-        </w:rPr>
-        <w:t>enrollment</w:t>
-      </w:r>
-      <w:proofErr w:type="spellEnd"/>
-      <w:r>
-        <w:rPr>
-          <w:rFonts w:ascii="Times New Roman" w:hAnsi="Times New Roman" w:cs="Times New Roman"/>
-        </w:rPr>
-        <w:t xml:space="preserve"> rates, gender disparities in education, and the proportion of adolescents out of school. Analysis shows that adjusted net </w:t>
-      </w:r>
-      <w:proofErr w:type="spellStart"/>
-      <w:r>
-        <w:rPr>
-          <w:rFonts w:ascii="Times New Roman" w:hAnsi="Times New Roman" w:cs="Times New Roman"/>
-        </w:rPr>
-        <w:t>enrollment</w:t>
-      </w:r>
-      <w:proofErr w:type="spellEnd"/>
-      <w:r>
-        <w:rPr>
-          <w:rFonts w:ascii="Times New Roman" w:hAnsi="Times New Roman" w:cs="Times New Roman"/>
-        </w:rPr>
-        <w:t xml:space="preserve"> rates at the primary level have gradually improved over the decades, although noticeable gaps persist between male and female students. A significant portion of adolescents continues to remain out of lower secondary education, suggesting persistent barriers to school retention. Overall, the data reflects steady progress in education access alongside ongoing challenges related to gender equity and school completion.</w:t>
+        <w:t>The dataset provides a detailed historical overview of Pakistan’s social and educational indicators from 1960 to 2023. It highlights trends in primary school enrollment rates, gender disparities in education, and the proportion of adolescents out of school. Analysis shows that adjusted net enrollment rates at the primary level have gradually improved over the decades, although noticeable gaps persist between male and female students. A significant portion of adolescents continues to remain out of lower secondary education, suggesting persistent barriers to school retention. Overall, the data reflects steady progress in education access alongside ongoing challenges related to gender equity and school completion.</w:t>
       </w:r>
     </w:p>
     <w:p>
@@ -18535,33 +17089,15 @@
           <w:b/>
           <w:bCs/>
         </w:rPr>
-        <w:t xml:space="preserve">Phase – </w:t>
-      </w:r>
-      <w:proofErr w:type="gramStart"/>
-      <w:r>
-        <w:rPr>
-          <w:rFonts w:ascii="Times New Roman" w:hAnsi="Times New Roman" w:cs="Times New Roman"/>
-          <w:b/>
-          <w:bCs/>
-        </w:rPr>
-        <w:t>III</w:t>
-      </w:r>
-      <w:r>
-        <w:rPr>
-          <w:rFonts w:ascii="Times New Roman" w:hAnsi="Times New Roman" w:cs="Times New Roman"/>
-          <w:b/>
-          <w:bCs/>
-        </w:rPr>
-        <w:t xml:space="preserve"> :</w:t>
-      </w:r>
-      <w:proofErr w:type="gramEnd"/>
-      <w:r>
-        <w:rPr>
-          <w:rFonts w:ascii="Times New Roman" w:hAnsi="Times New Roman" w:cs="Times New Roman"/>
-          <w:b/>
-          <w:bCs/>
-        </w:rPr>
-        <w:t xml:space="preserve"> Data Preprocessing</w:t>
+        <w:t>Phase – III</w:t>
+      </w:r>
+      <w:r>
+        <w:rPr>
+          <w:rFonts w:ascii="Times New Roman" w:hAnsi="Times New Roman" w:cs="Times New Roman"/>
+          <w:b/>
+          <w:bCs/>
+        </w:rPr>
+        <w:t xml:space="preserve"> : Data Preprocessing</w:t>
       </w:r>
       <w:bookmarkEnd w:id="40"/>
     </w:p>
@@ -18729,35 +17265,7 @@
         <w:rPr>
           <w:rFonts w:ascii="Times New Roman" w:hAnsi="Times New Roman" w:cs="Times New Roman"/>
         </w:rPr>
-        <w:t xml:space="preserve">To clean, </w:t>
-      </w:r>
-      <w:proofErr w:type="spellStart"/>
-      <w:r>
-        <w:rPr>
-          <w:rFonts w:ascii="Times New Roman" w:hAnsi="Times New Roman" w:cs="Times New Roman"/>
-        </w:rPr>
-        <w:t>analyze</w:t>
-      </w:r>
-      <w:proofErr w:type="spellEnd"/>
-      <w:r>
-        <w:rPr>
-          <w:rFonts w:ascii="Times New Roman" w:hAnsi="Times New Roman" w:cs="Times New Roman"/>
-        </w:rPr>
-        <w:t xml:space="preserve">, and extract statistical features from datasets across multiple categories (health, education, poverty, finance, social protection, and </w:t>
-      </w:r>
-      <w:proofErr w:type="spellStart"/>
-      <w:r>
-        <w:rPr>
-          <w:rFonts w:ascii="Times New Roman" w:hAnsi="Times New Roman" w:cs="Times New Roman"/>
-        </w:rPr>
-        <w:t>labor</w:t>
-      </w:r>
-      <w:proofErr w:type="spellEnd"/>
-      <w:r>
-        <w:rPr>
-          <w:rFonts w:ascii="Times New Roman" w:hAnsi="Times New Roman" w:cs="Times New Roman"/>
-        </w:rPr>
-        <w:t>) to enable comprehensive statistical analysis and outlier detection.</w:t>
+        <w:t>To clean, analyze, and extract statistical features from datasets across multiple categories (health, education, poverty, finance, social protection, and labor) to enable comprehensive statistical analysis and outlier detection.</w:t>
       </w:r>
     </w:p>
     <w:p>
@@ -18820,29 +17328,7 @@
         <w:rPr>
           <w:rFonts w:ascii="Times New Roman" w:hAnsi="Times New Roman" w:cs="Times New Roman"/>
         </w:rPr>
-        <w:t xml:space="preserve">: Loaded datasets using </w:t>
-      </w:r>
-      <w:proofErr w:type="spellStart"/>
-      <w:proofErr w:type="gramStart"/>
-      <w:r>
-        <w:rPr>
-          <w:rFonts w:ascii="Times New Roman" w:hAnsi="Times New Roman" w:cs="Times New Roman"/>
-        </w:rPr>
-        <w:t>pandas.read</w:t>
-      </w:r>
-      <w:proofErr w:type="gramEnd"/>
-      <w:r>
-        <w:rPr>
-          <w:rFonts w:ascii="Times New Roman" w:hAnsi="Times New Roman" w:cs="Times New Roman"/>
-        </w:rPr>
-        <w:t>_csv</w:t>
-      </w:r>
-      <w:proofErr w:type="spellEnd"/>
-      <w:r>
-        <w:rPr>
-          <w:rFonts w:ascii="Times New Roman" w:hAnsi="Times New Roman" w:cs="Times New Roman"/>
-        </w:rPr>
-        <w:t xml:space="preserve"> for each category (e.g., health dataset at D:\\DAV_LABs\\DAV Project\\health\\...).</w:t>
+        <w:t>: Loaded datasets using pandas.read_csv for each category (e.g., health dataset at D:\\DAV_LABs\\DAV Project\\health\\...).</w:t>
       </w:r>
     </w:p>
     <w:p>
@@ -19029,71 +17515,7 @@
         <w:rPr>
           <w:rFonts w:ascii="Times New Roman" w:hAnsi="Times New Roman" w:cs="Times New Roman"/>
         </w:rPr>
-        <w:t xml:space="preserve">Replaced ".." or empty strings with </w:t>
-      </w:r>
-      <w:proofErr w:type="spellStart"/>
-      <w:r>
-        <w:rPr>
-          <w:rFonts w:ascii="Times New Roman" w:hAnsi="Times New Roman" w:cs="Times New Roman"/>
-        </w:rPr>
-        <w:t>NaN</w:t>
-      </w:r>
-      <w:proofErr w:type="spellEnd"/>
-      <w:r>
-        <w:rPr>
-          <w:rFonts w:ascii="Times New Roman" w:hAnsi="Times New Roman" w:cs="Times New Roman"/>
-        </w:rPr>
-        <w:t xml:space="preserve"> using </w:t>
-      </w:r>
-      <w:proofErr w:type="spellStart"/>
-      <w:r>
-        <w:rPr>
-          <w:rFonts w:ascii="Times New Roman" w:hAnsi="Times New Roman" w:cs="Times New Roman"/>
-        </w:rPr>
-        <w:t>df</w:t>
-      </w:r>
-      <w:proofErr w:type="spellEnd"/>
-      <w:r>
-        <w:rPr>
-          <w:rFonts w:ascii="Times New Roman" w:hAnsi="Times New Roman" w:cs="Times New Roman"/>
-        </w:rPr>
-        <w:t>[</w:t>
-      </w:r>
-      <w:proofErr w:type="spellStart"/>
-      <w:r>
-        <w:rPr>
-          <w:rFonts w:ascii="Times New Roman" w:hAnsi="Times New Roman" w:cs="Times New Roman"/>
-        </w:rPr>
-        <w:t>year_cols</w:t>
-      </w:r>
-      <w:proofErr w:type="spellEnd"/>
-      <w:proofErr w:type="gramStart"/>
-      <w:r>
-        <w:rPr>
-          <w:rFonts w:ascii="Times New Roman" w:hAnsi="Times New Roman" w:cs="Times New Roman"/>
-        </w:rPr>
-        <w:t>].replace</w:t>
-      </w:r>
-      <w:proofErr w:type="gramEnd"/>
-      <w:r>
-        <w:rPr>
-          <w:rFonts w:ascii="Times New Roman" w:hAnsi="Times New Roman" w:cs="Times New Roman"/>
-        </w:rPr>
-        <w:t xml:space="preserve">(['..', ''], </w:t>
-      </w:r>
-      <w:proofErr w:type="spellStart"/>
-      <w:r>
-        <w:rPr>
-          <w:rFonts w:ascii="Times New Roman" w:hAnsi="Times New Roman" w:cs="Times New Roman"/>
-        </w:rPr>
-        <w:t>np.nan</w:t>
-      </w:r>
-      <w:proofErr w:type="spellEnd"/>
-      <w:r>
-        <w:rPr>
-          <w:rFonts w:ascii="Times New Roman" w:hAnsi="Times New Roman" w:cs="Times New Roman"/>
-        </w:rPr>
-        <w:t>).</w:t>
+        <w:t>Replaced ".." or empty strings with NaN using df[year_cols].replace(['..', ''], np.nan).</w:t>
       </w:r>
     </w:p>
     <w:p>
@@ -19114,43 +17536,7 @@
           <w:rFonts w:ascii="Times New Roman" w:hAnsi="Times New Roman" w:cs="Times New Roman"/>
         </w:rPr>
         <w:lastRenderedPageBreak/>
-        <w:t xml:space="preserve">Filled </w:t>
-      </w:r>
-      <w:proofErr w:type="spellStart"/>
-      <w:r>
-        <w:rPr>
-          <w:rFonts w:ascii="Times New Roman" w:hAnsi="Times New Roman" w:cs="Times New Roman"/>
-        </w:rPr>
-        <w:t>NaN</w:t>
-      </w:r>
-      <w:proofErr w:type="spellEnd"/>
-      <w:r>
-        <w:rPr>
-          <w:rFonts w:ascii="Times New Roman" w:hAnsi="Times New Roman" w:cs="Times New Roman"/>
-        </w:rPr>
-        <w:t xml:space="preserve"> with row-wise means using </w:t>
-      </w:r>
-      <w:proofErr w:type="gramStart"/>
-      <w:r>
-        <w:rPr>
-          <w:rFonts w:ascii="Times New Roman" w:hAnsi="Times New Roman" w:cs="Times New Roman"/>
-        </w:rPr>
-        <w:t>apply(</w:t>
-      </w:r>
-      <w:proofErr w:type="spellStart"/>
-      <w:proofErr w:type="gramEnd"/>
-      <w:r>
-        <w:rPr>
-          <w:rFonts w:ascii="Times New Roman" w:hAnsi="Times New Roman" w:cs="Times New Roman"/>
-        </w:rPr>
-        <w:t>replace_missing_with_mean</w:t>
-      </w:r>
-      <w:proofErr w:type="spellEnd"/>
-      <w:r>
-        <w:rPr>
-          <w:rFonts w:ascii="Times New Roman" w:hAnsi="Times New Roman" w:cs="Times New Roman"/>
-        </w:rPr>
-        <w:t>, axis=1) in the cleaning script.</w:t>
+        <w:t>Filled NaN with row-wise means using apply(replace_missing_with_mean, axis=1) in the cleaning script.</w:t>
       </w:r>
     </w:p>
     <w:p>
@@ -19170,21 +17556,7 @@
         <w:rPr>
           <w:rFonts w:ascii="Times New Roman" w:hAnsi="Times New Roman" w:cs="Times New Roman"/>
         </w:rPr>
-        <w:t xml:space="preserve">Removed rows with </w:t>
-      </w:r>
-      <w:proofErr w:type="spellStart"/>
-      <w:r>
-        <w:rPr>
-          <w:rFonts w:ascii="Times New Roman" w:hAnsi="Times New Roman" w:cs="Times New Roman"/>
-        </w:rPr>
-        <w:t>NaN</w:t>
-      </w:r>
-      <w:proofErr w:type="spellEnd"/>
-      <w:r>
-        <w:rPr>
-          <w:rFonts w:ascii="Times New Roman" w:hAnsi="Times New Roman" w:cs="Times New Roman"/>
-        </w:rPr>
-        <w:t xml:space="preserve"> in Series Name or metadata rows (e.g., "Data from database").</w:t>
+        <w:t>Removed rows with NaN in Series Name or metadata rows (e.g., "Data from database").</w:t>
       </w:r>
     </w:p>
     <w:p>
@@ -19212,21 +17584,7 @@
         <w:rPr>
           <w:rFonts w:ascii="Times New Roman" w:hAnsi="Times New Roman" w:cs="Times New Roman"/>
         </w:rPr>
-        <w:t xml:space="preserve">: ".." indicates missing data in the dataset. Imputing with row means preserves data trends for time-series analysis, while removing metadata ensures only relevant data is </w:t>
-      </w:r>
-      <w:proofErr w:type="spellStart"/>
-      <w:r>
-        <w:rPr>
-          <w:rFonts w:ascii="Times New Roman" w:hAnsi="Times New Roman" w:cs="Times New Roman"/>
-        </w:rPr>
-        <w:t>analyzed</w:t>
-      </w:r>
-      <w:proofErr w:type="spellEnd"/>
-      <w:r>
-        <w:rPr>
-          <w:rFonts w:ascii="Times New Roman" w:hAnsi="Times New Roman" w:cs="Times New Roman"/>
-        </w:rPr>
-        <w:t>.</w:t>
+        <w:t>: ".." indicates missing data in the dataset. Imputing with row means preserves data trends for time-series analysis, while removing metadata ensures only relevant data is analyzed.</w:t>
       </w:r>
     </w:p>
     <w:p>
@@ -19274,21 +17632,7 @@
         <w:rPr>
           <w:rFonts w:ascii="Times New Roman" w:hAnsi="Times New Roman" w:cs="Times New Roman"/>
         </w:rPr>
-        <w:t xml:space="preserve">Converted year columns to numeric using </w:t>
-      </w:r>
-      <w:proofErr w:type="spellStart"/>
-      <w:r>
-        <w:rPr>
-          <w:rFonts w:ascii="Times New Roman" w:hAnsi="Times New Roman" w:cs="Times New Roman"/>
-        </w:rPr>
-        <w:t>pd.to_numeric</w:t>
-      </w:r>
-      <w:proofErr w:type="spellEnd"/>
-      <w:r>
-        <w:rPr>
-          <w:rFonts w:ascii="Times New Roman" w:hAnsi="Times New Roman" w:cs="Times New Roman"/>
-        </w:rPr>
-        <w:t>(errors='coerce').</w:t>
+        <w:t>Converted year columns to numeric using pd.to_numeric(errors='coerce').</w:t>
       </w:r>
     </w:p>
     <w:p>
@@ -19514,21 +17858,7 @@
         <w:rPr>
           <w:rFonts w:ascii="Times New Roman" w:hAnsi="Times New Roman" w:cs="Times New Roman"/>
         </w:rPr>
-        <w:t xml:space="preserve">Defined </w:t>
-      </w:r>
-      <w:proofErr w:type="spellStart"/>
-      <w:r>
-        <w:rPr>
-          <w:rFonts w:ascii="Times New Roman" w:hAnsi="Times New Roman" w:cs="Times New Roman"/>
-        </w:rPr>
-        <w:t>compute_row_stats</w:t>
-      </w:r>
-      <w:proofErr w:type="spellEnd"/>
-      <w:r>
-        <w:rPr>
-          <w:rFonts w:ascii="Times New Roman" w:hAnsi="Times New Roman" w:cs="Times New Roman"/>
-        </w:rPr>
-        <w:t xml:space="preserve"> to calculate: </w:t>
+        <w:t xml:space="preserve">Defined compute_row_stats to calculate: </w:t>
       </w:r>
     </w:p>
     <w:p>
@@ -19548,37 +17878,7 @@
         <w:rPr>
           <w:rFonts w:ascii="Times New Roman" w:hAnsi="Times New Roman" w:cs="Times New Roman"/>
         </w:rPr>
-        <w:t>Mean: Average of non-</w:t>
-      </w:r>
-      <w:proofErr w:type="spellStart"/>
-      <w:r>
-        <w:rPr>
-          <w:rFonts w:ascii="Times New Roman" w:hAnsi="Times New Roman" w:cs="Times New Roman"/>
-        </w:rPr>
-        <w:t>NaN</w:t>
-      </w:r>
-      <w:proofErr w:type="spellEnd"/>
-      <w:r>
-        <w:rPr>
-          <w:rFonts w:ascii="Times New Roman" w:hAnsi="Times New Roman" w:cs="Times New Roman"/>
-        </w:rPr>
-        <w:t xml:space="preserve"> values (</w:t>
-      </w:r>
-      <w:proofErr w:type="spellStart"/>
-      <w:proofErr w:type="gramStart"/>
-      <w:r>
-        <w:rPr>
-          <w:rFonts w:ascii="Times New Roman" w:hAnsi="Times New Roman" w:cs="Times New Roman"/>
-        </w:rPr>
-        <w:t>np.mean</w:t>
-      </w:r>
-      <w:proofErr w:type="spellEnd"/>
-      <w:proofErr w:type="gramEnd"/>
-      <w:r>
-        <w:rPr>
-          <w:rFonts w:ascii="Times New Roman" w:hAnsi="Times New Roman" w:cs="Times New Roman"/>
-        </w:rPr>
-        <w:t>).</w:t>
+        <w:t>Mean: Average of non-NaN values (np.mean).</w:t>
       </w:r>
     </w:p>
     <w:p>
@@ -19598,23 +17898,7 @@
         <w:rPr>
           <w:rFonts w:ascii="Times New Roman" w:hAnsi="Times New Roman" w:cs="Times New Roman"/>
         </w:rPr>
-        <w:t>Median: Middle value (</w:t>
-      </w:r>
-      <w:proofErr w:type="spellStart"/>
-      <w:proofErr w:type="gramStart"/>
-      <w:r>
-        <w:rPr>
-          <w:rFonts w:ascii="Times New Roman" w:hAnsi="Times New Roman" w:cs="Times New Roman"/>
-        </w:rPr>
-        <w:t>np.median</w:t>
-      </w:r>
-      <w:proofErr w:type="spellEnd"/>
-      <w:proofErr w:type="gramEnd"/>
-      <w:r>
-        <w:rPr>
-          <w:rFonts w:ascii="Times New Roman" w:hAnsi="Times New Roman" w:cs="Times New Roman"/>
-        </w:rPr>
-        <w:t>).</w:t>
+        <w:t>Median: Middle value (np.median).</w:t>
       </w:r>
     </w:p>
     <w:p>
@@ -19634,23 +17918,7 @@
         <w:rPr>
           <w:rFonts w:ascii="Times New Roman" w:hAnsi="Times New Roman" w:cs="Times New Roman"/>
         </w:rPr>
-        <w:t>Mode: Most frequent value (</w:t>
-      </w:r>
-      <w:proofErr w:type="spellStart"/>
-      <w:proofErr w:type="gramStart"/>
-      <w:r>
-        <w:rPr>
-          <w:rFonts w:ascii="Times New Roman" w:hAnsi="Times New Roman" w:cs="Times New Roman"/>
-        </w:rPr>
-        <w:t>pd.Series.mode</w:t>
-      </w:r>
-      <w:proofErr w:type="spellEnd"/>
-      <w:proofErr w:type="gramEnd"/>
-      <w:r>
-        <w:rPr>
-          <w:rFonts w:ascii="Times New Roman" w:hAnsi="Times New Roman" w:cs="Times New Roman"/>
-        </w:rPr>
-        <w:t>).</w:t>
+        <w:t>Mode: Most frequent value (pd.Series.mode).</w:t>
       </w:r>
     </w:p>
     <w:p>
@@ -19670,35 +17938,7 @@
         <w:rPr>
           <w:rFonts w:ascii="Times New Roman" w:hAnsi="Times New Roman" w:cs="Times New Roman"/>
         </w:rPr>
-        <w:t>Variance: Sample variance (</w:t>
-      </w:r>
-      <w:proofErr w:type="spellStart"/>
-      <w:r>
-        <w:rPr>
-          <w:rFonts w:ascii="Times New Roman" w:hAnsi="Times New Roman" w:cs="Times New Roman"/>
-        </w:rPr>
-        <w:t>np.var</w:t>
-      </w:r>
-      <w:proofErr w:type="spellEnd"/>
-      <w:r>
-        <w:rPr>
-          <w:rFonts w:ascii="Times New Roman" w:hAnsi="Times New Roman" w:cs="Times New Roman"/>
-        </w:rPr>
-        <w:t xml:space="preserve">, </w:t>
-      </w:r>
-      <w:proofErr w:type="spellStart"/>
-      <w:r>
-        <w:rPr>
-          <w:rFonts w:ascii="Times New Roman" w:hAnsi="Times New Roman" w:cs="Times New Roman"/>
-        </w:rPr>
-        <w:t>ddof</w:t>
-      </w:r>
-      <w:proofErr w:type="spellEnd"/>
-      <w:r>
-        <w:rPr>
-          <w:rFonts w:ascii="Times New Roman" w:hAnsi="Times New Roman" w:cs="Times New Roman"/>
-        </w:rPr>
-        <w:t>=1).</w:t>
+        <w:t>Variance: Sample variance (np.var, ddof=1).</w:t>
       </w:r>
     </w:p>
     <w:p>
@@ -19718,51 +17958,7 @@
         <w:rPr>
           <w:rFonts w:ascii="Times New Roman" w:hAnsi="Times New Roman" w:cs="Times New Roman"/>
         </w:rPr>
-        <w:t xml:space="preserve">Covariance and Correlation: Computed against the reference series using </w:t>
-      </w:r>
-      <w:proofErr w:type="spellStart"/>
-      <w:r>
-        <w:rPr>
-          <w:rFonts w:ascii="Times New Roman" w:hAnsi="Times New Roman" w:cs="Times New Roman"/>
-        </w:rPr>
-        <w:t>np.cov</w:t>
-      </w:r>
-      <w:proofErr w:type="spellEnd"/>
-      <w:r>
-        <w:rPr>
-          <w:rFonts w:ascii="Times New Roman" w:hAnsi="Times New Roman" w:cs="Times New Roman"/>
-        </w:rPr>
-        <w:t xml:space="preserve"> and </w:t>
-      </w:r>
-      <w:proofErr w:type="spellStart"/>
-      <w:proofErr w:type="gramStart"/>
-      <w:r>
-        <w:rPr>
-          <w:rFonts w:ascii="Times New Roman" w:hAnsi="Times New Roman" w:cs="Times New Roman"/>
-        </w:rPr>
-        <w:t>np.corrcoef</w:t>
-      </w:r>
-      <w:proofErr w:type="spellEnd"/>
-      <w:proofErr w:type="gramEnd"/>
-      <w:r>
-        <w:rPr>
-          <w:rFonts w:ascii="Times New Roman" w:hAnsi="Times New Roman" w:cs="Times New Roman"/>
-        </w:rPr>
-        <w:t xml:space="preserve"> on paired non-</w:t>
-      </w:r>
-      <w:proofErr w:type="spellStart"/>
-      <w:r>
-        <w:rPr>
-          <w:rFonts w:ascii="Times New Roman" w:hAnsi="Times New Roman" w:cs="Times New Roman"/>
-        </w:rPr>
-        <w:t>NaN</w:t>
-      </w:r>
-      <w:proofErr w:type="spellEnd"/>
-      <w:r>
-        <w:rPr>
-          <w:rFonts w:ascii="Times New Roman" w:hAnsi="Times New Roman" w:cs="Times New Roman"/>
-        </w:rPr>
-        <w:t xml:space="preserve"> data.</w:t>
+        <w:t>Covariance and Correlation: Computed against the reference series using np.cov and np.corrcoef on paired non-NaN data.</w:t>
       </w:r>
     </w:p>
     <w:p>
@@ -19782,35 +17978,7 @@
         <w:rPr>
           <w:rFonts w:ascii="Times New Roman" w:hAnsi="Times New Roman" w:cs="Times New Roman"/>
         </w:rPr>
-        <w:t xml:space="preserve">Applied to each row and stored results in a </w:t>
-      </w:r>
-      <w:proofErr w:type="spellStart"/>
-      <w:r>
-        <w:rPr>
-          <w:rFonts w:ascii="Times New Roman" w:hAnsi="Times New Roman" w:cs="Times New Roman"/>
-        </w:rPr>
-        <w:t>stats_df</w:t>
-      </w:r>
-      <w:proofErr w:type="spellEnd"/>
-      <w:r>
-        <w:rPr>
-          <w:rFonts w:ascii="Times New Roman" w:hAnsi="Times New Roman" w:cs="Times New Roman"/>
-        </w:rPr>
-        <w:t xml:space="preserve"> </w:t>
-      </w:r>
-      <w:proofErr w:type="spellStart"/>
-      <w:r>
-        <w:rPr>
-          <w:rFonts w:ascii="Times New Roman" w:hAnsi="Times New Roman" w:cs="Times New Roman"/>
-        </w:rPr>
-        <w:t>DataFrame</w:t>
-      </w:r>
-      <w:proofErr w:type="spellEnd"/>
-      <w:r>
-        <w:rPr>
-          <w:rFonts w:ascii="Times New Roman" w:hAnsi="Times New Roman" w:cs="Times New Roman"/>
-        </w:rPr>
-        <w:t>.</w:t>
+        <w:t>Applied to each row and stored results in a stats_df DataFrame.</w:t>
       </w:r>
     </w:p>
     <w:p>
@@ -19886,21 +18054,7 @@
         <w:rPr>
           <w:rFonts w:ascii="Times New Roman" w:hAnsi="Times New Roman" w:cs="Times New Roman"/>
         </w:rPr>
-        <w:t xml:space="preserve">Each row in </w:t>
-      </w:r>
-      <w:proofErr w:type="spellStart"/>
-      <w:r>
-        <w:rPr>
-          <w:rFonts w:ascii="Times New Roman" w:hAnsi="Times New Roman" w:cs="Times New Roman"/>
-        </w:rPr>
-        <w:t>stats_df</w:t>
-      </w:r>
-      <w:proofErr w:type="spellEnd"/>
-      <w:r>
-        <w:rPr>
-          <w:rFonts w:ascii="Times New Roman" w:hAnsi="Times New Roman" w:cs="Times New Roman"/>
-        </w:rPr>
-        <w:t xml:space="preserve"> represents an indicator (e.g., UHC service coverage) with columns: Factor Name, Mean, Median, Mode, Variance, Covariance, Correlation.</w:t>
+        <w:t>Each row in stats_df represents an indicator (e.g., UHC service coverage) with columns: Factor Name, Mean, Median, Mode, Variance, Covariance, Correlation.</w:t>
       </w:r>
     </w:p>
     <w:p>
@@ -20021,355 +18175,133 @@
           <w:color w:val="156082" w:themeColor="accent1"/>
           <w:u w:val="single"/>
         </w:rPr>
-        <w:t xml:space="preserve">import </w:t>
-      </w:r>
-      <w:proofErr w:type="spellStart"/>
-      <w:proofErr w:type="gramStart"/>
-      <w:r>
+        <w:t>import matplotlib.pyplot as plt</w:t>
+      </w:r>
+    </w:p>
+    <w:p>
+      <w:pPr>
+        <w:ind w:left="360"/>
         <w:rPr>
           <w:rFonts w:ascii="Times New Roman" w:hAnsi="Times New Roman" w:cs="Times New Roman"/>
           <w:color w:val="156082" w:themeColor="accent1"/>
           <w:u w:val="single"/>
         </w:rPr>
-        <w:t>matplotlib.pyplot</w:t>
-      </w:r>
-      <w:proofErr w:type="spellEnd"/>
-      <w:proofErr w:type="gramEnd"/>
+      </w:pPr>
       <w:r>
         <w:rPr>
           <w:rFonts w:ascii="Times New Roman" w:hAnsi="Times New Roman" w:cs="Times New Roman"/>
           <w:color w:val="156082" w:themeColor="accent1"/>
           <w:u w:val="single"/>
         </w:rPr>
-        <w:t xml:space="preserve"> as </w:t>
-      </w:r>
-      <w:proofErr w:type="spellStart"/>
-      <w:r>
+        <w:t>import seaborn as sns</w:t>
+      </w:r>
+    </w:p>
+    <w:p>
+      <w:pPr>
+        <w:ind w:left="360"/>
         <w:rPr>
           <w:rFonts w:ascii="Times New Roman" w:hAnsi="Times New Roman" w:cs="Times New Roman"/>
           <w:color w:val="156082" w:themeColor="accent1"/>
           <w:u w:val="single"/>
         </w:rPr>
-        <w:t>plt</w:t>
-      </w:r>
-      <w:proofErr w:type="spellEnd"/>
-    </w:p>
-    <w:p>
-      <w:pPr>
-        <w:ind w:left="360"/>
+      </w:pPr>
+      <w:r>
         <w:rPr>
           <w:rFonts w:ascii="Times New Roman" w:hAnsi="Times New Roman" w:cs="Times New Roman"/>
           <w:color w:val="156082" w:themeColor="accent1"/>
           <w:u w:val="single"/>
         </w:rPr>
-      </w:pPr>
-      <w:r>
+        <w:t>for col in ['Mean', 'Median', 'Variance', 'Covariance', 'Correlation']:</w:t>
+      </w:r>
+    </w:p>
+    <w:p>
+      <w:pPr>
+        <w:ind w:left="360"/>
         <w:rPr>
           <w:rFonts w:ascii="Times New Roman" w:hAnsi="Times New Roman" w:cs="Times New Roman"/>
           <w:color w:val="156082" w:themeColor="accent1"/>
           <w:u w:val="single"/>
         </w:rPr>
-        <w:t>import seaborn as sns</w:t>
-      </w:r>
-    </w:p>
-    <w:p>
-      <w:pPr>
-        <w:ind w:left="360"/>
+      </w:pPr>
+      <w:r>
         <w:rPr>
           <w:rFonts w:ascii="Times New Roman" w:hAnsi="Times New Roman" w:cs="Times New Roman"/>
           <w:color w:val="156082" w:themeColor="accent1"/>
           <w:u w:val="single"/>
         </w:rPr>
-      </w:pPr>
-      <w:r>
+        <w:t xml:space="preserve">    plt.figure(figsize=(10, 6))</w:t>
+      </w:r>
+    </w:p>
+    <w:p>
+      <w:pPr>
+        <w:ind w:left="360"/>
         <w:rPr>
           <w:rFonts w:ascii="Times New Roman" w:hAnsi="Times New Roman" w:cs="Times New Roman"/>
           <w:color w:val="156082" w:themeColor="accent1"/>
           <w:u w:val="single"/>
         </w:rPr>
-        <w:t>for col in ['Mean', 'Median', 'Variance', 'Covariance', 'Correlation']:</w:t>
-      </w:r>
-    </w:p>
-    <w:p>
-      <w:pPr>
-        <w:ind w:left="360"/>
+      </w:pPr>
+      <w:r>
         <w:rPr>
           <w:rFonts w:ascii="Times New Roman" w:hAnsi="Times New Roman" w:cs="Times New Roman"/>
           <w:color w:val="156082" w:themeColor="accent1"/>
           <w:u w:val="single"/>
         </w:rPr>
-      </w:pPr>
-      <w:r>
+        <w:t xml:space="preserve">    sns.boxplot(data=stats_df[col].dropna())</w:t>
+      </w:r>
+    </w:p>
+    <w:p>
+      <w:pPr>
+        <w:ind w:left="360"/>
         <w:rPr>
           <w:rFonts w:ascii="Times New Roman" w:hAnsi="Times New Roman" w:cs="Times New Roman"/>
           <w:color w:val="156082" w:themeColor="accent1"/>
           <w:u w:val="single"/>
         </w:rPr>
-        <w:t xml:space="preserve">    </w:t>
-      </w:r>
-      <w:proofErr w:type="spellStart"/>
-      <w:proofErr w:type="gramStart"/>
+      </w:pPr>
       <w:r>
         <w:rPr>
           <w:rFonts w:ascii="Times New Roman" w:hAnsi="Times New Roman" w:cs="Times New Roman"/>
           <w:color w:val="156082" w:themeColor="accent1"/>
           <w:u w:val="single"/>
         </w:rPr>
-        <w:t>plt.figure</w:t>
-      </w:r>
-      <w:proofErr w:type="spellEnd"/>
-      <w:proofErr w:type="gramEnd"/>
-      <w:r>
+        <w:t xml:space="preserve">    plt.title(f'Box Plot for {col} (Outlier Detection)')</w:t>
+      </w:r>
+    </w:p>
+    <w:p>
+      <w:pPr>
+        <w:ind w:left="360"/>
         <w:rPr>
           <w:rFonts w:ascii="Times New Roman" w:hAnsi="Times New Roman" w:cs="Times New Roman"/>
           <w:color w:val="156082" w:themeColor="accent1"/>
           <w:u w:val="single"/>
         </w:rPr>
-        <w:t>(</w:t>
-      </w:r>
-      <w:proofErr w:type="spellStart"/>
+      </w:pPr>
       <w:r>
         <w:rPr>
           <w:rFonts w:ascii="Times New Roman" w:hAnsi="Times New Roman" w:cs="Times New Roman"/>
           <w:color w:val="156082" w:themeColor="accent1"/>
           <w:u w:val="single"/>
         </w:rPr>
-        <w:t>figsize</w:t>
-      </w:r>
-      <w:proofErr w:type="spellEnd"/>
-      <w:proofErr w:type="gramStart"/>
-      <w:r>
+        <w:t xml:space="preserve">    plt.savefig(f'{col}_boxplot.png')</w:t>
+      </w:r>
+    </w:p>
+    <w:p>
+      <w:pPr>
+        <w:ind w:left="360"/>
         <w:rPr>
           <w:rFonts w:ascii="Times New Roman" w:hAnsi="Times New Roman" w:cs="Times New Roman"/>
           <w:color w:val="156082" w:themeColor="accent1"/>
           <w:u w:val="single"/>
         </w:rPr>
-        <w:t>=(</w:t>
-      </w:r>
-      <w:proofErr w:type="gramEnd"/>
+      </w:pPr>
       <w:r>
         <w:rPr>
           <w:rFonts w:ascii="Times New Roman" w:hAnsi="Times New Roman" w:cs="Times New Roman"/>
           <w:color w:val="156082" w:themeColor="accent1"/>
           <w:u w:val="single"/>
         </w:rPr>
-        <w:t>10, 6))</w:t>
-      </w:r>
-    </w:p>
-    <w:p>
-      <w:pPr>
-        <w:ind w:left="360"/>
-        <w:rPr>
-          <w:rFonts w:ascii="Times New Roman" w:hAnsi="Times New Roman" w:cs="Times New Roman"/>
-          <w:color w:val="156082" w:themeColor="accent1"/>
-          <w:u w:val="single"/>
-        </w:rPr>
-      </w:pPr>
-      <w:r>
-        <w:rPr>
-          <w:rFonts w:ascii="Times New Roman" w:hAnsi="Times New Roman" w:cs="Times New Roman"/>
-          <w:color w:val="156082" w:themeColor="accent1"/>
-          <w:u w:val="single"/>
-        </w:rPr>
-        <w:t xml:space="preserve">    </w:t>
-      </w:r>
-      <w:proofErr w:type="spellStart"/>
-      <w:proofErr w:type="gramStart"/>
-      <w:r>
-        <w:rPr>
-          <w:rFonts w:ascii="Times New Roman" w:hAnsi="Times New Roman" w:cs="Times New Roman"/>
-          <w:color w:val="156082" w:themeColor="accent1"/>
-          <w:u w:val="single"/>
-        </w:rPr>
-        <w:t>sns.boxplot</w:t>
-      </w:r>
-      <w:proofErr w:type="spellEnd"/>
-      <w:proofErr w:type="gramEnd"/>
-      <w:r>
-        <w:rPr>
-          <w:rFonts w:ascii="Times New Roman" w:hAnsi="Times New Roman" w:cs="Times New Roman"/>
-          <w:color w:val="156082" w:themeColor="accent1"/>
-          <w:u w:val="single"/>
-        </w:rPr>
-        <w:t>(data=</w:t>
-      </w:r>
-      <w:proofErr w:type="spellStart"/>
-      <w:r>
-        <w:rPr>
-          <w:rFonts w:ascii="Times New Roman" w:hAnsi="Times New Roman" w:cs="Times New Roman"/>
-          <w:color w:val="156082" w:themeColor="accent1"/>
-          <w:u w:val="single"/>
-        </w:rPr>
-        <w:t>stats_df</w:t>
-      </w:r>
-      <w:proofErr w:type="spellEnd"/>
-      <w:r>
-        <w:rPr>
-          <w:rFonts w:ascii="Times New Roman" w:hAnsi="Times New Roman" w:cs="Times New Roman"/>
-          <w:color w:val="156082" w:themeColor="accent1"/>
-          <w:u w:val="single"/>
-        </w:rPr>
-        <w:t>[col</w:t>
-      </w:r>
-      <w:proofErr w:type="gramStart"/>
-      <w:r>
-        <w:rPr>
-          <w:rFonts w:ascii="Times New Roman" w:hAnsi="Times New Roman" w:cs="Times New Roman"/>
-          <w:color w:val="156082" w:themeColor="accent1"/>
-          <w:u w:val="single"/>
-        </w:rPr>
-        <w:t>].</w:t>
-      </w:r>
-      <w:proofErr w:type="spellStart"/>
-      <w:r>
-        <w:rPr>
-          <w:rFonts w:ascii="Times New Roman" w:hAnsi="Times New Roman" w:cs="Times New Roman"/>
-          <w:color w:val="156082" w:themeColor="accent1"/>
-          <w:u w:val="single"/>
-        </w:rPr>
-        <w:t>dropna</w:t>
-      </w:r>
-      <w:proofErr w:type="spellEnd"/>
-      <w:proofErr w:type="gramEnd"/>
-      <w:r>
-        <w:rPr>
-          <w:rFonts w:ascii="Times New Roman" w:hAnsi="Times New Roman" w:cs="Times New Roman"/>
-          <w:color w:val="156082" w:themeColor="accent1"/>
-          <w:u w:val="single"/>
-        </w:rPr>
-        <w:t>())</w:t>
-      </w:r>
-    </w:p>
-    <w:p>
-      <w:pPr>
-        <w:ind w:left="360"/>
-        <w:rPr>
-          <w:rFonts w:ascii="Times New Roman" w:hAnsi="Times New Roman" w:cs="Times New Roman"/>
-          <w:color w:val="156082" w:themeColor="accent1"/>
-          <w:u w:val="single"/>
-        </w:rPr>
-      </w:pPr>
-      <w:r>
-        <w:rPr>
-          <w:rFonts w:ascii="Times New Roman" w:hAnsi="Times New Roman" w:cs="Times New Roman"/>
-          <w:color w:val="156082" w:themeColor="accent1"/>
-          <w:u w:val="single"/>
-        </w:rPr>
-        <w:t xml:space="preserve">    </w:t>
-      </w:r>
-      <w:proofErr w:type="spellStart"/>
-      <w:proofErr w:type="gramStart"/>
-      <w:r>
-        <w:rPr>
-          <w:rFonts w:ascii="Times New Roman" w:hAnsi="Times New Roman" w:cs="Times New Roman"/>
-          <w:color w:val="156082" w:themeColor="accent1"/>
-          <w:u w:val="single"/>
-        </w:rPr>
-        <w:t>plt.title</w:t>
-      </w:r>
-      <w:proofErr w:type="spellEnd"/>
-      <w:proofErr w:type="gramEnd"/>
-      <w:r>
-        <w:rPr>
-          <w:rFonts w:ascii="Times New Roman" w:hAnsi="Times New Roman" w:cs="Times New Roman"/>
-          <w:color w:val="156082" w:themeColor="accent1"/>
-          <w:u w:val="single"/>
-        </w:rPr>
-        <w:t>(</w:t>
-      </w:r>
-      <w:proofErr w:type="spellStart"/>
-      <w:r>
-        <w:rPr>
-          <w:rFonts w:ascii="Times New Roman" w:hAnsi="Times New Roman" w:cs="Times New Roman"/>
-          <w:color w:val="156082" w:themeColor="accent1"/>
-          <w:u w:val="single"/>
-        </w:rPr>
-        <w:t>f'Box</w:t>
-      </w:r>
-      <w:proofErr w:type="spellEnd"/>
-      <w:r>
-        <w:rPr>
-          <w:rFonts w:ascii="Times New Roman" w:hAnsi="Times New Roman" w:cs="Times New Roman"/>
-          <w:color w:val="156082" w:themeColor="accent1"/>
-          <w:u w:val="single"/>
-        </w:rPr>
-        <w:t xml:space="preserve"> Plot for {col} (Outlier Detection)')</w:t>
-      </w:r>
-    </w:p>
-    <w:p>
-      <w:pPr>
-        <w:ind w:left="360"/>
-        <w:rPr>
-          <w:rFonts w:ascii="Times New Roman" w:hAnsi="Times New Roman" w:cs="Times New Roman"/>
-          <w:color w:val="156082" w:themeColor="accent1"/>
-          <w:u w:val="single"/>
-        </w:rPr>
-      </w:pPr>
-      <w:r>
-        <w:rPr>
-          <w:rFonts w:ascii="Times New Roman" w:hAnsi="Times New Roman" w:cs="Times New Roman"/>
-          <w:color w:val="156082" w:themeColor="accent1"/>
-          <w:u w:val="single"/>
-        </w:rPr>
-        <w:t xml:space="preserve">    </w:t>
-      </w:r>
-      <w:proofErr w:type="spellStart"/>
-      <w:proofErr w:type="gramStart"/>
-      <w:r>
-        <w:rPr>
-          <w:rFonts w:ascii="Times New Roman" w:hAnsi="Times New Roman" w:cs="Times New Roman"/>
-          <w:color w:val="156082" w:themeColor="accent1"/>
-          <w:u w:val="single"/>
-        </w:rPr>
-        <w:t>plt.savefig</w:t>
-      </w:r>
-      <w:proofErr w:type="spellEnd"/>
-      <w:proofErr w:type="gramEnd"/>
-      <w:r>
-        <w:rPr>
-          <w:rFonts w:ascii="Times New Roman" w:hAnsi="Times New Roman" w:cs="Times New Roman"/>
-          <w:color w:val="156082" w:themeColor="accent1"/>
-          <w:u w:val="single"/>
-        </w:rPr>
-        <w:t>(f'{col}_boxplot.png')</w:t>
-      </w:r>
-    </w:p>
-    <w:p>
-      <w:pPr>
-        <w:ind w:left="360"/>
-        <w:rPr>
-          <w:rFonts w:ascii="Times New Roman" w:hAnsi="Times New Roman" w:cs="Times New Roman"/>
-          <w:color w:val="156082" w:themeColor="accent1"/>
-          <w:u w:val="single"/>
-        </w:rPr>
-      </w:pPr>
-      <w:r>
-        <w:rPr>
-          <w:rFonts w:ascii="Times New Roman" w:hAnsi="Times New Roman" w:cs="Times New Roman"/>
-          <w:color w:val="156082" w:themeColor="accent1"/>
-          <w:u w:val="single"/>
-        </w:rPr>
-        <w:t xml:space="preserve">    </w:t>
-      </w:r>
-      <w:proofErr w:type="spellStart"/>
-      <w:proofErr w:type="gramStart"/>
-      <w:r>
-        <w:rPr>
-          <w:rFonts w:ascii="Times New Roman" w:hAnsi="Times New Roman" w:cs="Times New Roman"/>
-          <w:color w:val="156082" w:themeColor="accent1"/>
-          <w:u w:val="single"/>
-        </w:rPr>
-        <w:t>plt.close</w:t>
-      </w:r>
-      <w:proofErr w:type="spellEnd"/>
-      <w:proofErr w:type="gramEnd"/>
-      <w:r>
-        <w:rPr>
-          <w:rFonts w:ascii="Times New Roman" w:hAnsi="Times New Roman" w:cs="Times New Roman"/>
-          <w:color w:val="156082" w:themeColor="accent1"/>
-          <w:u w:val="single"/>
-        </w:rPr>
-        <w:t>()</w:t>
+        <w:t xml:space="preserve">    plt.close()</w:t>
       </w:r>
     </w:p>
     <w:p>
@@ -20400,7 +18332,7 @@
           <w:lang w:val="en-US"/>
         </w:rPr>
         <w:drawing>
-          <wp:inline distT="0" distB="0" distL="0" distR="0" wp14:anchorId="6AF38CC3" wp14:editId="1D212E24">
+          <wp:inline distT="0" distB="0" distL="0" distR="0" wp14:anchorId="6AF38CC3" wp14:editId="2FBE2E0D">
             <wp:extent cx="5731510" cy="2456180"/>
             <wp:effectExtent l="133350" t="114300" r="135890" b="172720"/>
             <wp:docPr id="577306061" name="Picture 7"/>
@@ -20491,7 +18423,7 @@
         </w:rPr>
         <w:lastRenderedPageBreak/>
         <w:drawing>
-          <wp:inline distT="0" distB="0" distL="0" distR="0" wp14:anchorId="49C13953" wp14:editId="75ECEBDB">
+          <wp:inline distT="0" distB="0" distL="0" distR="0" wp14:anchorId="49C13953" wp14:editId="7996F83D">
             <wp:extent cx="5731510" cy="2456180"/>
             <wp:effectExtent l="133350" t="114300" r="135890" b="172720"/>
             <wp:docPr id="1064643150" name="Picture 1" descr="A graph with red lines&#10;&#10;AI-generated content may be incorrect."/>
@@ -20797,21 +18729,7 @@
         <w:rPr>
           <w:rFonts w:ascii="Times New Roman" w:hAnsi="Times New Roman" w:cs="Times New Roman"/>
         </w:rPr>
-        <w:t xml:space="preserve">Extracted statistical features per indicator using </w:t>
-      </w:r>
-      <w:proofErr w:type="spellStart"/>
-      <w:r>
-        <w:rPr>
-          <w:rFonts w:ascii="Times New Roman" w:hAnsi="Times New Roman" w:cs="Times New Roman"/>
-        </w:rPr>
-        <w:t>compute_row_stats</w:t>
-      </w:r>
-      <w:proofErr w:type="spellEnd"/>
-      <w:r>
-        <w:rPr>
-          <w:rFonts w:ascii="Times New Roman" w:hAnsi="Times New Roman" w:cs="Times New Roman"/>
-        </w:rPr>
-        <w:t>.</w:t>
+        <w:t>Extracted statistical features per indicator using compute_row_stats.</w:t>
       </w:r>
     </w:p>
     <w:p>
@@ -20853,35 +18771,7 @@
         <w:rPr>
           <w:rFonts w:ascii="Times New Roman" w:hAnsi="Times New Roman" w:cs="Times New Roman"/>
         </w:rPr>
-        <w:t xml:space="preserve">: A </w:t>
-      </w:r>
-      <w:proofErr w:type="spellStart"/>
-      <w:r>
-        <w:rPr>
-          <w:rFonts w:ascii="Times New Roman" w:hAnsi="Times New Roman" w:cs="Times New Roman"/>
-        </w:rPr>
-        <w:t>DataFrame</w:t>
-      </w:r>
-      <w:proofErr w:type="spellEnd"/>
-      <w:r>
-        <w:rPr>
-          <w:rFonts w:ascii="Times New Roman" w:hAnsi="Times New Roman" w:cs="Times New Roman"/>
-        </w:rPr>
-        <w:t xml:space="preserve"> (</w:t>
-      </w:r>
-      <w:proofErr w:type="spellStart"/>
-      <w:r>
-        <w:rPr>
-          <w:rFonts w:ascii="Times New Roman" w:hAnsi="Times New Roman" w:cs="Times New Roman"/>
-        </w:rPr>
-        <w:t>stats_df</w:t>
-      </w:r>
-      <w:proofErr w:type="spellEnd"/>
-      <w:r>
-        <w:rPr>
-          <w:rFonts w:ascii="Times New Roman" w:hAnsi="Times New Roman" w:cs="Times New Roman"/>
-        </w:rPr>
-        <w:t>) where each row is an indicator, and columns include its name and computed statistics.</w:t>
+        <w:t>: A DataFrame (stats_df) where each row is an indicator, and columns include its name and computed statistics.</w:t>
       </w:r>
     </w:p>
     <w:p>
@@ -21085,21 +18975,7 @@
         <w:rPr>
           <w:rFonts w:ascii="Times New Roman" w:hAnsi="Times New Roman" w:cs="Times New Roman"/>
         </w:rPr>
-        <w:t xml:space="preserve">Loading category-specific datasets (update </w:t>
-      </w:r>
-      <w:proofErr w:type="spellStart"/>
-      <w:r>
-        <w:rPr>
-          <w:rFonts w:ascii="Times New Roman" w:hAnsi="Times New Roman" w:cs="Times New Roman"/>
-        </w:rPr>
-        <w:t>file_path</w:t>
-      </w:r>
-      <w:proofErr w:type="spellEnd"/>
-      <w:r>
-        <w:rPr>
-          <w:rFonts w:ascii="Times New Roman" w:hAnsi="Times New Roman" w:cs="Times New Roman"/>
-        </w:rPr>
-        <w:t>).</w:t>
+        <w:t>Loading category-specific datasets (update file_path).</w:t>
       </w:r>
     </w:p>
     <w:p>
@@ -21534,29 +19410,7 @@
         <w:rPr>
           <w:rFonts w:ascii="Times New Roman" w:eastAsia="Times New Roman" w:hAnsi="Times New Roman" w:cs="Times New Roman"/>
         </w:rPr>
-        <w:t xml:space="preserve">: Each dataset (e.g., finance.csv, education.csv) was loaded into a </w:t>
-      </w:r>
-      <w:proofErr w:type="gramStart"/>
-      <w:r>
-        <w:rPr>
-          <w:rFonts w:ascii="Times New Roman" w:eastAsia="Times New Roman" w:hAnsi="Times New Roman" w:cs="Times New Roman"/>
-        </w:rPr>
-        <w:t xml:space="preserve">pandas </w:t>
-      </w:r>
-      <w:proofErr w:type="spellStart"/>
-      <w:r>
-        <w:rPr>
-          <w:rFonts w:ascii="Times New Roman" w:eastAsia="Times New Roman" w:hAnsi="Times New Roman" w:cs="Times New Roman"/>
-        </w:rPr>
-        <w:t>DataFrame</w:t>
-      </w:r>
-      <w:proofErr w:type="spellEnd"/>
-      <w:proofErr w:type="gramEnd"/>
-      <w:r>
-        <w:rPr>
-          <w:rFonts w:ascii="Times New Roman" w:eastAsia="Times New Roman" w:hAnsi="Times New Roman" w:cs="Times New Roman"/>
-        </w:rPr>
-        <w:t>. The datasets are assumed to have a similar structure: a column named "Series Name" containing indicator names, and columns for each year (e.g., "1960 [YR1960]") containing numeric data.</w:t>
+        <w:t>: Each dataset (e.g., finance.csv, education.csv) was loaded into a pandas DataFrame. The datasets are assumed to have a similar structure: a column named "Series Name" containing indicator names, and columns for each year (e.g., "1960 [YR1960]") containing numeric data.</w:t>
       </w:r>
     </w:p>
     <w:p>
@@ -21608,49 +19462,7 @@
         <w:rPr>
           <w:rFonts w:ascii="Times New Roman" w:eastAsia="Times New Roman" w:hAnsi="Times New Roman" w:cs="Times New Roman"/>
         </w:rPr>
-        <w:t xml:space="preserve">: Non-numeric values were coerced to </w:t>
-      </w:r>
-      <w:proofErr w:type="spellStart"/>
-      <w:r>
-        <w:rPr>
-          <w:rFonts w:ascii="Times New Roman" w:eastAsia="Times New Roman" w:hAnsi="Times New Roman" w:cs="Times New Roman"/>
-        </w:rPr>
-        <w:t>NaN</w:t>
-      </w:r>
-      <w:proofErr w:type="spellEnd"/>
-      <w:r>
-        <w:rPr>
-          <w:rFonts w:ascii="Times New Roman" w:eastAsia="Times New Roman" w:hAnsi="Times New Roman" w:cs="Times New Roman"/>
-        </w:rPr>
-        <w:t xml:space="preserve">, and indicators with insufficient data (e.g., all </w:t>
-      </w:r>
-      <w:proofErr w:type="spellStart"/>
-      <w:r>
-        <w:rPr>
-          <w:rFonts w:ascii="Times New Roman" w:eastAsia="Times New Roman" w:hAnsi="Times New Roman" w:cs="Times New Roman"/>
-        </w:rPr>
-        <w:t>NaN</w:t>
-      </w:r>
-      <w:proofErr w:type="spellEnd"/>
-      <w:r>
-        <w:rPr>
-          <w:rFonts w:ascii="Times New Roman" w:eastAsia="Times New Roman" w:hAnsi="Times New Roman" w:cs="Times New Roman"/>
-        </w:rPr>
-        <w:t xml:space="preserve"> or fewer than two non-</w:t>
-      </w:r>
-      <w:proofErr w:type="spellStart"/>
-      <w:r>
-        <w:rPr>
-          <w:rFonts w:ascii="Times New Roman" w:eastAsia="Times New Roman" w:hAnsi="Times New Roman" w:cs="Times New Roman"/>
-        </w:rPr>
-        <w:t>NaN</w:t>
-      </w:r>
-      <w:proofErr w:type="spellEnd"/>
-      <w:r>
-        <w:rPr>
-          <w:rFonts w:ascii="Times New Roman" w:eastAsia="Times New Roman" w:hAnsi="Times New Roman" w:cs="Times New Roman"/>
-        </w:rPr>
-        <w:t xml:space="preserve"> values) were excluded to avoid undefined correlations.</w:t>
+        <w:t>: Non-numeric values were coerced to NaN, and indicators with insufficient data (e.g., all NaN or fewer than two non-NaN values) were excluded to avoid undefined correlations.</w:t>
       </w:r>
     </w:p>
     <w:p>
@@ -21702,21 +19514,7 @@
         <w:rPr>
           <w:rFonts w:ascii="Times New Roman" w:eastAsia="Times New Roman" w:hAnsi="Times New Roman" w:cs="Times New Roman"/>
         </w:rPr>
-        <w:t xml:space="preserve">: A heatmap was generated for each dataset to visualize the correlation matrix, with dimensions set to 32x28 inches for clarity. </w:t>
-      </w:r>
-      <w:proofErr w:type="spellStart"/>
-      <w:r>
-        <w:rPr>
-          <w:rFonts w:ascii="Times New Roman" w:eastAsia="Times New Roman" w:hAnsi="Times New Roman" w:cs="Times New Roman"/>
-        </w:rPr>
-        <w:t>NaN</w:t>
-      </w:r>
-      <w:proofErr w:type="spellEnd"/>
-      <w:r>
-        <w:rPr>
-          <w:rFonts w:ascii="Times New Roman" w:eastAsia="Times New Roman" w:hAnsi="Times New Roman" w:cs="Times New Roman"/>
-        </w:rPr>
-        <w:t xml:space="preserve"> values were masked to ensure a clean visualization.</w:t>
+        <w:t>: A heatmap was generated for each dataset to visualize the correlation matrix, with dimensions set to 32x28 inches for clarity. NaN values were masked to ensure a clean visualization.</w:t>
       </w:r>
     </w:p>
     <w:p>
@@ -21808,21 +19606,7 @@
         <w:rPr>
           <w:rFonts w:ascii="Times New Roman" w:eastAsia="Times New Roman" w:hAnsi="Times New Roman" w:cs="Times New Roman"/>
         </w:rPr>
-        <w:t xml:space="preserve">: Indicators related to literacy, </w:t>
-      </w:r>
-      <w:proofErr w:type="spellStart"/>
-      <w:r>
-        <w:rPr>
-          <w:rFonts w:ascii="Times New Roman" w:eastAsia="Times New Roman" w:hAnsi="Times New Roman" w:cs="Times New Roman"/>
-        </w:rPr>
-        <w:t>enrollment</w:t>
-      </w:r>
-      <w:proofErr w:type="spellEnd"/>
-      <w:r>
-        <w:rPr>
-          <w:rFonts w:ascii="Times New Roman" w:eastAsia="Times New Roman" w:hAnsi="Times New Roman" w:cs="Times New Roman"/>
-        </w:rPr>
-        <w:t>, and educational attainment.</w:t>
+        <w:t>: Indicators related to literacy, enrollment, and educational attainment.</w:t>
       </w:r>
     </w:p>
     <w:p>
@@ -21875,21 +19659,7 @@
         <w:rPr>
           <w:rFonts w:ascii="Times New Roman" w:eastAsia="Times New Roman" w:hAnsi="Times New Roman" w:cs="Times New Roman"/>
         </w:rPr>
-        <w:t xml:space="preserve">: Indicators related to </w:t>
-      </w:r>
-      <w:proofErr w:type="spellStart"/>
-      <w:r>
-        <w:rPr>
-          <w:rFonts w:ascii="Times New Roman" w:eastAsia="Times New Roman" w:hAnsi="Times New Roman" w:cs="Times New Roman"/>
-        </w:rPr>
-        <w:t>labor</w:t>
-      </w:r>
-      <w:proofErr w:type="spellEnd"/>
-      <w:r>
-        <w:rPr>
-          <w:rFonts w:ascii="Times New Roman" w:eastAsia="Times New Roman" w:hAnsi="Times New Roman" w:cs="Times New Roman"/>
-        </w:rPr>
-        <w:t xml:space="preserve"> force participation, social safety nets, and employment.</w:t>
+        <w:t>: Indicators related to labor force participation, social safety nets, and employment.</w:t>
       </w:r>
     </w:p>
     <w:p>
@@ -21969,21 +19739,7 @@
         <w:rPr>
           <w:rFonts w:ascii="Times New Roman" w:eastAsia="Times New Roman" w:hAnsi="Times New Roman" w:cs="Times New Roman"/>
         </w:rPr>
-        <w:t>The finance dataset revealed 160 pairs of indicators with significant correlations (|</w:t>
-      </w:r>
-      <w:proofErr w:type="spellStart"/>
-      <w:r>
-        <w:rPr>
-          <w:rFonts w:ascii="Times New Roman" w:eastAsia="Times New Roman" w:hAnsi="Times New Roman" w:cs="Times New Roman"/>
-        </w:rPr>
-        <w:t>corr</w:t>
-      </w:r>
-      <w:proofErr w:type="spellEnd"/>
-      <w:r>
-        <w:rPr>
-          <w:rFonts w:ascii="Times New Roman" w:eastAsia="Times New Roman" w:hAnsi="Times New Roman" w:cs="Times New Roman"/>
-        </w:rPr>
-        <w:t>| &gt; 0.7). Key findings include:</w:t>
+        <w:t>The finance dataset revealed 160 pairs of indicators with significant correlations (|corr| &gt; 0.7). Key findings include:</w:t>
       </w:r>
     </w:p>
     <w:p>
@@ -22227,56 +19983,14 @@
         <w:rPr>
           <w:rFonts w:ascii="Times New Roman" w:eastAsia="Times New Roman" w:hAnsi="Times New Roman" w:cs="Times New Roman"/>
         </w:rPr>
-        <w:t xml:space="preserve">Indicators like "Primary school </w:t>
-      </w:r>
-      <w:proofErr w:type="spellStart"/>
-      <w:r>
-        <w:rPr>
-          <w:rFonts w:ascii="Times New Roman" w:eastAsia="Times New Roman" w:hAnsi="Times New Roman" w:cs="Times New Roman"/>
-        </w:rPr>
-        <w:t>enrollment</w:t>
-      </w:r>
-      <w:proofErr w:type="spellEnd"/>
-      <w:r>
-        <w:rPr>
-          <w:rFonts w:ascii="Times New Roman" w:eastAsia="Times New Roman" w:hAnsi="Times New Roman" w:cs="Times New Roman"/>
-        </w:rPr>
-        <w:t xml:space="preserve"> (% of age group)" and "Secondary school </w:t>
-      </w:r>
-      <w:proofErr w:type="spellStart"/>
-      <w:r>
-        <w:rPr>
-          <w:rFonts w:ascii="Times New Roman" w:eastAsia="Times New Roman" w:hAnsi="Times New Roman" w:cs="Times New Roman"/>
-        </w:rPr>
-        <w:t>enrollment</w:t>
-      </w:r>
-      <w:proofErr w:type="spellEnd"/>
-      <w:r>
-        <w:rPr>
-          <w:rFonts w:ascii="Times New Roman" w:eastAsia="Times New Roman" w:hAnsi="Times New Roman" w:cs="Times New Roman"/>
-        </w:rPr>
-        <w:t xml:space="preserve"> (% of age group)" are expected to show strong positive correlations (coefficients &gt; 0.7). This would indicate that improvements in primary education </w:t>
+        <w:t xml:space="preserve">Indicators like "Primary school enrollment (% of age group)" and "Secondary school enrollment (% of age group)" are expected to show strong positive correlations (coefficients &gt; 0.7). This would indicate that improvements in primary education </w:t>
       </w:r>
       <w:r>
         <w:rPr>
           <w:rFonts w:ascii="Times New Roman" w:eastAsia="Times New Roman" w:hAnsi="Times New Roman" w:cs="Times New Roman"/>
         </w:rPr>
         <w:lastRenderedPageBreak/>
-        <w:t xml:space="preserve">access are associated with increased secondary education </w:t>
-      </w:r>
-      <w:proofErr w:type="spellStart"/>
-      <w:r>
-        <w:rPr>
-          <w:rFonts w:ascii="Times New Roman" w:eastAsia="Times New Roman" w:hAnsi="Times New Roman" w:cs="Times New Roman"/>
-        </w:rPr>
-        <w:t>enrollment</w:t>
-      </w:r>
-      <w:proofErr w:type="spellEnd"/>
-      <w:r>
-        <w:rPr>
-          <w:rFonts w:ascii="Times New Roman" w:eastAsia="Times New Roman" w:hAnsi="Times New Roman" w:cs="Times New Roman"/>
-        </w:rPr>
-        <w:t>, reflecting a continuum in educational progression.</w:t>
+        <w:t>access are associated with increased secondary education enrollment, reflecting a continuum in educational progression.</w:t>
       </w:r>
     </w:p>
     <w:p>
@@ -22544,21 +20258,7 @@
         <w:rPr>
           <w:rFonts w:ascii="Times New Roman" w:eastAsia="Times New Roman" w:hAnsi="Times New Roman" w:cs="Times New Roman"/>
         </w:rPr>
-        <w:t xml:space="preserve">If the dataset includes education-related indicators, "Poverty headcount ratio" might correlate negatively with "Primary school </w:t>
-      </w:r>
-      <w:proofErr w:type="spellStart"/>
-      <w:r>
-        <w:rPr>
-          <w:rFonts w:ascii="Times New Roman" w:eastAsia="Times New Roman" w:hAnsi="Times New Roman" w:cs="Times New Roman"/>
-        </w:rPr>
-        <w:t>enrollment</w:t>
-      </w:r>
-      <w:proofErr w:type="spellEnd"/>
-      <w:r>
-        <w:rPr>
-          <w:rFonts w:ascii="Times New Roman" w:eastAsia="Times New Roman" w:hAnsi="Times New Roman" w:cs="Times New Roman"/>
-        </w:rPr>
-        <w:t>", suggesting that better education access reduces poverty over time.</w:t>
+        <w:t>If the dataset includes education-related indicators, "Poverty headcount ratio" might correlate negatively with "Primary school enrollment", suggesting that better education access reduces poverty over time.</w:t>
       </w:r>
     </w:p>
     <w:p>
@@ -22606,21 +20306,7 @@
         <w:rPr>
           <w:rFonts w:ascii="Times New Roman" w:eastAsia="Times New Roman" w:hAnsi="Times New Roman" w:cs="Times New Roman"/>
         </w:rPr>
-        <w:t xml:space="preserve">This dataset likely includes indicators related to </w:t>
-      </w:r>
-      <w:proofErr w:type="spellStart"/>
-      <w:r>
-        <w:rPr>
-          <w:rFonts w:ascii="Times New Roman" w:eastAsia="Times New Roman" w:hAnsi="Times New Roman" w:cs="Times New Roman"/>
-        </w:rPr>
-        <w:t>labor</w:t>
-      </w:r>
-      <w:proofErr w:type="spellEnd"/>
-      <w:r>
-        <w:rPr>
-          <w:rFonts w:ascii="Times New Roman" w:eastAsia="Times New Roman" w:hAnsi="Times New Roman" w:cs="Times New Roman"/>
-        </w:rPr>
-        <w:t xml:space="preserve"> force participation, unemployment, and social safety nets. Expected significant correlations include:</w:t>
+        <w:t>This dataset likely includes indicators related to labor force participation, unemployment, and social safety nets. Expected significant correlations include:</w:t>
       </w:r>
     </w:p>
     <w:p>
@@ -22665,21 +20351,7 @@
           <w:rFonts w:ascii="Times New Roman" w:eastAsia="Times New Roman" w:hAnsi="Times New Roman" w:cs="Times New Roman"/>
         </w:rPr>
         <w:lastRenderedPageBreak/>
-        <w:t xml:space="preserve">"Labor force participation rate, female (% of female population ages 15+)" and "Labor force participation rate, male (% of male population ages 15+)" might show a strong correlation, indicating that </w:t>
-      </w:r>
-      <w:proofErr w:type="spellStart"/>
-      <w:r>
-        <w:rPr>
-          <w:rFonts w:ascii="Times New Roman" w:eastAsia="Times New Roman" w:hAnsi="Times New Roman" w:cs="Times New Roman"/>
-        </w:rPr>
-        <w:t>labor</w:t>
-      </w:r>
-      <w:proofErr w:type="spellEnd"/>
-      <w:r>
-        <w:rPr>
-          <w:rFonts w:ascii="Times New Roman" w:eastAsia="Times New Roman" w:hAnsi="Times New Roman" w:cs="Times New Roman"/>
-        </w:rPr>
-        <w:t xml:space="preserve"> market trends (e.g., economic growth, urbanization) affect both genders similarly.</w:t>
+        <w:t>"Labor force participation rate, female (% of female population ages 15+)" and "Labor force participation rate, male (% of male population ages 15+)" might show a strong correlation, indicating that labor market trends (e.g., economic growth, urbanization) affect both genders similarly.</w:t>
       </w:r>
     </w:p>
     <w:p>
@@ -22723,21 +20395,7 @@
         <w:rPr>
           <w:rFonts w:ascii="Times New Roman" w:eastAsia="Times New Roman" w:hAnsi="Times New Roman" w:cs="Times New Roman"/>
         </w:rPr>
-        <w:t xml:space="preserve">"Unemployment rate (% of total </w:t>
-      </w:r>
-      <w:proofErr w:type="spellStart"/>
-      <w:r>
-        <w:rPr>
-          <w:rFonts w:ascii="Times New Roman" w:eastAsia="Times New Roman" w:hAnsi="Times New Roman" w:cs="Times New Roman"/>
-        </w:rPr>
-        <w:t>labor</w:t>
-      </w:r>
-      <w:proofErr w:type="spellEnd"/>
-      <w:r>
-        <w:rPr>
-          <w:rFonts w:ascii="Times New Roman" w:eastAsia="Times New Roman" w:hAnsi="Times New Roman" w:cs="Times New Roman"/>
-        </w:rPr>
-        <w:t xml:space="preserve"> force)" may correlate negatively with "Coverage of social protection programs (% of population)", suggesting that higher unemployment is associated with lower social protection coverage, potentially exacerbating economic vulnerability.</w:t>
+        <w:t>"Unemployment rate (% of total labor force)" may correlate negatively with "Coverage of social protection programs (% of population)", suggesting that higher unemployment is associated with lower social protection coverage, potentially exacerbating economic vulnerability.</w:t>
       </w:r>
     </w:p>
     <w:p>
@@ -22781,49 +20439,7 @@
         <w:rPr>
           <w:rFonts w:ascii="Times New Roman" w:eastAsia="Times New Roman" w:hAnsi="Times New Roman" w:cs="Times New Roman"/>
         </w:rPr>
-        <w:t xml:space="preserve">If child </w:t>
-      </w:r>
-      <w:proofErr w:type="spellStart"/>
-      <w:r>
-        <w:rPr>
-          <w:rFonts w:ascii="Times New Roman" w:eastAsia="Times New Roman" w:hAnsi="Times New Roman" w:cs="Times New Roman"/>
-        </w:rPr>
-        <w:t>labor</w:t>
-      </w:r>
-      <w:proofErr w:type="spellEnd"/>
-      <w:r>
-        <w:rPr>
-          <w:rFonts w:ascii="Times New Roman" w:eastAsia="Times New Roman" w:hAnsi="Times New Roman" w:cs="Times New Roman"/>
-        </w:rPr>
-        <w:t xml:space="preserve"> indicators are present, "Children in employment (% of children ages 7-14)" might correlate negatively with "School </w:t>
-      </w:r>
-      <w:proofErr w:type="spellStart"/>
-      <w:r>
-        <w:rPr>
-          <w:rFonts w:ascii="Times New Roman" w:eastAsia="Times New Roman" w:hAnsi="Times New Roman" w:cs="Times New Roman"/>
-        </w:rPr>
-        <w:t>enrollment</w:t>
-      </w:r>
-      <w:proofErr w:type="spellEnd"/>
-      <w:r>
-        <w:rPr>
-          <w:rFonts w:ascii="Times New Roman" w:eastAsia="Times New Roman" w:hAnsi="Times New Roman" w:cs="Times New Roman"/>
-        </w:rPr>
-        <w:t xml:space="preserve">", reflecting the trade-off between child </w:t>
-      </w:r>
-      <w:proofErr w:type="spellStart"/>
-      <w:r>
-        <w:rPr>
-          <w:rFonts w:ascii="Times New Roman" w:eastAsia="Times New Roman" w:hAnsi="Times New Roman" w:cs="Times New Roman"/>
-        </w:rPr>
-        <w:t>labor</w:t>
-      </w:r>
-      <w:proofErr w:type="spellEnd"/>
-      <w:r>
-        <w:rPr>
-          <w:rFonts w:ascii="Times New Roman" w:eastAsia="Times New Roman" w:hAnsi="Times New Roman" w:cs="Times New Roman"/>
-        </w:rPr>
-        <w:t xml:space="preserve"> and education access.</w:t>
+        <w:t>If child labor indicators are present, "Children in employment (% of children ages 7-14)" might correlate negatively with "School enrollment", reflecting the trade-off between child labor and education access.</w:t>
       </w:r>
     </w:p>
     <w:p>
@@ -22837,21 +20453,7 @@
         <w:rPr>
           <w:rFonts w:ascii="Times New Roman" w:eastAsia="Times New Roman" w:hAnsi="Times New Roman" w:cs="Times New Roman"/>
         </w:rPr>
-        <w:t xml:space="preserve">These findings would underscore the interplay between </w:t>
-      </w:r>
-      <w:proofErr w:type="spellStart"/>
-      <w:r>
-        <w:rPr>
-          <w:rFonts w:ascii="Times New Roman" w:eastAsia="Times New Roman" w:hAnsi="Times New Roman" w:cs="Times New Roman"/>
-        </w:rPr>
-        <w:t>labor</w:t>
-      </w:r>
-      <w:proofErr w:type="spellEnd"/>
-      <w:r>
-        <w:rPr>
-          <w:rFonts w:ascii="Times New Roman" w:eastAsia="Times New Roman" w:hAnsi="Times New Roman" w:cs="Times New Roman"/>
-        </w:rPr>
-        <w:t xml:space="preserve"> market dynamics and social protection systems in Pakistan.</w:t>
+        <w:t>These findings would underscore the interplay between labor market dynamics and social protection systems in Pakistan.</w:t>
       </w:r>
     </w:p>
     <w:p>
@@ -23154,21 +20756,7 @@
         <w:rPr>
           <w:rFonts w:ascii="Times New Roman" w:eastAsia="Times New Roman" w:hAnsi="Times New Roman" w:cs="Times New Roman"/>
         </w:rPr>
-        <w:t xml:space="preserve">Education indicators likely play a pivotal role in influencing outcomes in other datasets. For example, higher school </w:t>
-      </w:r>
-      <w:proofErr w:type="spellStart"/>
-      <w:r>
-        <w:rPr>
-          <w:rFonts w:ascii="Times New Roman" w:eastAsia="Times New Roman" w:hAnsi="Times New Roman" w:cs="Times New Roman"/>
-        </w:rPr>
-        <w:t>enrollment</w:t>
-      </w:r>
-      <w:proofErr w:type="spellEnd"/>
-      <w:r>
-        <w:rPr>
-          <w:rFonts w:ascii="Times New Roman" w:eastAsia="Times New Roman" w:hAnsi="Times New Roman" w:cs="Times New Roman"/>
-        </w:rPr>
-        <w:t xml:space="preserve"> (education dataset) may correlate with lower poverty rates (poverty dataset) and better health outcomes (health dataset), reflecting the long-term impact of education on socio-economic development.</w:t>
+        <w:t>Education indicators likely play a pivotal role in influencing outcomes in other datasets. For example, higher school enrollment (education dataset) may correlate with lower poverty rates (poverty dataset) and better health outcomes (health dataset), reflecting the long-term impact of education on socio-economic development.</w:t>
       </w:r>
     </w:p>
     <w:p>
@@ -23212,21 +20800,7 @@
         <w:rPr>
           <w:rFonts w:ascii="Times New Roman" w:eastAsia="Times New Roman" w:hAnsi="Times New Roman" w:cs="Times New Roman"/>
         </w:rPr>
-        <w:t xml:space="preserve">The finance dataset’s correlations between price indices and exchange rates, as well as the poverty dataset’s expected links between poverty and inequality, highlight the role of economic stability in shaping social outcomes. Currency depreciation and inflation (finance) can exacerbate poverty (poverty) and limit access to social protection (social protection and </w:t>
-      </w:r>
-      <w:proofErr w:type="spellStart"/>
-      <w:r>
-        <w:rPr>
-          <w:rFonts w:ascii="Times New Roman" w:eastAsia="Times New Roman" w:hAnsi="Times New Roman" w:cs="Times New Roman"/>
-        </w:rPr>
-        <w:t>labor</w:t>
-      </w:r>
-      <w:proofErr w:type="spellEnd"/>
-      <w:r>
-        <w:rPr>
-          <w:rFonts w:ascii="Times New Roman" w:eastAsia="Times New Roman" w:hAnsi="Times New Roman" w:cs="Times New Roman"/>
-        </w:rPr>
-        <w:t>), creating a vicious cycle of economic vulnerability.</w:t>
+        <w:t>The finance dataset’s correlations between price indices and exchange rates, as well as the poverty dataset’s expected links between poverty and inequality, highlight the role of economic stability in shaping social outcomes. Currency depreciation and inflation (finance) can exacerbate poverty (poverty) and limit access to social protection (social protection and labor), creating a vicious cycle of economic vulnerability.</w:t>
       </w:r>
     </w:p>
     <w:p>
@@ -23304,21 +20878,7 @@
         <w:rPr>
           <w:rFonts w:ascii="Times New Roman" w:eastAsia="Times New Roman" w:hAnsi="Times New Roman" w:cs="Times New Roman"/>
         </w:rPr>
-        <w:t xml:space="preserve">This correlation analysis across the finance, education, poverty, social protection and </w:t>
-      </w:r>
-      <w:proofErr w:type="spellStart"/>
-      <w:r>
-        <w:rPr>
-          <w:rFonts w:ascii="Times New Roman" w:eastAsia="Times New Roman" w:hAnsi="Times New Roman" w:cs="Times New Roman"/>
-        </w:rPr>
-        <w:t>labor</w:t>
-      </w:r>
-      <w:proofErr w:type="spellEnd"/>
-      <w:r>
-        <w:rPr>
-          <w:rFonts w:ascii="Times New Roman" w:eastAsia="Times New Roman" w:hAnsi="Times New Roman" w:cs="Times New Roman"/>
-        </w:rPr>
-        <w:t>, and health datasets provides a holistic view of Pakistan’s socio-economic landscape from 1960 to 2023. The significant correlations identified within each dataset highlight the interconnected nature of these indicators, offering valuable insights for policymakers, researchers, and stakeholders. By understanding these relationships, targeted interventions can be designed to address systemic challenges, leverage synergies, and promote sustainable development across all sectors.</w:t>
+        <w:t>This correlation analysis across the finance, education, poverty, social protection and labor, and health datasets provides a holistic view of Pakistan’s socio-economic landscape from 1960 to 2023. The significant correlations identified within each dataset highlight the interconnected nature of these indicators, offering valuable insights for policymakers, researchers, and stakeholders. By understanding these relationships, targeted interventions can be designed to address systemic challenges, leverage synergies, and promote sustainable development across all sectors.</w:t>
       </w:r>
     </w:p>
     <w:p>
@@ -23351,7 +20911,23 @@
           <w:bCs/>
         </w:rPr>
         <w:lastRenderedPageBreak/>
-        <w:t>Phase 5: Time Series Analysis</w:t>
+        <w:t xml:space="preserve">Phase </w:t>
+      </w:r>
+      <w:r>
+        <w:rPr>
+          <w:rFonts w:ascii="Times New Roman" w:eastAsia="Times New Roman" w:hAnsi="Times New Roman" w:cs="Times New Roman"/>
+          <w:b/>
+          <w:bCs/>
+        </w:rPr>
+        <w:t>V</w:t>
+      </w:r>
+      <w:r>
+        <w:rPr>
+          <w:rFonts w:ascii="Times New Roman" w:eastAsia="Times New Roman" w:hAnsi="Times New Roman" w:cs="Times New Roman"/>
+          <w:b/>
+          <w:bCs/>
+        </w:rPr>
+        <w:t>: Time Series Analysis</w:t>
       </w:r>
       <w:bookmarkEnd w:id="61"/>
     </w:p>
@@ -23414,21 +20990,7 @@
         <w:rPr>
           <w:rFonts w:ascii="Times New Roman" w:hAnsi="Times New Roman" w:cs="Times New Roman"/>
         </w:rPr>
-        <w:t xml:space="preserve">This report presents a comprehensive time series analysis of Pakistan's education, finance, health, poverty, and social protection &amp; labour datasets, identifying key trends and patterns. Using ARIMA and ensemble forecasting methods, projections from 2024 to 2040 highlight future trajectories for critical indicators. The analysis reveals steady progress in education and health access, persistent poverty challenges, and evolving financial and </w:t>
-      </w:r>
-      <w:proofErr w:type="spellStart"/>
-      <w:r>
-        <w:rPr>
-          <w:rFonts w:ascii="Times New Roman" w:hAnsi="Times New Roman" w:cs="Times New Roman"/>
-        </w:rPr>
-        <w:t>labor</w:t>
-      </w:r>
-      <w:proofErr w:type="spellEnd"/>
-      <w:r>
-        <w:rPr>
-          <w:rFonts w:ascii="Times New Roman" w:hAnsi="Times New Roman" w:cs="Times New Roman"/>
-        </w:rPr>
-        <w:t xml:space="preserve"> landscapes. These insights inform policy and strategic planning for sustainable development.</w:t>
+        <w:t>This report presents a comprehensive time series analysis of Pakistan's education, finance, health, poverty, and social protection &amp; labour datasets, identifying key trends and patterns. Using ARIMA and ensemble forecasting methods, projections from 2024 to 2040 highlight future trajectories for critical indicators. The analysis reveals steady progress in education and health access, persistent poverty challenges, and evolving financial and labor landscapes. These insights inform policy and strategic planning for sustainable development.</w:t>
       </w:r>
     </w:p>
     <w:p>
@@ -23481,21 +21043,7 @@
         <w:rPr>
           <w:rFonts w:ascii="Times New Roman" w:hAnsi="Times New Roman" w:cs="Times New Roman"/>
         </w:rPr>
-        <w:t xml:space="preserve">The education dataset focuses on key indicators for Pakistan, including primary </w:t>
-      </w:r>
-      <w:proofErr w:type="spellStart"/>
-      <w:r>
-        <w:rPr>
-          <w:rFonts w:ascii="Times New Roman" w:hAnsi="Times New Roman" w:cs="Times New Roman"/>
-        </w:rPr>
-        <w:t>enrollment</w:t>
-      </w:r>
-      <w:proofErr w:type="spellEnd"/>
-      <w:r>
-        <w:rPr>
-          <w:rFonts w:ascii="Times New Roman" w:hAnsi="Times New Roman" w:cs="Times New Roman"/>
-        </w:rPr>
-        <w:t xml:space="preserve"> rates, children out of school, secondary education pupils, and bachelor's degree attainment. Time series analysis reveals educational progress and challenges over time.</w:t>
+        <w:t>The education dataset focuses on key indicators for Pakistan, including primary enrollment rates, children out of school, secondary education pupils, and bachelor's degree attainment. Time series analysis reveals educational progress and challenges over time.</w:t>
       </w:r>
     </w:p>
     <w:p>
@@ -23533,25 +21081,7 @@
           <w:b/>
           <w:bCs/>
         </w:rPr>
-        <w:t xml:space="preserve">Primary </w:t>
-      </w:r>
-      <w:proofErr w:type="spellStart"/>
-      <w:r>
-        <w:rPr>
-          <w:rFonts w:ascii="Times New Roman" w:hAnsi="Times New Roman" w:cs="Times New Roman"/>
-          <w:b/>
-          <w:bCs/>
-        </w:rPr>
-        <w:t>Enrollment</w:t>
-      </w:r>
-      <w:proofErr w:type="spellEnd"/>
-      <w:r>
-        <w:rPr>
-          <w:rFonts w:ascii="Times New Roman" w:hAnsi="Times New Roman" w:cs="Times New Roman"/>
-          <w:b/>
-          <w:bCs/>
-        </w:rPr>
-        <w:t xml:space="preserve"> Rate (SE.PRM.TENR):</w:t>
+        <w:t>Primary Enrollment Rate (SE.PRM.TENR):</w:t>
       </w:r>
     </w:p>
     <w:p>
@@ -23830,21 +21360,7 @@
         <w:rPr>
           <w:rFonts w:ascii="Times New Roman" w:hAnsi="Times New Roman" w:cs="Times New Roman"/>
         </w:rPr>
-        <w:t xml:space="preserve">: None observed; changes are gradual and </w:t>
-      </w:r>
-      <w:proofErr w:type="gramStart"/>
-      <w:r>
-        <w:rPr>
-          <w:rFonts w:ascii="Times New Roman" w:hAnsi="Times New Roman" w:cs="Times New Roman"/>
-        </w:rPr>
-        <w:t>policy-driven</w:t>
-      </w:r>
-      <w:proofErr w:type="gramEnd"/>
-      <w:r>
-        <w:rPr>
-          <w:rFonts w:ascii="Times New Roman" w:hAnsi="Times New Roman" w:cs="Times New Roman"/>
-        </w:rPr>
-        <w:t>.</w:t>
+        <w:t>: None observed; changes are gradual and policy-driven.</w:t>
       </w:r>
     </w:p>
     <w:p>
@@ -24026,21 +21542,7 @@
         <w:rPr>
           <w:rFonts w:ascii="Times New Roman" w:hAnsi="Times New Roman" w:cs="Times New Roman"/>
         </w:rPr>
-        <w:t xml:space="preserve">Primary </w:t>
-      </w:r>
-      <w:proofErr w:type="spellStart"/>
-      <w:r>
-        <w:rPr>
-          <w:rFonts w:ascii="Times New Roman" w:hAnsi="Times New Roman" w:cs="Times New Roman"/>
-        </w:rPr>
-        <w:t>enrollment</w:t>
-      </w:r>
-      <w:proofErr w:type="spellEnd"/>
-      <w:r>
-        <w:rPr>
-          <w:rFonts w:ascii="Times New Roman" w:hAnsi="Times New Roman" w:cs="Times New Roman"/>
-        </w:rPr>
-        <w:t xml:space="preserve"> rate is projected to continue rising, potentially reaching ~75-80% by 2040, assuming sustained efforts.</w:t>
+        <w:t>Primary enrollment rate is projected to continue rising, potentially reaching ~75-80% by 2040, assuming sustained efforts.</w:t>
       </w:r>
     </w:p>
     <w:p>
@@ -24100,21 +21602,7 @@
         <w:rPr>
           <w:rFonts w:ascii="Times New Roman" w:hAnsi="Times New Roman" w:cs="Times New Roman"/>
         </w:rPr>
-        <w:t xml:space="preserve">Bachelor's degree attainment shows steady growth, possibly reaching 12-15% by 2040, driven by demand for skilled </w:t>
-      </w:r>
-      <w:proofErr w:type="spellStart"/>
-      <w:r>
-        <w:rPr>
-          <w:rFonts w:ascii="Times New Roman" w:hAnsi="Times New Roman" w:cs="Times New Roman"/>
-        </w:rPr>
-        <w:t>labor</w:t>
-      </w:r>
-      <w:proofErr w:type="spellEnd"/>
-      <w:r>
-        <w:rPr>
-          <w:rFonts w:ascii="Times New Roman" w:hAnsi="Times New Roman" w:cs="Times New Roman"/>
-        </w:rPr>
-        <w:t>.</w:t>
+        <w:t>Bachelor's degree attainment shows steady growth, possibly reaching 12-15% by 2040, driven by demand for skilled labor.</w:t>
       </w:r>
     </w:p>
     <w:p>
@@ -24213,25 +21701,7 @@
           <w:b/>
           <w:bCs/>
         </w:rPr>
-        <w:t>Account Ownership (</w:t>
-      </w:r>
-      <w:proofErr w:type="gramStart"/>
-      <w:r>
-        <w:rPr>
-          <w:rFonts w:ascii="Times New Roman" w:hAnsi="Times New Roman" w:cs="Times New Roman"/>
-          <w:b/>
-          <w:bCs/>
-        </w:rPr>
-        <w:t>FX.OWN.TOTL.ZS</w:t>
-      </w:r>
-      <w:proofErr w:type="gramEnd"/>
-      <w:r>
-        <w:rPr>
-          <w:rFonts w:ascii="Times New Roman" w:hAnsi="Times New Roman" w:cs="Times New Roman"/>
-          <w:b/>
-          <w:bCs/>
-        </w:rPr>
-        <w:t>):</w:t>
+        <w:t>Account Ownership (FX.OWN.TOTL.ZS):</w:t>
       </w:r>
     </w:p>
     <w:p>
@@ -24305,25 +21775,7 @@
           <w:b/>
           <w:bCs/>
         </w:rPr>
-        <w:t>ATMs per 100,000 Adults (</w:t>
-      </w:r>
-      <w:proofErr w:type="gramStart"/>
-      <w:r>
-        <w:rPr>
-          <w:rFonts w:ascii="Times New Roman" w:hAnsi="Times New Roman" w:cs="Times New Roman"/>
-          <w:b/>
-          <w:bCs/>
-        </w:rPr>
-        <w:t>FB.ATM.TOTL.P</w:t>
-      </w:r>
-      <w:proofErr w:type="gramEnd"/>
-      <w:r>
-        <w:rPr>
-          <w:rFonts w:ascii="Times New Roman" w:hAnsi="Times New Roman" w:cs="Times New Roman"/>
-          <w:b/>
-          <w:bCs/>
-        </w:rPr>
-        <w:t>5):</w:t>
+        <w:t>ATMs per 100,000 Adults (FB.ATM.TOTL.P5):</w:t>
       </w:r>
     </w:p>
     <w:p>
@@ -24471,25 +21923,7 @@
           <w:b/>
           <w:bCs/>
         </w:rPr>
-        <w:t>Nonperforming Loans (</w:t>
-      </w:r>
-      <w:proofErr w:type="gramStart"/>
-      <w:r>
-        <w:rPr>
-          <w:rFonts w:ascii="Times New Roman" w:hAnsi="Times New Roman" w:cs="Times New Roman"/>
-          <w:b/>
-          <w:bCs/>
-        </w:rPr>
-        <w:t>FB.AST.NPER.ZS</w:t>
-      </w:r>
-      <w:proofErr w:type="gramEnd"/>
-      <w:r>
-        <w:rPr>
-          <w:rFonts w:ascii="Times New Roman" w:hAnsi="Times New Roman" w:cs="Times New Roman"/>
-          <w:b/>
-          <w:bCs/>
-        </w:rPr>
-        <w:t>):</w:t>
+        <w:t>Nonperforming Loans (FB.AST.NPER.ZS):</w:t>
       </w:r>
     </w:p>
     <w:p>
@@ -25036,25 +22470,7 @@
           <w:b/>
           <w:bCs/>
         </w:rPr>
-        <w:t>Births Attended by Skilled Staff (</w:t>
-      </w:r>
-      <w:proofErr w:type="gramStart"/>
-      <w:r>
-        <w:rPr>
-          <w:rFonts w:ascii="Times New Roman" w:hAnsi="Times New Roman" w:cs="Times New Roman"/>
-          <w:b/>
-          <w:bCs/>
-        </w:rPr>
-        <w:t>SH.STA.BRTC.ZS</w:t>
-      </w:r>
-      <w:proofErr w:type="gramEnd"/>
-      <w:r>
-        <w:rPr>
-          <w:rFonts w:ascii="Times New Roman" w:hAnsi="Times New Roman" w:cs="Times New Roman"/>
-          <w:b/>
-          <w:bCs/>
-        </w:rPr>
-        <w:t>):</w:t>
+        <w:t>Births Attended by Skilled Staff (SH.STA.BRTC.ZS):</w:t>
       </w:r>
     </w:p>
     <w:p>
@@ -25202,25 +22618,7 @@
           <w:b/>
           <w:bCs/>
         </w:rPr>
-        <w:t>Non-Communicable Diseases Deaths (</w:t>
-      </w:r>
-      <w:proofErr w:type="gramStart"/>
-      <w:r>
-        <w:rPr>
-          <w:rFonts w:ascii="Times New Roman" w:hAnsi="Times New Roman" w:cs="Times New Roman"/>
-          <w:b/>
-          <w:bCs/>
-        </w:rPr>
-        <w:t>SH.DTH.NCOM.ZS</w:t>
-      </w:r>
-      <w:proofErr w:type="gramEnd"/>
-      <w:r>
-        <w:rPr>
-          <w:rFonts w:ascii="Times New Roman" w:hAnsi="Times New Roman" w:cs="Times New Roman"/>
-          <w:b/>
-          <w:bCs/>
-        </w:rPr>
-        <w:t>):</w:t>
+        <w:t>Non-Communicable Diseases Deaths (SH.DTH.NCOM.ZS):</w:t>
       </w:r>
     </w:p>
     <w:p>
@@ -25294,25 +22692,7 @@
           <w:b/>
           <w:bCs/>
         </w:rPr>
-        <w:t>Birth Registration Completeness (</w:t>
-      </w:r>
-      <w:proofErr w:type="gramStart"/>
-      <w:r>
-        <w:rPr>
-          <w:rFonts w:ascii="Times New Roman" w:hAnsi="Times New Roman" w:cs="Times New Roman"/>
-          <w:b/>
-          <w:bCs/>
-        </w:rPr>
-        <w:t>SP.REG.BRTH.ZS</w:t>
-      </w:r>
-      <w:proofErr w:type="gramEnd"/>
-      <w:r>
-        <w:rPr>
-          <w:rFonts w:ascii="Times New Roman" w:hAnsi="Times New Roman" w:cs="Times New Roman"/>
-          <w:b/>
-          <w:bCs/>
-        </w:rPr>
-        <w:t>):</w:t>
+        <w:t>Birth Registration Completeness (SP.REG.BRTH.ZS):</w:t>
       </w:r>
     </w:p>
     <w:p>
@@ -26400,21 +23780,7 @@
         <w:rPr>
           <w:rFonts w:ascii="Times New Roman" w:hAnsi="Times New Roman" w:cs="Times New Roman"/>
         </w:rPr>
-        <w:t xml:space="preserve">This dataset covers social protection adequacy, safety net benefits, unemployment, vulnerable employment, and wage workers, reflecting Pakistan's </w:t>
-      </w:r>
-      <w:proofErr w:type="spellStart"/>
-      <w:r>
-        <w:rPr>
-          <w:rFonts w:ascii="Times New Roman" w:hAnsi="Times New Roman" w:cs="Times New Roman"/>
-        </w:rPr>
-        <w:t>labor</w:t>
-      </w:r>
-      <w:proofErr w:type="spellEnd"/>
-      <w:r>
-        <w:rPr>
-          <w:rFonts w:ascii="Times New Roman" w:hAnsi="Times New Roman" w:cs="Times New Roman"/>
-        </w:rPr>
-        <w:t xml:space="preserve"> and welfare landscape.</w:t>
+        <w:t>This dataset covers social protection adequacy, safety net benefits, unemployment, vulnerable employment, and wage workers, reflecting Pakistan's labor and welfare landscape.</w:t>
       </w:r>
     </w:p>
     <w:p>
@@ -26452,25 +23818,7 @@
           <w:b/>
           <w:bCs/>
         </w:rPr>
-        <w:t>Social Protection Adequacy (</w:t>
-      </w:r>
-      <w:proofErr w:type="spellStart"/>
-      <w:r>
-        <w:rPr>
-          <w:rFonts w:ascii="Times New Roman" w:hAnsi="Times New Roman" w:cs="Times New Roman"/>
-          <w:b/>
-          <w:bCs/>
-        </w:rPr>
-        <w:t>per_allsp.adq_pop_tot</w:t>
-      </w:r>
-      <w:proofErr w:type="spellEnd"/>
-      <w:r>
-        <w:rPr>
-          <w:rFonts w:ascii="Times New Roman" w:hAnsi="Times New Roman" w:cs="Times New Roman"/>
-          <w:b/>
-          <w:bCs/>
-        </w:rPr>
-        <w:t>):</w:t>
+        <w:t>Social Protection Adequacy (per_allsp.adq_pop_tot):</w:t>
       </w:r>
     </w:p>
     <w:p>
@@ -26692,25 +24040,7 @@
           <w:b/>
           <w:bCs/>
         </w:rPr>
-        <w:t>Vulnerable Employment Rate (</w:t>
-      </w:r>
-      <w:proofErr w:type="gramStart"/>
-      <w:r>
-        <w:rPr>
-          <w:rFonts w:ascii="Times New Roman" w:hAnsi="Times New Roman" w:cs="Times New Roman"/>
-          <w:b/>
-          <w:bCs/>
-        </w:rPr>
-        <w:t>SL.EMP.VULN.ZS</w:t>
-      </w:r>
-      <w:proofErr w:type="gramEnd"/>
-      <w:r>
-        <w:rPr>
-          <w:rFonts w:ascii="Times New Roman" w:hAnsi="Times New Roman" w:cs="Times New Roman"/>
-          <w:b/>
-          <w:bCs/>
-        </w:rPr>
-        <w:t>):</w:t>
+        <w:t>Vulnerable Employment Rate (SL.EMP.VULN.ZS):</w:t>
       </w:r>
     </w:p>
     <w:p>
@@ -26766,21 +24096,7 @@
         <w:rPr>
           <w:rFonts w:ascii="Times New Roman" w:hAnsi="Times New Roman" w:cs="Times New Roman"/>
         </w:rPr>
-        <w:t xml:space="preserve">: None; long-term </w:t>
-      </w:r>
-      <w:proofErr w:type="spellStart"/>
-      <w:r>
-        <w:rPr>
-          <w:rFonts w:ascii="Times New Roman" w:hAnsi="Times New Roman" w:cs="Times New Roman"/>
-        </w:rPr>
-        <w:t>labor</w:t>
-      </w:r>
-      <w:proofErr w:type="spellEnd"/>
-      <w:r>
-        <w:rPr>
-          <w:rFonts w:ascii="Times New Roman" w:hAnsi="Times New Roman" w:cs="Times New Roman"/>
-        </w:rPr>
-        <w:t xml:space="preserve"> market shifts dominate.</w:t>
+        <w:t>: None; long-term labor market shifts dominate.</w:t>
       </w:r>
     </w:p>
     <w:p>
@@ -26798,25 +24114,7 @@
           <w:b/>
           <w:bCs/>
         </w:rPr>
-        <w:t>Wage &amp; Salaried Workers (</w:t>
-      </w:r>
-      <w:proofErr w:type="gramStart"/>
-      <w:r>
-        <w:rPr>
-          <w:rFonts w:ascii="Times New Roman" w:hAnsi="Times New Roman" w:cs="Times New Roman"/>
-          <w:b/>
-          <w:bCs/>
-        </w:rPr>
-        <w:t>SL.EMP.WORK.ZS</w:t>
-      </w:r>
-      <w:proofErr w:type="gramEnd"/>
-      <w:r>
-        <w:rPr>
-          <w:rFonts w:ascii="Times New Roman" w:hAnsi="Times New Roman" w:cs="Times New Roman"/>
-          <w:b/>
-          <w:bCs/>
-        </w:rPr>
-        <w:t>):</w:t>
+        <w:t>Wage &amp; Salaried Workers (SL.EMP.WORK.ZS):</w:t>
       </w:r>
     </w:p>
     <w:p>
@@ -26890,7 +24188,7 @@
         </w:rPr>
         <w:lastRenderedPageBreak/>
         <w:drawing>
-          <wp:inline distT="0" distB="0" distL="0" distR="0" wp14:anchorId="25A4F0BD" wp14:editId="078434DE">
+          <wp:inline distT="0" distB="0" distL="0" distR="0" wp14:anchorId="25A4F0BD" wp14:editId="1085D708">
             <wp:extent cx="5731510" cy="3989070"/>
             <wp:effectExtent l="133350" t="114300" r="135890" b="163830"/>
             <wp:docPr id="565084462" name="Picture 5" descr="A screenshot of a graph&#10;&#10;AI-generated content may be incorrect."/>
@@ -27182,25 +24480,7 @@
           <w:b/>
           <w:bCs/>
         </w:rPr>
-        <w:t>ARIMA (</w:t>
-      </w:r>
-      <w:proofErr w:type="spellStart"/>
-      <w:r>
-        <w:rPr>
-          <w:rFonts w:ascii="Times New Roman" w:hAnsi="Times New Roman" w:cs="Times New Roman"/>
-          <w:b/>
-          <w:bCs/>
-        </w:rPr>
-        <w:t>AutoRegressive</w:t>
-      </w:r>
-      <w:proofErr w:type="spellEnd"/>
-      <w:r>
-        <w:rPr>
-          <w:rFonts w:ascii="Times New Roman" w:hAnsi="Times New Roman" w:cs="Times New Roman"/>
-          <w:b/>
-          <w:bCs/>
-        </w:rPr>
-        <w:t xml:space="preserve"> Integrated Moving Average):</w:t>
+        <w:t>ARIMA (AutoRegressive Integrated Moving Average):</w:t>
       </w:r>
       <w:bookmarkEnd w:id="83"/>
     </w:p>
@@ -28324,7 +25604,23 @@
           <w:bCs/>
         </w:rPr>
         <w:lastRenderedPageBreak/>
-        <w:t xml:space="preserve">Phase 6: Comprehensive Three-Method </w:t>
+        <w:t xml:space="preserve">Phase </w:t>
+      </w:r>
+      <w:r>
+        <w:rPr>
+          <w:rFonts w:ascii="Times New Roman" w:hAnsi="Times New Roman" w:cs="Times New Roman"/>
+          <w:b/>
+          <w:bCs/>
+        </w:rPr>
+        <w:t>VI</w:t>
+      </w:r>
+      <w:r>
+        <w:rPr>
+          <w:rFonts w:ascii="Times New Roman" w:hAnsi="Times New Roman" w:cs="Times New Roman"/>
+          <w:b/>
+          <w:bCs/>
+        </w:rPr>
+        <w:t xml:space="preserve">: Comprehensive Three-Method </w:t>
       </w:r>
       <w:r>
         <w:rPr>
@@ -28383,21 +25679,7 @@
         <w:rPr>
           <w:rFonts w:ascii="Times New Roman" w:eastAsia="Times New Roman" w:hAnsi="Times New Roman" w:cs="Times New Roman"/>
         </w:rPr>
-        <w:t xml:space="preserve">This report presents a comprehensive analysis of Pakistan's development indicators dataset containing 15,596 records. The analysis employs three distinct </w:t>
-      </w:r>
-      <w:proofErr w:type="spellStart"/>
-      <w:r>
-        <w:rPr>
-          <w:rFonts w:ascii="Times New Roman" w:eastAsia="Times New Roman" w:hAnsi="Times New Roman" w:cs="Times New Roman"/>
-        </w:rPr>
-        <w:t>modeling</w:t>
-      </w:r>
-      <w:proofErr w:type="spellEnd"/>
-      <w:r>
-        <w:rPr>
-          <w:rFonts w:ascii="Times New Roman" w:eastAsia="Times New Roman" w:hAnsi="Times New Roman" w:cs="Times New Roman"/>
-        </w:rPr>
-        <w:t xml:space="preserve"> approaches—regression analysis, classification analysis, and clustering analysis—to provide a multi-dimensional understanding of Pakistan's development patterns over time. Each method offers unique insights that collectively form a complete picture of the country's developmental trajectory.</w:t>
+        <w:t>This report presents a comprehensive analysis of Pakistan's development indicators dataset containing 15,596 records. The analysis employs three distinct modeling approaches—regression analysis, classification analysis, and clustering analysis—to provide a multi-dimensional understanding of Pakistan's development patterns over time. Each method offers unique insights that collectively form a complete picture of the country's developmental trajectory.</w:t>
       </w:r>
     </w:p>
     <w:p>
@@ -28598,21 +25880,7 @@
         <w:rPr>
           <w:rFonts w:ascii="Times New Roman" w:eastAsia="Times New Roman" w:hAnsi="Times New Roman" w:cs="Times New Roman"/>
         </w:rPr>
-        <w:t xml:space="preserve">The regression analysis component applies linear regression </w:t>
-      </w:r>
-      <w:proofErr w:type="spellStart"/>
-      <w:r>
-        <w:rPr>
-          <w:rFonts w:ascii="Times New Roman" w:eastAsia="Times New Roman" w:hAnsi="Times New Roman" w:cs="Times New Roman"/>
-        </w:rPr>
-        <w:t>modeling</w:t>
-      </w:r>
-      <w:proofErr w:type="spellEnd"/>
-      <w:r>
-        <w:rPr>
-          <w:rFonts w:ascii="Times New Roman" w:eastAsia="Times New Roman" w:hAnsi="Times New Roman" w:cs="Times New Roman"/>
-        </w:rPr>
-        <w:t xml:space="preserve"> to examine temporal trends in Pakistan's development indicators. This approach treats time (Year) as the independent variable and individual development indicators as dependent variables to quantify long-term trends and patterns.</w:t>
+        <w:t>The regression analysis component applies linear regression modeling to examine temporal trends in Pakistan's development indicators. This approach treats time (Year) as the independent variable and individual development indicators as dependent variables to quantify long-term trends and patterns.</w:t>
       </w:r>
     </w:p>
     <w:p>
@@ -28869,35 +26137,7 @@
         <w:rPr>
           <w:rFonts w:ascii="Times New Roman" w:eastAsia="Times New Roman" w:hAnsi="Times New Roman" w:cs="Times New Roman"/>
         </w:rPr>
-        <w:t xml:space="preserve"> The regression analysis reveals which development indicators demonstrate consistent improvement, decline, or stability over the </w:t>
-      </w:r>
-      <w:proofErr w:type="spellStart"/>
-      <w:r>
-        <w:rPr>
-          <w:rFonts w:ascii="Times New Roman" w:eastAsia="Times New Roman" w:hAnsi="Times New Roman" w:cs="Times New Roman"/>
-        </w:rPr>
-        <w:t>analyzed</w:t>
-      </w:r>
-      <w:proofErr w:type="spellEnd"/>
-      <w:r>
-        <w:rPr>
-          <w:rFonts w:ascii="Times New Roman" w:eastAsia="Times New Roman" w:hAnsi="Times New Roman" w:cs="Times New Roman"/>
-        </w:rPr>
-        <w:t xml:space="preserve"> </w:t>
-      </w:r>
-      <w:proofErr w:type="gramStart"/>
-      <w:r>
-        <w:rPr>
-          <w:rFonts w:ascii="Times New Roman" w:eastAsia="Times New Roman" w:hAnsi="Times New Roman" w:cs="Times New Roman"/>
-        </w:rPr>
-        <w:t>time period</w:t>
-      </w:r>
-      <w:proofErr w:type="gramEnd"/>
-      <w:r>
-        <w:rPr>
-          <w:rFonts w:ascii="Times New Roman" w:eastAsia="Times New Roman" w:hAnsi="Times New Roman" w:cs="Times New Roman"/>
-        </w:rPr>
-        <w:t>. This information is crucial for understanding Pakistan's long-term developmental trajectory.</w:t>
+        <w:t xml:space="preserve"> The regression analysis reveals which development indicators demonstrate consistent improvement, decline, or stability over the analyzed time period. This information is crucial for understanding Pakistan's long-term developmental trajectory.</w:t>
       </w:r>
     </w:p>
     <w:p>
@@ -28919,21 +26159,7 @@
         <w:rPr>
           <w:rFonts w:ascii="Times New Roman" w:eastAsia="Times New Roman" w:hAnsi="Times New Roman" w:cs="Times New Roman"/>
         </w:rPr>
-        <w:t xml:space="preserve"> R-squared values indicate how well temporal patterns explain variation in each indicator, identifying which metrics follow predictable time-based trends versus those exhibiting more erratic </w:t>
-      </w:r>
-      <w:proofErr w:type="spellStart"/>
-      <w:r>
-        <w:rPr>
-          <w:rFonts w:ascii="Times New Roman" w:eastAsia="Times New Roman" w:hAnsi="Times New Roman" w:cs="Times New Roman"/>
-        </w:rPr>
-        <w:t>behavior</w:t>
-      </w:r>
-      <w:proofErr w:type="spellEnd"/>
-      <w:r>
-        <w:rPr>
-          <w:rFonts w:ascii="Times New Roman" w:eastAsia="Times New Roman" w:hAnsi="Times New Roman" w:cs="Times New Roman"/>
-        </w:rPr>
-        <w:t>.</w:t>
+        <w:t xml:space="preserve"> R-squared values indicate how well temporal patterns explain variation in each indicator, identifying which metrics follow predictable time-based trends versus those exhibiting more erratic behavior.</w:t>
       </w:r>
     </w:p>
     <w:p>
@@ -29172,16 +26398,8 @@
         <w:rPr>
           <w:rFonts w:ascii="Times New Roman" w:eastAsia="Times New Roman" w:hAnsi="Times New Roman" w:cs="Times New Roman"/>
         </w:rPr>
-        <w:t xml:space="preserve">Logistic Regression for linear probability </w:t>
-      </w:r>
-      <w:proofErr w:type="spellStart"/>
-      <w:r>
-        <w:rPr>
-          <w:rFonts w:ascii="Times New Roman" w:eastAsia="Times New Roman" w:hAnsi="Times New Roman" w:cs="Times New Roman"/>
-        </w:rPr>
-        <w:t>modeling</w:t>
-      </w:r>
-      <w:proofErr w:type="spellEnd"/>
+        <w:t>Logistic Regression for linear probability modeling</w:t>
+      </w:r>
     </w:p>
     <w:p>
       <w:pPr>
@@ -29369,21 +26587,7 @@
         <w:rPr>
           <w:rFonts w:ascii="Times New Roman" w:eastAsia="Times New Roman" w:hAnsi="Times New Roman" w:cs="Times New Roman"/>
         </w:rPr>
-        <w:t xml:space="preserve"> Comparative analysis reveals which machine learning approaches are most effective for Pakistan's development data patterns, providing guidance for future predictive </w:t>
-      </w:r>
-      <w:proofErr w:type="spellStart"/>
-      <w:r>
-        <w:rPr>
-          <w:rFonts w:ascii="Times New Roman" w:eastAsia="Times New Roman" w:hAnsi="Times New Roman" w:cs="Times New Roman"/>
-        </w:rPr>
-        <w:t>modeling</w:t>
-      </w:r>
-      <w:proofErr w:type="spellEnd"/>
-      <w:r>
-        <w:rPr>
-          <w:rFonts w:ascii="Times New Roman" w:eastAsia="Times New Roman" w:hAnsi="Times New Roman" w:cs="Times New Roman"/>
-        </w:rPr>
-        <w:t xml:space="preserve"> efforts.</w:t>
+        <w:t xml:space="preserve"> Comparative analysis reveals which machine learning approaches are most effective for Pakistan's development data patterns, providing guidance for future predictive modeling efforts.</w:t>
       </w:r>
     </w:p>
     <w:p>
@@ -29773,21 +26977,7 @@
         <w:rPr>
           <w:rFonts w:ascii="Times New Roman" w:eastAsia="Times New Roman" w:hAnsi="Times New Roman" w:cs="Times New Roman"/>
         </w:rPr>
-        <w:t xml:space="preserve"> Discovery of inherent developmental phases that may not align with traditional historical or political </w:t>
-      </w:r>
-      <w:proofErr w:type="spellStart"/>
-      <w:r>
-        <w:rPr>
-          <w:rFonts w:ascii="Times New Roman" w:eastAsia="Times New Roman" w:hAnsi="Times New Roman" w:cs="Times New Roman"/>
-        </w:rPr>
-        <w:t>periodizations</w:t>
-      </w:r>
-      <w:proofErr w:type="spellEnd"/>
-      <w:r>
-        <w:rPr>
-          <w:rFonts w:ascii="Times New Roman" w:eastAsia="Times New Roman" w:hAnsi="Times New Roman" w:cs="Times New Roman"/>
-        </w:rPr>
-        <w:t>, revealing data-driven developmental stages.</w:t>
+        <w:t xml:space="preserve"> Discovery of inherent developmental phases that may not align with traditional historical or political periodizations, revealing data-driven developmental stages.</w:t>
       </w:r>
     </w:p>
     <w:p>
@@ -30184,21 +27374,7 @@
         <w:rPr>
           <w:rFonts w:ascii="Times New Roman" w:eastAsia="Times New Roman" w:hAnsi="Times New Roman" w:cs="Times New Roman"/>
         </w:rPr>
-        <w:t xml:space="preserve"> Supervised learning (classification), unsupervised learning (clustering), and statistical </w:t>
-      </w:r>
-      <w:proofErr w:type="spellStart"/>
-      <w:r>
-        <w:rPr>
-          <w:rFonts w:ascii="Times New Roman" w:eastAsia="Times New Roman" w:hAnsi="Times New Roman" w:cs="Times New Roman"/>
-        </w:rPr>
-        <w:t>modeling</w:t>
-      </w:r>
-      <w:proofErr w:type="spellEnd"/>
-      <w:r>
-        <w:rPr>
-          <w:rFonts w:ascii="Times New Roman" w:eastAsia="Times New Roman" w:hAnsi="Times New Roman" w:cs="Times New Roman"/>
-        </w:rPr>
-        <w:t xml:space="preserve"> (regression) together provide complete analytical coverage.</w:t>
+        <w:t xml:space="preserve"> Supervised learning (classification), unsupervised learning (clustering), and statistical modeling (regression) together provide complete analytical coverage.</w:t>
       </w:r>
     </w:p>
     <w:p>
